--- a/TOS_Verwoert_RefAI_Accountability_Document.docx
+++ b/TOS_Verwoert_RefAI_Accountability_Document.docx
@@ -17,11 +17,11 @@
         <w:tblLook w:val="04A0" w:firstRow="1" w:lastRow="0" w:firstColumn="1" w:lastColumn="0" w:noHBand="0" w:noVBand="1"/>
       </w:tblPr>
       <w:tblGrid>
-        <w:gridCol w:w="1958"/>
-        <w:gridCol w:w="1958"/>
-        <w:gridCol w:w="1958"/>
-        <w:gridCol w:w="1958"/>
-        <w:gridCol w:w="1958"/>
+        <w:gridCol w:w="1891"/>
+        <w:gridCol w:w="1891"/>
+        <w:gridCol w:w="1892"/>
+        <w:gridCol w:w="1892"/>
+        <w:gridCol w:w="1892"/>
       </w:tblGrid>
       <w:tr>
         <w:trPr>
@@ -100,6 +100,7 @@
         <w:spacing w:before="680" w:after="160" w:line="240" w:lineRule="auto"/>
         <w:jc w:val="center"/>
       </w:pPr>
+      <w:proofErr w:type="spellStart"/>
       <w:r>
         <w:rPr>
           <w:rFonts w:ascii="Aptos Display" w:eastAsia="Aptos Display" w:hAnsi="Aptos Display"/>
@@ -107,7 +108,17 @@
           <w:color w:val="0E3A2A"/>
           <w:sz w:val="56"/>
         </w:rPr>
-        <w:t>RefAI Accountability Document</w:t>
+        <w:t>RefAI</w:t>
+      </w:r>
+      <w:proofErr w:type="spellEnd"/>
+      <w:r>
+        <w:rPr>
+          <w:rFonts w:ascii="Aptos Display" w:eastAsia="Aptos Display" w:hAnsi="Aptos Display"/>
+          <w:b/>
+          <w:color w:val="0E3A2A"/>
+          <w:sz w:val="56"/>
+        </w:rPr>
+        <w:t xml:space="preserve"> Accountability Document</w:t>
       </w:r>
     </w:p>
     <w:p>
@@ -139,7 +150,25 @@
         <w:rPr>
           <w:color w:val="4F5A55"/>
         </w:rPr>
-        <w:t>01 - 07 - 2026</w:t>
+        <w:t>30</w:t>
+      </w:r>
+      <w:r>
+        <w:rPr>
+          <w:color w:val="4F5A55"/>
+        </w:rPr>
+        <w:t xml:space="preserve"> - 0</w:t>
+      </w:r>
+      <w:r>
+        <w:rPr>
+          <w:color w:val="4F5A55"/>
+        </w:rPr>
+        <w:t>6</w:t>
+      </w:r>
+      <w:r>
+        <w:rPr>
+          <w:color w:val="4F5A55"/>
+        </w:rPr>
+        <w:t xml:space="preserve"> - 2026</w:t>
       </w:r>
     </w:p>
     <w:p>
@@ -171,8 +200,8 @@
         <w:tblLook w:val="04A0" w:firstRow="1" w:lastRow="0" w:firstColumn="1" w:lastColumn="0" w:noHBand="0" w:noVBand="1"/>
       </w:tblPr>
       <w:tblGrid>
-        <w:gridCol w:w="4896"/>
-        <w:gridCol w:w="4896"/>
+        <w:gridCol w:w="4729"/>
+        <w:gridCol w:w="4729"/>
       </w:tblGrid>
       <w:tr>
         <w:tc>
@@ -217,22 +246,54 @@
                 <w:sz w:val="17"/>
                 <w:lang w:val="nl-NL"/>
               </w:rPr>
-              <w:t>Vrije Universiteit: 2757453</w:t>
-            </w:r>
-          </w:p>
-          <w:p>
-            <w:pPr>
-              <w:spacing w:after="40" w:line="240" w:lineRule="auto"/>
-              <w:rPr>
+              <w:t>Vrije Universiteit: [</w:t>
+            </w:r>
+            <w:proofErr w:type="spellStart"/>
+            <w:r>
+              <w:rPr>
+                <w:sz w:val="17"/>
                 <w:lang w:val="nl-NL"/>
               </w:rPr>
-            </w:pPr>
+              <w:t>redacted</w:t>
+            </w:r>
+            <w:proofErr w:type="spellEnd"/>
             <w:r>
               <w:rPr>
                 <w:sz w:val="17"/>
                 <w:lang w:val="nl-NL"/>
               </w:rPr>
-              <w:t>Universiteit van Amsterdam: 16510356</w:t>
+              <w:t>]</w:t>
+            </w:r>
+          </w:p>
+          <w:p>
+            <w:pPr>
+              <w:spacing w:after="40" w:line="240" w:lineRule="auto"/>
+              <w:rPr>
+                <w:lang w:val="nl-NL"/>
+              </w:rPr>
+            </w:pPr>
+            <w:r>
+              <w:rPr>
+                <w:sz w:val="17"/>
+                <w:lang w:val="nl-NL"/>
+              </w:rPr>
+              <w:t>Universiteit van Amsterdam: [</w:t>
+            </w:r>
+            <w:proofErr w:type="spellStart"/>
+            <w:r>
+              <w:rPr>
+                <w:sz w:val="17"/>
+                <w:lang w:val="nl-NL"/>
+              </w:rPr>
+              <w:t>redacted</w:t>
+            </w:r>
+            <w:proofErr w:type="spellEnd"/>
+            <w:r>
+              <w:rPr>
+                <w:sz w:val="17"/>
+                <w:lang w:val="nl-NL"/>
+              </w:rPr>
+              <w:t>]</w:t>
             </w:r>
           </w:p>
         </w:tc>
@@ -287,6 +348,7 @@
             <w:pPr>
               <w:spacing w:after="40" w:line="240" w:lineRule="auto"/>
             </w:pPr>
+            <w:proofErr w:type="spellStart"/>
             <w:r>
               <w:rPr>
                 <w:b/>
@@ -294,6 +356,7 @@
               </w:rPr>
               <w:t>Programme</w:t>
             </w:r>
+            <w:proofErr w:type="spellEnd"/>
           </w:p>
         </w:tc>
         <w:tc>
@@ -388,7 +451,19 @@
               <w:rPr>
                 <w:sz w:val="17"/>
               </w:rPr>
-              <w:t xml:space="preserve">Philip Verhagen; </w:t>
+              <w:t>Philip Verhagen</w:t>
+            </w:r>
+            <w:r>
+              <w:rPr>
+                <w:sz w:val="17"/>
+              </w:rPr>
+              <w:t xml:space="preserve"> &amp;</w:t>
+            </w:r>
+            <w:r>
+              <w:rPr>
+                <w:sz w:val="17"/>
+              </w:rPr>
+              <w:t xml:space="preserve"> </w:t>
             </w:r>
             <w:r>
               <w:rPr>
@@ -433,7 +508,25 @@
               <w:rPr>
                 <w:sz w:val="17"/>
               </w:rPr>
-              <w:t>01-07-2026</w:t>
+              <w:t>30</w:t>
+            </w:r>
+            <w:r>
+              <w:rPr>
+                <w:sz w:val="17"/>
+              </w:rPr>
+              <w:t>-0</w:t>
+            </w:r>
+            <w:r>
+              <w:rPr>
+                <w:sz w:val="17"/>
+              </w:rPr>
+              <w:t>6</w:t>
+            </w:r>
+            <w:r>
+              <w:rPr>
+                <w:sz w:val="17"/>
+              </w:rPr>
+              <w:t>-2026</w:t>
             </w:r>
           </w:p>
         </w:tc>
@@ -486,7 +579,7 @@
         <w:spacing w:after="0" w:line="240" w:lineRule="auto"/>
         <w:jc w:val="center"/>
         <w:sectPr>
-          <w:pgSz w:w="12240" w:h="15840"/>
+          <w:pgSz w:w="11906" w:h="16838"/>
           <w:pgMar w:top="1152" w:right="1224" w:bottom="1152" w:left="1224" w:header="720" w:footer="720" w:gutter="0"/>
           <w:pgBorders w:offsetFrom="page">
             <w:top w:val="single" w:sz="5" w:space="18" w:color="1F6B4F"/>
@@ -510,7 +603,7 @@
           <w:lang w:val="en-GB"/>
         </w:rPr>
       </w:pPr>
-      <w:bookmarkStart w:id="0" w:name="_Toc233271870"/>
+      <w:bookmarkStart w:id="0" w:name="_Toc233633468"/>
       <w:r>
         <w:rPr>
           <w:rFonts w:ascii="Aptos Display" w:eastAsia="Aptos Display" w:hAnsi="Aptos Display"/>
@@ -531,7 +624,21 @@
         <w:rPr>
           <w:lang w:val="en-GB"/>
         </w:rPr>
-        <w:t>This accountability document accompanies the development of RefAI, a prototype pipeline for extracting structured archaeological information from historical KNOB Archaeological News bulletins. It serves both as a methodological account and as a technical accountability record. It explains why particular design choices were made, how the pipeline was tested, where it performs well, where it remains uncertain, and how those uncertainties are kept visible in the outputs and evaluation.</w:t>
+        <w:t xml:space="preserve">This accountability document accompanies the development of </w:t>
+      </w:r>
+      <w:proofErr w:type="spellStart"/>
+      <w:r>
+        <w:rPr>
+          <w:lang w:val="en-GB"/>
+        </w:rPr>
+        <w:t>RefAI</w:t>
+      </w:r>
+      <w:proofErr w:type="spellEnd"/>
+      <w:r>
+        <w:rPr>
+          <w:lang w:val="en-GB"/>
+        </w:rPr>
+        <w:t>, a prototype pipeline for extracting structured archaeological information from historical KNOB Archaeological News bulletins. It serves both as a methodological account and as a technical accountability record. It explains why particular design choices were made, how the pipeline was tested, where it performs well, where it remains uncertain, and how those uncertainties are kept visible in the outputs and evaluation.</w:t>
       </w:r>
     </w:p>
     <w:p>
@@ -544,7 +651,21 @@
         <w:rPr>
           <w:lang w:val="en-GB"/>
         </w:rPr>
-        <w:t>The project grew out of my internship at the beginning of 2026 and developed further in dialogue with Philip Verhagen and Matthias Lang. RefAI explores whether information contained in the bulletins can be mined from text, converted into a structured dataset and later transferred to a geodatabase for their wider research project. It is therefore best understood as a data-mining experiment with an archaeological purpose. The central question is not whether artificial intelligence can produce a perfect archaeological database, but whether a controllable workflow can make difficult PDF material more searchable, structured and reviewable.</w:t>
+        <w:t xml:space="preserve">The project grew out of my internship at the beginning of 2026 and developed further in dialogue with Philip Verhagen and Matthias Lang. </w:t>
+      </w:r>
+      <w:proofErr w:type="spellStart"/>
+      <w:r>
+        <w:rPr>
+          <w:lang w:val="en-GB"/>
+        </w:rPr>
+        <w:t>RefAI</w:t>
+      </w:r>
+      <w:proofErr w:type="spellEnd"/>
+      <w:r>
+        <w:rPr>
+          <w:lang w:val="en-GB"/>
+        </w:rPr>
+        <w:t xml:space="preserve"> explores whether information contained in the bulletins can be mined from text, converted into a structured dataset and later transferred to a geodatabase for their wider research project. It is therefore best understood as a data-mining experiment with an archaeological purpose. The central question is not whether artificial intelligence can produce a perfect archaeological database, but whether a controllable workflow can make difficult PDF material more searchable, structured and reviewable.</w:t>
       </w:r>
     </w:p>
     <w:p>
@@ -557,7 +678,21 @@
         <w:rPr>
           <w:lang w:val="en-GB"/>
         </w:rPr>
-        <w:t>I use this document to make those choices explicit. It therefore records both the strengths and limitations of the pipeline. RefAI should be read as a research prototype and triage tool: it can extract a substantial amount of low-hanging structured information, but it also needs review flags, quarantine logic, reference documents, gold-standard comparison and human judgement to remain methodologically responsible.</w:t>
+        <w:t xml:space="preserve">I use this document to make those choices explicit. It therefore records both the strengths and limitations of the pipeline. </w:t>
+      </w:r>
+      <w:proofErr w:type="spellStart"/>
+      <w:r>
+        <w:rPr>
+          <w:lang w:val="en-GB"/>
+        </w:rPr>
+        <w:t>RefAI</w:t>
+      </w:r>
+      <w:proofErr w:type="spellEnd"/>
+      <w:r>
+        <w:rPr>
+          <w:lang w:val="en-GB"/>
+        </w:rPr>
+        <w:t xml:space="preserve"> should be read as a research prototype and triage tool: it can extract a substantial amount of low-hanging structured information, but it also needs review flags, quarantine logic, reference documents, gold-standard comparison and human judgement to remain methodologically responsible.</w:t>
       </w:r>
     </w:p>
     <w:p>
@@ -593,7 +728,7 @@
           <w:lang w:val="en-GB"/>
         </w:rPr>
       </w:pPr>
-      <w:bookmarkStart w:id="1" w:name="_Toc233271871"/>
+      <w:bookmarkStart w:id="1" w:name="_Toc233633469"/>
       <w:r>
         <w:rPr>
           <w:rFonts w:ascii="Aptos Display" w:eastAsia="Aptos Display" w:hAnsi="Aptos Display"/>
@@ -634,7 +769,7 @@
           <w:pPr>
             <w:pStyle w:val="Inhopg1"/>
             <w:tabs>
-              <w:tab w:val="right" w:leader="dot" w:pos="9782"/>
+              <w:tab w:val="right" w:leader="dot" w:pos="9448"/>
             </w:tabs>
             <w:rPr>
               <w:rFonts w:asciiTheme="minorHAnsi" w:eastAsiaTheme="minorEastAsia" w:hAnsiTheme="minorHAnsi"/>
@@ -668,7 +803,7 @@
             </w:rPr>
             <w:fldChar w:fldCharType="separate"/>
           </w:r>
-          <w:hyperlink w:anchor="_Toc233271870" w:history="1">
+          <w:hyperlink w:anchor="_Toc233633468" w:history="1">
             <w:r>
               <w:rPr>
                 <w:rStyle w:val="Hyperlink"/>
@@ -697,7 +832,7 @@
                 <w:noProof/>
                 <w:webHidden/>
               </w:rPr>
-              <w:instrText xml:space="preserve"> PAGEREF _Toc233271870 \h </w:instrText>
+              <w:instrText xml:space="preserve"> PAGEREF _Toc233633468 \h </w:instrText>
             </w:r>
             <w:r>
               <w:rPr>
@@ -732,7 +867,7 @@
           <w:pPr>
             <w:pStyle w:val="Inhopg1"/>
             <w:tabs>
-              <w:tab w:val="right" w:leader="dot" w:pos="9782"/>
+              <w:tab w:val="right" w:leader="dot" w:pos="9448"/>
             </w:tabs>
             <w:rPr>
               <w:rFonts w:asciiTheme="minorHAnsi" w:eastAsiaTheme="minorEastAsia" w:hAnsiTheme="minorHAnsi"/>
@@ -745,7 +880,7 @@
               <w14:ligatures w14:val="standardContextual"/>
             </w:rPr>
           </w:pPr>
-          <w:hyperlink w:anchor="_Toc233271871" w:history="1">
+          <w:hyperlink w:anchor="_Toc233633469" w:history="1">
             <w:r>
               <w:rPr>
                 <w:rStyle w:val="Hyperlink"/>
@@ -774,7 +909,7 @@
                 <w:noProof/>
                 <w:webHidden/>
               </w:rPr>
-              <w:instrText xml:space="preserve"> PAGEREF _Toc233271871 \h </w:instrText>
+              <w:instrText xml:space="preserve"> PAGEREF _Toc233633469 \h </w:instrText>
             </w:r>
             <w:r>
               <w:rPr>
@@ -809,7 +944,7 @@
           <w:pPr>
             <w:pStyle w:val="Inhopg1"/>
             <w:tabs>
-              <w:tab w:val="right" w:leader="dot" w:pos="9782"/>
+              <w:tab w:val="right" w:leader="dot" w:pos="9448"/>
             </w:tabs>
             <w:rPr>
               <w:rFonts w:asciiTheme="minorHAnsi" w:eastAsiaTheme="minorEastAsia" w:hAnsiTheme="minorHAnsi"/>
@@ -822,7 +957,7 @@
               <w14:ligatures w14:val="standardContextual"/>
             </w:rPr>
           </w:pPr>
-          <w:hyperlink w:anchor="_Toc233271872" w:history="1">
+          <w:hyperlink w:anchor="_Toc233633470" w:history="1">
             <w:r>
               <w:rPr>
                 <w:rStyle w:val="Hyperlink"/>
@@ -851,7 +986,7 @@
                 <w:noProof/>
                 <w:webHidden/>
               </w:rPr>
-              <w:instrText xml:space="preserve"> PAGEREF _Toc233271872 \h </w:instrText>
+              <w:instrText xml:space="preserve"> PAGEREF _Toc233633470 \h </w:instrText>
             </w:r>
             <w:r>
               <w:rPr>
@@ -886,7 +1021,7 @@
           <w:pPr>
             <w:pStyle w:val="Inhopg2"/>
             <w:tabs>
-              <w:tab w:val="right" w:leader="dot" w:pos="9782"/>
+              <w:tab w:val="right" w:leader="dot" w:pos="9448"/>
             </w:tabs>
             <w:rPr>
               <w:rFonts w:asciiTheme="minorHAnsi" w:eastAsiaTheme="minorEastAsia" w:hAnsiTheme="minorHAnsi"/>
@@ -899,7 +1034,7 @@
               <w14:ligatures w14:val="standardContextual"/>
             </w:rPr>
           </w:pPr>
-          <w:hyperlink w:anchor="_Toc233271873" w:history="1">
+          <w:hyperlink w:anchor="_Toc233633471" w:history="1">
             <w:r>
               <w:rPr>
                 <w:rStyle w:val="Hyperlink"/>
@@ -928,7 +1063,7 @@
                 <w:noProof/>
                 <w:webHidden/>
               </w:rPr>
-              <w:instrText xml:space="preserve"> PAGEREF _Toc233271873 \h </w:instrText>
+              <w:instrText xml:space="preserve"> PAGEREF _Toc233633471 \h </w:instrText>
             </w:r>
             <w:r>
               <w:rPr>
@@ -948,7 +1083,7 @@
                 <w:noProof/>
                 <w:webHidden/>
               </w:rPr>
-              <w:t>4</w:t>
+              <w:t>5</w:t>
             </w:r>
             <w:r>
               <w:rPr>
@@ -963,7 +1098,7 @@
           <w:pPr>
             <w:pStyle w:val="Inhopg2"/>
             <w:tabs>
-              <w:tab w:val="right" w:leader="dot" w:pos="9782"/>
+              <w:tab w:val="right" w:leader="dot" w:pos="9448"/>
             </w:tabs>
             <w:rPr>
               <w:rFonts w:asciiTheme="minorHAnsi" w:eastAsiaTheme="minorEastAsia" w:hAnsiTheme="minorHAnsi"/>
@@ -976,7 +1111,7 @@
               <w14:ligatures w14:val="standardContextual"/>
             </w:rPr>
           </w:pPr>
-          <w:hyperlink w:anchor="_Toc233271874" w:history="1">
+          <w:hyperlink w:anchor="_Toc233633472" w:history="1">
             <w:r>
               <w:rPr>
                 <w:rStyle w:val="Hyperlink"/>
@@ -1005,7 +1140,7 @@
                 <w:noProof/>
                 <w:webHidden/>
               </w:rPr>
-              <w:instrText xml:space="preserve"> PAGEREF _Toc233271874 \h </w:instrText>
+              <w:instrText xml:space="preserve"> PAGEREF _Toc233633472 \h </w:instrText>
             </w:r>
             <w:r>
               <w:rPr>
@@ -1040,7 +1175,7 @@
           <w:pPr>
             <w:pStyle w:val="Inhopg1"/>
             <w:tabs>
-              <w:tab w:val="right" w:leader="dot" w:pos="9782"/>
+              <w:tab w:val="right" w:leader="dot" w:pos="9448"/>
             </w:tabs>
             <w:rPr>
               <w:rFonts w:asciiTheme="minorHAnsi" w:eastAsiaTheme="minorEastAsia" w:hAnsiTheme="minorHAnsi"/>
@@ -1053,7 +1188,7 @@
               <w14:ligatures w14:val="standardContextual"/>
             </w:rPr>
           </w:pPr>
-          <w:hyperlink w:anchor="_Toc233271875" w:history="1">
+          <w:hyperlink w:anchor="_Toc233633473" w:history="1">
             <w:r>
               <w:rPr>
                 <w:rStyle w:val="Hyperlink"/>
@@ -1082,7 +1217,7 @@
                 <w:noProof/>
                 <w:webHidden/>
               </w:rPr>
-              <w:instrText xml:space="preserve"> PAGEREF _Toc233271875 \h </w:instrText>
+              <w:instrText xml:space="preserve"> PAGEREF _Toc233633473 \h </w:instrText>
             </w:r>
             <w:r>
               <w:rPr>
@@ -1117,7 +1252,7 @@
           <w:pPr>
             <w:pStyle w:val="Inhopg1"/>
             <w:tabs>
-              <w:tab w:val="right" w:leader="dot" w:pos="9782"/>
+              <w:tab w:val="right" w:leader="dot" w:pos="9448"/>
             </w:tabs>
             <w:rPr>
               <w:rFonts w:asciiTheme="minorHAnsi" w:eastAsiaTheme="minorEastAsia" w:hAnsiTheme="minorHAnsi"/>
@@ -1130,7 +1265,7 @@
               <w14:ligatures w14:val="standardContextual"/>
             </w:rPr>
           </w:pPr>
-          <w:hyperlink w:anchor="_Toc233271876" w:history="1">
+          <w:hyperlink w:anchor="_Toc233633474" w:history="1">
             <w:r>
               <w:rPr>
                 <w:rStyle w:val="Hyperlink"/>
@@ -1159,7 +1294,7 @@
                 <w:noProof/>
                 <w:webHidden/>
               </w:rPr>
-              <w:instrText xml:space="preserve"> PAGEREF _Toc233271876 \h </w:instrText>
+              <w:instrText xml:space="preserve"> PAGEREF _Toc233633474 \h </w:instrText>
             </w:r>
             <w:r>
               <w:rPr>
@@ -1194,7 +1329,7 @@
           <w:pPr>
             <w:pStyle w:val="Inhopg1"/>
             <w:tabs>
-              <w:tab w:val="right" w:leader="dot" w:pos="9782"/>
+              <w:tab w:val="right" w:leader="dot" w:pos="9448"/>
             </w:tabs>
             <w:rPr>
               <w:rFonts w:asciiTheme="minorHAnsi" w:eastAsiaTheme="minorEastAsia" w:hAnsiTheme="minorHAnsi"/>
@@ -1207,7 +1342,7 @@
               <w14:ligatures w14:val="standardContextual"/>
             </w:rPr>
           </w:pPr>
-          <w:hyperlink w:anchor="_Toc233271877" w:history="1">
+          <w:hyperlink w:anchor="_Toc233633475" w:history="1">
             <w:r>
               <w:rPr>
                 <w:rStyle w:val="Hyperlink"/>
@@ -1236,7 +1371,7 @@
                 <w:noProof/>
                 <w:webHidden/>
               </w:rPr>
-              <w:instrText xml:space="preserve"> PAGEREF _Toc233271877 \h </w:instrText>
+              <w:instrText xml:space="preserve"> PAGEREF _Toc233633475 \h </w:instrText>
             </w:r>
             <w:r>
               <w:rPr>
@@ -1271,7 +1406,7 @@
           <w:pPr>
             <w:pStyle w:val="Inhopg2"/>
             <w:tabs>
-              <w:tab w:val="right" w:leader="dot" w:pos="9782"/>
+              <w:tab w:val="right" w:leader="dot" w:pos="9448"/>
             </w:tabs>
             <w:rPr>
               <w:rFonts w:asciiTheme="minorHAnsi" w:eastAsiaTheme="minorEastAsia" w:hAnsiTheme="minorHAnsi"/>
@@ -1284,7 +1419,7 @@
               <w14:ligatures w14:val="standardContextual"/>
             </w:rPr>
           </w:pPr>
-          <w:hyperlink w:anchor="_Toc233271878" w:history="1">
+          <w:hyperlink w:anchor="_Toc233633476" w:history="1">
             <w:r>
               <w:rPr>
                 <w:rStyle w:val="Hyperlink"/>
@@ -1313,7 +1448,7 @@
                 <w:noProof/>
                 <w:webHidden/>
               </w:rPr>
-              <w:instrText xml:space="preserve"> PAGEREF _Toc233271878 \h </w:instrText>
+              <w:instrText xml:space="preserve"> PAGEREF _Toc233633476 \h </w:instrText>
             </w:r>
             <w:r>
               <w:rPr>
@@ -1348,7 +1483,7 @@
           <w:pPr>
             <w:pStyle w:val="Inhopg1"/>
             <w:tabs>
-              <w:tab w:val="right" w:leader="dot" w:pos="9782"/>
+              <w:tab w:val="right" w:leader="dot" w:pos="9448"/>
             </w:tabs>
             <w:rPr>
               <w:rFonts w:asciiTheme="minorHAnsi" w:eastAsiaTheme="minorEastAsia" w:hAnsiTheme="minorHAnsi"/>
@@ -1361,7 +1496,7 @@
               <w14:ligatures w14:val="standardContextual"/>
             </w:rPr>
           </w:pPr>
-          <w:hyperlink w:anchor="_Toc233271879" w:history="1">
+          <w:hyperlink w:anchor="_Toc233633477" w:history="1">
             <w:r>
               <w:rPr>
                 <w:rStyle w:val="Hyperlink"/>
@@ -1390,7 +1525,7 @@
                 <w:noProof/>
                 <w:webHidden/>
               </w:rPr>
-              <w:instrText xml:space="preserve"> PAGEREF _Toc233271879 \h </w:instrText>
+              <w:instrText xml:space="preserve"> PAGEREF _Toc233633477 \h </w:instrText>
             </w:r>
             <w:r>
               <w:rPr>
@@ -1425,7 +1560,7 @@
           <w:pPr>
             <w:pStyle w:val="Inhopg1"/>
             <w:tabs>
-              <w:tab w:val="right" w:leader="dot" w:pos="9782"/>
+              <w:tab w:val="right" w:leader="dot" w:pos="9448"/>
             </w:tabs>
             <w:rPr>
               <w:rFonts w:asciiTheme="minorHAnsi" w:eastAsiaTheme="minorEastAsia" w:hAnsiTheme="minorHAnsi"/>
@@ -1438,7 +1573,7 @@
               <w14:ligatures w14:val="standardContextual"/>
             </w:rPr>
           </w:pPr>
-          <w:hyperlink w:anchor="_Toc233271880" w:history="1">
+          <w:hyperlink w:anchor="_Toc233633478" w:history="1">
             <w:r>
               <w:rPr>
                 <w:rStyle w:val="Hyperlink"/>
@@ -1467,7 +1602,7 @@
                 <w:noProof/>
                 <w:webHidden/>
               </w:rPr>
-              <w:instrText xml:space="preserve"> PAGEREF _Toc233271880 \h </w:instrText>
+              <w:instrText xml:space="preserve"> PAGEREF _Toc233633478 \h </w:instrText>
             </w:r>
             <w:r>
               <w:rPr>
@@ -1487,7 +1622,7 @@
                 <w:noProof/>
                 <w:webHidden/>
               </w:rPr>
-              <w:t>13</w:t>
+              <w:t>11</w:t>
             </w:r>
             <w:r>
               <w:rPr>
@@ -1502,7 +1637,7 @@
           <w:pPr>
             <w:pStyle w:val="Inhopg1"/>
             <w:tabs>
-              <w:tab w:val="right" w:leader="dot" w:pos="9782"/>
+              <w:tab w:val="right" w:leader="dot" w:pos="9448"/>
             </w:tabs>
             <w:rPr>
               <w:rFonts w:asciiTheme="minorHAnsi" w:eastAsiaTheme="minorEastAsia" w:hAnsiTheme="minorHAnsi"/>
@@ -1515,7 +1650,7 @@
               <w14:ligatures w14:val="standardContextual"/>
             </w:rPr>
           </w:pPr>
-          <w:hyperlink w:anchor="_Toc233271881" w:history="1">
+          <w:hyperlink w:anchor="_Toc233633479" w:history="1">
             <w:r>
               <w:rPr>
                 <w:rStyle w:val="Hyperlink"/>
@@ -1544,7 +1679,7 @@
                 <w:noProof/>
                 <w:webHidden/>
               </w:rPr>
-              <w:instrText xml:space="preserve"> PAGEREF _Toc233271881 \h </w:instrText>
+              <w:instrText xml:space="preserve"> PAGEREF _Toc233633479 \h </w:instrText>
             </w:r>
             <w:r>
               <w:rPr>
@@ -1564,7 +1699,7 @@
                 <w:noProof/>
                 <w:webHidden/>
               </w:rPr>
-              <w:t>14</w:t>
+              <w:t>13</w:t>
             </w:r>
             <w:r>
               <w:rPr>
@@ -1579,7 +1714,7 @@
           <w:pPr>
             <w:pStyle w:val="Inhopg1"/>
             <w:tabs>
-              <w:tab w:val="right" w:leader="dot" w:pos="9782"/>
+              <w:tab w:val="right" w:leader="dot" w:pos="9448"/>
             </w:tabs>
             <w:rPr>
               <w:rFonts w:asciiTheme="minorHAnsi" w:eastAsiaTheme="minorEastAsia" w:hAnsiTheme="minorHAnsi"/>
@@ -1592,7 +1727,7 @@
               <w14:ligatures w14:val="standardContextual"/>
             </w:rPr>
           </w:pPr>
-          <w:hyperlink w:anchor="_Toc233271882" w:history="1">
+          <w:hyperlink w:anchor="_Toc233633480" w:history="1">
             <w:r>
               <w:rPr>
                 <w:rStyle w:val="Hyperlink"/>
@@ -1621,7 +1756,7 @@
                 <w:noProof/>
                 <w:webHidden/>
               </w:rPr>
-              <w:instrText xml:space="preserve"> PAGEREF _Toc233271882 \h </w:instrText>
+              <w:instrText xml:space="preserve"> PAGEREF _Toc233633480 \h </w:instrText>
             </w:r>
             <w:r>
               <w:rPr>
@@ -1641,7 +1776,7 @@
                 <w:noProof/>
                 <w:webHidden/>
               </w:rPr>
-              <w:t>15</w:t>
+              <w:t>14</w:t>
             </w:r>
             <w:r>
               <w:rPr>
@@ -1656,7 +1791,7 @@
           <w:pPr>
             <w:pStyle w:val="Inhopg1"/>
             <w:tabs>
-              <w:tab w:val="right" w:leader="dot" w:pos="9782"/>
+              <w:tab w:val="right" w:leader="dot" w:pos="9448"/>
             </w:tabs>
             <w:rPr>
               <w:rFonts w:asciiTheme="minorHAnsi" w:eastAsiaTheme="minorEastAsia" w:hAnsiTheme="minorHAnsi"/>
@@ -1669,7 +1804,7 @@
               <w14:ligatures w14:val="standardContextual"/>
             </w:rPr>
           </w:pPr>
-          <w:hyperlink w:anchor="_Toc233271883" w:history="1">
+          <w:hyperlink w:anchor="_Toc233633481" w:history="1">
             <w:r>
               <w:rPr>
                 <w:rStyle w:val="Hyperlink"/>
@@ -1698,7 +1833,7 @@
                 <w:noProof/>
                 <w:webHidden/>
               </w:rPr>
-              <w:instrText xml:space="preserve"> PAGEREF _Toc233271883 \h </w:instrText>
+              <w:instrText xml:space="preserve"> PAGEREF _Toc233633481 \h </w:instrText>
             </w:r>
             <w:r>
               <w:rPr>
@@ -1733,7 +1868,7 @@
           <w:pPr>
             <w:pStyle w:val="Inhopg1"/>
             <w:tabs>
-              <w:tab w:val="right" w:leader="dot" w:pos="9782"/>
+              <w:tab w:val="right" w:leader="dot" w:pos="9448"/>
             </w:tabs>
             <w:rPr>
               <w:rFonts w:asciiTheme="minorHAnsi" w:eastAsiaTheme="minorEastAsia" w:hAnsiTheme="minorHAnsi"/>
@@ -1746,7 +1881,7 @@
               <w14:ligatures w14:val="standardContextual"/>
             </w:rPr>
           </w:pPr>
-          <w:hyperlink w:anchor="_Toc233271884" w:history="1">
+          <w:hyperlink w:anchor="_Toc233633482" w:history="1">
             <w:r>
               <w:rPr>
                 <w:rStyle w:val="Hyperlink"/>
@@ -1775,7 +1910,7 @@
                 <w:noProof/>
                 <w:webHidden/>
               </w:rPr>
-              <w:instrText xml:space="preserve"> PAGEREF _Toc233271884 \h </w:instrText>
+              <w:instrText xml:space="preserve"> PAGEREF _Toc233633482 \h </w:instrText>
             </w:r>
             <w:r>
               <w:rPr>
@@ -1795,7 +1930,7 @@
                 <w:noProof/>
                 <w:webHidden/>
               </w:rPr>
-              <w:t>18</w:t>
+              <w:t>17</w:t>
             </w:r>
             <w:r>
               <w:rPr>
@@ -1810,7 +1945,7 @@
           <w:pPr>
             <w:pStyle w:val="Inhopg1"/>
             <w:tabs>
-              <w:tab w:val="right" w:leader="dot" w:pos="9782"/>
+              <w:tab w:val="right" w:leader="dot" w:pos="9448"/>
             </w:tabs>
             <w:rPr>
               <w:rFonts w:asciiTheme="minorHAnsi" w:eastAsiaTheme="minorEastAsia" w:hAnsiTheme="minorHAnsi"/>
@@ -1823,7 +1958,7 @@
               <w14:ligatures w14:val="standardContextual"/>
             </w:rPr>
           </w:pPr>
-          <w:hyperlink w:anchor="_Toc233271885" w:history="1">
+          <w:hyperlink w:anchor="_Toc233633483" w:history="1">
             <w:r>
               <w:rPr>
                 <w:rStyle w:val="Hyperlink"/>
@@ -1852,7 +1987,7 @@
                 <w:noProof/>
                 <w:webHidden/>
               </w:rPr>
-              <w:instrText xml:space="preserve"> PAGEREF _Toc233271885 \h </w:instrText>
+              <w:instrText xml:space="preserve"> PAGEREF _Toc233633483 \h </w:instrText>
             </w:r>
             <w:r>
               <w:rPr>
@@ -1872,7 +2007,7 @@
                 <w:noProof/>
                 <w:webHidden/>
               </w:rPr>
-              <w:t>19</w:t>
+              <w:t>18</w:t>
             </w:r>
             <w:r>
               <w:rPr>
@@ -1887,7 +2022,7 @@
           <w:pPr>
             <w:pStyle w:val="Inhopg1"/>
             <w:tabs>
-              <w:tab w:val="right" w:leader="dot" w:pos="9782"/>
+              <w:tab w:val="right" w:leader="dot" w:pos="9448"/>
             </w:tabs>
             <w:rPr>
               <w:rFonts w:asciiTheme="minorHAnsi" w:eastAsiaTheme="minorEastAsia" w:hAnsiTheme="minorHAnsi"/>
@@ -1900,7 +2035,7 @@
               <w14:ligatures w14:val="standardContextual"/>
             </w:rPr>
           </w:pPr>
-          <w:hyperlink w:anchor="_Toc233271886" w:history="1">
+          <w:hyperlink w:anchor="_Toc233633484" w:history="1">
             <w:r>
               <w:rPr>
                 <w:rStyle w:val="Hyperlink"/>
@@ -1929,7 +2064,7 @@
                 <w:noProof/>
                 <w:webHidden/>
               </w:rPr>
-              <w:instrText xml:space="preserve"> PAGEREF _Toc233271886 \h </w:instrText>
+              <w:instrText xml:space="preserve"> PAGEREF _Toc233633484 \h </w:instrText>
             </w:r>
             <w:r>
               <w:rPr>
@@ -1949,7 +2084,7 @@
                 <w:noProof/>
                 <w:webHidden/>
               </w:rPr>
-              <w:t>20</w:t>
+              <w:t>19</w:t>
             </w:r>
             <w:r>
               <w:rPr>
@@ -1964,7 +2099,7 @@
           <w:pPr>
             <w:pStyle w:val="Inhopg1"/>
             <w:tabs>
-              <w:tab w:val="right" w:leader="dot" w:pos="9782"/>
+              <w:tab w:val="right" w:leader="dot" w:pos="9448"/>
             </w:tabs>
             <w:rPr>
               <w:rFonts w:asciiTheme="minorHAnsi" w:eastAsiaTheme="minorEastAsia" w:hAnsiTheme="minorHAnsi"/>
@@ -1977,7 +2112,7 @@
               <w14:ligatures w14:val="standardContextual"/>
             </w:rPr>
           </w:pPr>
-          <w:hyperlink w:anchor="_Toc233271887" w:history="1">
+          <w:hyperlink w:anchor="_Toc233633485" w:history="1">
             <w:r>
               <w:rPr>
                 <w:rStyle w:val="Hyperlink"/>
@@ -2006,7 +2141,7 @@
                 <w:noProof/>
                 <w:webHidden/>
               </w:rPr>
-              <w:instrText xml:space="preserve"> PAGEREF _Toc233271887 \h </w:instrText>
+              <w:instrText xml:space="preserve"> PAGEREF _Toc233633485 \h </w:instrText>
             </w:r>
             <w:r>
               <w:rPr>
@@ -2026,7 +2161,7 @@
                 <w:noProof/>
                 <w:webHidden/>
               </w:rPr>
-              <w:t>22</w:t>
+              <w:t>21</w:t>
             </w:r>
             <w:r>
               <w:rPr>
@@ -2041,7 +2176,7 @@
           <w:pPr>
             <w:pStyle w:val="Inhopg3"/>
             <w:tabs>
-              <w:tab w:val="right" w:leader="dot" w:pos="9782"/>
+              <w:tab w:val="right" w:leader="dot" w:pos="9448"/>
             </w:tabs>
             <w:rPr>
               <w:rFonts w:asciiTheme="minorHAnsi" w:eastAsiaTheme="minorEastAsia" w:hAnsiTheme="minorHAnsi"/>
@@ -2054,7 +2189,7 @@
               <w14:ligatures w14:val="standardContextual"/>
             </w:rPr>
           </w:pPr>
-          <w:hyperlink w:anchor="_Toc233271888" w:history="1">
+          <w:hyperlink w:anchor="_Toc233633486" w:history="1">
             <w:r>
               <w:rPr>
                 <w:rStyle w:val="Hyperlink"/>
@@ -2082,7 +2217,7 @@
                 <w:noProof/>
                 <w:webHidden/>
               </w:rPr>
-              <w:instrText xml:space="preserve"> PAGEREF _Toc233271888 \h </w:instrText>
+              <w:instrText xml:space="preserve"> PAGEREF _Toc233633486 \h </w:instrText>
             </w:r>
             <w:r>
               <w:rPr>
@@ -2102,7 +2237,7 @@
                 <w:noProof/>
                 <w:webHidden/>
               </w:rPr>
-              <w:t>22</w:t>
+              <w:t>21</w:t>
             </w:r>
             <w:r>
               <w:rPr>
@@ -2117,7 +2252,7 @@
           <w:pPr>
             <w:pStyle w:val="Inhopg3"/>
             <w:tabs>
-              <w:tab w:val="right" w:leader="dot" w:pos="9782"/>
+              <w:tab w:val="right" w:leader="dot" w:pos="9448"/>
             </w:tabs>
             <w:rPr>
               <w:rFonts w:asciiTheme="minorHAnsi" w:eastAsiaTheme="minorEastAsia" w:hAnsiTheme="minorHAnsi"/>
@@ -2130,7 +2265,7 @@
               <w14:ligatures w14:val="standardContextual"/>
             </w:rPr>
           </w:pPr>
-          <w:hyperlink w:anchor="_Toc233271889" w:history="1">
+          <w:hyperlink w:anchor="_Toc233633487" w:history="1">
             <w:r>
               <w:rPr>
                 <w:rStyle w:val="Hyperlink"/>
@@ -2158,7 +2293,7 @@
                 <w:noProof/>
                 <w:webHidden/>
               </w:rPr>
-              <w:instrText xml:space="preserve"> PAGEREF _Toc233271889 \h </w:instrText>
+              <w:instrText xml:space="preserve"> PAGEREF _Toc233633487 \h </w:instrText>
             </w:r>
             <w:r>
               <w:rPr>
@@ -2178,7 +2313,7 @@
                 <w:noProof/>
                 <w:webHidden/>
               </w:rPr>
-              <w:t>22</w:t>
+              <w:t>21</w:t>
             </w:r>
             <w:r>
               <w:rPr>
@@ -2193,7 +2328,7 @@
           <w:pPr>
             <w:pStyle w:val="Inhopg3"/>
             <w:tabs>
-              <w:tab w:val="right" w:leader="dot" w:pos="9782"/>
+              <w:tab w:val="right" w:leader="dot" w:pos="9448"/>
             </w:tabs>
             <w:rPr>
               <w:rFonts w:asciiTheme="minorHAnsi" w:eastAsiaTheme="minorEastAsia" w:hAnsiTheme="minorHAnsi"/>
@@ -2206,7 +2341,7 @@
               <w14:ligatures w14:val="standardContextual"/>
             </w:rPr>
           </w:pPr>
-          <w:hyperlink w:anchor="_Toc233271890" w:history="1">
+          <w:hyperlink w:anchor="_Toc233633488" w:history="1">
             <w:r>
               <w:rPr>
                 <w:rStyle w:val="Hyperlink"/>
@@ -2234,7 +2369,7 @@
                 <w:noProof/>
                 <w:webHidden/>
               </w:rPr>
-              <w:instrText xml:space="preserve"> PAGEREF _Toc233271890 \h </w:instrText>
+              <w:instrText xml:space="preserve"> PAGEREF _Toc233633488 \h </w:instrText>
             </w:r>
             <w:r>
               <w:rPr>
@@ -2254,7 +2389,7 @@
                 <w:noProof/>
                 <w:webHidden/>
               </w:rPr>
-              <w:t>23</w:t>
+              <w:t>22</w:t>
             </w:r>
             <w:r>
               <w:rPr>
@@ -2269,7 +2404,7 @@
           <w:pPr>
             <w:pStyle w:val="Inhopg3"/>
             <w:tabs>
-              <w:tab w:val="right" w:leader="dot" w:pos="9782"/>
+              <w:tab w:val="right" w:leader="dot" w:pos="9448"/>
             </w:tabs>
             <w:rPr>
               <w:rFonts w:asciiTheme="minorHAnsi" w:eastAsiaTheme="minorEastAsia" w:hAnsiTheme="minorHAnsi"/>
@@ -2282,7 +2417,7 @@
               <w14:ligatures w14:val="standardContextual"/>
             </w:rPr>
           </w:pPr>
-          <w:hyperlink w:anchor="_Toc233271891" w:history="1">
+          <w:hyperlink w:anchor="_Toc233633489" w:history="1">
             <w:r>
               <w:rPr>
                 <w:rStyle w:val="Hyperlink"/>
@@ -2310,7 +2445,7 @@
                 <w:noProof/>
                 <w:webHidden/>
               </w:rPr>
-              <w:instrText xml:space="preserve"> PAGEREF _Toc233271891 \h </w:instrText>
+              <w:instrText xml:space="preserve"> PAGEREF _Toc233633489 \h </w:instrText>
             </w:r>
             <w:r>
               <w:rPr>
@@ -2330,7 +2465,7 @@
                 <w:noProof/>
                 <w:webHidden/>
               </w:rPr>
-              <w:t>23</w:t>
+              <w:t>22</w:t>
             </w:r>
             <w:r>
               <w:rPr>
@@ -2345,7 +2480,7 @@
           <w:pPr>
             <w:pStyle w:val="Inhopg1"/>
             <w:tabs>
-              <w:tab w:val="right" w:leader="dot" w:pos="9782"/>
+              <w:tab w:val="right" w:leader="dot" w:pos="9448"/>
             </w:tabs>
             <w:rPr>
               <w:rFonts w:asciiTheme="minorHAnsi" w:eastAsiaTheme="minorEastAsia" w:hAnsiTheme="minorHAnsi"/>
@@ -2358,7 +2493,7 @@
               <w14:ligatures w14:val="standardContextual"/>
             </w:rPr>
           </w:pPr>
-          <w:hyperlink w:anchor="_Toc233271892" w:history="1">
+          <w:hyperlink w:anchor="_Toc233633490" w:history="1">
             <w:r>
               <w:rPr>
                 <w:rStyle w:val="Hyperlink"/>
@@ -2387,7 +2522,7 @@
                 <w:noProof/>
                 <w:webHidden/>
               </w:rPr>
-              <w:instrText xml:space="preserve"> PAGEREF _Toc233271892 \h </w:instrText>
+              <w:instrText xml:space="preserve"> PAGEREF _Toc233633490 \h </w:instrText>
             </w:r>
             <w:r>
               <w:rPr>
@@ -2407,7 +2542,7 @@
                 <w:noProof/>
                 <w:webHidden/>
               </w:rPr>
-              <w:t>24</w:t>
+              <w:t>23</w:t>
             </w:r>
             <w:r>
               <w:rPr>
@@ -2422,7 +2557,7 @@
           <w:pPr>
             <w:pStyle w:val="Inhopg2"/>
             <w:tabs>
-              <w:tab w:val="right" w:leader="dot" w:pos="9782"/>
+              <w:tab w:val="right" w:leader="dot" w:pos="9448"/>
             </w:tabs>
             <w:rPr>
               <w:rFonts w:asciiTheme="minorHAnsi" w:eastAsiaTheme="minorEastAsia" w:hAnsiTheme="minorHAnsi"/>
@@ -2435,7 +2570,7 @@
               <w14:ligatures w14:val="standardContextual"/>
             </w:rPr>
           </w:pPr>
-          <w:hyperlink w:anchor="_Toc233271893" w:history="1">
+          <w:hyperlink w:anchor="_Toc233633491" w:history="1">
             <w:r>
               <w:rPr>
                 <w:rStyle w:val="Hyperlink"/>
@@ -2464,7 +2599,7 @@
                 <w:noProof/>
                 <w:webHidden/>
               </w:rPr>
-              <w:instrText xml:space="preserve"> PAGEREF _Toc233271893 \h </w:instrText>
+              <w:instrText xml:space="preserve"> PAGEREF _Toc233633491 \h </w:instrText>
             </w:r>
             <w:r>
               <w:rPr>
@@ -2484,7 +2619,7 @@
                 <w:noProof/>
                 <w:webHidden/>
               </w:rPr>
-              <w:t>24</w:t>
+              <w:t>23</w:t>
             </w:r>
             <w:r>
               <w:rPr>
@@ -2499,7 +2634,7 @@
           <w:pPr>
             <w:pStyle w:val="Inhopg2"/>
             <w:tabs>
-              <w:tab w:val="right" w:leader="dot" w:pos="9782"/>
+              <w:tab w:val="right" w:leader="dot" w:pos="9448"/>
             </w:tabs>
             <w:rPr>
               <w:rFonts w:asciiTheme="minorHAnsi" w:eastAsiaTheme="minorEastAsia" w:hAnsiTheme="minorHAnsi"/>
@@ -2512,7 +2647,7 @@
               <w14:ligatures w14:val="standardContextual"/>
             </w:rPr>
           </w:pPr>
-          <w:hyperlink w:anchor="_Toc233271894" w:history="1">
+          <w:hyperlink w:anchor="_Toc233633492" w:history="1">
             <w:r>
               <w:rPr>
                 <w:rStyle w:val="Hyperlink"/>
@@ -2541,7 +2676,7 @@
                 <w:noProof/>
                 <w:webHidden/>
               </w:rPr>
-              <w:instrText xml:space="preserve"> PAGEREF _Toc233271894 \h </w:instrText>
+              <w:instrText xml:space="preserve"> PAGEREF _Toc233633492 \h </w:instrText>
             </w:r>
             <w:r>
               <w:rPr>
@@ -2561,7 +2696,7 @@
                 <w:noProof/>
                 <w:webHidden/>
               </w:rPr>
-              <w:t>28</w:t>
+              <w:t>27</w:t>
             </w:r>
             <w:r>
               <w:rPr>
@@ -2576,7 +2711,7 @@
           <w:pPr>
             <w:pStyle w:val="Inhopg2"/>
             <w:tabs>
-              <w:tab w:val="right" w:leader="dot" w:pos="9782"/>
+              <w:tab w:val="right" w:leader="dot" w:pos="9448"/>
             </w:tabs>
             <w:rPr>
               <w:rFonts w:asciiTheme="minorHAnsi" w:eastAsiaTheme="minorEastAsia" w:hAnsiTheme="minorHAnsi"/>
@@ -2589,7 +2724,7 @@
               <w14:ligatures w14:val="standardContextual"/>
             </w:rPr>
           </w:pPr>
-          <w:hyperlink w:anchor="_Toc233271895" w:history="1">
+          <w:hyperlink w:anchor="_Toc233633493" w:history="1">
             <w:r>
               <w:rPr>
                 <w:rStyle w:val="Hyperlink"/>
@@ -2618,7 +2753,7 @@
                 <w:noProof/>
                 <w:webHidden/>
               </w:rPr>
-              <w:instrText xml:space="preserve"> PAGEREF _Toc233271895 \h </w:instrText>
+              <w:instrText xml:space="preserve"> PAGEREF _Toc233633493 \h </w:instrText>
             </w:r>
             <w:r>
               <w:rPr>
@@ -2638,7 +2773,7 @@
                 <w:noProof/>
                 <w:webHidden/>
               </w:rPr>
-              <w:t>29</w:t>
+              <w:t>28</w:t>
             </w:r>
             <w:r>
               <w:rPr>
@@ -2653,7 +2788,7 @@
           <w:pPr>
             <w:pStyle w:val="Inhopg3"/>
             <w:tabs>
-              <w:tab w:val="right" w:leader="dot" w:pos="9782"/>
+              <w:tab w:val="right" w:leader="dot" w:pos="9448"/>
             </w:tabs>
             <w:rPr>
               <w:rFonts w:asciiTheme="minorHAnsi" w:eastAsiaTheme="minorEastAsia" w:hAnsiTheme="minorHAnsi"/>
@@ -2666,7 +2801,7 @@
               <w14:ligatures w14:val="standardContextual"/>
             </w:rPr>
           </w:pPr>
-          <w:hyperlink w:anchor="_Toc233271896" w:history="1">
+          <w:hyperlink w:anchor="_Toc233633494" w:history="1">
             <w:r>
               <w:rPr>
                 <w:rStyle w:val="Hyperlink"/>
@@ -2695,7 +2830,7 @@
                 <w:noProof/>
                 <w:webHidden/>
               </w:rPr>
-              <w:instrText xml:space="preserve"> PAGEREF _Toc233271896 \h </w:instrText>
+              <w:instrText xml:space="preserve"> PAGEREF _Toc233633494 \h </w:instrText>
             </w:r>
             <w:r>
               <w:rPr>
@@ -2715,7 +2850,7 @@
                 <w:noProof/>
                 <w:webHidden/>
               </w:rPr>
-              <w:t>29</w:t>
+              <w:t>28</w:t>
             </w:r>
             <w:r>
               <w:rPr>
@@ -2730,7 +2865,7 @@
           <w:pPr>
             <w:pStyle w:val="Inhopg3"/>
             <w:tabs>
-              <w:tab w:val="right" w:leader="dot" w:pos="9782"/>
+              <w:tab w:val="right" w:leader="dot" w:pos="9448"/>
             </w:tabs>
             <w:rPr>
               <w:rFonts w:asciiTheme="minorHAnsi" w:eastAsiaTheme="minorEastAsia" w:hAnsiTheme="minorHAnsi"/>
@@ -2743,7 +2878,7 @@
               <w14:ligatures w14:val="standardContextual"/>
             </w:rPr>
           </w:pPr>
-          <w:hyperlink w:anchor="_Toc233271897" w:history="1">
+          <w:hyperlink w:anchor="_Toc233633495" w:history="1">
             <w:r>
               <w:rPr>
                 <w:rStyle w:val="Hyperlink"/>
@@ -2772,7 +2907,7 @@
                 <w:noProof/>
                 <w:webHidden/>
               </w:rPr>
-              <w:instrText xml:space="preserve"> PAGEREF _Toc233271897 \h </w:instrText>
+              <w:instrText xml:space="preserve"> PAGEREF _Toc233633495 \h </w:instrText>
             </w:r>
             <w:r>
               <w:rPr>
@@ -2792,7 +2927,7 @@
                 <w:noProof/>
                 <w:webHidden/>
               </w:rPr>
-              <w:t>29</w:t>
+              <w:t>28</w:t>
             </w:r>
             <w:r>
               <w:rPr>
@@ -2807,7 +2942,7 @@
           <w:pPr>
             <w:pStyle w:val="Inhopg3"/>
             <w:tabs>
-              <w:tab w:val="right" w:leader="dot" w:pos="9782"/>
+              <w:tab w:val="right" w:leader="dot" w:pos="9448"/>
             </w:tabs>
             <w:rPr>
               <w:rFonts w:asciiTheme="minorHAnsi" w:eastAsiaTheme="minorEastAsia" w:hAnsiTheme="minorHAnsi"/>
@@ -2820,7 +2955,7 @@
               <w14:ligatures w14:val="standardContextual"/>
             </w:rPr>
           </w:pPr>
-          <w:hyperlink w:anchor="_Toc233271898" w:history="1">
+          <w:hyperlink w:anchor="_Toc233633496" w:history="1">
             <w:r>
               <w:rPr>
                 <w:rStyle w:val="Hyperlink"/>
@@ -2849,7 +2984,7 @@
                 <w:noProof/>
                 <w:webHidden/>
               </w:rPr>
-              <w:instrText xml:space="preserve"> PAGEREF _Toc233271898 \h </w:instrText>
+              <w:instrText xml:space="preserve"> PAGEREF _Toc233633496 \h </w:instrText>
             </w:r>
             <w:r>
               <w:rPr>
@@ -2869,7 +3004,7 @@
                 <w:noProof/>
                 <w:webHidden/>
               </w:rPr>
-              <w:t>30</w:t>
+              <w:t>29</w:t>
             </w:r>
             <w:r>
               <w:rPr>
@@ -2884,7 +3019,7 @@
           <w:pPr>
             <w:pStyle w:val="Inhopg2"/>
             <w:tabs>
-              <w:tab w:val="right" w:leader="dot" w:pos="9782"/>
+              <w:tab w:val="right" w:leader="dot" w:pos="9448"/>
             </w:tabs>
             <w:rPr>
               <w:rFonts w:asciiTheme="minorHAnsi" w:eastAsiaTheme="minorEastAsia" w:hAnsiTheme="minorHAnsi"/>
@@ -2897,7 +3032,7 @@
               <w14:ligatures w14:val="standardContextual"/>
             </w:rPr>
           </w:pPr>
-          <w:hyperlink w:anchor="_Toc233271899" w:history="1">
+          <w:hyperlink w:anchor="_Toc233633497" w:history="1">
             <w:r>
               <w:rPr>
                 <w:rStyle w:val="Hyperlink"/>
@@ -2926,7 +3061,7 @@
                 <w:noProof/>
                 <w:webHidden/>
               </w:rPr>
-              <w:instrText xml:space="preserve"> PAGEREF _Toc233271899 \h </w:instrText>
+              <w:instrText xml:space="preserve"> PAGEREF _Toc233633497 \h </w:instrText>
             </w:r>
             <w:r>
               <w:rPr>
@@ -2946,7 +3081,7 @@
                 <w:noProof/>
                 <w:webHidden/>
               </w:rPr>
-              <w:t>31</w:t>
+              <w:t>30</w:t>
             </w:r>
             <w:r>
               <w:rPr>
@@ -2961,7 +3096,7 @@
           <w:pPr>
             <w:pStyle w:val="Inhopg2"/>
             <w:tabs>
-              <w:tab w:val="right" w:leader="dot" w:pos="9782"/>
+              <w:tab w:val="right" w:leader="dot" w:pos="9448"/>
             </w:tabs>
             <w:rPr>
               <w:rFonts w:asciiTheme="minorHAnsi" w:eastAsiaTheme="minorEastAsia" w:hAnsiTheme="minorHAnsi"/>
@@ -2974,7 +3109,7 @@
               <w14:ligatures w14:val="standardContextual"/>
             </w:rPr>
           </w:pPr>
-          <w:hyperlink w:anchor="_Toc233271900" w:history="1">
+          <w:hyperlink w:anchor="_Toc233633498" w:history="1">
             <w:r>
               <w:rPr>
                 <w:rStyle w:val="Hyperlink"/>
@@ -3003,7 +3138,7 @@
                 <w:noProof/>
                 <w:webHidden/>
               </w:rPr>
-              <w:instrText xml:space="preserve"> PAGEREF _Toc233271900 \h </w:instrText>
+              <w:instrText xml:space="preserve"> PAGEREF _Toc233633498 \h </w:instrText>
             </w:r>
             <w:r>
               <w:rPr>
@@ -3023,7 +3158,7 @@
                 <w:noProof/>
                 <w:webHidden/>
               </w:rPr>
-              <w:t>31</w:t>
+              <w:t>30</w:t>
             </w:r>
             <w:r>
               <w:rPr>
@@ -3038,7 +3173,7 @@
           <w:pPr>
             <w:pStyle w:val="Inhopg3"/>
             <w:tabs>
-              <w:tab w:val="right" w:leader="dot" w:pos="9782"/>
+              <w:tab w:val="right" w:leader="dot" w:pos="9448"/>
             </w:tabs>
             <w:rPr>
               <w:rFonts w:asciiTheme="minorHAnsi" w:eastAsiaTheme="minorEastAsia" w:hAnsiTheme="minorHAnsi"/>
@@ -3051,7 +3186,7 @@
               <w14:ligatures w14:val="standardContextual"/>
             </w:rPr>
           </w:pPr>
-          <w:hyperlink w:anchor="_Toc233271901" w:history="1">
+          <w:hyperlink w:anchor="_Toc233633499" w:history="1">
             <w:r>
               <w:rPr>
                 <w:rStyle w:val="Hyperlink"/>
@@ -3080,7 +3215,7 @@
                 <w:noProof/>
                 <w:webHidden/>
               </w:rPr>
-              <w:instrText xml:space="preserve"> PAGEREF _Toc233271901 \h </w:instrText>
+              <w:instrText xml:space="preserve"> PAGEREF _Toc233633499 \h </w:instrText>
             </w:r>
             <w:r>
               <w:rPr>
@@ -3100,7 +3235,7 @@
                 <w:noProof/>
                 <w:webHidden/>
               </w:rPr>
-              <w:t>31</w:t>
+              <w:t>30</w:t>
             </w:r>
             <w:r>
               <w:rPr>
@@ -3115,7 +3250,7 @@
           <w:pPr>
             <w:pStyle w:val="Inhopg3"/>
             <w:tabs>
-              <w:tab w:val="right" w:leader="dot" w:pos="9782"/>
+              <w:tab w:val="right" w:leader="dot" w:pos="9448"/>
             </w:tabs>
             <w:rPr>
               <w:rFonts w:asciiTheme="minorHAnsi" w:eastAsiaTheme="minorEastAsia" w:hAnsiTheme="minorHAnsi"/>
@@ -3128,7 +3263,7 @@
               <w14:ligatures w14:val="standardContextual"/>
             </w:rPr>
           </w:pPr>
-          <w:hyperlink w:anchor="_Toc233271902" w:history="1">
+          <w:hyperlink w:anchor="_Toc233633500" w:history="1">
             <w:r>
               <w:rPr>
                 <w:rStyle w:val="Hyperlink"/>
@@ -3157,7 +3292,7 @@
                 <w:noProof/>
                 <w:webHidden/>
               </w:rPr>
-              <w:instrText xml:space="preserve"> PAGEREF _Toc233271902 \h </w:instrText>
+              <w:instrText xml:space="preserve"> PAGEREF _Toc233633500 \h </w:instrText>
             </w:r>
             <w:r>
               <w:rPr>
@@ -3177,7 +3312,7 @@
                 <w:noProof/>
                 <w:webHidden/>
               </w:rPr>
-              <w:t>32</w:t>
+              <w:t>31</w:t>
             </w:r>
             <w:r>
               <w:rPr>
@@ -3192,7 +3327,7 @@
           <w:pPr>
             <w:pStyle w:val="Inhopg2"/>
             <w:tabs>
-              <w:tab w:val="right" w:leader="dot" w:pos="9782"/>
+              <w:tab w:val="right" w:leader="dot" w:pos="9448"/>
             </w:tabs>
             <w:rPr>
               <w:rFonts w:asciiTheme="minorHAnsi" w:eastAsiaTheme="minorEastAsia" w:hAnsiTheme="minorHAnsi"/>
@@ -3205,7 +3340,7 @@
               <w14:ligatures w14:val="standardContextual"/>
             </w:rPr>
           </w:pPr>
-          <w:hyperlink w:anchor="_Toc233271903" w:history="1">
+          <w:hyperlink w:anchor="_Toc233633501" w:history="1">
             <w:r>
               <w:rPr>
                 <w:rStyle w:val="Hyperlink"/>
@@ -3234,7 +3369,7 @@
                 <w:noProof/>
                 <w:webHidden/>
               </w:rPr>
-              <w:instrText xml:space="preserve"> PAGEREF _Toc233271903 \h </w:instrText>
+              <w:instrText xml:space="preserve"> PAGEREF _Toc233633501 \h </w:instrText>
             </w:r>
             <w:r>
               <w:rPr>
@@ -3254,7 +3389,7 @@
                 <w:noProof/>
                 <w:webHidden/>
               </w:rPr>
-              <w:t>33</w:t>
+              <w:t>32</w:t>
             </w:r>
             <w:r>
               <w:rPr>
@@ -3269,7 +3404,7 @@
           <w:pPr>
             <w:pStyle w:val="Inhopg2"/>
             <w:tabs>
-              <w:tab w:val="right" w:leader="dot" w:pos="9782"/>
+              <w:tab w:val="right" w:leader="dot" w:pos="9448"/>
             </w:tabs>
             <w:rPr>
               <w:rFonts w:asciiTheme="minorHAnsi" w:eastAsiaTheme="minorEastAsia" w:hAnsiTheme="minorHAnsi"/>
@@ -3282,7 +3417,7 @@
               <w14:ligatures w14:val="standardContextual"/>
             </w:rPr>
           </w:pPr>
-          <w:hyperlink w:anchor="_Toc233271904" w:history="1">
+          <w:hyperlink w:anchor="_Toc233633502" w:history="1">
             <w:r>
               <w:rPr>
                 <w:rStyle w:val="Hyperlink"/>
@@ -3311,7 +3446,7 @@
                 <w:noProof/>
                 <w:webHidden/>
               </w:rPr>
-              <w:instrText xml:space="preserve"> PAGEREF _Toc233271904 \h </w:instrText>
+              <w:instrText xml:space="preserve"> PAGEREF _Toc233633502 \h </w:instrText>
             </w:r>
             <w:r>
               <w:rPr>
@@ -3331,7 +3466,7 @@
                 <w:noProof/>
                 <w:webHidden/>
               </w:rPr>
-              <w:t>34</w:t>
+              <w:t>33</w:t>
             </w:r>
             <w:r>
               <w:rPr>
@@ -3346,7 +3481,7 @@
           <w:pPr>
             <w:pStyle w:val="Inhopg2"/>
             <w:tabs>
-              <w:tab w:val="right" w:leader="dot" w:pos="9782"/>
+              <w:tab w:val="right" w:leader="dot" w:pos="9448"/>
             </w:tabs>
             <w:rPr>
               <w:rFonts w:asciiTheme="minorHAnsi" w:eastAsiaTheme="minorEastAsia" w:hAnsiTheme="minorHAnsi"/>
@@ -3359,7 +3494,7 @@
               <w14:ligatures w14:val="standardContextual"/>
             </w:rPr>
           </w:pPr>
-          <w:hyperlink w:anchor="_Toc233271905" w:history="1">
+          <w:hyperlink w:anchor="_Toc233633503" w:history="1">
             <w:r>
               <w:rPr>
                 <w:rStyle w:val="Hyperlink"/>
@@ -3388,7 +3523,7 @@
                 <w:noProof/>
                 <w:webHidden/>
               </w:rPr>
-              <w:instrText xml:space="preserve"> PAGEREF _Toc233271905 \h </w:instrText>
+              <w:instrText xml:space="preserve"> PAGEREF _Toc233633503 \h </w:instrText>
             </w:r>
             <w:r>
               <w:rPr>
@@ -3408,7 +3543,7 @@
                 <w:noProof/>
                 <w:webHidden/>
               </w:rPr>
-              <w:t>35</w:t>
+              <w:t>34</w:t>
             </w:r>
             <w:r>
               <w:rPr>
@@ -3423,7 +3558,7 @@
           <w:pPr>
             <w:pStyle w:val="Inhopg3"/>
             <w:tabs>
-              <w:tab w:val="right" w:leader="dot" w:pos="9782"/>
+              <w:tab w:val="right" w:leader="dot" w:pos="9448"/>
             </w:tabs>
             <w:rPr>
               <w:rFonts w:asciiTheme="minorHAnsi" w:eastAsiaTheme="minorEastAsia" w:hAnsiTheme="minorHAnsi"/>
@@ -3436,7 +3571,7 @@
               <w14:ligatures w14:val="standardContextual"/>
             </w:rPr>
           </w:pPr>
-          <w:hyperlink w:anchor="_Toc233271906" w:history="1">
+          <w:hyperlink w:anchor="_Toc233633504" w:history="1">
             <w:r>
               <w:rPr>
                 <w:rStyle w:val="Hyperlink"/>
@@ -3465,7 +3600,7 @@
                 <w:noProof/>
                 <w:webHidden/>
               </w:rPr>
-              <w:instrText xml:space="preserve"> PAGEREF _Toc233271906 \h </w:instrText>
+              <w:instrText xml:space="preserve"> PAGEREF _Toc233633504 \h </w:instrText>
             </w:r>
             <w:r>
               <w:rPr>
@@ -3485,7 +3620,7 @@
                 <w:noProof/>
                 <w:webHidden/>
               </w:rPr>
-              <w:t>35</w:t>
+              <w:t>34</w:t>
             </w:r>
             <w:r>
               <w:rPr>
@@ -3500,7 +3635,7 @@
           <w:pPr>
             <w:pStyle w:val="Inhopg3"/>
             <w:tabs>
-              <w:tab w:val="right" w:leader="dot" w:pos="9782"/>
+              <w:tab w:val="right" w:leader="dot" w:pos="9448"/>
             </w:tabs>
             <w:rPr>
               <w:rFonts w:asciiTheme="minorHAnsi" w:eastAsiaTheme="minorEastAsia" w:hAnsiTheme="minorHAnsi"/>
@@ -3513,7 +3648,7 @@
               <w14:ligatures w14:val="standardContextual"/>
             </w:rPr>
           </w:pPr>
-          <w:hyperlink w:anchor="_Toc233271907" w:history="1">
+          <w:hyperlink w:anchor="_Toc233633505" w:history="1">
             <w:r>
               <w:rPr>
                 <w:rStyle w:val="Hyperlink"/>
@@ -3542,7 +3677,7 @@
                 <w:noProof/>
                 <w:webHidden/>
               </w:rPr>
-              <w:instrText xml:space="preserve"> PAGEREF _Toc233271907 \h </w:instrText>
+              <w:instrText xml:space="preserve"> PAGEREF _Toc233633505 \h </w:instrText>
             </w:r>
             <w:r>
               <w:rPr>
@@ -3562,7 +3697,7 @@
                 <w:noProof/>
                 <w:webHidden/>
               </w:rPr>
-              <w:t>37</w:t>
+              <w:t>36</w:t>
             </w:r>
             <w:r>
               <w:rPr>
@@ -3611,7 +3746,7 @@
           <w:lang w:val="en-GB"/>
         </w:rPr>
       </w:pPr>
-      <w:bookmarkStart w:id="2" w:name="_Toc233271872"/>
+      <w:bookmarkStart w:id="2" w:name="_Toc233633470"/>
       <w:r>
         <w:rPr>
           <w:rFonts w:ascii="Aptos Display" w:eastAsia="Aptos Display" w:hAnsi="Aptos Display"/>
@@ -3628,17 +3763,25 @@
           <w:lang w:val="en-GB"/>
         </w:rPr>
       </w:pPr>
-      <w:r>
-        <w:rPr>
-          <w:lang w:val="en-GB"/>
-        </w:rPr>
-        <w:t xml:space="preserve">RefAI was developed to transform semi-structured Dutch archaeological news bulletin text into structured, reviewable data. The project grew out of my internship in January 2026, titled Improving a KNOB Bulletin Text-Mining Pipeline for Archaeological Geo-Data, and was developed in collaboration with, and partly in response to, the research needs of Philip Verhagen at Vrije Universiteit Amsterdam and Matthias Lang at the University of Bonn. The source material consists of Archaeological News bulletins, or </w:t>
-      </w:r>
       <w:proofErr w:type="spellStart"/>
       <w:r>
         <w:rPr>
           <w:lang w:val="en-GB"/>
         </w:rPr>
+        <w:t>RefAI</w:t>
+      </w:r>
+      <w:proofErr w:type="spellEnd"/>
+      <w:r>
+        <w:rPr>
+          <w:lang w:val="en-GB"/>
+        </w:rPr>
+        <w:t xml:space="preserve"> was developed to transform semi-structured Dutch archaeological news bulletin text into structured, reviewable data. The project grew out of my internship in January 2026, titled Improving a KNOB Bulletin Text-Mining Pipeline for Archaeological Geo-Data, and was developed in collaboration with, and partly in response to, the research needs of Philip Verhagen at Vrije Universiteit Amsterdam and Matthias Lang at the University of Bonn. The source material consists of Archaeological News bulletins, or </w:t>
+      </w:r>
+      <w:proofErr w:type="spellStart"/>
+      <w:r>
+        <w:rPr>
+          <w:lang w:val="en-GB"/>
+        </w:rPr>
         <w:t>Archeologisch</w:t>
       </w:r>
       <w:proofErr w:type="spellEnd"/>
@@ -3675,6 +3818,32 @@
           <w:lang w:val="en-GB"/>
         </w:rPr>
         <w:t xml:space="preserve"> Bond). These bulletins are valuable because they contain many short archaeological notices, but they are difficult to convert into structured data because their layout, typography, column structure, scan quality and editorial conventions vary strongly between years. Similar attempts to make Dutch archaeological literature computationally searchable show both the value of domain-specific information retrieval and the importance of entity-centred access to places, periods and artefacts (Brandsen et al., 2021a, 2021b). Key technical terms used throughout this document are defined in Appendix A.</w:t>
+      </w:r>
+    </w:p>
+    <w:p>
+      <w:proofErr w:type="spellStart"/>
+      <w:r>
+        <w:t>RefAI</w:t>
+      </w:r>
+      <w:proofErr w:type="spellEnd"/>
+      <w:r>
+        <w:t xml:space="preserve"> was initially developed within an ongoing collaborative research project involving Vrije Universiteit Amsterdam and the University of Bonn. The immediate objective of this wider project is to mine archaeological reports for information that can expand and enrich an existing database of Roman settlements along the Lower Germanic Limes. This specific application shaped </w:t>
+      </w:r>
+      <w:proofErr w:type="spellStart"/>
+      <w:r>
+        <w:t>RefAI's</w:t>
+      </w:r>
+      <w:proofErr w:type="spellEnd"/>
+      <w:r>
+        <w:t xml:space="preserve"> emphasis on place resolution, dating, archaeological features, finds and </w:t>
+      </w:r>
+      <w:proofErr w:type="spellStart"/>
+      <w:r>
+        <w:t>standardised</w:t>
+      </w:r>
+      <w:proofErr w:type="spellEnd"/>
+      <w:r>
+        <w:t xml:space="preserve"> archaeological terminology. At the same time, the pipeline was designed as a broader research prototype. Its architecture may also be applied to other periods, regions and collections of Dutch archaeological literature, provided that the reference resources and validation rules are adapted to the new research context.</w:t>
       </w:r>
     </w:p>
     <w:p>
@@ -3687,13 +3856,27 @@
         <w:rPr>
           <w:lang w:val="en-GB"/>
         </w:rPr>
-        <w:t xml:space="preserve">Reading the text from a PDF is only the first problem. RefAI must then decide what the words mean in their archaeological context and in which output field they belong. The same word can have several meanings. </w:t>
+        <w:t xml:space="preserve">Reading the text from a PDF is only the first problem. </w:t>
       </w:r>
       <w:proofErr w:type="spellStart"/>
       <w:r>
         <w:rPr>
           <w:lang w:val="en-GB"/>
         </w:rPr>
+        <w:t>RefAI</w:t>
+      </w:r>
+      <w:proofErr w:type="spellEnd"/>
+      <w:r>
+        <w:rPr>
+          <w:lang w:val="en-GB"/>
+        </w:rPr>
+        <w:t xml:space="preserve"> must then decide what the words mean in their archaeological context and in which output field they belong. The same word can have several meanings. </w:t>
+      </w:r>
+      <w:proofErr w:type="spellStart"/>
+      <w:r>
+        <w:rPr>
+          <w:lang w:val="en-GB"/>
+        </w:rPr>
         <w:t>Huizen</w:t>
       </w:r>
       <w:proofErr w:type="spellEnd"/>
@@ -3701,7 +3884,21 @@
         <w:rPr>
           <w:lang w:val="en-GB"/>
         </w:rPr>
-        <w:t xml:space="preserve"> may refer to the Dutch settlement or simply to multiple houses, while Ring may describe a genuine artefact or appear accidentally through OCR noise or as part of another word. RefAI must therefore extract information, assign it to the correct category, normalise it and indicate doubt where the context is insufficient. Historical-document research shows that OCR errors, changing language and unstable layouts make these decisions particularly difficult (Ehrmann et al., 2021).</w:t>
+        <w:t xml:space="preserve"> may refer to the Dutch settlement or simply to multiple houses, while Ring may describe a genuine artefact or appear accidentally through OCR noise or as part of another word. </w:t>
+      </w:r>
+      <w:proofErr w:type="spellStart"/>
+      <w:r>
+        <w:rPr>
+          <w:lang w:val="en-GB"/>
+        </w:rPr>
+        <w:t>RefAI</w:t>
+      </w:r>
+      <w:proofErr w:type="spellEnd"/>
+      <w:r>
+        <w:rPr>
+          <w:lang w:val="en-GB"/>
+        </w:rPr>
+        <w:t xml:space="preserve"> must therefore extract information, assign it to the correct category, normalise it and indicate doubt where the context is insufficient. Historical-document research shows that OCR errors, changing language and unstable layouts make these decisions particularly difficult (Ehrmann et al., 2021).</w:t>
       </w:r>
     </w:p>
     <w:p>
@@ -3714,7 +3911,35 @@
         <w:rPr>
           <w:lang w:val="en-GB"/>
         </w:rPr>
-        <w:t>The thesis positions RefAI as a controllable hybrid, lookup-first extraction workflow rather than an unconstrained LLM-first system. The hybrid design combines deterministic rules, curated reference data, local language processing and an optional LLM review layer. Models may propose candidates, but gazetteer logic, ABR terminology, evidence from the source text and explicit rulebook decisions constrain what may enter the final output. The aim is to reduce hallucination risk and keep decisions inspectable for archaeologists. This resembles grounded or retrieval-augmented processing, although RefAI relies mainly on deterministic local tables rather than unrestricted generation (Lewis et al., 2020).</w:t>
+        <w:t xml:space="preserve">The thesis positions </w:t>
+      </w:r>
+      <w:proofErr w:type="spellStart"/>
+      <w:r>
+        <w:rPr>
+          <w:lang w:val="en-GB"/>
+        </w:rPr>
+        <w:t>RefAI</w:t>
+      </w:r>
+      <w:proofErr w:type="spellEnd"/>
+      <w:r>
+        <w:rPr>
+          <w:lang w:val="en-GB"/>
+        </w:rPr>
+        <w:t xml:space="preserve"> as a controllable hybrid, lookup-first extraction workflow rather than an unconstrained LLM-first system. The hybrid design combines deterministic rules, curated reference data, local language processing and an optional LLM review layer. Models may propose candidates, but gazetteer logic, ABR terminology, evidence from the source text and explicit rulebook decisions constrain what may enter the final output. The aim is to reduce hallucination risk and keep decisions inspectable for archaeologists. This resembles grounded or retrieval-augmented processing, although </w:t>
+      </w:r>
+      <w:proofErr w:type="spellStart"/>
+      <w:r>
+        <w:rPr>
+          <w:lang w:val="en-GB"/>
+        </w:rPr>
+        <w:t>RefAI</w:t>
+      </w:r>
+      <w:proofErr w:type="spellEnd"/>
+      <w:r>
+        <w:rPr>
+          <w:lang w:val="en-GB"/>
+        </w:rPr>
+        <w:t xml:space="preserve"> relies mainly on deterministic local tables rather than unrestricted generation (Lewis et al., 2020).</w:t>
       </w:r>
     </w:p>
     <w:p>
@@ -3733,13 +3958,27 @@
         <w:rPr>
           <w:lang w:val="en-GB"/>
         </w:rPr>
-        <w:t>is matters</w:t>
-      </w:r>
-      <w:r>
-        <w:rPr>
-          <w:lang w:val="en-GB"/>
-        </w:rPr>
-        <w:t xml:space="preserve"> for the way the project should be evaluated. RefAI was not built as an abstract machine-learning exercise, but as a practical response to a recurring data problem in digital archaeology: valuable archaeological observations are present in published text, but they are not immediately reusable as structured data. The pipeline therefore sits between text mining, data plumbing and archaeological interpretation. It </w:t>
+        <w:t>matters</w:t>
+      </w:r>
+      <w:r>
+        <w:rPr>
+          <w:lang w:val="en-GB"/>
+        </w:rPr>
+        <w:t xml:space="preserve"> for the way the project should be evaluated. </w:t>
+      </w:r>
+      <w:proofErr w:type="spellStart"/>
+      <w:r>
+        <w:rPr>
+          <w:lang w:val="en-GB"/>
+        </w:rPr>
+        <w:t>RefAI</w:t>
+      </w:r>
+      <w:proofErr w:type="spellEnd"/>
+      <w:r>
+        <w:rPr>
+          <w:lang w:val="en-GB"/>
+        </w:rPr>
+        <w:t xml:space="preserve"> was not built as an abstract machine-learning exercise, but as a practical response to a recurring data problem in digital archaeology: valuable archaeological observations are present in published text, but they are not immediately reusable as structured data. The pipeline therefore sits between text mining, data plumbing and archaeological interpretation. It </w:t>
       </w:r>
       <w:proofErr w:type="gramStart"/>
       <w:r>
@@ -3754,6 +3993,27 @@
           <w:lang w:val="en-GB"/>
         </w:rPr>
         <w:t xml:space="preserve"> make old publication formats computationally accessible while still respecting the fact that archaeological categories are often interpretative.</w:t>
+      </w:r>
+    </w:p>
+    <w:p>
+      <w:pPr>
+        <w:spacing w:after="200" w:line="276" w:lineRule="auto"/>
+        <w:rPr>
+          <w:rFonts w:ascii="Aptos Display" w:eastAsia="Aptos Display" w:hAnsi="Aptos Display" w:cstheme="majorBidi"/>
+          <w:b/>
+          <w:bCs/>
+          <w:color w:val="1F6B4F"/>
+          <w:sz w:val="25"/>
+          <w:szCs w:val="26"/>
+          <w:lang w:val="en-GB"/>
+        </w:rPr>
+      </w:pPr>
+      <w:r>
+        <w:rPr>
+          <w:rFonts w:ascii="Aptos Display" w:eastAsia="Aptos Display" w:hAnsi="Aptos Display"/>
+          <w:lang w:val="en-GB"/>
+        </w:rPr>
+        <w:br w:type="page"/>
       </w:r>
     </w:p>
     <w:p>
@@ -3764,12 +4024,13 @@
           <w:lang w:val="en-GB"/>
         </w:rPr>
       </w:pPr>
-      <w:bookmarkStart w:id="3" w:name="_Toc233271873"/>
+      <w:bookmarkStart w:id="3" w:name="_Toc233633471"/>
       <w:r>
         <w:rPr>
           <w:rFonts w:ascii="Aptos Display" w:eastAsia="Aptos Display" w:hAnsi="Aptos Display"/>
           <w:lang w:val="en-GB"/>
         </w:rPr>
+        <w:lastRenderedPageBreak/>
         <w:t>1.1 Aim and Scope</w:t>
       </w:r>
       <w:bookmarkEnd w:id="3"/>
@@ -3784,7 +4045,21 @@
         <w:rPr>
           <w:lang w:val="en-GB"/>
         </w:rPr>
-        <w:t xml:space="preserve">The aim of RefAI is to design, implement and evaluate a reproducible workflow for extracting archaeological information from historical KNOB bulletin PDFs. The pipeline focuses on place, province, dating or </w:t>
+        <w:t xml:space="preserve">The aim of </w:t>
+      </w:r>
+      <w:proofErr w:type="spellStart"/>
+      <w:r>
+        <w:rPr>
+          <w:lang w:val="en-GB"/>
+        </w:rPr>
+        <w:t>RefAI</w:t>
+      </w:r>
+      <w:proofErr w:type="spellEnd"/>
+      <w:r>
+        <w:rPr>
+          <w:lang w:val="en-GB"/>
+        </w:rPr>
+        <w:t xml:space="preserve"> is to design, implement and evaluate a reproducible workflow for extracting archaeological information from historical KNOB bulletin PDFs. The pipeline focuses on place, province, dating or </w:t>
       </w:r>
       <w:proofErr w:type="spellStart"/>
       <w:r>
@@ -3839,20 +4114,6 @@
         <w:rPr>
           <w:lang w:val="en-GB"/>
         </w:rPr>
-        <w:br w:type="page"/>
-      </w:r>
-    </w:p>
-    <w:p>
-      <w:pPr>
-        <w:rPr>
-          <w:lang w:val="en-GB"/>
-        </w:rPr>
-      </w:pPr>
-      <w:r>
-        <w:rPr>
-          <w:lang w:val="en-GB"/>
-        </w:rPr>
-        <w:lastRenderedPageBreak/>
         <w:t>The scope is deliberately limited to a research prototype and triage tool. The seven selected bulletins cover different years, publication designs, layouts and OCR conditions, but they are not representative of all KNOB publications or Dutch archaeological literature. The same documents also informed iterative development, so the evaluation concerns a partly familiar test environment. Reliability is therefore understood as retrieving useful information consistently enough for professional review, constraining unsupported decisions and making errors inspectable. A further design objective is to keep the computational black box as small and transparent as possible: whenever practical, an output should be traceable to source evidence, a named rule, a reference entry or a recorded model intervention rather than to unexplained automated reasoning.</w:t>
       </w:r>
     </w:p>
@@ -3864,7 +4125,7 @@
           <w:lang w:val="en-GB"/>
         </w:rPr>
       </w:pPr>
-      <w:bookmarkStart w:id="4" w:name="_Toc233271874"/>
+      <w:bookmarkStart w:id="4" w:name="_Toc233633472"/>
       <w:r>
         <w:rPr>
           <w:rFonts w:ascii="Aptos Display" w:eastAsia="Aptos Display" w:hAnsi="Aptos Display"/>
@@ -4020,7 +4281,21 @@
         <w:rPr>
           <w:lang w:val="en-GB"/>
         </w:rPr>
-        <w:t>Continuing to optimise only against the seven selected documents would risk overfitting the pipeline to known cases. The project therefore stops at a defensible baseline and asks whether RefAI retrieves low-hanging fruit, makes difficult cases visible, and can be reproduced and extended by later researchers.</w:t>
+        <w:t xml:space="preserve">Continuing to optimise only against the seven selected documents would risk overfitting the pipeline to known cases. The project therefore stops at a defensible baseline and asks whether </w:t>
+      </w:r>
+      <w:proofErr w:type="spellStart"/>
+      <w:r>
+        <w:rPr>
+          <w:lang w:val="en-GB"/>
+        </w:rPr>
+        <w:t>RefAI</w:t>
+      </w:r>
+      <w:proofErr w:type="spellEnd"/>
+      <w:r>
+        <w:rPr>
+          <w:lang w:val="en-GB"/>
+        </w:rPr>
+        <w:t xml:space="preserve"> retrieves low-hanging fruit, makes difficult cases visible, and can be reproduced and extended by later researchers.</w:t>
       </w:r>
     </w:p>
     <w:p>
@@ -4053,7 +4328,7 @@
           <w:lang w:val="en-GB"/>
         </w:rPr>
       </w:pPr>
-      <w:bookmarkStart w:id="5" w:name="_Toc233271875"/>
+      <w:bookmarkStart w:id="5" w:name="_Toc233633473"/>
       <w:r>
         <w:rPr>
           <w:rFonts w:ascii="Aptos Display" w:eastAsia="Aptos Display" w:hAnsi="Aptos Display"/>
@@ -4126,7 +4401,21 @@
         <w:rPr>
           <w:lang w:val="en-GB"/>
         </w:rPr>
-        <w:t>The reference documents are not passive lookup lists; together they function as a small, local and editable knowledge base. In practical terms they act as the memory available to the SLM-oriented pipeline when no LLM is used. The broader and better curated this knowledge base becomes, the more historical spellings, place names, periods and archaeological terms RefAI can recognise and normalise. This relationship is not unlimited: when the correct concept is missing, or when source text is linked to the wrong entry, the pipeline can still return an empty or incorrect value. The advantage over an opaque generated answer is that the relevant alias, rule or preferred category can be inspected and corrected. Storing these decisions outside the main code also supports the FAIR principles by making the knowledge resources easier to find, interpret and reuse (Wilkinson et al., 2016).</w:t>
+        <w:t xml:space="preserve">The reference documents are not passive lookup lists; together they function as a small, local and editable knowledge base. In practical terms they act as the memory available to the SLM-oriented pipeline when no LLM is used. The broader and better curated this knowledge base becomes, the more historical spellings, place names, periods and archaeological terms </w:t>
+      </w:r>
+      <w:proofErr w:type="spellStart"/>
+      <w:r>
+        <w:rPr>
+          <w:lang w:val="en-GB"/>
+        </w:rPr>
+        <w:t>RefAI</w:t>
+      </w:r>
+      <w:proofErr w:type="spellEnd"/>
+      <w:r>
+        <w:rPr>
+          <w:lang w:val="en-GB"/>
+        </w:rPr>
+        <w:t xml:space="preserve"> can recognise and normalise. This relationship is not unlimited: when the correct concept is missing, or when source text is linked to the wrong entry, the pipeline can still return an empty or incorrect value. The advantage over an opaque generated answer is that the relevant alias, rule or preferred category can be inspected and corrected. Storing these decisions outside the main code also supports the FAIR principles by making the knowledge resources easier to find, interpret and reuse (Wilkinson et al., 2016).</w:t>
       </w:r>
     </w:p>
     <w:p>
@@ -4140,7 +4429,7 @@
           <w:lang w:val="en-GB"/>
         </w:rPr>
       </w:pPr>
-      <w:bookmarkStart w:id="6" w:name="_Toc233271876"/>
+      <w:bookmarkStart w:id="6" w:name="_Toc233633474"/>
       <w:r>
         <w:rPr>
           <w:rFonts w:ascii="Aptos Display" w:eastAsia="Aptos Display" w:hAnsi="Aptos Display"/>
@@ -4157,7 +4446,15 @@
         </w:rPr>
       </w:pPr>
       <w:r>
-        <w:t>Artificial intelligence was used in this thesis in two different ways, and I separate these uses deliberately. On the one hand, AI is part of the research object itself: RefAI includes local language processing, reference-table matching and an optional LLM-based review step. On the other hand, AI tools were also used while I was programming and writing. In both cases, they were support tools rather than independent researchers or sources of archaeological evidence. The research questions, archaeological decisions, interpretation of results and final responsibility for the thesis remained my own.</w:t>
+        <w:t xml:space="preserve">Artificial intelligence was used in this thesis in two different ways, and I separate these uses deliberately. On the one hand, AI is part of the research object itself: </w:t>
+      </w:r>
+      <w:proofErr w:type="spellStart"/>
+      <w:r>
+        <w:t>RefAI</w:t>
+      </w:r>
+      <w:proofErr w:type="spellEnd"/>
+      <w:r>
+        <w:t xml:space="preserve"> includes local language processing, reference-table matching and an optional LLM-based review step. On the other hand, AI tools were also used while I was programming and writing. In both cases, they were support tools rather than independent researchers or sources of archaeological evidence. The research questions, archaeological decisions, interpretation of results and final responsibility for the thesis remained my own.</w:t>
       </w:r>
     </w:p>
     <w:p>
@@ -4167,7 +4464,23 @@
         </w:rPr>
       </w:pPr>
       <w:r>
-        <w:t>OpenAI Codex was mainly used while developing and improving the Python pipeline. It was most useful when debugging became difficult, or when larger parts of the notebook, script, reference documents and output structure had to be reorganised. Codex helped me understand errors, compare possible solutions and keep changes technically consistent. I did not treat its suggestions as automatically correct. When a change looked useful, I checked it through backups, syntax checks, targeted tests and new pipeline runs. The practical question was always whether the change improved RefAI across the test documents, or whether it simply fixed one case while creating a new problem elsewhere.</w:t>
+        <w:t xml:space="preserve">OpenAI Codex was mainly used while developing and improving the Python pipeline. It was most useful when debugging became difficult, or when larger parts of the notebook, script, reference documents and output structure had to be </w:t>
+      </w:r>
+      <w:proofErr w:type="spellStart"/>
+      <w:r>
+        <w:t>reorganised</w:t>
+      </w:r>
+      <w:proofErr w:type="spellEnd"/>
+      <w:r>
+        <w:t xml:space="preserve">. Codex helped me understand errors, compare possible solutions and keep changes technically consistent. I did not treat its suggestions as automatically correct. When a change looked useful, I checked it through backups, syntax checks, targeted tests and new pipeline runs. The practical question was always whether the change improved </w:t>
+      </w:r>
+      <w:proofErr w:type="spellStart"/>
+      <w:r>
+        <w:t>RefAI</w:t>
+      </w:r>
+      <w:proofErr w:type="spellEnd"/>
+      <w:r>
+        <w:t xml:space="preserve"> across the test documents, or whether it simply fixed one case while creating a new problem elsewhere.</w:t>
       </w:r>
     </w:p>
     <w:p>
@@ -4177,11 +4490,11 @@
         </w:rPr>
       </w:pPr>
       <w:r>
-        <w:t xml:space="preserve">Anthropic Claude was used mostly for writing support. I have dyslexia, and this can make it harder to turn complex thoughts, technical decisions and methodological reasoning into clear academic English. Claude </w:t>
+        <w:t>Anthropic Claude was used mostly for writing support. I have dyslexia, and this can make it harder to turn complex thoughts, technical decisions and methodological reasoning into clear academic English. Claude helped me reformulate notes, smooth sentence structure and make arguments easier to follow. I understand this as an accessibility and communication aid. The ideas, observations, evaluations and conclusions came from me, and I checked the wording against the actual pipeline, outputs, gold-</w:t>
       </w:r>
       <w:r>
         <w:lastRenderedPageBreak/>
-        <w:t>helped me reformulate notes, smooth sentence structure and make arguments easier to follow. I understand this as an accessibility and communication aid. The ideas, observations, evaluations and conclusions came from me, and I checked the wording against the actual pipeline, outputs, gold-standard files and cited sources. Claude was not used as archaeological evidence and did not decide the interpretation.</w:t>
+        <w:t>standard files and cited sources. Claude was not used as archaeological evidence and did not decide the interpretation.</w:t>
       </w:r>
     </w:p>
     <w:p>
@@ -4191,7 +4504,15 @@
         </w:rPr>
       </w:pPr>
       <w:r>
-        <w:t>This use of AI was also directly connected to the subject of the thesis. RefAI investigates whether AI-assisted methods can be useful in an archaeological extraction workflow, so it would be artificial to pretend that AI played no role in the process. At the same time, the project was not outsourced to AI. Codex was used selectively for technical support, and Claude was used to help express the work more clearly. The research design, review of extracted data, source selection, methodological choices and final judgements remained human decisions.</w:t>
+        <w:t xml:space="preserve">This use of AI was also directly connected to the subject of the thesis. </w:t>
+      </w:r>
+      <w:proofErr w:type="spellStart"/>
+      <w:r>
+        <w:t>RefAI</w:t>
+      </w:r>
+      <w:proofErr w:type="spellEnd"/>
+      <w:r>
+        <w:t xml:space="preserve"> investigates whether AI-assisted methods can be useful in an archaeological extraction workflow, so it would be artificial to pretend that AI played no role in the process. At the same time, the project was not outsourced to AI. Codex was used selectively for technical support, and Claude was used to help express the work more clearly. The research design, review of extracted data, source selection, methodological choices and final judgements remained human decisions.</w:t>
       </w:r>
     </w:p>
     <w:p>
@@ -4201,7 +4522,15 @@
         </w:rPr>
       </w:pPr>
       <w:r>
-        <w:t>Suggestions from Codex and Claude were therefore treated as proposals. They still had to be tested, checked and sometimes rejected. This was especially important for code, because a change that fixes one document can easily break another. For writing, AI-assisted formulations were checked against the implemented workflow, the evaluation files and the literature. Quantitative statements were not taken from chat output, but from RefAI results, gold-standard workbooks and comparison scripts. This follows the same basic logic as model cards and datasheets: the origin, purpose and limitations of AI-assisted work should remain visible rather than hidden behind polished output (Gebru et al., 2021; Mitchell et al., 2019).</w:t>
+        <w:t xml:space="preserve">Suggestions from Codex and Claude were therefore treated as proposals. They still had to be tested, checked and sometimes rejected. This was especially important for code, because a change that fixes one document can easily break another. For writing, AI-assisted formulations were checked against the implemented workflow, the evaluation files and the literature. Quantitative statements were not taken from chat output, but from </w:t>
+      </w:r>
+      <w:proofErr w:type="spellStart"/>
+      <w:r>
+        <w:t>RefAI</w:t>
+      </w:r>
+      <w:proofErr w:type="spellEnd"/>
+      <w:r>
+        <w:t xml:space="preserve"> results, gold-standard workbooks and comparison scripts. This follows the same basic logic as model cards and datasheets: the origin, purpose and limitations of AI-assisted work should remain visible rather than hidden behind polished output (Gebru et al., 2021; Mitchell et al., 2019).</w:t>
       </w:r>
     </w:p>
     <w:p>
@@ -4211,7 +4540,15 @@
         </w:rPr>
       </w:pPr>
       <w:r>
-        <w:t>The ethical position of the project is based on a few practical principles: proportionality, human oversight, traceability and avoiding preventable harm. RefAI is not intended to replace archaeological judgement. It is meant to make difficult PDF material more searchable and reviewable. For that reason, the pipeline preserves evidence snippets, produces audit outputs, uses review flags and keeps uncertain cases visible instead of hiding them behind confident-looking output. These choices connect to wider responsible-AI principles such as transparency, accountability, robustness and meaningful human control (Association for Computing Machinery, 2018; European Commission High-Level Expert Group on Artificial Intelligence, 2019; National Institute of Standards and Technology, 2023; UNESCO, 2021).</w:t>
+        <w:t xml:space="preserve">The ethical position of the project is based on a few practical principles: proportionality, human oversight, traceability and avoiding preventable harm. </w:t>
+      </w:r>
+      <w:proofErr w:type="spellStart"/>
+      <w:r>
+        <w:t>RefAI</w:t>
+      </w:r>
+      <w:proofErr w:type="spellEnd"/>
+      <w:r>
+        <w:t xml:space="preserve"> is not intended to replace archaeological judgement. It is meant to make difficult PDF material more searchable and reviewable. For that reason, the pipeline preserves evidence snippets, produces audit outputs, uses review flags and keeps uncertain cases visible instead of hiding them behind confident-looking output. These choices connect to wider responsible-AI principles such as transparency, accountability, robustness and meaningful human control (Association for Computing Machinery, 2018; European Commission High-Level Expert Group on Artificial Intelligence, 2019; National Institute of Standards and Technology, 2023; UNESCO, 2021).</w:t>
       </w:r>
     </w:p>
     <w:p>
@@ -4221,7 +4558,23 @@
         </w:rPr>
       </w:pPr>
       <w:r>
-        <w:t>Although this thesis does not treat RefAI as a high-risk AI system in the legal sense, its design choices were informed by broader European discussions about responsible and accountable AI. The EU AI Act is relevant here as part of that wider context, because it emphasises risk awareness, transparency, human oversight and accountability in AI systems (European Union, 2024). The optional LLM layer used Anthropic Claude Haiku in the deposited version, specifically `claude-haiku-4-5-20251001`, but only as a targeted second reader for selected review cases. It was not used as the foundation of the extraction method.</w:t>
+        <w:t xml:space="preserve">Although this thesis does not treat </w:t>
+      </w:r>
+      <w:proofErr w:type="spellStart"/>
+      <w:r>
+        <w:t>RefAI</w:t>
+      </w:r>
+      <w:proofErr w:type="spellEnd"/>
+      <w:r>
+        <w:t xml:space="preserve"> as a high-risk AI system in the legal sense, its design choices were informed by broader European discussions about responsible and accountable AI. The EU AI Act is relevant here as part of that wider context, because it </w:t>
+      </w:r>
+      <w:proofErr w:type="spellStart"/>
+      <w:r>
+        <w:t>emphasises</w:t>
+      </w:r>
+      <w:proofErr w:type="spellEnd"/>
+      <w:r>
+        <w:t xml:space="preserve"> risk awareness, transparency, human oversight and accountability in AI systems (European Union, 2024). The optional LLM layer used Anthropic Claude Haiku in the deposited version, specifically `claude-haiku-4-5-20251001`, but only as a targeted second reader for selected review cases. It was not used as the foundation of the extraction method.</w:t>
       </w:r>
     </w:p>
     <w:p>
@@ -4231,7 +4584,15 @@
         </w:rPr>
       </w:pPr>
       <w:r>
-        <w:t>Privacy, cost and dependency were also considered. API keys are not stored in the deposited code, and the Anthropic review layer can be switched off. The KNOB bulletins are published archaeological sources rather than confidential documents, but sending text to a commercial API still creates an external dependency. For that reason, the local SLM-oriented route remains important. OCR, layout reconstruction, reference lookup, ABR validation and the core extraction logic can run without a commercial LLM. The final responsibility for this thesis remains mine: AI tools helped with technical problem-solving and clearer communication, but they did not remove the need for archaeological judgement, source criticism or manual checking. Any remaining mistakes in the pipeline, interpretation or written argument are therefore also my responsibility.</w:t>
+        <w:t xml:space="preserve">Privacy, cost and dependency were also considered. API keys are not stored in the deposited code, and the Anthropic review layer can be switched off. The KNOB bulletins are published archaeological sources rather than confidential </w:t>
+      </w:r>
+      <w:proofErr w:type="gramStart"/>
+      <w:r>
+        <w:t>documents, but</w:t>
+      </w:r>
+      <w:proofErr w:type="gramEnd"/>
+      <w:r>
+        <w:t xml:space="preserve"> sending text to a commercial API still creates an external dependency. For that reason, the local SLM-oriented route remains important. OCR, layout reconstruction, reference lookup, ABR validation and the core extraction logic can run without a commercial LLM. The final responsibility for this thesis remains mine: AI tools helped with technical problem-solving and clearer communication, but they did not remove the need for archaeological judgement, source criticism or manual checking. Any remaining mistakes in the pipeline, interpretation or written argument are therefore also my responsibility.</w:t>
       </w:r>
     </w:p>
     <w:p>
@@ -4264,7 +4625,7 @@
           <w:lang w:val="en-GB"/>
         </w:rPr>
       </w:pPr>
-      <w:bookmarkStart w:id="7" w:name="_Toc233271877"/>
+      <w:bookmarkStart w:id="7" w:name="_Toc233633475"/>
       <w:r>
         <w:rPr>
           <w:rFonts w:ascii="Aptos Display" w:eastAsia="Aptos Display" w:hAnsi="Aptos Display"/>
@@ -4281,11 +4642,19 @@
           <w:lang w:val="en-GB"/>
         </w:rPr>
       </w:pPr>
-      <w:r>
-        <w:rPr>
-          <w:lang w:val="en-GB"/>
-        </w:rPr>
-        <w:t>RefAI is built as a hybrid pipeline. The baseline layer is deterministic and SLM-oriented: it extracts text, reconstructs layout, segments the document, proposes candidates and maps them through reference tables. The LLM layer is deliberately constrained. It is used as a second reader for suspicious records, mixed-context cases and difficult semantic judgements, but it is not allowed to function as a free interpreter that invents unsupported corrections. This design reflects the thesis argument that auditability is more important than maximal generative flexibility. The detailed operational sequence is summarised in Appendix B.</w:t>
+      <w:proofErr w:type="spellStart"/>
+      <w:r>
+        <w:rPr>
+          <w:lang w:val="en-GB"/>
+        </w:rPr>
+        <w:t>RefAI</w:t>
+      </w:r>
+      <w:proofErr w:type="spellEnd"/>
+      <w:r>
+        <w:rPr>
+          <w:lang w:val="en-GB"/>
+        </w:rPr>
+        <w:t xml:space="preserve"> is built as a hybrid pipeline. The baseline layer is deterministic and SLM-oriented: it extracts text, reconstructs layout, segments the document, proposes candidates and maps them through reference tables. The LLM layer is deliberately constrained. It is used as a second reader for suspicious records, mixed-context cases and difficult semantic judgements, but it is not allowed to function as a free interpreter that invents unsupported corrections. This design reflects the thesis argument that auditability is more important than maximal generative flexibility. The detailed operational sequence is summarised in Appendix B.</w:t>
       </w:r>
     </w:p>
     <w:p>
@@ -4293,7 +4662,21 @@
         <w:rPr>
           <w:i/>
         </w:rPr>
-        <w:t>Figure 1 summarises the operational logic of the pipeline. It should be read as a methodological map rather than as a claim that each step is fully automated or error-free.</w:t>
+        <w:t xml:space="preserve">Figure 1 </w:t>
+      </w:r>
+      <w:proofErr w:type="spellStart"/>
+      <w:r>
+        <w:rPr>
+          <w:i/>
+        </w:rPr>
+        <w:t>summarises</w:t>
+      </w:r>
+      <w:proofErr w:type="spellEnd"/>
+      <w:r>
+        <w:rPr>
+          <w:i/>
+        </w:rPr>
+        <w:t xml:space="preserve"> the operational logic of the pipeline. It should be read as a methodological map rather than as a claim that each step is fully automated or error-free.</w:t>
       </w:r>
     </w:p>
     <w:p>
@@ -4305,9 +4688,9 @@
           <w:noProof/>
         </w:rPr>
         <w:drawing>
-          <wp:inline distT="0" distB="0" distL="0" distR="0" wp14:anchorId="4EE5B068" wp14:editId="5CAD61A4">
-            <wp:extent cx="6126480" cy="3675888"/>
-            <wp:effectExtent l="0" t="0" r="0" b="0"/>
+          <wp:inline distT="0" distB="0" distL="0" distR="0" wp14:anchorId="4EE5B068" wp14:editId="28DF485C">
+            <wp:extent cx="6242051" cy="3539490"/>
+            <wp:effectExtent l="0" t="0" r="6350" b="3810"/>
             <wp:docPr id="1" name="Picture 1"/>
             <wp:cNvGraphicFramePr>
               <a:graphicFrameLocks xmlns:a="http://schemas.openxmlformats.org/drawingml/2006/main" noChangeAspect="1"/>
@@ -4319,20 +4702,29 @@
                     <pic:cNvPr id="0" name="RefAI_Pipeline_Schematic_Sober.png"/>
                     <pic:cNvPicPr/>
                   </pic:nvPicPr>
-                  <pic:blipFill>
+                  <pic:blipFill rotWithShape="1">
                     <a:blip r:embed="rId8"/>
+                    <a:srcRect b="5493"/>
                     <a:stretch>
                       <a:fillRect/>
                     </a:stretch>
                   </pic:blipFill>
-                  <pic:spPr>
+                  <pic:spPr bwMode="auto">
                     <a:xfrm>
                       <a:off x="0" y="0"/>
-                      <a:ext cx="6126480" cy="3675888"/>
+                      <a:ext cx="6258464" cy="3548797"/>
                     </a:xfrm>
                     <a:prstGeom prst="rect">
                       <a:avLst/>
                     </a:prstGeom>
+                    <a:ln>
+                      <a:noFill/>
+                    </a:ln>
+                    <a:extLst>
+                      <a:ext uri="{53640926-AAD7-44D8-BBD7-CCE9431645EC}">
+                        <a14:shadowObscured xmlns:a14="http://schemas.microsoft.com/office/drawing/2010/main"/>
+                      </a:ext>
+                    </a:extLst>
                   </pic:spPr>
                 </pic:pic>
               </a:graphicData>
@@ -4349,7 +4741,21 @@
         <w:rPr>
           <w:i/>
         </w:rPr>
-        <w:t>Figure 1. Schematic overview of the RefAI hybrid extraction pipeline, showing the lookup-first route from PDF input to structured output, review flags and iterative evaluation.</w:t>
+        <w:t xml:space="preserve">Figure 1. Schematic overview of the </w:t>
+      </w:r>
+      <w:proofErr w:type="spellStart"/>
+      <w:r>
+        <w:rPr>
+          <w:i/>
+        </w:rPr>
+        <w:t>RefAI</w:t>
+      </w:r>
+      <w:proofErr w:type="spellEnd"/>
+      <w:r>
+        <w:rPr>
+          <w:i/>
+        </w:rPr>
+        <w:t xml:space="preserve"> hybrid extraction pipeline, showing the lookup-first route from PDF input to structured output, review flags and iterative evaluation.</w:t>
       </w:r>
     </w:p>
     <w:p/>
@@ -4396,6 +4802,7 @@
     </w:p>
     <w:p>
       <w:pPr>
+        <w:spacing w:after="200" w:line="276" w:lineRule="auto"/>
         <w:rPr>
           <w:lang w:val="en-GB"/>
         </w:rPr>
@@ -4404,22 +4811,7 @@
         <w:rPr>
           <w:lang w:val="en-GB"/>
         </w:rPr>
-        <w:lastRenderedPageBreak/>
-        <w:t xml:space="preserve">After text extraction, RefAI divides the text into sections and smaller chunks while retaining page ranges and nearby evidence. It then applies several rule families: layout and section-boundary rules, place and parent-settlement rules, dating patterns, ABR bucket rules, ambiguity and quarantine rules, and safeguards for optional LLM corrections. These rules determine what text is available to later stages, which candidates may be </w:t>
-      </w:r>
-      <w:proofErr w:type="gramStart"/>
-      <w:r>
-        <w:rPr>
-          <w:lang w:val="en-GB"/>
-        </w:rPr>
-        <w:t>normalised</w:t>
-      </w:r>
-      <w:proofErr w:type="gramEnd"/>
-      <w:r>
-        <w:rPr>
-          <w:lang w:val="en-GB"/>
-        </w:rPr>
-        <w:t xml:space="preserve"> and which cases must remain open for review. Appendix H provides a functional inventory of the principal rules, models and software components, including their purposes and limitations.</w:t>
+        <w:br w:type="page"/>
       </w:r>
     </w:p>
     <w:p>
@@ -4432,56 +4824,36 @@
         <w:rPr>
           <w:lang w:val="en-GB"/>
         </w:rPr>
-        <w:t>This layered methodology has a close parallel in the EITAB/</w:t>
+        <w:lastRenderedPageBreak/>
+        <w:t xml:space="preserve">After text extraction, </w:t>
       </w:r>
       <w:proofErr w:type="spellStart"/>
       <w:r>
         <w:rPr>
           <w:lang w:val="en-GB"/>
         </w:rPr>
-        <w:t>Chronocarto</w:t>
+        <w:t>RefAI</w:t>
       </w:r>
       <w:proofErr w:type="spellEnd"/>
       <w:r>
         <w:rPr>
           <w:lang w:val="en-GB"/>
         </w:rPr>
-        <w:t xml:space="preserve"> project described by Mélanie-</w:t>
-      </w:r>
-      <w:proofErr w:type="spellStart"/>
-      <w:r>
-        <w:rPr>
-          <w:lang w:val="en-GB"/>
-        </w:rPr>
-        <w:t>Becquet</w:t>
-      </w:r>
-      <w:proofErr w:type="spellEnd"/>
-      <w:r>
-        <w:rPr>
-          <w:lang w:val="en-GB"/>
-        </w:rPr>
-        <w:t xml:space="preserve"> et al. (2020). That project also treats document segmentation, terminology, thesaurus construction and structured database enrichment as connected problems. Its observation that terminology and classifications change over time influenced RefAI's decision to use editable reference resources and explicit normalisation rather than treating extracted labels as timeless facts. In RefAI, the practical consequence was an iterative cycle of run, manual review, diagnosis, targeted change and renewed testing. The article is used as methodological support rather than as an accuracy benchmark, because it mainly documents the construction of an extraction framework.</w:t>
-      </w:r>
-    </w:p>
-    <w:p>
-      <w:r>
-        <w:t xml:space="preserve">This cycle was also a form of research-software development. RefAI was not produced through one final coding phase, but through small, inspectable changes followed by new runs on a fixed set of documents. Wilson et al. (2014) recommend precisely this kind of incremental development, together with meaningful names, modular functions, assertions, testing and version control, because scientific code must remain understandable after the first successful result. Wilson et al. (2017) similarly argue for 'good enough' practices that researchers can realistically maintain: explicit dependencies, </w:t>
-      </w:r>
-      <w:proofErr w:type="spellStart"/>
-      <w:r>
-        <w:t>organised</w:t>
-      </w:r>
-      <w:proofErr w:type="spellEnd"/>
-      <w:r>
-        <w:t xml:space="preserve"> project folders, explanatory documentation, examples and backups. These principles informed the later </w:t>
-      </w:r>
-      <w:proofErr w:type="spellStart"/>
-      <w:r>
-        <w:t>stabilisation</w:t>
-      </w:r>
-      <w:proofErr w:type="spellEnd"/>
-      <w:r>
-        <w:t xml:space="preserve"> of RefAI, including the separation of reference rules from procedural code, dated output folders, preserved backups and a documented startup route. They do not imply that the software meets every standard of a professionally maintained Python package. Rather, they provide a defensible framework for moving an experimental notebook toward a reproducible research object.</w:t>
+        <w:t xml:space="preserve"> divides the text into sections and smaller chunks while retaining page ranges and nearby evidence. It then applies several rule families: layout and section-boundary rules, place and parent-settlement rules, dating patterns, ABR bucket rules, ambiguity and quarantine rules, and safeguards for optional LLM corrections. These rules determine what text is available to later stages, which candidates may be </w:t>
+      </w:r>
+      <w:proofErr w:type="gramStart"/>
+      <w:r>
+        <w:rPr>
+          <w:lang w:val="en-GB"/>
+        </w:rPr>
+        <w:t>normalised</w:t>
+      </w:r>
+      <w:proofErr w:type="gramEnd"/>
+      <w:r>
+        <w:rPr>
+          <w:lang w:val="en-GB"/>
+        </w:rPr>
+        <w:t xml:space="preserve"> and which cases must remain open for review. Appendix H provides a functional inventory of the principal rules, models and software components, including their purposes and limitations.</w:t>
       </w:r>
     </w:p>
     <w:p>
@@ -4494,7 +4866,127 @@
         <w:rPr>
           <w:lang w:val="en-GB"/>
         </w:rPr>
-        <w:t>The pipeline is deliberately layered so that different kinds of failure can be distinguished. An OCR error is not the same as an incorrect ABR mapping, and an uncertain period is not the same as a wrong place. This separation shaped the trial-and-error methodology: after each run, errors could be assigned to a processing layer, followed by a targeted change and another controlled run. A single all-purpose model might produce cleaner-looking output, but it would also create a much larger black box whose errors could not easily be located or reviewed for accuracy. RefAI therefore keeps the usable output separate from logs, suspect records and LLM audit outputs. The result is more complex than one final spreadsheet, but it preserves the evidence needed to understand how that spreadsheet was produced.</w:t>
+        <w:t>This layered methodology has a close parallel in the EITAB/</w:t>
+      </w:r>
+      <w:proofErr w:type="spellStart"/>
+      <w:r>
+        <w:rPr>
+          <w:lang w:val="en-GB"/>
+        </w:rPr>
+        <w:t>Chronocarto</w:t>
+      </w:r>
+      <w:proofErr w:type="spellEnd"/>
+      <w:r>
+        <w:rPr>
+          <w:lang w:val="en-GB"/>
+        </w:rPr>
+        <w:t xml:space="preserve"> project described by Mélanie-</w:t>
+      </w:r>
+      <w:proofErr w:type="spellStart"/>
+      <w:r>
+        <w:rPr>
+          <w:lang w:val="en-GB"/>
+        </w:rPr>
+        <w:t>Becquet</w:t>
+      </w:r>
+      <w:proofErr w:type="spellEnd"/>
+      <w:r>
+        <w:rPr>
+          <w:lang w:val="en-GB"/>
+        </w:rPr>
+        <w:t xml:space="preserve"> et al. (2020). That project also treats document segmentation, terminology, thesaurus construction and structured database enrichment as connected problems. Its observation that terminology and classifications change over time influenced </w:t>
+      </w:r>
+      <w:proofErr w:type="spellStart"/>
+      <w:r>
+        <w:rPr>
+          <w:lang w:val="en-GB"/>
+        </w:rPr>
+        <w:t>RefAI's</w:t>
+      </w:r>
+      <w:proofErr w:type="spellEnd"/>
+      <w:r>
+        <w:rPr>
+          <w:lang w:val="en-GB"/>
+        </w:rPr>
+        <w:t xml:space="preserve"> decision to use editable reference resources and explicit normalisation rather than treating extracted labels as timeless facts. In </w:t>
+      </w:r>
+      <w:proofErr w:type="spellStart"/>
+      <w:r>
+        <w:rPr>
+          <w:lang w:val="en-GB"/>
+        </w:rPr>
+        <w:t>RefAI</w:t>
+      </w:r>
+      <w:proofErr w:type="spellEnd"/>
+      <w:r>
+        <w:rPr>
+          <w:lang w:val="en-GB"/>
+        </w:rPr>
+        <w:t>, the practical consequence was an iterative cycle of run, manual review, diagnosis, targeted change and renewed testing. The article is used as methodological support rather than as an accuracy benchmark, because it mainly documents the construction of an extraction framework.</w:t>
+      </w:r>
+    </w:p>
+    <w:p>
+      <w:r>
+        <w:t xml:space="preserve">This cycle was also a form of research-software development. </w:t>
+      </w:r>
+      <w:proofErr w:type="spellStart"/>
+      <w:r>
+        <w:t>RefAI</w:t>
+      </w:r>
+      <w:proofErr w:type="spellEnd"/>
+      <w:r>
+        <w:t xml:space="preserve"> was not produced through one final coding phase, but through small, inspectable changes followed by new runs on a fixed set of documents. Wilson et al. (2014) recommend precisely this kind of incremental development, together with meaningful names, modular functions, assertions, testing and version control, because scientific code must remain understandable after the first successful result. Wilson et al. (2017) similarly argue for 'good enough' practices that researchers can realistically maintain: explicit dependencies, </w:t>
+      </w:r>
+      <w:proofErr w:type="spellStart"/>
+      <w:r>
+        <w:t>organised</w:t>
+      </w:r>
+      <w:proofErr w:type="spellEnd"/>
+      <w:r>
+        <w:t xml:space="preserve"> project folders, explanatory documentation, examples and backups. These principles informed the later </w:t>
+      </w:r>
+      <w:proofErr w:type="spellStart"/>
+      <w:r>
+        <w:t>stabilisation</w:t>
+      </w:r>
+      <w:proofErr w:type="spellEnd"/>
+      <w:r>
+        <w:t xml:space="preserve"> of </w:t>
+      </w:r>
+      <w:proofErr w:type="spellStart"/>
+      <w:r>
+        <w:t>RefAI</w:t>
+      </w:r>
+      <w:proofErr w:type="spellEnd"/>
+      <w:r>
+        <w:t>, including the separation of reference rules from procedural code, dated output folders, preserved backups and a documented startup route. They do not imply that the software meets every standard of a professionally maintained Python package. Rather, they provide a defensible framework for moving an experimental notebook toward a reproducible research object.</w:t>
+      </w:r>
+    </w:p>
+    <w:p>
+      <w:pPr>
+        <w:rPr>
+          <w:lang w:val="en-GB"/>
+        </w:rPr>
+      </w:pPr>
+      <w:r>
+        <w:rPr>
+          <w:lang w:val="en-GB"/>
+        </w:rPr>
+        <w:t xml:space="preserve">The pipeline is deliberately layered so that different kinds of failure can be distinguished. An OCR error is not the same as an incorrect ABR mapping, and an uncertain period is not the same as a wrong place. This separation shaped the trial-and-error methodology: after each run, errors could be assigned to a processing layer, followed by a targeted change and another controlled run. A single all-purpose model might produce cleaner-looking output, but it would also create a much larger black box whose errors could not easily be located or reviewed for accuracy. </w:t>
+      </w:r>
+      <w:proofErr w:type="spellStart"/>
+      <w:r>
+        <w:rPr>
+          <w:lang w:val="en-GB"/>
+        </w:rPr>
+        <w:t>RefAI</w:t>
+      </w:r>
+      <w:proofErr w:type="spellEnd"/>
+      <w:r>
+        <w:rPr>
+          <w:lang w:val="en-GB"/>
+        </w:rPr>
+        <w:t xml:space="preserve"> therefore keeps the usable output separate from logs, suspect records and LLM audit outputs. The result is more complex than one final spreadsheet, but it preserves the evidence needed to understand how that spreadsheet was produced.</w:t>
       </w:r>
     </w:p>
     <w:p>
@@ -4505,7 +4997,7 @@
           <w:lang w:val="en-GB"/>
         </w:rPr>
       </w:pPr>
-      <w:bookmarkStart w:id="8" w:name="_Toc233271878"/>
+      <w:bookmarkStart w:id="8" w:name="_Toc233633476"/>
       <w:r>
         <w:rPr>
           <w:rFonts w:ascii="Aptos Display" w:eastAsia="Aptos Display" w:hAnsi="Aptos Display"/>
@@ -4541,13 +5033,27 @@
         <w:rPr>
           <w:lang w:val="en-GB"/>
         </w:rPr>
-        <w:t xml:space="preserve">A further methodological choice in RefAI is the use of </w:t>
+        <w:t xml:space="preserve">A further methodological choice in </w:t>
       </w:r>
       <w:proofErr w:type="spellStart"/>
       <w:r>
         <w:rPr>
           <w:lang w:val="en-GB"/>
         </w:rPr>
+        <w:t>RefAI</w:t>
+      </w:r>
+      <w:proofErr w:type="spellEnd"/>
+      <w:r>
+        <w:rPr>
+          <w:lang w:val="en-GB"/>
+        </w:rPr>
+        <w:t xml:space="preserve"> is the use of </w:t>
+      </w:r>
+      <w:proofErr w:type="spellStart"/>
+      <w:r>
+        <w:rPr>
+          <w:lang w:val="en-GB"/>
+        </w:rPr>
         <w:t>ArcheoBERTje</w:t>
       </w:r>
       <w:proofErr w:type="spellEnd"/>
@@ -4569,7 +5075,21 @@
         <w:rPr>
           <w:lang w:val="en-GB"/>
         </w:rPr>
-        <w:t xml:space="preserve"> is a Dutch BERT model for the archaeology domain developed by Alex Brandsen. According to the public model documentation, it is based on the Dutch BERTje model and was further fine-tuned on roughly 60,000 Dutch excavation reports from the DANS archive, representing approximately 650 million tokens. The accompanying GitHub repository also describes an archaeological NER version aimed at entities such as time periods, places, artefacts, contexts, materials and species. This makes the model especially relevant for RefAI, because the source material consists of Dutch archaeological news bulletin text rather than modern general-language prose. The associated research demonstrates that domain-specific pre-training improves archaeological named-entity recognition compared with generic multilingual and Dutch-language models (Brandsen et al., 2021a).</w:t>
+        <w:t xml:space="preserve"> is a Dutch BERT model for the archaeology domain developed by Alex Brandsen. According to the public model documentation, it is based on the Dutch BERTje model and was further fine-tuned on roughly 60,000 Dutch excavation reports from the DANS archive, representing approximately 650 million tokens. The accompanying GitHub repository also describes an archaeological NER version aimed at entities such as time periods, places, artefacts, contexts, materials and species. This makes the model especially relevant for </w:t>
+      </w:r>
+      <w:proofErr w:type="spellStart"/>
+      <w:r>
+        <w:rPr>
+          <w:lang w:val="en-GB"/>
+        </w:rPr>
+        <w:t>RefAI</w:t>
+      </w:r>
+      <w:proofErr w:type="spellEnd"/>
+      <w:r>
+        <w:rPr>
+          <w:lang w:val="en-GB"/>
+        </w:rPr>
+        <w:t>, because the source material consists of Dutch archaeological news bulletin text rather than modern general-language prose. The associated research demonstrates that domain-specific pre-training improves archaeological named-entity recognition compared with generic multilingual and Dutch-language models (Brandsen et al., 2021a).</w:t>
       </w:r>
     </w:p>
     <w:p>
@@ -4582,22 +5102,28 @@
         <w:rPr>
           <w:lang w:val="en-GB"/>
         </w:rPr>
+        <w:t xml:space="preserve">In the pipeline, </w:t>
+      </w:r>
+      <w:proofErr w:type="spellStart"/>
+      <w:r>
+        <w:rPr>
+          <w:lang w:val="en-GB"/>
+        </w:rPr>
+        <w:t>ArcheoBERTje</w:t>
+      </w:r>
+      <w:proofErr w:type="spellEnd"/>
+      <w:r>
+        <w:rPr>
+          <w:lang w:val="en-GB"/>
+        </w:rPr>
+        <w:t xml:space="preserve"> is not used as a free generative system. It supports semantic matching, meaning that it helps compare words by their likely archaeological meaning rather than requiring identical spelling. For example, an older or OCR-damaged expression may still resemble a known </w:t>
+      </w:r>
+      <w:r>
+        <w:rPr>
+          <w:lang w:val="en-GB"/>
+        </w:rPr>
         <w:lastRenderedPageBreak/>
-        <w:t xml:space="preserve">In the pipeline, </w:t>
-      </w:r>
-      <w:proofErr w:type="spellStart"/>
-      <w:r>
-        <w:rPr>
-          <w:lang w:val="en-GB"/>
-        </w:rPr>
-        <w:t>ArcheoBERTje</w:t>
-      </w:r>
-      <w:proofErr w:type="spellEnd"/>
-      <w:r>
-        <w:rPr>
-          <w:lang w:val="en-GB"/>
-        </w:rPr>
-        <w:t xml:space="preserve"> is not used as a free generative system. It supports semantic matching, meaning that it helps compare words by their likely archaeological meaning rather than requiring identical spelling. For example, an older or OCR-damaged expression may still resemble a known ceramic or feature concept even when it is not written exactly like the reference label. This is useful because historical texts contain spelling variation, old terminology and uneven phrasing. However, similarity is only used to propose a candidate: local reference documents, thresholds, rulebook logic and validation </w:t>
+        <w:t xml:space="preserve">ceramic or feature concept even when it is not written exactly like the reference label. This is useful because historical texts contain spelling variation, old terminology and uneven phrasing. However, similarity is only used to propose a candidate: local reference documents, thresholds, rulebook logic and validation </w:t>
       </w:r>
       <w:proofErr w:type="gramStart"/>
       <w:r>
@@ -4624,7 +5150,21 @@
         <w:rPr>
           <w:lang w:val="en-GB"/>
         </w:rPr>
-        <w:t>This provides a middle position between brittle exact matching and a generative model that may invent a plausible but unsupported classification. RefAI follows the same caution expressed in entity-linking research: one model or matching method should not be treated as conclusive on its own (de Vries et al., 2019; Ruiz et al., 2015).</w:t>
+        <w:t xml:space="preserve">This provides a middle position between brittle exact matching and a generative model that may invent a plausible but unsupported classification. </w:t>
+      </w:r>
+      <w:proofErr w:type="spellStart"/>
+      <w:r>
+        <w:rPr>
+          <w:lang w:val="en-GB"/>
+        </w:rPr>
+        <w:t>RefAI</w:t>
+      </w:r>
+      <w:proofErr w:type="spellEnd"/>
+      <w:r>
+        <w:rPr>
+          <w:lang w:val="en-GB"/>
+        </w:rPr>
+        <w:t xml:space="preserve"> follows the same caution expressed in entity-linking research: one model or matching method should not be treated as conclusive on its own (de Vries et al., 2019; Ruiz et al., 2015).</w:t>
       </w:r>
     </w:p>
     <w:p>
@@ -4637,7 +5177,21 @@
         <w:rPr>
           <w:lang w:val="en-GB"/>
         </w:rPr>
-        <w:t xml:space="preserve">This contribution is important for the thesis because it strengthens the lookup-first design without turning the system into a black box. The model helps RefAI deal with domain language, but the pipeline still records provenance, review flags and evidence snippets so that uncertain cases remain auditable. In practical terms, </w:t>
+        <w:t xml:space="preserve">This contribution is important for the thesis because it strengthens the lookup-first design without turning the system into a black box. The model helps </w:t>
+      </w:r>
+      <w:proofErr w:type="spellStart"/>
+      <w:r>
+        <w:rPr>
+          <w:lang w:val="en-GB"/>
+        </w:rPr>
+        <w:t>RefAI</w:t>
+      </w:r>
+      <w:proofErr w:type="spellEnd"/>
+      <w:r>
+        <w:rPr>
+          <w:lang w:val="en-GB"/>
+        </w:rPr>
+        <w:t xml:space="preserve"> deal with domain language, but the pipeline still records provenance, review flags and evidence snippets so that uncertain cases remain auditable. In practical terms, </w:t>
       </w:r>
       <w:proofErr w:type="spellStart"/>
       <w:r>
@@ -4720,7 +5274,7 @@
           <w:lang w:val="en-GB"/>
         </w:rPr>
       </w:pPr>
-      <w:bookmarkStart w:id="9" w:name="_Toc233271879"/>
+      <w:bookmarkStart w:id="9" w:name="_Toc233633477"/>
       <w:r>
         <w:rPr>
           <w:rFonts w:ascii="Aptos Display" w:eastAsia="Aptos Display" w:hAnsi="Aptos Display"/>
@@ -4736,11 +5290,19 @@
           <w:lang w:val="en-GB"/>
         </w:rPr>
       </w:pPr>
-      <w:r>
-        <w:rPr>
-          <w:lang w:val="en-GB"/>
-        </w:rPr>
-        <w:t xml:space="preserve">RefAI does not depend on a single ABR table or on model interpretation alone. It uses a layered reference architecture stored in </w:t>
+      <w:proofErr w:type="spellStart"/>
+      <w:r>
+        <w:rPr>
+          <w:lang w:val="en-GB"/>
+        </w:rPr>
+        <w:t>RefAI</w:t>
+      </w:r>
+      <w:proofErr w:type="spellEnd"/>
+      <w:r>
+        <w:rPr>
+          <w:lang w:val="en-GB"/>
+        </w:rPr>
+        <w:t xml:space="preserve"> does not depend on a single ABR table or on model interpretation alone. It uses a layered reference architecture stored in </w:t>
       </w:r>
       <w:proofErr w:type="spellStart"/>
       <w:r>
@@ -4925,78 +5487,84 @@
         <w:rPr>
           <w:lang w:val="en-GB"/>
         </w:rPr>
+        <w:t xml:space="preserve">ABR mapping remains a central component because it connects variable historical language to professional Dutch archaeological terminology. The pipeline must determine whether a term belongs to a feature or context bucket, a finding or object bucket, a material bucket or a period bucket. </w:t>
+      </w:r>
+      <w:proofErr w:type="spellStart"/>
+      <w:r>
+        <w:rPr>
+          <w:lang w:val="en-GB"/>
+        </w:rPr>
+        <w:t>Waterput</w:t>
+      </w:r>
+      <w:proofErr w:type="spellEnd"/>
+      <w:r>
+        <w:rPr>
+          <w:lang w:val="en-GB"/>
+        </w:rPr>
+        <w:t xml:space="preserve"> (well) and </w:t>
+      </w:r>
+      <w:proofErr w:type="spellStart"/>
+      <w:r>
+        <w:rPr>
+          <w:lang w:val="en-GB"/>
+        </w:rPr>
+        <w:t>gracht</w:t>
+      </w:r>
+      <w:proofErr w:type="spellEnd"/>
+      <w:r>
+        <w:rPr>
+          <w:lang w:val="en-GB"/>
+        </w:rPr>
+        <w:t xml:space="preserve"> (ditch) are usually features or traces, </w:t>
+      </w:r>
+      <w:proofErr w:type="spellStart"/>
+      <w:r>
+        <w:rPr>
+          <w:lang w:val="en-GB"/>
+        </w:rPr>
+        <w:t>Pingsdorf</w:t>
+      </w:r>
+      <w:proofErr w:type="spellEnd"/>
+      <w:r>
+        <w:rPr>
+          <w:lang w:val="en-GB"/>
+        </w:rPr>
+        <w:t xml:space="preserve"> and Paffrath describe ceramic traditions or wares, and </w:t>
+      </w:r>
+      <w:proofErr w:type="spellStart"/>
+      <w:r>
+        <w:rPr>
+          <w:lang w:val="en-GB"/>
+        </w:rPr>
+        <w:t>keramiek</w:t>
+      </w:r>
+      <w:proofErr w:type="spellEnd"/>
+      <w:r>
+        <w:rPr>
+          <w:lang w:val="en-GB"/>
+        </w:rPr>
+        <w:t xml:space="preserve"> (ceramics) is a broader material-level concept. </w:t>
+      </w:r>
+      <w:proofErr w:type="spellStart"/>
+      <w:r>
+        <w:rPr>
+          <w:lang w:val="en-GB"/>
+        </w:rPr>
+        <w:t>RefAI_Custom_Aliases</w:t>
+      </w:r>
+      <w:proofErr w:type="spellEnd"/>
+      <w:r>
+        <w:rPr>
+          <w:lang w:val="en-GB"/>
+        </w:rPr>
+        <w:t xml:space="preserve"> adds </w:t>
+      </w:r>
+      <w:r>
+        <w:rPr>
+          <w:lang w:val="en-GB"/>
+        </w:rPr>
         <w:lastRenderedPageBreak/>
-        <w:t xml:space="preserve">ABR mapping remains a central component because it connects variable historical language to professional Dutch archaeological terminology. The pipeline must determine whether a term belongs to a feature or context bucket, a finding or object bucket, a material bucket or a period bucket. </w:t>
-      </w:r>
-      <w:proofErr w:type="spellStart"/>
-      <w:r>
-        <w:rPr>
-          <w:lang w:val="en-GB"/>
-        </w:rPr>
-        <w:t>Waterput</w:t>
-      </w:r>
-      <w:proofErr w:type="spellEnd"/>
-      <w:r>
-        <w:rPr>
-          <w:lang w:val="en-GB"/>
-        </w:rPr>
-        <w:t xml:space="preserve"> (well) and </w:t>
-      </w:r>
-      <w:proofErr w:type="spellStart"/>
-      <w:r>
-        <w:rPr>
-          <w:lang w:val="en-GB"/>
-        </w:rPr>
-        <w:t>gracht</w:t>
-      </w:r>
-      <w:proofErr w:type="spellEnd"/>
-      <w:r>
-        <w:rPr>
-          <w:lang w:val="en-GB"/>
-        </w:rPr>
-        <w:t xml:space="preserve"> (ditch) are usually features or traces, </w:t>
-      </w:r>
-      <w:proofErr w:type="spellStart"/>
-      <w:r>
-        <w:rPr>
-          <w:lang w:val="en-GB"/>
-        </w:rPr>
-        <w:t>Pingsdorf</w:t>
-      </w:r>
-      <w:proofErr w:type="spellEnd"/>
-      <w:r>
-        <w:rPr>
-          <w:lang w:val="en-GB"/>
-        </w:rPr>
-        <w:t xml:space="preserve"> and Paffrath describe ceramic traditions or wares, and </w:t>
-      </w:r>
-      <w:proofErr w:type="spellStart"/>
-      <w:r>
-        <w:rPr>
-          <w:lang w:val="en-GB"/>
-        </w:rPr>
-        <w:t>keramiek</w:t>
-      </w:r>
-      <w:proofErr w:type="spellEnd"/>
-      <w:r>
-        <w:rPr>
-          <w:lang w:val="en-GB"/>
-        </w:rPr>
-        <w:t xml:space="preserve"> (ceramics) is a broader material-level concept. </w:t>
-      </w:r>
-      <w:proofErr w:type="spellStart"/>
-      <w:r>
-        <w:rPr>
-          <w:lang w:val="en-GB"/>
-        </w:rPr>
-        <w:t>RefAI_Custom_Aliases</w:t>
-      </w:r>
-      <w:proofErr w:type="spellEnd"/>
-      <w:r>
-        <w:rPr>
-          <w:lang w:val="en-GB"/>
-        </w:rPr>
-        <w:t xml:space="preserve"> adds synonyms, rejection terms, author-name filters, field-type overrides, place and dating aliases, ambiguity rules, generic-suppression rules and restrictions on automatic LLM corrections. </w:t>
+        <w:t xml:space="preserve">synonyms, rejection terms, author-name filters, field-type overrides, place and dating aliases, ambiguity rules, generic-suppression rules and restrictions on automatic LLM corrections. </w:t>
       </w:r>
     </w:p>
     <w:p>
@@ -5064,7 +5632,21 @@
         <w:rPr>
           <w:lang w:val="en-GB"/>
         </w:rPr>
-        <w:t>A major reason for building this reference-first layer was to reduce hallucination. A language model can produce a plausible normalisation that is not supported by the source, whereas RefAI normally requires a connection to a known entry, alias, code or rule. The pipeline can record whether a result came from an exact lookup, fuzzy matching, a custom alias, province context, context carry or later review. Unsupported candidates can remain empty, unresolved or quarantined instead of being silently converted into confident data. For archaeological reuse, a traceable omission is often less damaging than a convincing but untraceable fabrication, because the former can be inspected and corrected.</w:t>
+        <w:t xml:space="preserve">A major reason for building this reference-first layer was to reduce hallucination. A language model can produce a plausible normalisation that is not supported by the source, whereas </w:t>
+      </w:r>
+      <w:proofErr w:type="spellStart"/>
+      <w:r>
+        <w:rPr>
+          <w:lang w:val="en-GB"/>
+        </w:rPr>
+        <w:t>RefAI</w:t>
+      </w:r>
+      <w:proofErr w:type="spellEnd"/>
+      <w:r>
+        <w:rPr>
+          <w:lang w:val="en-GB"/>
+        </w:rPr>
+        <w:t xml:space="preserve"> normally requires a connection to a known entry, alias, code or rule. The pipeline can record whether a result came from an exact lookup, fuzzy matching, a custom alias, province context, context carry or later review. Unsupported candidates can remain empty, unresolved or quarantined instead of being silently converted into confident data. For archaeological reuse, a traceable omission is often less damaging than a convincing but untraceable fabrication, because the former can be inspected and corrected.</w:t>
       </w:r>
     </w:p>
     <w:p>
@@ -5104,7 +5686,21 @@
         <w:rPr>
           <w:lang w:val="en-GB"/>
         </w:rPr>
-        <w:t>The resulting trade-off cannot be reduced to a simple claim that either model inference or reference lookup is always superior. A permissive system can improve recall but risks unsupported values. A strict reference system improves auditability but increases missing values and may occasionally choose an incorrect nearby concept. RefAI therefore combines broad candidate detection with conservative validation, evidence snippets, provenance, review flags and quarantine. Empty fields are not automatically treated as system failure: they can be an honest indication that the available text and reference layer do not justify a reliable normalisation. Nevertheless, the balance between these errors remains partly empirical and should be assessed on additional, unseen KNOB bulletins.</w:t>
+        <w:t xml:space="preserve">The resulting trade-off cannot be reduced to a simple claim that either model inference or reference lookup is always superior. A permissive system can improve recall but risks unsupported values. A strict reference system improves auditability but increases missing values and may occasionally choose an incorrect nearby concept. </w:t>
+      </w:r>
+      <w:proofErr w:type="spellStart"/>
+      <w:r>
+        <w:rPr>
+          <w:lang w:val="en-GB"/>
+        </w:rPr>
+        <w:t>RefAI</w:t>
+      </w:r>
+      <w:proofErr w:type="spellEnd"/>
+      <w:r>
+        <w:rPr>
+          <w:lang w:val="en-GB"/>
+        </w:rPr>
+        <w:t xml:space="preserve"> therefore combines broad candidate detection with conservative validation, evidence snippets, provenance, review flags and quarantine. Empty fields are not automatically treated as system failure: they can be an honest indication that the available text and reference layer do not justify a reliable normalisation. Nevertheless, the balance between these errors remains partly empirical and should be assessed on additional, unseen KNOB bulletins.</w:t>
       </w:r>
     </w:p>
     <w:p>
@@ -5118,6 +5714,28 @@
           <w:lang w:val="en-GB"/>
         </w:rPr>
         <w:t>The most promising future improvement is consequently not an unlimited expansion of hard-coded exceptions, but systematic data mining of a larger KNOB corpus. Recurring place names, historical spellings, site names, object terms, period expressions and contextual co-occurrences could be collected automatically, reviewed by domain specialists and then added to versioned reference tables with provenance. The reference layer would thereby develop into a maintained domain resource rather than a static dictionary. This approach preserves the main advantage of the current design: corrections remain visible, editable and reusable. The clean reviewed output can remain compact, while audit and review outputs retain the evidence needed to understand how each value was produced.</w:t>
+      </w:r>
+    </w:p>
+    <w:p>
+      <w:pPr>
+        <w:spacing w:after="200" w:line="276" w:lineRule="auto"/>
+        <w:rPr>
+          <w:rFonts w:ascii="Aptos Display" w:eastAsia="Aptos Display" w:hAnsi="Aptos Display" w:cstheme="majorBidi"/>
+          <w:b/>
+          <w:bCs/>
+          <w:color w:val="0E3A2A"/>
+          <w:sz w:val="32"/>
+          <w:szCs w:val="28"/>
+          <w:lang w:val="en-GB"/>
+        </w:rPr>
+      </w:pPr>
+      <w:bookmarkStart w:id="10" w:name="_Toc233633478"/>
+      <w:r>
+        <w:rPr>
+          <w:rFonts w:ascii="Aptos Display" w:eastAsia="Aptos Display" w:hAnsi="Aptos Display"/>
+          <w:lang w:val="en-GB"/>
+        </w:rPr>
+        <w:br w:type="page"/>
       </w:r>
     </w:p>
     <w:p>
@@ -5131,7 +5749,6 @@
           <w:lang w:val="en-GB"/>
         </w:rPr>
       </w:pPr>
-      <w:bookmarkStart w:id="10" w:name="_Toc233271880"/>
       <w:r>
         <w:rPr>
           <w:rFonts w:ascii="Aptos Display" w:eastAsia="Aptos Display" w:hAnsi="Aptos Display"/>
@@ -5152,7 +5769,21 @@
         <w:rPr>
           <w:lang w:val="en-GB"/>
         </w:rPr>
-        <w:t>The LLM is treated as a targeted second reader rather than as the primary extraction engine. In the current deposited version of RefAI, the Anthropic model used for this layer is `claude-haiku-4-5-20251001`. This model choice should be understood within the scope of the thesis: the project is not a benchmark of OpenAI, Anthropic and Gemini, nor does it claim that one provider is universally better than another. The research question concerns whether a lookup-first, rulebook-supported workflow can extract useful structured archaeological data while keeping uncertainty visible. The LLM is therefore included only as a controlled review component for cases where the deterministic SLM/rulebook layer signals uncertainty. This constrained role responds to the well-documented tendency of LLMs to produce fluent but unsupported content when they are asked to operate beyond reliable evidence (Huang et al., 2023).</w:t>
+        <w:t xml:space="preserve">The LLM is treated as a targeted second reader rather than as the primary extraction engine. In the current deposited version of </w:t>
+      </w:r>
+      <w:proofErr w:type="spellStart"/>
+      <w:r>
+        <w:rPr>
+          <w:lang w:val="en-GB"/>
+        </w:rPr>
+        <w:t>RefAI</w:t>
+      </w:r>
+      <w:proofErr w:type="spellEnd"/>
+      <w:r>
+        <w:rPr>
+          <w:lang w:val="en-GB"/>
+        </w:rPr>
+        <w:t>, the Anthropic model used for this layer is `claude-haiku-4-5-20251001`. This model choice should be understood within the scope of the thesis: the project is not a benchmark of OpenAI, Anthropic and Gemini, nor does it claim that one provider is universally better than another. The research question concerns whether a lookup-first, rulebook-supported workflow can extract useful structured archaeological data while keeping uncertainty visible. The LLM is therefore included only as a controlled review component for cases where the deterministic SLM/rulebook layer signals uncertainty. This constrained role responds to the well-documented tendency of LLMs to produce fluent but unsupported content when they are asked to operate beyond reliable evidence (Huang et al., 2023).</w:t>
       </w:r>
     </w:p>
     <w:p>
@@ -5186,7 +5817,61 @@
         <w:rPr>
           <w:lang w:val="en-GB"/>
         </w:rPr>
-        <w:t>The thesis does not attempt a provider benchmark. Model quality, pricing and availability change over time, and a comparison based on informal impressions would not provide a stable academic basis for selecting a permanent winner. The defensible methodological choice is architectural rather than brand-based: RefAI does not depend on an LLM-first workflow. The local pipeline, reference documents and ABR rulebook remain central, while the commercial LLM is optional and restricted to cases where semantic review adds clear value. This reduces cost, improves traceability and limits exposure to model hallucination and provider changes (Huang et al., 2023; National Institute of Standards and Technology, 2023).</w:t>
+        <w:t xml:space="preserve">The thesis does not attempt a provider benchmark. Model quality, pricing and availability change over time, and a comparison based on informal impressions would not provide a stable academic basis for selecting a permanent winner. The defensible methodological choice is architectural rather than brand-based: </w:t>
+      </w:r>
+      <w:proofErr w:type="spellStart"/>
+      <w:r>
+        <w:rPr>
+          <w:lang w:val="en-GB"/>
+        </w:rPr>
+        <w:t>RefAI</w:t>
+      </w:r>
+      <w:proofErr w:type="spellEnd"/>
+      <w:r>
+        <w:rPr>
+          <w:lang w:val="en-GB"/>
+        </w:rPr>
+        <w:t xml:space="preserve"> does not depend on an LLM-first workflow. The local pipeline, reference documents and ABR rulebook remain central, while the commercial LLM is optional and restricted to cases where semantic review adds clear value. This reduces cost, improves traceability and limits exposure to model hallucination and provider changes (Huang et al., 2023; National Institute of Standards and Technology, 2023).</w:t>
+      </w:r>
+      <w:r>
+        <w:rPr>
+          <w:lang w:val="en-GB"/>
+        </w:rPr>
+        <w:t xml:space="preserve"> </w:t>
+      </w:r>
+      <w:r>
+        <w:rPr>
+          <w:lang w:val="en-GB"/>
+        </w:rPr>
+        <w:t xml:space="preserve">This also affects the ethical scope of the project. As the developer, I wanted the pipeline to be as uncontroversial, locally controllable and transparent as reasonably possible. Without turning this thesis into a political comparison of technology providers, the preferred direction is to keep data processing close to Dutch and European research practice and to limit unnecessary dependence on non-European infrastructure for data, security and long-term availability. No major commercial LLM provider fully resolves European digital-sovereignty concerns, including Anthropic. </w:t>
+      </w:r>
+      <w:proofErr w:type="spellStart"/>
+      <w:r>
+        <w:rPr>
+          <w:lang w:val="en-GB"/>
+        </w:rPr>
+        <w:t>RefAI</w:t>
+      </w:r>
+      <w:proofErr w:type="spellEnd"/>
+      <w:r>
+        <w:rPr>
+          <w:lang w:val="en-GB"/>
+        </w:rPr>
+        <w:t xml:space="preserve"> therefore keeps OCR, layout reconstruction, </w:t>
+      </w:r>
+      <w:proofErr w:type="spellStart"/>
+      <w:r>
+        <w:rPr>
+          <w:lang w:val="en-GB"/>
+        </w:rPr>
+        <w:t>ArcheoBERTje</w:t>
+      </w:r>
+      <w:proofErr w:type="spellEnd"/>
+      <w:r>
+        <w:rPr>
+          <w:lang w:val="en-GB"/>
+        </w:rPr>
+        <w:t>, reference tables, ABR validation and quarantine logic local and runnable without an API key. Claude is an optional and replaceable review layer rather than the methodological core.</w:t>
       </w:r>
     </w:p>
     <w:p>
@@ -5199,34 +5884,21 @@
         <w:rPr>
           <w:lang w:val="en-GB"/>
         </w:rPr>
-        <w:t xml:space="preserve">This also affects the ethical scope of the project. As the developer, I wanted the pipeline to be as uncontroversial, locally controllable and transparent as reasonably possible. Without turning this thesis into a political comparison of technology providers, the preferred direction is to keep data processing close to Dutch and European research practice and to limit unnecessary dependence on non-European infrastructure for data, security and long-term availability. No major commercial LLM provider fully resolves European digital-sovereignty concerns, including Anthropic. RefAI therefore keeps OCR, layout reconstruction, </w:t>
-      </w:r>
-      <w:proofErr w:type="spellStart"/>
-      <w:r>
-        <w:rPr>
-          <w:lang w:val="en-GB"/>
-        </w:rPr>
-        <w:t>ArcheoBERTje</w:t>
-      </w:r>
-      <w:proofErr w:type="spellEnd"/>
-      <w:r>
-        <w:rPr>
-          <w:lang w:val="en-GB"/>
-        </w:rPr>
-        <w:t>, reference tables, ABR validation and quarantine logic local and runnable without an API key. Claude is an optional and replaceable review layer rather than the methodological core.</w:t>
-      </w:r>
-    </w:p>
-    <w:p>
-      <w:pPr>
-        <w:rPr>
-          <w:lang w:val="en-GB"/>
-        </w:rPr>
-      </w:pPr>
-      <w:r>
-        <w:rPr>
-          <w:lang w:val="en-GB"/>
-        </w:rPr>
-        <w:t xml:space="preserve">In practical terms, the LLM receives only supplied evidence: the evidence quote, relevant chunk text and the candidate fields produced by the local pipeline. It is not asked to freely invent missing archaeological information. Its corrections are constrained by confidence thresholds, rulebook compatibility and auto-apply guards. This is important because the LLM can reason about context, but it can also over-correct, infer too much from weak evidence or introduce </w:t>
+        <w:t xml:space="preserve">In practical terms, the LLM receives only supplied evidence: the evidence </w:t>
+      </w:r>
+      <w:proofErr w:type="gramStart"/>
+      <w:r>
+        <w:rPr>
+          <w:lang w:val="en-GB"/>
+        </w:rPr>
+        <w:t>quote</w:t>
+      </w:r>
+      <w:proofErr w:type="gramEnd"/>
+      <w:r>
+        <w:rPr>
+          <w:lang w:val="en-GB"/>
+        </w:rPr>
+        <w:t xml:space="preserve">, relevant chunk text and the candidate fields produced by the local pipeline. It is not asked to freely invent missing archaeological information. Its corrections are constrained by confidence thresholds, rulebook compatibility and auto-apply guards. This is important because the LLM can reason about context, but it can also over-correct, infer too much from weak evidence or introduce </w:t>
       </w:r>
       <w:proofErr w:type="gramStart"/>
       <w:r>
@@ -5281,7 +5953,7 @@
           <w:lang w:val="en-GB"/>
         </w:rPr>
       </w:pPr>
-      <w:bookmarkStart w:id="11" w:name="_Toc233271881"/>
+      <w:bookmarkStart w:id="11" w:name="_Toc233633479"/>
       <w:r>
         <w:rPr>
           <w:rFonts w:ascii="Aptos Display" w:eastAsia="Aptos Display" w:hAnsi="Aptos Display"/>
@@ -5306,7 +5978,15 @@
     </w:p>
     <w:p>
       <w:r>
-        <w:t>This output logic is represented in Figure 1 by the transition from validation and quarantine to structured outputs: uncertainty is not removed from the pipeline, but carried forward as review information that can be inspected by a human user.</w:t>
+        <w:t xml:space="preserve">This output logic is represented in Figure 1 by the transition from validation and quarantine to structured outputs: uncertainty is not removed from the </w:t>
+      </w:r>
+      <w:proofErr w:type="gramStart"/>
+      <w:r>
+        <w:t>pipeline, but</w:t>
+      </w:r>
+      <w:proofErr w:type="gramEnd"/>
+      <w:r>
+        <w:t xml:space="preserve"> carried forward as review information that can be inspected by a human user.</w:t>
       </w:r>
     </w:p>
     <w:p>
@@ -5332,7 +6012,21 @@
         <w:rPr>
           <w:lang w:val="en-GB"/>
         </w:rPr>
-        <w:t>The false-negative cases are especially informative because they show where RefAI can still look confident while differing from the gold standard. In this run there were three such cases, all in Test 1985 around Nijmegen. They were not missed place extractions, but field-level differences inside an already recognised place context. This suggests that the remaining difficult cases are mainly semantically dense records rather than complete failures of geographical extraction.</w:t>
+        <w:t xml:space="preserve">The false-negative cases are especially informative because they show where </w:t>
+      </w:r>
+      <w:proofErr w:type="spellStart"/>
+      <w:r>
+        <w:rPr>
+          <w:lang w:val="en-GB"/>
+        </w:rPr>
+        <w:t>RefAI</w:t>
+      </w:r>
+      <w:proofErr w:type="spellEnd"/>
+      <w:r>
+        <w:rPr>
+          <w:lang w:val="en-GB"/>
+        </w:rPr>
+        <w:t xml:space="preserve"> can still look confident while differing from the gold standard. In this run there were three such cases, all in Test 1985 around Nijmegen. They were not missed place extractions, but field-level differences inside an already recognised place context. This suggests that the remaining difficult cases are mainly semantically dense records rather than complete failures of geographical extraction.</w:t>
       </w:r>
       <w:r>
         <w:rPr>
@@ -5344,7 +6038,21 @@
         <w:rPr>
           <w:lang w:val="en-GB"/>
         </w:rPr>
-        <w:t xml:space="preserve">This result supports the decision to frame RefAI as a triage system. The system is already useful when it extracts a candidate record and tells the user which parts deserve attention. High recall in the flagging layer means that few problematic records pass entirely unnoticed. Low precision means that the user still </w:t>
+        <w:t xml:space="preserve">This result supports the decision to frame </w:t>
+      </w:r>
+      <w:proofErr w:type="spellStart"/>
+      <w:r>
+        <w:rPr>
+          <w:lang w:val="en-GB"/>
+        </w:rPr>
+        <w:t>RefAI</w:t>
+      </w:r>
+      <w:proofErr w:type="spellEnd"/>
+      <w:r>
+        <w:rPr>
+          <w:lang w:val="en-GB"/>
+        </w:rPr>
+        <w:t xml:space="preserve"> as a triage system. The system is already useful when it extracts a candidate record and tells the user which parts deserve attention. High recall in the flagging layer means that few problematic records pass entirely unnoticed. Low precision means that the user still </w:t>
       </w:r>
       <w:proofErr w:type="gramStart"/>
       <w:r>
@@ -5391,7 +6099,7 @@
           <w:lang w:val="en-GB"/>
         </w:rPr>
       </w:pPr>
-      <w:bookmarkStart w:id="12" w:name="_Toc233271882"/>
+      <w:bookmarkStart w:id="12" w:name="_Toc233633480"/>
       <w:r>
         <w:rPr>
           <w:rFonts w:ascii="Aptos Display" w:eastAsia="Aptos Display" w:hAnsi="Aptos Display"/>
@@ -5429,7 +6137,15 @@
     </w:p>
     <w:p>
       <w:r>
-        <w:t>The feedback arrow in Figure 1 is important for understanding the evaluation method. The comparison with the gold standard was not treated as a final binary judgement only, but also as a way to identify which rulebook entries, reference mappings and safeguards needed further adjustment.</w:t>
+        <w:t xml:space="preserve">The feedback arrow in Figure 1 is important for understanding the evaluation method. The comparison with the gold standard was not treated as a final binary judgement only, but also </w:t>
+      </w:r>
+      <w:proofErr w:type="gramStart"/>
+      <w:r>
+        <w:t>as a way to</w:t>
+      </w:r>
+      <w:proofErr w:type="gramEnd"/>
+      <w:r>
+        <w:t xml:space="preserve"> identify which rulebook entries, reference mappings and safeguards needed further adjustment.</w:t>
       </w:r>
     </w:p>
     <w:p>
@@ -5442,7 +6158,49 @@
         <w:rPr>
           <w:lang w:val="en-GB"/>
         </w:rPr>
-        <w:t>A strict row-by-row comparison would therefore give a misleading impression of quality. If RefAI splits one long archaeological notice into two records while the gold standard keeps it as one, a row-based metric would count many fields as wrong even when the relevant information has in fact been detected. The reverse can also happen: RefAI may merge information that the gold standard separates. The evaluation therefore uses the archaeological signal as the main unit of comparison. The central question is not whether RefAI produces the same row structure as the human-edited file, but whether it manages to surface the relevant places, periods, features, findings and materials somewhere in the reviewed output, and whether uncertain or problematic information remains visible for review. Historical-document NER is particularly sensitive to this issue because errors can originate in OCR, span boundaries, entity classification or the source document itself (Ehrmann et al., 2021).</w:t>
+        <w:t xml:space="preserve">A strict row-by-row comparison would therefore give a misleading impression of quality. If </w:t>
+      </w:r>
+      <w:proofErr w:type="spellStart"/>
+      <w:r>
+        <w:rPr>
+          <w:lang w:val="en-GB"/>
+        </w:rPr>
+        <w:t>RefAI</w:t>
+      </w:r>
+      <w:proofErr w:type="spellEnd"/>
+      <w:r>
+        <w:rPr>
+          <w:lang w:val="en-GB"/>
+        </w:rPr>
+        <w:t xml:space="preserve"> splits one long archaeological notice into two records while the gold standard keeps it as one, a row-based metric would count many fields as wrong even when the relevant information has in fact been detected. The reverse can also happen: </w:t>
+      </w:r>
+      <w:proofErr w:type="spellStart"/>
+      <w:r>
+        <w:rPr>
+          <w:lang w:val="en-GB"/>
+        </w:rPr>
+        <w:t>RefAI</w:t>
+      </w:r>
+      <w:proofErr w:type="spellEnd"/>
+      <w:r>
+        <w:rPr>
+          <w:lang w:val="en-GB"/>
+        </w:rPr>
+        <w:t xml:space="preserve"> may merge information that the gold standard separates. The evaluation therefore uses the archaeological signal as the main unit of comparison. The central question is not whether </w:t>
+      </w:r>
+      <w:proofErr w:type="spellStart"/>
+      <w:r>
+        <w:rPr>
+          <w:lang w:val="en-GB"/>
+        </w:rPr>
+        <w:t>RefAI</w:t>
+      </w:r>
+      <w:proofErr w:type="spellEnd"/>
+      <w:r>
+        <w:rPr>
+          <w:lang w:val="en-GB"/>
+        </w:rPr>
+        <w:t xml:space="preserve"> produces the same row structure as the human-edited file, but whether it manages to surface the relevant places, periods, features, findings and materials somewhere in the reviewed output, and whether uncertain or problematic information remains visible for review. Historical-document NER is particularly sensitive to this issue because errors can originate in OCR, span boundaries, entity classification or the source document itself (Ehrmann et al., 2021).</w:t>
       </w:r>
     </w:p>
     <w:p>
@@ -5455,7 +6213,35 @@
         <w:rPr>
           <w:lang w:val="en-GB"/>
         </w:rPr>
-        <w:t>For this reason, the comparison uses a graded scoring method. A score of 2 means that the gold-standard term is present in the RefAI output in a directly usable form. A score of 1 means that RefAI has detected the core signal, but that the result still needs interpretation or correction before it can be treated as final. Examples include a site name that is captured as an alternative place name rather than as the main normalised settlement, a broad period code where the gold standard uses a more specific sub-period, or a semantically related ABR term that points to the correct archaeological category but not to the exact preferred label. A score of 0 means that the relevant signal is missing or not usable. This scoring system is less absolute than a binary match, but it better reflects how the pipeline is meant to function: as a tool that extracts and organises archaeological information for review, not as an autonomous final authority. This graded approach does not remove subjectivity, but it preserves more information than forcing every interpretative disagreement into a binary correct/incorrect label; recent work on subjective NLP evaluation similarly argues that annotator disagreement can represent meaningful uncertainty (Khurana et al., 2024).</w:t>
+        <w:t xml:space="preserve">For this reason, the comparison uses a graded scoring method. A score of 2 means that the gold-standard term is present in the </w:t>
+      </w:r>
+      <w:proofErr w:type="spellStart"/>
+      <w:r>
+        <w:rPr>
+          <w:lang w:val="en-GB"/>
+        </w:rPr>
+        <w:t>RefAI</w:t>
+      </w:r>
+      <w:proofErr w:type="spellEnd"/>
+      <w:r>
+        <w:rPr>
+          <w:lang w:val="en-GB"/>
+        </w:rPr>
+        <w:t xml:space="preserve"> output in a directly usable form. A score of 1 means that </w:t>
+      </w:r>
+      <w:proofErr w:type="spellStart"/>
+      <w:r>
+        <w:rPr>
+          <w:lang w:val="en-GB"/>
+        </w:rPr>
+        <w:t>RefAI</w:t>
+      </w:r>
+      <w:proofErr w:type="spellEnd"/>
+      <w:r>
+        <w:rPr>
+          <w:lang w:val="en-GB"/>
+        </w:rPr>
+        <w:t xml:space="preserve"> has detected the core signal, but that the result still needs interpretation or correction before it can be treated as final. Examples include a site name that is captured as an alternative place name rather than as the main normalised settlement, a broad period code where the gold standard uses a more specific sub-period, or a semantically related ABR term that points to the correct archaeological category but not to the exact preferred label. A score of 0 means that the relevant signal is missing or not usable. This scoring system is less absolute than a binary match, but it better reflects how the pipeline is meant to function: as a tool that extracts and organises archaeological information for review, not as an autonomous final authority. This graded approach does not remove subjectivity, but it preserves more information than forcing every interpretative disagreement into a binary correct/incorrect label; recent work on subjective NLP evaluation similarly argues that annotator disagreement can represent meaningful uncertainty (Khurana et al., 2024).</w:t>
       </w:r>
     </w:p>
     <w:p>
@@ -5468,7 +6254,35 @@
         <w:rPr>
           <w:lang w:val="en-GB"/>
         </w:rPr>
-        <w:t xml:space="preserve">The same principle is used for extra RefAI terms. An extra term is not automatically treated as the same kind of error in every situation. If an unsupported term silently enters the clean output as if it were certain, it is a serious false positive. If the same term is detected but marked through a review flag, quarantine rule or uncertainty indicator, it is better understood as a triage case. This distinction is crucial for RefAI, because many difficult terms are genuinely ambiguous. Ring can be an </w:t>
+        <w:t xml:space="preserve">The same principle is used for extra </w:t>
+      </w:r>
+      <w:proofErr w:type="spellStart"/>
+      <w:r>
+        <w:rPr>
+          <w:lang w:val="en-GB"/>
+        </w:rPr>
+        <w:t>RefAI</w:t>
+      </w:r>
+      <w:proofErr w:type="spellEnd"/>
+      <w:r>
+        <w:rPr>
+          <w:lang w:val="en-GB"/>
+        </w:rPr>
+        <w:t xml:space="preserve"> terms. An extra term is not automatically treated as the same kind of error in every situation. If an unsupported term silently enters the clean output as if it were certain, it is a serious false positive. If the same term is detected but marked through a review flag, quarantine rule or uncertainty indicator, it is better understood as a triage case. This distinction is crucial for </w:t>
+      </w:r>
+      <w:proofErr w:type="spellStart"/>
+      <w:r>
+        <w:rPr>
+          <w:lang w:val="en-GB"/>
+        </w:rPr>
+        <w:t>RefAI</w:t>
+      </w:r>
+      <w:proofErr w:type="spellEnd"/>
+      <w:r>
+        <w:rPr>
+          <w:lang w:val="en-GB"/>
+        </w:rPr>
+        <w:t xml:space="preserve">, because many difficult terms are genuinely ambiguous. Ring can be an </w:t>
       </w:r>
       <w:proofErr w:type="gramStart"/>
       <w:r>
@@ -5525,78 +6339,6 @@
           <w:lang w:val="en-GB"/>
         </w:rPr>
         <w:t xml:space="preserve"> can be a meaningful site name but may need to be analytically grouped under Nijmegen. A good extraction system should not only find easy terms; it should also avoid hiding uncertainty when the text is semantically unstable.</w:t>
-      </w:r>
-    </w:p>
-    <w:p>
-      <w:pPr>
-        <w:rPr>
-          <w:lang w:val="en-GB"/>
-        </w:rPr>
-      </w:pPr>
-      <w:r>
-        <w:rPr>
-          <w:lang w:val="en-GB"/>
-        </w:rPr>
-        <w:t xml:space="preserve">The graded comparison was applied to the seven selected test PDFs. These contain 82 gold-standard rows and 93 RefAI reviewed-output rows. Across the evaluated fields of place, dating, feature, finding and </w:t>
-      </w:r>
-      <w:r>
-        <w:rPr>
-          <w:lang w:val="en-GB"/>
-        </w:rPr>
-        <w:lastRenderedPageBreak/>
-        <w:t>material, the gold-standard files contain 301 target terms. RefAI retrieves 284 of these as exact usable matches and 4 as partial or reviewable matches, while 13 terms remain missing under this graded scoring method. These figures are deliberately presented as counts rather than as a single accuracy score. They indicate how much of the expert-selected archaeological signal in this specific test set is surfaced by the pipeline in a usable or reviewable form, while still leaving room for semantic disagreement and manual judgement. They should not be read as a representative performance estimate for all KNOB bulletins.</w:t>
-      </w:r>
-    </w:p>
-    <w:p>
-      <w:pPr>
-        <w:rPr>
-          <w:lang w:val="en-GB"/>
-        </w:rPr>
-      </w:pPr>
-      <w:r>
-        <w:rPr>
-          <w:lang w:val="en-GB"/>
-        </w:rPr>
-        <w:t>The category-level results show where RefAI is strongest and where the remaining weaknesses are concentrated. Place detection performs well: 50 of 51 gold-standard place signals are retrieved in usable form. Material extraction is also stable, with 37 of 37 target material terms retrieved. Feature extraction is similarly strong, with 91 of 93 terms retrieved. Findings and dating remain more fragile. Findings reach 72 of 77 usable matches, while dating reaches 38 of 43 usable or reviewable matches. This pattern is methodologically plausible. Materials are often expressed through concrete vocabulary such as pottery, bronze, iron or stone, and features often map well once the ABR rulebook is tuned. Dating and findings require more interpretation. Periods may be implicit, broad, narrow, mixed with publication years or dependent on artefact typology. Finds can be described through fragments, vessel types, generic material terms, or historical wording that does not map cleanly onto a single ABR label.</w:t>
-      </w:r>
-    </w:p>
-    <w:p>
-      <w:pPr>
-        <w:rPr>
-          <w:lang w:val="en-GB"/>
-        </w:rPr>
-      </w:pPr>
-      <w:r>
-        <w:rPr>
-          <w:lang w:val="en-GB"/>
-        </w:rPr>
-        <w:t>The comparison also highlights the value of the triage layer. RefAI produces 17 extra terms relative to the gold standard, but 16 of these occur in reviewable or flagged contexts. This does not remove the need for manual checking, but it changes how these cases should be interpreted. The system is not simply polluting the final dataset with invisible noise; in most of these cases it is surfacing uncertain candidates in a way that can be inspected. This supports the thesis argument that RefAI is most defensible as an extraction and triage prototype. Its value lies in quickly making relevant archaeological information visible and structured, while still directing attention to cases where human judgement is needed.</w:t>
-      </w:r>
-    </w:p>
-    <w:p>
-      <w:pPr>
-        <w:rPr>
-          <w:lang w:val="en-GB"/>
-        </w:rPr>
-      </w:pPr>
-      <w:r>
-        <w:rPr>
-          <w:lang w:val="en-GB"/>
-        </w:rPr>
-        <w:t>The results should therefore be interpreted with caution but not dismissed. The test set is small and partly shaped by the development process: the pipeline was repeatedly run, reviewed and improved using these documents. This means that the measured results are likely to be more favourable than they would be on a completely new and unseen set of bulletins. If additional documents were added, performance would probably drop at first, because new layouts, new OCR problems and new semantic edge cases would appear. Further tuning could then raise the scores again, but that would also increase the risk of adapting the system too closely to the evaluation material. The figures in this chapter are therefore best understood as a measurement of the current prototype on its development-and-evaluation set, not as a general accuracy claim for all archaeological bulletin text. The gold standard itself is also interpretative. Another archaeologist might choose a different level of dating specificity, preserve a site name differently, or classify a feature/object boundary in another way. In short, the evaluation attempts to make semantics measurable, and that is inherently problematic. Still, the data are not arbitrary: there are real overlaps between what RefAI extracts and what the gold standard expects. The comparison is useful because it identifies the type of work RefAI can support. It is especially useful for extracting low-hanging fruit: places, common periods, recurring features, common materials and many artefact categories. It is less reliable when the text requires deeper archaeological interpretation, when layout damage disrupts the evidence, or when terminology is ambiguous.</w:t>
-      </w:r>
-    </w:p>
-    <w:p>
-      <w:pPr>
-        <w:rPr>
-          <w:lang w:val="en-GB"/>
-        </w:rPr>
-      </w:pPr>
-      <w:r>
-        <w:rPr>
-          <w:lang w:val="en-GB"/>
-        </w:rPr>
-        <w:t xml:space="preserve">The evaluation therefore supports a limited but meaningful conclusion. RefAI should not be presented as a finished automatic extraction model that replaces expert judgement. It should be presented as a transparent workflow that can pre-structure messy archaeological bulletin text, retrieve a large share of relevant information, and expose many uncertain cases for review. </w:t>
       </w:r>
     </w:p>
     <w:p>
@@ -5624,7 +6366,227 @@
           <w:lang w:val="en-GB"/>
         </w:rPr>
         <w:lastRenderedPageBreak/>
-        <w:t>The detailed supporting workbook, RefAI_Graded_Gold_Standard_Comparison_20260617.xlsx, contains the document-level row counts, category-level summaries, term-level graded matches and extra RefAI terms used for this assessment. The most important outcome is not a single percentage, but the balance between retrieved information, reviewable uncertainty and remaining missed signals. Supporting evaluation detail and the error typology are provided in Appendix C, while Appendix E illustrates the compared Gold Standard and Reviewed RefAI structures.</w:t>
+        <w:t xml:space="preserve">The graded comparison was applied to the seven selected test PDFs. These contain 82 gold-standard rows and 93 </w:t>
+      </w:r>
+      <w:proofErr w:type="spellStart"/>
+      <w:r>
+        <w:rPr>
+          <w:lang w:val="en-GB"/>
+        </w:rPr>
+        <w:t>RefAI</w:t>
+      </w:r>
+      <w:proofErr w:type="spellEnd"/>
+      <w:r>
+        <w:rPr>
+          <w:lang w:val="en-GB"/>
+        </w:rPr>
+        <w:t xml:space="preserve"> reviewed-output rows. Across the evaluated fields of place, dating, feature, finding and material, the gold-standard files contain 301 target terms. </w:t>
+      </w:r>
+      <w:proofErr w:type="spellStart"/>
+      <w:r>
+        <w:rPr>
+          <w:lang w:val="en-GB"/>
+        </w:rPr>
+        <w:t>RefAI</w:t>
+      </w:r>
+      <w:proofErr w:type="spellEnd"/>
+      <w:r>
+        <w:rPr>
+          <w:lang w:val="en-GB"/>
+        </w:rPr>
+        <w:t xml:space="preserve"> retrieves 284 of these as exact usable matches and 4 as partial or reviewable matches, while 13 terms remain missing under this graded scoring method. These figures are deliberately presented as counts rather than as a single accuracy score. They indicate how much of the expert-selected archaeological signal in this specific test set is surfaced by the pipeline in a usable or reviewable form, while still leaving room for semantic disagreement and manual judgement. They should not be read as a representative performance estimate for all KNOB bulletins.</w:t>
+      </w:r>
+    </w:p>
+    <w:p>
+      <w:pPr>
+        <w:rPr>
+          <w:lang w:val="en-GB"/>
+        </w:rPr>
+      </w:pPr>
+      <w:r>
+        <w:rPr>
+          <w:lang w:val="en-GB"/>
+        </w:rPr>
+        <w:t xml:space="preserve">The category-level results show where </w:t>
+      </w:r>
+      <w:proofErr w:type="spellStart"/>
+      <w:r>
+        <w:rPr>
+          <w:lang w:val="en-GB"/>
+        </w:rPr>
+        <w:t>RefAI</w:t>
+      </w:r>
+      <w:proofErr w:type="spellEnd"/>
+      <w:r>
+        <w:rPr>
+          <w:lang w:val="en-GB"/>
+        </w:rPr>
+        <w:t xml:space="preserve"> is strongest and where the remaining weaknesses are concentrated. Place detection performs well: 50 of 51 gold-standard place signals are retrieved in usable form. Material extraction is also stable, with 37 of 37 target material terms retrieved. Feature extraction is similarly strong, with 91 of 93 terms retrieved. Findings and dating remain more fragile. Findings reach 72 of 77 usable matches, while dating reaches 38 of 43 usable or reviewable matches. This pattern is methodologically plausible. Materials are often expressed through concrete vocabulary such as pottery, bronze, iron or stone, and features often map well once the ABR rulebook is tuned. Dating and findings require more interpretation. Periods may be implicit, broad, narrow, mixed with publication years or dependent on artefact typology. Finds can be described through fragments, vessel types, generic material terms, or historical wording that does not map cleanly onto a single ABR label.</w:t>
+      </w:r>
+    </w:p>
+    <w:p>
+      <w:pPr>
+        <w:rPr>
+          <w:lang w:val="en-GB"/>
+        </w:rPr>
+      </w:pPr>
+      <w:r>
+        <w:rPr>
+          <w:lang w:val="en-GB"/>
+        </w:rPr>
+        <w:t xml:space="preserve">The comparison also highlights the value of the triage layer. </w:t>
+      </w:r>
+      <w:proofErr w:type="spellStart"/>
+      <w:r>
+        <w:rPr>
+          <w:lang w:val="en-GB"/>
+        </w:rPr>
+        <w:t>RefAI</w:t>
+      </w:r>
+      <w:proofErr w:type="spellEnd"/>
+      <w:r>
+        <w:rPr>
+          <w:lang w:val="en-GB"/>
+        </w:rPr>
+        <w:t xml:space="preserve"> produces 17 extra terms relative to the gold standard, but 16 of these occur in reviewable or flagged contexts. This does not remove the need for manual checking, but it changes how these cases should be interpreted. The system is not simply polluting the final dataset with invisible noise; in most of these cases it is surfacing uncertain candidates in a way that can be inspected. This supports the thesis argument that </w:t>
+      </w:r>
+      <w:proofErr w:type="spellStart"/>
+      <w:r>
+        <w:rPr>
+          <w:lang w:val="en-GB"/>
+        </w:rPr>
+        <w:t>RefAI</w:t>
+      </w:r>
+      <w:proofErr w:type="spellEnd"/>
+      <w:r>
+        <w:rPr>
+          <w:lang w:val="en-GB"/>
+        </w:rPr>
+        <w:t xml:space="preserve"> is most defensible as an extraction and triage prototype. Its value lies in quickly making relevant archaeological information visible and structured, while still directing attention to cases where human judgement is needed.</w:t>
+      </w:r>
+    </w:p>
+    <w:p>
+      <w:pPr>
+        <w:rPr>
+          <w:lang w:val="en-GB"/>
+        </w:rPr>
+      </w:pPr>
+      <w:r>
+        <w:rPr>
+          <w:lang w:val="en-GB"/>
+        </w:rPr>
+        <w:t xml:space="preserve">The results should therefore be interpreted with caution but not dismissed. The test set is small and partly shaped by the development process: the pipeline was repeatedly run, reviewed and improved using these documents. This means that the measured results are likely to be more favourable than they would be on a completely new and unseen set of bulletins. If additional documents were added, performance would probably drop at first, because new layouts, new OCR problems and new semantic edge cases would appear. Further tuning could then raise the scores again, but that would also increase the risk of adapting the system too closely to the evaluation material. The figures in this chapter are therefore best understood as a measurement of the current prototype on its development-and-evaluation set, not as a general accuracy claim for all archaeological bulletin text. The gold standard itself is also interpretative. Another archaeologist might choose a different level of dating specificity, preserve a site name differently, or classify a feature/object boundary in another way. In short, the evaluation attempts to make semantics measurable, and that is inherently problematic. Still, the data are not arbitrary: there are real overlaps between what </w:t>
+      </w:r>
+      <w:proofErr w:type="spellStart"/>
+      <w:r>
+        <w:rPr>
+          <w:lang w:val="en-GB"/>
+        </w:rPr>
+        <w:t>RefAI</w:t>
+      </w:r>
+      <w:proofErr w:type="spellEnd"/>
+      <w:r>
+        <w:rPr>
+          <w:lang w:val="en-GB"/>
+        </w:rPr>
+        <w:t xml:space="preserve"> extracts and what the gold standard expects. The comparison is useful because it identifies the type of work </w:t>
+      </w:r>
+      <w:proofErr w:type="spellStart"/>
+      <w:r>
+        <w:rPr>
+          <w:lang w:val="en-GB"/>
+        </w:rPr>
+        <w:t>RefAI</w:t>
+      </w:r>
+      <w:proofErr w:type="spellEnd"/>
+      <w:r>
+        <w:rPr>
+          <w:lang w:val="en-GB"/>
+        </w:rPr>
+        <w:t xml:space="preserve"> can support. It is especially useful for extracting low-hanging fruit: places, common periods, recurring features, common materials and many artefact categories. It is less reliable when the text requires deeper archaeological interpretation, when layout damage disrupts the evidence, or when terminology is ambiguous.</w:t>
+      </w:r>
+    </w:p>
+    <w:p>
+      <w:pPr>
+        <w:spacing w:after="200" w:line="276" w:lineRule="auto"/>
+        <w:rPr>
+          <w:lang w:val="en-GB"/>
+        </w:rPr>
+      </w:pPr>
+      <w:r>
+        <w:rPr>
+          <w:lang w:val="en-GB"/>
+        </w:rPr>
+        <w:br w:type="page"/>
+      </w:r>
+    </w:p>
+    <w:p>
+      <w:pPr>
+        <w:rPr>
+          <w:lang w:val="en-GB"/>
+        </w:rPr>
+      </w:pPr>
+      <w:r>
+        <w:rPr>
+          <w:lang w:val="en-GB"/>
+        </w:rPr>
+        <w:lastRenderedPageBreak/>
+        <w:t xml:space="preserve">The evaluation therefore supports a limited but meaningful conclusion. </w:t>
+      </w:r>
+      <w:proofErr w:type="spellStart"/>
+      <w:r>
+        <w:rPr>
+          <w:lang w:val="en-GB"/>
+        </w:rPr>
+        <w:t>RefAI</w:t>
+      </w:r>
+      <w:proofErr w:type="spellEnd"/>
+      <w:r>
+        <w:rPr>
+          <w:lang w:val="en-GB"/>
+        </w:rPr>
+        <w:t xml:space="preserve"> should not be presented as a finished automatic extraction model that replaces expert judgement. It should be presented as a transparent workflow that can pre-structure messy archaeological bulletin text, retrieve a large share of relevant information, and expose many uncertain cases for review. </w:t>
+      </w:r>
+    </w:p>
+    <w:p>
+      <w:pPr>
+        <w:rPr>
+          <w:lang w:val="en-GB"/>
+        </w:rPr>
+      </w:pPr>
+      <w:r>
+        <w:rPr>
+          <w:lang w:val="en-GB"/>
+        </w:rPr>
+        <w:t xml:space="preserve">The detailed supporting workbook, RefAI_Graded_Gold_Standard_Comparison_20260617.xlsx, contains the document-level row counts, category-level summaries, term-level graded matches and extra </w:t>
+      </w:r>
+      <w:proofErr w:type="spellStart"/>
+      <w:r>
+        <w:rPr>
+          <w:lang w:val="en-GB"/>
+        </w:rPr>
+        <w:t>RefAI</w:t>
+      </w:r>
+      <w:proofErr w:type="spellEnd"/>
+      <w:r>
+        <w:rPr>
+          <w:lang w:val="en-GB"/>
+        </w:rPr>
+        <w:t xml:space="preserve"> terms used for this assessment. The most important outcome is not a single percentage, but the balance between retrieved information, reviewable uncertainty and remaining missed signals. Supporting evaluation detail and the error typology are provided in Appendix C, while Appendix E illustrates the compared Gold Standard and Reviewed </w:t>
+      </w:r>
+      <w:proofErr w:type="spellStart"/>
+      <w:r>
+        <w:rPr>
+          <w:lang w:val="en-GB"/>
+        </w:rPr>
+        <w:t>RefAI</w:t>
+      </w:r>
+      <w:proofErr w:type="spellEnd"/>
+      <w:r>
+        <w:rPr>
+          <w:lang w:val="en-GB"/>
+        </w:rPr>
+        <w:t xml:space="preserve"> structures.</w:t>
       </w:r>
     </w:p>
     <w:tbl>
@@ -5635,12 +6597,12 @@
         <w:tblLook w:val="04A0" w:firstRow="1" w:lastRow="0" w:firstColumn="1" w:lastColumn="0" w:noHBand="0" w:noVBand="1"/>
       </w:tblPr>
       <w:tblGrid>
-        <w:gridCol w:w="1733"/>
-        <w:gridCol w:w="1629"/>
-        <w:gridCol w:w="1660"/>
-        <w:gridCol w:w="1830"/>
-        <w:gridCol w:w="1342"/>
-        <w:gridCol w:w="1588"/>
+        <w:gridCol w:w="1668"/>
+        <w:gridCol w:w="1553"/>
+        <w:gridCol w:w="1587"/>
+        <w:gridCol w:w="1773"/>
+        <w:gridCol w:w="1299"/>
+        <w:gridCol w:w="1568"/>
       </w:tblGrid>
       <w:tr>
         <w:trPr>
@@ -6451,7 +7413,42 @@
         <w:rPr>
           <w:lang w:val="en-GB"/>
         </w:rPr>
-        <w:t>This table uses absolute counts because the fields are semantically interpretative. The purpose is to show whether RefAI surfaces relevant archaeological signals for use or review, not to present the output as mechanically or fully accurate.</w:t>
+        <w:t xml:space="preserve">This table uses absolute counts because the fields are semantically interpretative. The purpose is to show whether </w:t>
+      </w:r>
+      <w:proofErr w:type="spellStart"/>
+      <w:r>
+        <w:rPr>
+          <w:lang w:val="en-GB"/>
+        </w:rPr>
+        <w:t>RefAI</w:t>
+      </w:r>
+      <w:proofErr w:type="spellEnd"/>
+      <w:r>
+        <w:rPr>
+          <w:lang w:val="en-GB"/>
+        </w:rPr>
+        <w:t xml:space="preserve"> surfaces relevant archaeological signals for use or review, not to present the output as mechanically or fully accurate.</w:t>
+      </w:r>
+    </w:p>
+    <w:p>
+      <w:pPr>
+        <w:spacing w:after="200" w:line="276" w:lineRule="auto"/>
+        <w:rPr>
+          <w:rFonts w:ascii="Aptos Display" w:eastAsia="Aptos Display" w:hAnsi="Aptos Display" w:cstheme="majorBidi"/>
+          <w:b/>
+          <w:bCs/>
+          <w:color w:val="0E3A2A"/>
+          <w:sz w:val="32"/>
+          <w:szCs w:val="28"/>
+          <w:lang w:val="en-GB"/>
+        </w:rPr>
+      </w:pPr>
+      <w:r>
+        <w:rPr>
+          <w:rFonts w:ascii="Aptos Display" w:eastAsia="Aptos Display" w:hAnsi="Aptos Display"/>
+          <w:lang w:val="en-GB"/>
+        </w:rPr>
+        <w:br w:type="page"/>
       </w:r>
     </w:p>
     <w:p>
@@ -6465,12 +7462,13 @@
           <w:lang w:val="en-GB"/>
         </w:rPr>
       </w:pPr>
-      <w:bookmarkStart w:id="13" w:name="_Toc233271883"/>
+      <w:bookmarkStart w:id="13" w:name="_Toc233633481"/>
       <w:r>
         <w:rPr>
           <w:rFonts w:ascii="Aptos Display" w:eastAsia="Aptos Display" w:hAnsi="Aptos Display"/>
           <w:lang w:val="en-GB"/>
         </w:rPr>
+        <w:lastRenderedPageBreak/>
         <w:t>9. Known Limitations and Remaining Risks</w:t>
       </w:r>
       <w:bookmarkEnd w:id="13"/>
@@ -6540,7 +7538,35 @@
         <w:rPr>
           <w:lang w:val="en-GB"/>
         </w:rPr>
-        <w:br w:type="page"/>
+        <w:t xml:space="preserve">The main remaining risks are OCR/layout damage, segmentation leakage, non-target text such as museum news or </w:t>
+      </w:r>
+      <w:proofErr w:type="spellStart"/>
+      <w:r>
+        <w:rPr>
+          <w:lang w:val="en-GB"/>
+        </w:rPr>
+        <w:t>monumentenzorg</w:t>
+      </w:r>
+      <w:proofErr w:type="spellEnd"/>
+      <w:r>
+        <w:rPr>
+          <w:lang w:val="en-GB"/>
+        </w:rPr>
+        <w:t xml:space="preserve"> (heritage management), homonyms, site-parent ambiguity, dating specificity and ABR bucket conflicts. These risks are not all solvable through more code. Some require better reference data, some require human review, and some should be reported as limitations of the method. The thesis should therefore be honest: </w:t>
+      </w:r>
+      <w:proofErr w:type="spellStart"/>
+      <w:r>
+        <w:rPr>
+          <w:lang w:val="en-GB"/>
+        </w:rPr>
+        <w:t>RefAI</w:t>
+      </w:r>
+      <w:proofErr w:type="spellEnd"/>
+      <w:r>
+        <w:rPr>
+          <w:lang w:val="en-GB"/>
+        </w:rPr>
+        <w:t xml:space="preserve"> is useful because it accelerates extraction and exposes uncertainty, not because it eliminates interpretation. The variety of these failures is consistent with the wider literature on historical-document extraction, which stresses that noisy text, changing layouts and domain-specific language interact rather than producing one isolated error source (Ehrmann et al., 2021).</w:t>
       </w:r>
     </w:p>
     <w:p>
@@ -6553,35 +7579,21 @@
         <w:rPr>
           <w:lang w:val="en-GB"/>
         </w:rPr>
-        <w:lastRenderedPageBreak/>
-        <w:t xml:space="preserve">The main remaining risks are OCR/layout damage, segmentation leakage, non-target text such as museum news or </w:t>
+        <w:t xml:space="preserve">The code is also methodologically limited because it turns flexible human reading into explicit rules. No controlled runtime, cost-per-document or reviewer-time study was conducted, and the number and cost of LLM calls varied with the records selected for review. The claim that </w:t>
       </w:r>
       <w:proofErr w:type="spellStart"/>
       <w:r>
         <w:rPr>
           <w:lang w:val="en-GB"/>
         </w:rPr>
-        <w:t>monumentenzorg</w:t>
+        <w:t>RefAI</w:t>
       </w:r>
       <w:proofErr w:type="spellEnd"/>
       <w:r>
         <w:rPr>
           <w:lang w:val="en-GB"/>
         </w:rPr>
-        <w:t xml:space="preserve"> (heritage management), homonyms, site-parent ambiguity, dating specificity and ABR bucket conflicts. These risks are not all solvable through more code. Some require better reference data, some require human review, and some should be reported as limitations of the method. The thesis should therefore be honest: RefAI is useful because it accelerates extraction and exposes uncertainty, not because it eliminates interpretation. The variety of these failures is consistent with the wider literature on historical-document extraction, which stresses that noisy text, changing layouts and domain-specific language interact rather than producing one isolated error source (Ehrmann et al., 2021).</w:t>
-      </w:r>
-    </w:p>
-    <w:p>
-      <w:pPr>
-        <w:rPr>
-          <w:lang w:val="en-GB"/>
-        </w:rPr>
-      </w:pPr>
-      <w:r>
-        <w:rPr>
-          <w:lang w:val="en-GB"/>
-        </w:rPr>
-        <w:t>The code is also methodologically limited because it turns flexible human reading into explicit rules. No controlled runtime, cost-per-document or reviewer-time study was conducted, and the number and cost of LLM calls varied with the records selected for review. The claim that RefAI can accelerate review is therefore plausible from its pre-structured outputs but not yet empirically demonstrated as time savings. Philip Verhagen and Dries Daems receive documentation for reuse, but this is not equivalent to a controlled usability study with professional archaeologists. Future evaluation should measure completion time, correction effort and user agreement alongside extraction quality.</w:t>
+        <w:t xml:space="preserve"> can accelerate review is therefore plausible from its pre-structured outputs but not yet empirically demonstrated as time savings. Philip Verhagen and Dries Daems receive documentation for reuse, but this is not equivalent to a controlled usability study with professional archaeologists. Future evaluation should measure completion time, correction effort and user agreement alongside extraction quality.</w:t>
       </w:r>
     </w:p>
     <w:p>
@@ -6595,7 +7607,7 @@
           <w:lang w:val="en-GB"/>
         </w:rPr>
       </w:pPr>
-      <w:bookmarkStart w:id="14" w:name="_Toc233271884"/>
+      <w:bookmarkStart w:id="14" w:name="_Toc233633482"/>
       <w:r>
         <w:rPr>
           <w:rFonts w:ascii="Aptos Display" w:eastAsia="Aptos Display" w:hAnsi="Aptos Display"/>
@@ -6638,20 +7650,37 @@
       </w:r>
       <w:proofErr w:type="spellEnd"/>
       <w:r>
-        <w:t xml:space="preserve"> and standard-library functionality (Python Software Foundation, 2026). RefAI's code was gradually divided into functions and rule families so that layout extraction, place resolution, dating, ABR mapping, review logic and output writing could be inspected separately. This modularity limits the effect of a local change and makes failures easier to trace, which is consistent with recommendations for robust research software (</w:t>
+        <w:t xml:space="preserve"> and standard-library functionality (Python Software Foundation, 2026). </w:t>
       </w:r>
       <w:proofErr w:type="spellStart"/>
       <w:r>
+        <w:t>RefAI's</w:t>
+      </w:r>
+      <w:proofErr w:type="spellEnd"/>
+      <w:r>
+        <w:t xml:space="preserve"> code was gradually divided into functions and rule families so that layout extraction, place resolution, dating, ABR mapping, review logic and output writing could be inspected separately. This modularity limits the effect of a local change and makes failures easier to trace, which is consistent with recommendations for robust research software (</w:t>
+      </w:r>
+      <w:proofErr w:type="spellStart"/>
+      <w:r>
         <w:t>Taschuk</w:t>
       </w:r>
       <w:proofErr w:type="spellEnd"/>
       <w:r>
         <w:t xml:space="preserve"> &amp; Wilson, 2017).</w:t>
+      </w:r>
+    </w:p>
+    <w:p>
+      <w:pPr>
+        <w:spacing w:after="200" w:line="276" w:lineRule="auto"/>
+      </w:pPr>
+      <w:r>
+        <w:br w:type="page"/>
       </w:r>
     </w:p>
     <w:p>
       <w:proofErr w:type="spellStart"/>
       <w:r>
+        <w:lastRenderedPageBreak/>
         <w:t>JupyterLab</w:t>
       </w:r>
       <w:proofErr w:type="spellEnd"/>
@@ -6662,7 +7691,15 @@
         <w:t>experiments,</w:t>
       </w:r>
       <w:r>
-        <w:t xml:space="preserve"> and a visually complete notebook does not guarantee that another user can rerun it from a clean session. Rule et al. (2019) recommend clear computational order, documented dependencies and restart-and-run-all checks for shared notebooks. RefAI addresses part of this risk by retaining the notebook as development history while providing a standalone Python entry point, a `</w:t>
+        <w:t xml:space="preserve"> and a visually complete notebook does not guarantee that another user can rerun it from a clean session. Rule et al. (2019) recommend clear computational order, documented dependencies and restart-and-run-all checks for shared notebooks. </w:t>
+      </w:r>
+      <w:proofErr w:type="spellStart"/>
+      <w:r>
+        <w:t>RefAI</w:t>
+      </w:r>
+      <w:proofErr w:type="spellEnd"/>
+      <w:r>
+        <w:t xml:space="preserve"> addresses part of this risk by retaining the notebook as development history while providing a standalone Python entry point, a `</w:t>
       </w:r>
       <w:proofErr w:type="spellStart"/>
       <w:r>
@@ -6675,13 +7712,15 @@
     </w:p>
     <w:p>
       <w:r>
-        <w:br w:type="page"/>
-      </w:r>
-    </w:p>
-    <w:p>
-      <w:r>
-        <w:lastRenderedPageBreak/>
-        <w:t>The code-stability claim remains deliberately limited. RefAI was repeatedly validated through end-to-end batch runs, syntax checks, targeted regression checks and manual comparison of outputs, but it does not contain a comprehensive automated unit and integration test suite. Exact package versions were not frozen from the beginning, and the current evaluation documents also influenced development. Consequently, the deposited version is a reproducible thesis prototype rather than production software. Further changes should be versioned, tested first against the fixed evaluation set and then assessed on unseen bulletins before replacing this research version.</w:t>
+        <w:t xml:space="preserve">The code-stability claim remains deliberately limited. </w:t>
+      </w:r>
+      <w:proofErr w:type="spellStart"/>
+      <w:r>
+        <w:t>RefAI</w:t>
+      </w:r>
+      <w:proofErr w:type="spellEnd"/>
+      <w:r>
+        <w:t xml:space="preserve"> was repeatedly validated through end-to-end batch runs, syntax checks, targeted regression checks and manual comparison of outputs, but it does not contain a comprehensive automated unit and integration test suite. Exact package versions were not frozen from the beginning, and the current evaluation documents also influenced development. Consequently, the deposited version is a reproducible thesis prototype rather than production software. Further changes should be versioned, tested first against the fixed evaluation set and then assessed on unseen bulletins before replacing this research version.</w:t>
       </w:r>
     </w:p>
     <w:p>
@@ -6695,7 +7734,7 @@
           <w:lang w:val="en-GB"/>
         </w:rPr>
       </w:pPr>
-      <w:bookmarkStart w:id="15" w:name="_Toc233271885"/>
+      <w:bookmarkStart w:id="15" w:name="_Toc233633483"/>
       <w:r>
         <w:rPr>
           <w:rFonts w:ascii="Aptos Display" w:eastAsia="Aptos Display" w:hAnsi="Aptos Display"/>
@@ -6733,15 +7772,31 @@
       </w:r>
       <w:proofErr w:type="spellEnd"/>
       <w:r>
-        <w:t xml:space="preserve"> recording operations, retaining exact inputs and versions and avoiding undocumented manual transformations. Wilson et al. (2017) add the practical importance of README files, example data, backups and explicit dependencies. This is why the RefAI package preserves the rulebook workbooks, sample PDFs, evaluation files and user-oriented startup documentation alongside the script.</w:t>
+        <w:t xml:space="preserve"> recording operations, retaining exact inputs and versions and avoiding undocumented manual transformations. Wilson et al. (2017) add the practical importance of README files, example data, backups and explicit dependencies. This is why the </w:t>
+      </w:r>
+      <w:proofErr w:type="spellStart"/>
+      <w:r>
+        <w:t>RefAI</w:t>
+      </w:r>
+      <w:proofErr w:type="spellEnd"/>
+      <w:r>
+        <w:t xml:space="preserve"> package preserves the rulebook workbooks, sample PDFs, evaluation files and user-oriented startup documentation alongside the script.</w:t>
       </w:r>
     </w:p>
     <w:p>
       <w:r>
-        <w:t>A repository release should also identify the exact software version that produced the reported results. Katz et al. (2019) describe software citation as requiring importance, credit, unique identification, persistence, accessibility and specificity. For RefAI, this means that a future GitHub or archival release should receive a clear release tag and preferably a persistent identifier, while the accountability document should point to that exact version rather than to a continually changing repository. The downloaded programming and reproducibility literature is stored in `</w:t>
+        <w:t xml:space="preserve">A repository release should also identify the exact software version that produced the reported results. Katz et al. (2019) describe software citation as requiring importance, credit, unique identification, persistence, accessibility and specificity. For </w:t>
       </w:r>
       <w:proofErr w:type="spellStart"/>
       <w:r>
+        <w:t>RefAI</w:t>
+      </w:r>
+      <w:proofErr w:type="spellEnd"/>
+      <w:r>
+        <w:t>, this means that a future GitHub or archival release should receive a clear release tag and preferably a persistent identifier, while the accountability document should point to that exact version rather than to a continually changing repository. The downloaded programming and reproducibility literature is stored in `</w:t>
+      </w:r>
+      <w:proofErr w:type="spellStart"/>
+      <w:r>
         <w:t>Literature_Sources</w:t>
       </w:r>
       <w:proofErr w:type="spellEnd"/>
@@ -6754,20 +7809,15 @@
       </w:r>
       <w:proofErr w:type="spellEnd"/>
       <w:r>
-        <w:t>`; it supports the documentation but is not a runtime dependency of RefAI.</w:t>
-      </w:r>
-    </w:p>
-    <w:p>
-      <w:pPr>
-        <w:rPr>
-          <w:lang w:val="en-GB"/>
-        </w:rPr>
-      </w:pPr>
-      <w:r>
-        <w:rPr>
-          <w:lang w:val="en-GB"/>
-        </w:rPr>
-        <w:t>Data and code availability statement: the prepared local package is the current reproducible research object. A permanent GitHub or archival repository URL and, where available, a DOI have not yet been assigned and must be inserted after deposition. Public availability does not automatically equal an open licence; the final deposit must preserve attribution and confirm redistribution conditions for each external resource. Appendix G records the current rights and credit position.</w:t>
+        <w:t xml:space="preserve">`; it supports the documentation but is not a runtime dependency of </w:t>
+      </w:r>
+      <w:proofErr w:type="spellStart"/>
+      <w:r>
+        <w:t>RefAI</w:t>
+      </w:r>
+      <w:proofErr w:type="spellEnd"/>
+      <w:r>
+        <w:t>.</w:t>
       </w:r>
     </w:p>
     <w:p>
@@ -6782,6 +7832,12 @@
           <w:lang w:val="en-GB"/>
         </w:rPr>
       </w:pPr>
+      <w:r>
+        <w:rPr>
+          <w:lang w:val="en-GB"/>
+        </w:rPr>
+        <w:t>Data and code availability statement: the prepared local package is the current reproducible research object. A permanent GitHub or archival repository URL and, where available, a DOI have not yet been assigned and must be inserted after deposition. Public availability does not automatically equal an open licence; the final deposit must preserve attribution and confirm redistribution conditions for each external resource. Appendix G records the current rights and credit position.</w:t>
+      </w:r>
       <w:r>
         <w:rPr>
           <w:lang w:val="en-GB"/>
@@ -6800,7 +7856,7 @@
           <w:lang w:val="en-GB"/>
         </w:rPr>
       </w:pPr>
-      <w:bookmarkStart w:id="16" w:name="_Toc233271886"/>
+      <w:bookmarkStart w:id="16" w:name="_Toc233633484"/>
       <w:r>
         <w:rPr>
           <w:rFonts w:ascii="Aptos Display" w:eastAsia="Aptos Display" w:hAnsi="Aptos Display"/>
@@ -6813,7 +7869,7 @@
     </w:p>
     <w:p>
       <w:r>
-        <w:t>For clarity, the research questions answered in this conclusion are repeated here.</w:t>
+        <w:t>For clarity, the four sub-questions are presented before the main research question, reflecting the order in which they are answered below.</w:t>
       </w:r>
     </w:p>
     <w:p>
@@ -6828,14 +7884,14 @@
           <w:b/>
           <w:lang w:val="en-GB"/>
         </w:rPr>
-        <w:t xml:space="preserve">Main research question: </w:t>
+        <w:t xml:space="preserve">Sub-question 1 - Segmentation robustness: </w:t>
       </w:r>
       <w:r>
         <w:rPr>
           <w:i/>
           <w:lang w:val="en-GB"/>
         </w:rPr>
-        <w:t>How can a controllable, low-hallucination extraction workflow be built for Dutch archaeological texts that reliably extracts place, province, dating, features and objects into reproducible structured data for professional use?</w:t>
+        <w:t>How can rule-based section segmentation be made reliable across different KNOB bulletin layouts, and what is the impact of segmentation errors on downstream extraction?</w:t>
       </w:r>
     </w:p>
     <w:p>
@@ -6850,14 +7906,14 @@
           <w:b/>
           <w:lang w:val="en-GB"/>
         </w:rPr>
-        <w:t xml:space="preserve">Sub-question 1 - Segmentation robustness: </w:t>
+        <w:t xml:space="preserve">Sub-question 2 - Hybrid extraction and hallucination: </w:t>
       </w:r>
       <w:r>
         <w:rPr>
           <w:i/>
           <w:lang w:val="en-GB"/>
         </w:rPr>
-        <w:t>How can rule-based section segmentation be made reliable across different KNOB bulletin layouts, and what is the impact of segmentation errors on downstream extraction?</w:t>
+        <w:t>To what extent can transformer-based candidate detection, combined with deterministic lookup and ABR mapping tables, reduce hallucination compared with an LLM-first pipeline?</w:t>
       </w:r>
     </w:p>
     <w:p>
@@ -6872,14 +7928,14 @@
           <w:b/>
           <w:lang w:val="en-GB"/>
         </w:rPr>
-        <w:t xml:space="preserve">Sub-question 2 - Hybrid extraction and hallucination: </w:t>
+        <w:t xml:space="preserve">Sub-question 3 - Reference data and maintenance: </w:t>
       </w:r>
       <w:r>
         <w:rPr>
           <w:i/>
           <w:lang w:val="en-GB"/>
         </w:rPr>
-        <w:t>To what extent can transformer-based candidate detection, combined with deterministic lookup and ABR mapping tables, reduce hallucination compared with an LLM-first pipeline?</w:t>
+        <w:t>Which reference datasets for places, periods, ABR features and objects, dating expressions and materials contribute to accuracy and auditability, and how can a feedback loop maintain and expand them systematically?</w:t>
       </w:r>
     </w:p>
     <w:p>
@@ -6894,14 +7950,14 @@
           <w:b/>
           <w:lang w:val="en-GB"/>
         </w:rPr>
-        <w:t xml:space="preserve">Sub-question 3 - Reference data and maintenance: </w:t>
+        <w:t xml:space="preserve">Sub-question 4 - Uncertainty and professional validation: </w:t>
       </w:r>
       <w:r>
         <w:rPr>
           <w:i/>
           <w:lang w:val="en-GB"/>
         </w:rPr>
-        <w:t>Which reference datasets for places, periods, ABR features and objects, dating expressions and materials contribute to accuracy and auditability, and how can a feedback loop maintain and expand them systematically?</w:t>
+        <w:t>How should uncertainty, provenance and evidence snippets be represented in the output so that professional users can validate results efficiently without rereading full PDFs?</w:t>
       </w:r>
     </w:p>
     <w:p>
@@ -6916,14 +7972,14 @@
           <w:b/>
           <w:lang w:val="en-GB"/>
         </w:rPr>
-        <w:t xml:space="preserve">Sub-question 4 - Uncertainty and professional validation: </w:t>
+        <w:t xml:space="preserve">Main research question: </w:t>
       </w:r>
       <w:r>
         <w:rPr>
           <w:i/>
           <w:lang w:val="en-GB"/>
         </w:rPr>
-        <w:t>How should uncertainty, provenance and evidence snippets be represented in the output so that professional users can validate results efficiently without rereading full PDFs?</w:t>
+        <w:t>How can a controllable, low-hallucination extraction workflow be built for Dutch archaeological texts that reliably extracts place, province, dating, features and objects into reproducible structured data for professional use?</w:t>
       </w:r>
     </w:p>
     <w:p>
@@ -6936,21 +7992,16 @@
         <w:rPr>
           <w:lang w:val="en-GB"/>
         </w:rPr>
-        <w:t xml:space="preserve">The main research question can be answered positively, but only within a clearly bounded definition of reliability. RefAI demonstrates that a controllable hybrid, lookup-first workflow can extract and structure relevant archaeological signals from heterogeneous KNOB bulletins while retaining evidence and review information. OCR fallback, layout reconstruction, rule-based segmentation, </w:t>
-      </w:r>
-      <w:proofErr w:type="spellStart"/>
-      <w:r>
-        <w:rPr>
-          <w:lang w:val="en-GB"/>
-        </w:rPr>
-        <w:t>ArcheoBERTje</w:t>
-      </w:r>
-      <w:proofErr w:type="spellEnd"/>
-      <w:r>
-        <w:rPr>
-          <w:lang w:val="en-GB"/>
-        </w:rPr>
-        <w:t>-supported candidate detection, controlled reference data, ABR validation and optional LLM review are technically feasible as a combined workflow. The output is not sufficiently stable to function as an autonomous archaeological database generator. Its defensible role is pre-processing and triage: it reduces the amount of text that must be read from scratch, but the resulting records still require expert validation.</w:t>
+        <w:t xml:space="preserve">The first sub-question concerns segmentation robustness. The project shows that no single text-extraction or heading rule is adequate across the selected publication years. Native PDF text, OCR, column reconstruction, running-header filtering and section-boundary gates must be combined. </w:t>
+      </w:r>
+      <w:r>
+        <w:t>When segmentation fails, the error propagates through the pipeline: a place name may be incorrectly carried over into the next notice, museum or monument-care text may leak into the archaeological output, or evidence from separate columns may be merged</w:t>
+      </w:r>
+      <w:r>
+        <w:rPr>
+          <w:lang w:val="en-GB"/>
+        </w:rPr>
+        <w:t>. The impact is therefore potentially larger than a single field error. The thesis did not conduct a controlled experiment in which segmentation was independently disabled and downstream performance recalculated, so its measurable causal impact cannot be expressed as a reliable percentage. The evidence is instead diagnostic: the reviewed runs repeatedly show that layout and boundary mistakes generate clusters of place, dating and entity errors.</w:t>
       </w:r>
     </w:p>
     <w:p>
@@ -6963,7 +8014,21 @@
         <w:rPr>
           <w:lang w:val="en-GB"/>
         </w:rPr>
-        <w:t>The safest practical use is therefore within a known collection. An archaeological company could, for example, use RefAI to make a first-pass database of its own excavation reports containing find locations, periods, ABR categories and object information. Because the organisation already knows the source material, omissions and unexpected classifications are easier to recognise and correct. Using RefAI blindly on an unfamiliar corpus is not recommended: unknown layouts, terminology and editorial conventions may produce convincing-looking output whose errors are difficult to notice.</w:t>
+        <w:t xml:space="preserve">The second sub-question also requires a qualified answer. Transformer-supported candidate detection and deterministic lookup reduce the opportunity for unconstrained generation because final values normally </w:t>
+      </w:r>
+      <w:proofErr w:type="gramStart"/>
+      <w:r>
+        <w:rPr>
+          <w:lang w:val="en-GB"/>
+        </w:rPr>
+        <w:t>have to</w:t>
+      </w:r>
+      <w:proofErr w:type="gramEnd"/>
+      <w:r>
+        <w:rPr>
+          <w:lang w:val="en-GB"/>
+        </w:rPr>
+        <w:t xml:space="preserve"> connect to source text, a reference entry or an explicit rule. This makes unsupported output less likely and more traceable than an LLM-first design. It does not eliminate error. Exact matches can still be semantically wrong, fuzzy matching can select a nearby but incorrect entry, and a closed reference set can return an empty value when the correct term is absent. Moreover, no equivalent LLM-first baseline was run under identical conditions, so the amount of hallucination reduction cannot be quantified conclusively. The result is an architectural and qualitative finding rather than proof that the hybrid system statistically outperforms every LLM-first alternative.</w:t>
       </w:r>
     </w:p>
     <w:p>
@@ -6976,7 +8041,56 @@
         <w:rPr>
           <w:lang w:val="en-GB"/>
         </w:rPr>
-        <w:t>Regarding segmentation robustness, the project shows that no single text-extraction or heading rule is adequate across the selected publication years. Native PDF text, OCR, column reconstruction, running-header filtering and section-boundary gates must be combined. When segmentation fails, the error propagates: a place may be carried into the next notice, museum or monument-care text may leak into the archaeological output, or evidence from different columns may be merged. The impact is therefore potentially larger than a single field error. The thesis did not conduct a controlled experiment in which segmentation was independently disabled and downstream performance recalculated, so its measurable causal impact cannot be expressed as a reliable percentage. The evidence is instead diagnostic: the reviewed runs repeatedly show that layout and boundary mistakes generate clusters of place, dating and entity errors.</w:t>
+        <w:t xml:space="preserve">The third sub-question concerns the value and maintenance of reference data. The geographic vocabulary is essential for place and province resolution; </w:t>
+      </w:r>
+      <w:proofErr w:type="spellStart"/>
+      <w:r>
+        <w:rPr>
+          <w:lang w:val="en-GB"/>
+        </w:rPr>
+        <w:t>Period_NL</w:t>
+      </w:r>
+      <w:proofErr w:type="spellEnd"/>
+      <w:r>
+        <w:rPr>
+          <w:lang w:val="en-GB"/>
+        </w:rPr>
+        <w:t xml:space="preserve"> and </w:t>
+      </w:r>
+      <w:proofErr w:type="spellStart"/>
+      <w:r>
+        <w:rPr>
+          <w:lang w:val="en-GB"/>
+        </w:rPr>
+        <w:t>ABR_Period</w:t>
+      </w:r>
+      <w:proofErr w:type="spellEnd"/>
+      <w:r>
+        <w:rPr>
+          <w:lang w:val="en-GB"/>
+        </w:rPr>
+        <w:t xml:space="preserve"> constrain dating; ABR tables support feature, finding, material and context classification; and </w:t>
+      </w:r>
+      <w:proofErr w:type="spellStart"/>
+      <w:r>
+        <w:rPr>
+          <w:lang w:val="en-GB"/>
+        </w:rPr>
+        <w:t>RefAI_Custom_Aliases</w:t>
+      </w:r>
+      <w:proofErr w:type="spellEnd"/>
+      <w:r>
+        <w:rPr>
+          <w:lang w:val="en-GB"/>
+        </w:rPr>
+        <w:t xml:space="preserve"> records project-specific synonyms, rejection terms, ambiguity rules and field overrides. Their greatest contribution is not simply higher match counts, but auditability: a user can inspect and amend the resource that produced a decision. The project did not perform an ablation study that removes each resource in turn, so it cannot rank their individual contribution numerically. The implemented feedback loop nevertheless provides a practical maintenance strategy: recurring unmatched or misclassified terms are identified during review, checked against their evidence and added to versioned tables rather </w:t>
+      </w:r>
+      <w:r>
+        <w:rPr>
+          <w:lang w:val="en-GB"/>
+        </w:rPr>
+        <w:lastRenderedPageBreak/>
+        <w:t>than buried in undocumented model behaviour. Future expansion should use systematic data mining of unseen bulletins and expert validation, not only corrections derived from the present test set.</w:t>
       </w:r>
     </w:p>
     <w:p>
@@ -6989,7 +8103,45 @@
         <w:rPr>
           <w:lang w:val="en-GB"/>
         </w:rPr>
-        <w:br w:type="page"/>
+        <w:t xml:space="preserve">For the fourth sub-question, uncertainty is most useful when it is attached to evidence and to the origin of a decision. </w:t>
+      </w:r>
+      <w:proofErr w:type="spellStart"/>
+      <w:r>
+        <w:rPr>
+          <w:lang w:val="en-GB"/>
+        </w:rPr>
+        <w:t>RefAI</w:t>
+      </w:r>
+      <w:proofErr w:type="spellEnd"/>
+      <w:r>
+        <w:rPr>
+          <w:lang w:val="en-GB"/>
+        </w:rPr>
+        <w:t xml:space="preserve"> therefore preserves raw and normalised values, evidence quotes, place-resolution types, review flags and reasons, quarantined ambiguous terms, and separate clean and audit-oriented outputs. This allows a reviewer to distinguish a direct lookup from context carry, fuzzy resolution or LLM intervention. The approach is useful but not </w:t>
+      </w:r>
+      <w:r>
+        <w:rPr>
+          <w:lang w:val="en-GB"/>
+        </w:rPr>
+        <w:t>“</w:t>
+      </w:r>
+      <w:r>
+        <w:rPr>
+          <w:lang w:val="en-GB"/>
+        </w:rPr>
+        <w:t>frictionless</w:t>
+      </w:r>
+      <w:r>
+        <w:rPr>
+          <w:lang w:val="en-GB"/>
+        </w:rPr>
+        <w:t>”</w:t>
+      </w:r>
+      <w:r>
+        <w:rPr>
+          <w:lang w:val="en-GB"/>
+        </w:rPr>
+        <w:t>: too many flags create review fatigue, while thresholds that are too strict can hide valid information in quarantine. The system improves validation efficiency only when flags remain selective and when the evidence window contains enough context for an archaeologist to decide.</w:t>
       </w:r>
     </w:p>
     <w:p>
@@ -7002,22 +8154,44 @@
         <w:rPr>
           <w:lang w:val="en-GB"/>
         </w:rPr>
-        <w:lastRenderedPageBreak/>
-        <w:t xml:space="preserve">The second sub-question also requires a qualified answer. Transformer-supported candidate detection and deterministic lookup reduce the opportunity for unconstrained generation because final values normally </w:t>
+        <w:t xml:space="preserve">The technical, ethical and practical conclusions are therefore inseparable. Technically, </w:t>
+      </w:r>
+      <w:proofErr w:type="spellStart"/>
+      <w:r>
+        <w:rPr>
+          <w:lang w:val="en-GB"/>
+        </w:rPr>
+        <w:t>RefAI</w:t>
+      </w:r>
+      <w:proofErr w:type="spellEnd"/>
+      <w:r>
+        <w:rPr>
+          <w:lang w:val="en-GB"/>
+        </w:rPr>
+        <w:t xml:space="preserve"> is feasible as a modular prototype but requires continued reference maintenance, testing on unseen documents and expert review before broader deployment</w:t>
+      </w:r>
+      <w:r>
+        <w:t xml:space="preserve"> and before it can be used with 90–100% confidence that the output is correct and reflects the intended information</w:t>
+      </w:r>
+      <w:r>
+        <w:rPr>
+          <w:lang w:val="en-GB"/>
+        </w:rPr>
+        <w:t xml:space="preserve">. Practically, its value lies in accelerating first-pass extraction rather than eliminating labour; quality control is shifted and focused, not removed. Ethically, this narrower claim is important. The commercial LLM introduces cost, external data processing and dependency on non-European infrastructure, so it remains optional and is not allowed to become the sole basis of a final record. Human responsibility, evidence preservation and the ability to run the local pipeline without an API are safeguards, but they do not solve all governance questions. Reference-first processing also has an ethical trade-off: it reduces opaque hallucination but can create systematic omissions when vocabularies underrepresent </w:t>
       </w:r>
       <w:proofErr w:type="gramStart"/>
       <w:r>
         <w:rPr>
           <w:lang w:val="en-GB"/>
         </w:rPr>
-        <w:t>have to</w:t>
+        <w:t>particular places</w:t>
       </w:r>
       <w:proofErr w:type="gramEnd"/>
       <w:r>
         <w:rPr>
           <w:lang w:val="en-GB"/>
         </w:rPr>
-        <w:t xml:space="preserve"> connect to source text, a reference entry or an explicit rule. This makes unsupported output less likely and more traceable than an LLM-first design. It does not eliminate error. Exact matches can still be semantically wrong, fuzzy matching can select a nearby but incorrect entry, and a closed reference set can return an empty value when the correct term is absent. Moreover, no equivalent LLM-first baseline was run under identical conditions, so the amount of hallucination reduction cannot be quantified conclusively. The result is an architectural and qualitative finding rather than proof that the hybrid system statistically outperforms every LLM-first alternative.</w:t>
+        <w:t>, periods or object terms.</w:t>
       </w:r>
     </w:p>
     <w:p>
@@ -7030,49 +8204,35 @@
         <w:rPr>
           <w:lang w:val="en-GB"/>
         </w:rPr>
-        <w:t xml:space="preserve">The third sub-question concerns the value and maintenance of reference data. The geographic vocabulary is essential for place and province resolution; </w:t>
+        <w:t xml:space="preserve">Taken together, the answers to the four sub-questions allow the main research question to be answered positively, but only within a clearly bounded definition of reliability. </w:t>
       </w:r>
       <w:proofErr w:type="spellStart"/>
       <w:r>
         <w:rPr>
           <w:lang w:val="en-GB"/>
         </w:rPr>
-        <w:t>Period_NL</w:t>
+        <w:t>RefAI</w:t>
       </w:r>
       <w:proofErr w:type="spellEnd"/>
       <w:r>
         <w:rPr>
           <w:lang w:val="en-GB"/>
         </w:rPr>
-        <w:t xml:space="preserve"> and </w:t>
+        <w:t xml:space="preserve"> demonstrates that a controllable hybrid, lookup-first workflow can extract and structure relevant archaeological signals from heterogeneous KNOB bulletins while retaining evidence and review information. OCR fallback, layout reconstruction, rule-based segmentation, </w:t>
       </w:r>
       <w:proofErr w:type="spellStart"/>
       <w:r>
         <w:rPr>
           <w:lang w:val="en-GB"/>
         </w:rPr>
-        <w:t>ABR_Period</w:t>
+        <w:t>ArcheoBERTje</w:t>
       </w:r>
       <w:proofErr w:type="spellEnd"/>
       <w:r>
         <w:rPr>
           <w:lang w:val="en-GB"/>
         </w:rPr>
-        <w:t xml:space="preserve"> constrain dating; ABR tables support feature, finding, material and context classification; and </w:t>
-      </w:r>
-      <w:proofErr w:type="spellStart"/>
-      <w:r>
-        <w:rPr>
-          <w:lang w:val="en-GB"/>
-        </w:rPr>
-        <w:t>RefAI_Custom_Aliases</w:t>
-      </w:r>
-      <w:proofErr w:type="spellEnd"/>
-      <w:r>
-        <w:rPr>
-          <w:lang w:val="en-GB"/>
-        </w:rPr>
-        <w:t xml:space="preserve"> records project-specific synonyms, rejection terms, ambiguity rules and field overrides. Their greatest contribution is not simply higher match counts, but auditability: a user can inspect and amend the resource that produced a decision. The project did not perform an ablation study that removes each resource in turn, so it cannot rank their individual contribution numerically. The implemented feedback loop nevertheless provides a practical maintenance strategy: recurring unmatched or misclassified terms are identified during review, checked against their evidence and added to versioned tables rather than buried in undocumented model behaviour. Future expansion should use systematic data mining of unseen bulletins and expert validation, not only corrections derived from the present test set.</w:t>
+        <w:t>-supported candidate detection, controlled reference data, ABR validation and optional LLM review are technically feasible as a combined workflow. The output is not sufficiently stable to function as an autonomous archaeological database generator. Its defensible role is pre-processing and triage: it reduces the amount of text that must be read from scratch, but the resulting records still require expert validation.</w:t>
       </w:r>
     </w:p>
     <w:p>
@@ -7085,7 +8245,47 @@
         <w:rPr>
           <w:lang w:val="en-GB"/>
         </w:rPr>
-        <w:t>For the fourth sub-question, uncertainty is most useful when it is attached to evidence and to the origin of a decision. RefAI therefore preserves raw and normalised values, evidence quotes, place-resolution types, review flags and reasons, quarantined ambiguous terms, and separate clean and audit-oriented outputs. This allows a reviewer to distinguish a direct lookup from context carry, fuzzy resolution or LLM intervention. The approach is useful but not frictionless: too many flags create review fatigue, while thresholds that are too strict can hide valid information in quarantine. The system improves validation efficiency only when flags remain selective and when the evidence window contains enough context for an archaeologist to decide.</w:t>
+        <w:t xml:space="preserve">The safest practical use is therefore within a known collection. An archaeological </w:t>
+      </w:r>
+      <w:r>
+        <w:rPr>
+          <w:lang w:val="en-GB"/>
+        </w:rPr>
+        <w:t>institution/</w:t>
+      </w:r>
+      <w:r>
+        <w:rPr>
+          <w:lang w:val="en-GB"/>
+        </w:rPr>
+        <w:t xml:space="preserve">company could, for example, use </w:t>
+      </w:r>
+      <w:proofErr w:type="spellStart"/>
+      <w:r>
+        <w:rPr>
+          <w:lang w:val="en-GB"/>
+        </w:rPr>
+        <w:t>RefAI</w:t>
+      </w:r>
+      <w:proofErr w:type="spellEnd"/>
+      <w:r>
+        <w:rPr>
+          <w:lang w:val="en-GB"/>
+        </w:rPr>
+        <w:t xml:space="preserve"> to make a first-pass database of its own excavation reports containing find locations, periods, ABR categories and object information. Because the organisation already knows the source material, omissions and unexpected classifications are easier to recognise and correct. Using </w:t>
+      </w:r>
+      <w:proofErr w:type="spellStart"/>
+      <w:r>
+        <w:rPr>
+          <w:lang w:val="en-GB"/>
+        </w:rPr>
+        <w:t>RefAI</w:t>
+      </w:r>
+      <w:proofErr w:type="spellEnd"/>
+      <w:r>
+        <w:rPr>
+          <w:lang w:val="en-GB"/>
+        </w:rPr>
+        <w:t xml:space="preserve"> blindly on an unfamiliar corpus is not recommended: unknown layouts, terminology and editorial conventions may produce convincing-looking output whose errors are difficult to notice.</w:t>
       </w:r>
     </w:p>
     <w:p>
@@ -7094,38 +8294,19 @@
           <w:lang w:val="en-GB"/>
         </w:rPr>
       </w:pPr>
-      <w:r>
-        <w:rPr>
-          <w:lang w:val="en-GB"/>
-        </w:rPr>
-        <w:t xml:space="preserve">The technical, ethical and practical conclusions are therefore inseparable. Technically, RefAI is feasible as a modular prototype but requires continued reference maintenance, testing on unseen documents and expert review before broader deployment. Practically, its value lies in accelerating first-pass extraction rather than eliminating labour; quality control is shifted and focused, not removed. Ethically, this narrower claim is important. The commercial LLM introduces cost, external data processing and dependency on non-European infrastructure, so it remains optional and is not allowed to become the sole basis of a final record. Human responsibility, evidence preservation and the ability to run the local pipeline without an API are safeguards, but they do not solve all governance questions. Reference-first processing also has an ethical trade-off: it reduces opaque hallucination but can create systematic omissions when vocabularies underrepresent </w:t>
-      </w:r>
-      <w:proofErr w:type="gramStart"/>
-      <w:r>
-        <w:rPr>
-          <w:lang w:val="en-GB"/>
-        </w:rPr>
-        <w:t>particular places</w:t>
-      </w:r>
-      <w:proofErr w:type="gramEnd"/>
-      <w:r>
-        <w:rPr>
-          <w:lang w:val="en-GB"/>
-        </w:rPr>
-        <w:t>, periods or object terms.</w:t>
-      </w:r>
-    </w:p>
-    <w:p>
-      <w:pPr>
-        <w:rPr>
-          <w:lang w:val="en-GB"/>
-        </w:rPr>
-      </w:pPr>
-      <w:r>
-        <w:rPr>
-          <w:lang w:val="en-GB"/>
-        </w:rPr>
-        <w:t>RefAI should therefore be understood as a research prototype, meaning a functioning system built to test a method rather than a finished commercial product. Its triage role is to perform the first selection: it surfaces likely places, dates, features, finds and materials and directs doubtful cases to a human reviewer. The pipeline does not possess archaeological judgement of its own. Its main strength is that much of the route from source text to output can be followed through evidence quotes, named rules, reference tables and review records. Its main weakness is that performance on unseen document designs remains uncertain. The next step should therefore be an external evaluation on KNOB bulletins that did not shape development, using independent archaeological annotation and measuring both retrieved information and the human effort needed for correction.</w:t>
+      <w:proofErr w:type="spellStart"/>
+      <w:r>
+        <w:rPr>
+          <w:lang w:val="en-GB"/>
+        </w:rPr>
+        <w:t>RefAI</w:t>
+      </w:r>
+      <w:proofErr w:type="spellEnd"/>
+      <w:r>
+        <w:rPr>
+          <w:lang w:val="en-GB"/>
+        </w:rPr>
+        <w:t xml:space="preserve"> should therefore be understood as a research prototype, meaning a functioning system built to test a method rather than a finished product. Its triage role is to perform the first selection: it surfaces likely places, dates, features, finds and materials and directs doubtful cases to a human reviewer. The pipeline does not possess archaeological judgement of its own. Its main strength is that much of the route from source text to output can be followed through evidence quotes, named rules, reference tables and review records. Its main weakness is that performance on unseen document designs remains uncertain. The next step should therefore be an external evaluation on KNOB bulletins that did not shape development, using independent archaeological annotation and measuring both retrieved information and the human effort needed for correction.</w:t>
       </w:r>
     </w:p>
     <w:p>
@@ -7140,7 +8321,7 @@
           <w:lang w:val="en-GB"/>
         </w:rPr>
       </w:pPr>
-      <w:bookmarkStart w:id="17" w:name="_Toc233271887"/>
+      <w:bookmarkStart w:id="17" w:name="_Toc233633485"/>
       <w:r>
         <w:rPr>
           <w:rFonts w:ascii="Aptos Display" w:eastAsia="Aptos Display" w:hAnsi="Aptos Display"/>
@@ -7161,7 +8342,7 @@
         <w:pStyle w:val="Kop3"/>
         <w:spacing w:line="252" w:lineRule="auto"/>
       </w:pPr>
-      <w:bookmarkStart w:id="18" w:name="_Toc233271888"/>
+      <w:bookmarkStart w:id="18" w:name="_Toc233633486"/>
       <w:r>
         <w:rPr>
           <w:rFonts w:ascii="Aptos Display" w:eastAsia="Aptos Display" w:hAnsi="Aptos Display"/>
@@ -7221,7 +8402,15 @@
         <w:t xml:space="preserve">, M. (2021b). </w:t>
       </w:r>
       <w:r>
-        <w:t>Usability evaluation for online professional search in the Dutch archaeology domain. arXiv. https://arxiv.org/abs/2103.04437</w:t>
+        <w:t xml:space="preserve">Usability evaluation for online professional search in the Dutch archaeology domain. </w:t>
+      </w:r>
+      <w:proofErr w:type="spellStart"/>
+      <w:r>
+        <w:t>arXiv</w:t>
+      </w:r>
+      <w:proofErr w:type="spellEnd"/>
+      <w:r>
+        <w:t>. https://arxiv.org/abs/2103.04437</w:t>
       </w:r>
     </w:p>
     <w:p>
@@ -7246,8 +8435,21 @@
         </w:numPr>
         <w:spacing w:line="252" w:lineRule="auto"/>
       </w:pPr>
-      <w:r>
-        <w:t>GeoNames. (n.d.). About GeoNames. https://www.geonames.org/about.html</w:t>
+      <w:proofErr w:type="spellStart"/>
+      <w:r>
+        <w:t>GeoNames</w:t>
+      </w:r>
+      <w:proofErr w:type="spellEnd"/>
+      <w:r>
+        <w:t xml:space="preserve">. (n.d.). About </w:t>
+      </w:r>
+      <w:proofErr w:type="spellStart"/>
+      <w:r>
+        <w:t>GeoNames</w:t>
+      </w:r>
+      <w:proofErr w:type="spellEnd"/>
+      <w:r>
+        <w:t>. https://www.geonames.org/about.html</w:t>
       </w:r>
     </w:p>
     <w:p>
@@ -7272,8 +8474,29 @@
         </w:numPr>
         <w:spacing w:line="252" w:lineRule="auto"/>
       </w:pPr>
-      <w:r>
-        <w:t>Khemakhem, M., Brando, C., Romary, L., Mélanie-Becquet, F., &amp; Pinol, J.-L. (2018). Fueling Time Machine: Information extraction from retro-digitised address directories. In JADH2018: Leveraging Open Data. https://hal.science/hal-01822768</w:t>
+      <w:proofErr w:type="spellStart"/>
+      <w:r>
+        <w:t>Khemakhem</w:t>
+      </w:r>
+      <w:proofErr w:type="spellEnd"/>
+      <w:r>
+        <w:t>, M., Brando, C., Romary, L., Mélanie-</w:t>
+      </w:r>
+      <w:proofErr w:type="spellStart"/>
+      <w:r>
+        <w:t>Becquet</w:t>
+      </w:r>
+      <w:proofErr w:type="spellEnd"/>
+      <w:r>
+        <w:t>, F., &amp; Pinol, J.-L. (2018). Fueling Time Machine: Information extraction from retro-</w:t>
+      </w:r>
+      <w:proofErr w:type="spellStart"/>
+      <w:r>
+        <w:t>digitised</w:t>
+      </w:r>
+      <w:proofErr w:type="spellEnd"/>
+      <w:r>
+        <w:t xml:space="preserve"> address directories. In JADH2018: Leveraging Open Data. https://hal.science/hal-01822768</w:t>
       </w:r>
     </w:p>
     <w:p>
@@ -7299,7 +8522,87 @@
         <w:spacing w:line="252" w:lineRule="auto"/>
       </w:pPr>
       <w:r>
-        <w:t>Mélanie-Becquet, F., Ferguth, J., Cartereau, M., Gruel, K., &amp; Poibeau, T. (2020). Une chaîne d'extraction pour l'enrichissement de bases de données archéologiques [An information extraction framework to enrich archaeological databases]. Humanités numériques, 2. https://doi.org/10.4000/revuehn.471</w:t>
+        <w:t>Mélanie-</w:t>
+      </w:r>
+      <w:proofErr w:type="spellStart"/>
+      <w:r>
+        <w:t>Becquet</w:t>
+      </w:r>
+      <w:proofErr w:type="spellEnd"/>
+      <w:r>
+        <w:t xml:space="preserve">, F., </w:t>
+      </w:r>
+      <w:proofErr w:type="spellStart"/>
+      <w:r>
+        <w:t>Ferguth</w:t>
+      </w:r>
+      <w:proofErr w:type="spellEnd"/>
+      <w:r>
+        <w:t xml:space="preserve">, J., </w:t>
+      </w:r>
+      <w:proofErr w:type="spellStart"/>
+      <w:r>
+        <w:t>Cartereau</w:t>
+      </w:r>
+      <w:proofErr w:type="spellEnd"/>
+      <w:r>
+        <w:t xml:space="preserve">, M., Gruel, K., &amp; </w:t>
+      </w:r>
+      <w:proofErr w:type="spellStart"/>
+      <w:r>
+        <w:t>Poibeau</w:t>
+      </w:r>
+      <w:proofErr w:type="spellEnd"/>
+      <w:r>
+        <w:t xml:space="preserve">, T. (2020). Une </w:t>
+      </w:r>
+      <w:proofErr w:type="spellStart"/>
+      <w:r>
+        <w:t>chaîne</w:t>
+      </w:r>
+      <w:proofErr w:type="spellEnd"/>
+      <w:r>
+        <w:t xml:space="preserve"> </w:t>
+      </w:r>
+      <w:proofErr w:type="spellStart"/>
+      <w:r>
+        <w:t>d'extraction</w:t>
+      </w:r>
+      <w:proofErr w:type="spellEnd"/>
+      <w:r>
+        <w:t xml:space="preserve"> pour </w:t>
+      </w:r>
+      <w:proofErr w:type="spellStart"/>
+      <w:r>
+        <w:t>l'enrichissement</w:t>
+      </w:r>
+      <w:proofErr w:type="spellEnd"/>
+      <w:r>
+        <w:t xml:space="preserve"> de bases de données </w:t>
+      </w:r>
+      <w:proofErr w:type="spellStart"/>
+      <w:r>
+        <w:t>archéologiques</w:t>
+      </w:r>
+      <w:proofErr w:type="spellEnd"/>
+      <w:r>
+        <w:t xml:space="preserve"> [An information extraction framework to enrich archaeological databases]. </w:t>
+      </w:r>
+      <w:proofErr w:type="spellStart"/>
+      <w:r>
+        <w:t>Humanités</w:t>
+      </w:r>
+      <w:proofErr w:type="spellEnd"/>
+      <w:r>
+        <w:t xml:space="preserve"> </w:t>
+      </w:r>
+      <w:proofErr w:type="spellStart"/>
+      <w:r>
+        <w:t>numériques</w:t>
+      </w:r>
+      <w:proofErr w:type="spellEnd"/>
+      <w:r>
+        <w:t>, 2. https://doi.org/10.4000/revuehn.471</w:t>
       </w:r>
     </w:p>
     <w:p>
@@ -7312,7 +8615,15 @@
         <w:spacing w:line="252" w:lineRule="auto"/>
       </w:pPr>
       <w:r>
-        <w:t xml:space="preserve">Ruiz, P., Poibeau, T., &amp; Mélanie-Becquet, F. (2015). ELCO3: Entity linking with corpus coherence combining </w:t>
+        <w:t>Ruiz, P., Poibeau, T., &amp; Mélanie-</w:t>
+      </w:r>
+      <w:proofErr w:type="spellStart"/>
+      <w:r>
+        <w:t>Becquet</w:t>
+      </w:r>
+      <w:proofErr w:type="spellEnd"/>
+      <w:r>
+        <w:t xml:space="preserve">, F. (2015). ELCO3: Entity linking with corpus coherence combining </w:t>
       </w:r>
       <w:proofErr w:type="gramStart"/>
       <w:r>
@@ -7361,7 +8672,7 @@
         <w:pStyle w:val="Kop3"/>
         <w:spacing w:line="252" w:lineRule="auto"/>
       </w:pPr>
-      <w:bookmarkStart w:id="19" w:name="_Toc233271889"/>
+      <w:bookmarkStart w:id="19" w:name="_Toc233633487"/>
       <w:r>
         <w:rPr>
           <w:rFonts w:ascii="Aptos Display" w:eastAsia="Aptos Display" w:hAnsi="Aptos Display"/>
@@ -7379,8 +8690,21 @@
         </w:numPr>
         <w:spacing w:line="252" w:lineRule="auto"/>
       </w:pPr>
-      <w:r>
-        <w:t>Artstein, R., &amp; Poesio, M. (2008). Inter-coder agreement for computational linguistics. Computational Linguistics, 34(4), 555-596. https://doi.org/10.1162/coli.07-034-R2</w:t>
+      <w:proofErr w:type="spellStart"/>
+      <w:r>
+        <w:t>Artstein</w:t>
+      </w:r>
+      <w:proofErr w:type="spellEnd"/>
+      <w:r>
+        <w:t xml:space="preserve">, R., &amp; </w:t>
+      </w:r>
+      <w:proofErr w:type="spellStart"/>
+      <w:r>
+        <w:t>Poesio</w:t>
+      </w:r>
+      <w:proofErr w:type="spellEnd"/>
+      <w:r>
+        <w:t>, M. (2008). Inter-coder agreement for computational linguistics. Computational Linguistics, 34(4), 555-596. https://doi.org/10.1162/coli.07-034-R2</w:t>
       </w:r>
     </w:p>
     <w:p>
@@ -7393,7 +8717,15 @@
         <w:spacing w:line="252" w:lineRule="auto"/>
       </w:pPr>
       <w:r>
-        <w:t>Brandsen, A. (n.d.-a). archeo-bertje [Computer software]. GitHub. https://github.com/alexbrandsen/archeo-bertje</w:t>
+        <w:t xml:space="preserve">Brandsen, A. (n.d.-a). </w:t>
+      </w:r>
+      <w:proofErr w:type="spellStart"/>
+      <w:r>
+        <w:t>archeo-bertje</w:t>
+      </w:r>
+      <w:proofErr w:type="spellEnd"/>
+      <w:r>
+        <w:t xml:space="preserve"> [Computer software]. GitHub. https://github.com/alexbrandsen/archeo-bertje</w:t>
       </w:r>
     </w:p>
     <w:p>
@@ -7452,7 +8784,23 @@
         <w:spacing w:line="252" w:lineRule="auto"/>
       </w:pPr>
       <w:r>
-        <w:t>Brandsen, A., Verberne, S., Lambers, K., &amp; Wansleeben, M. (2021a). Can BERT dig it? Named entity recognition for information retrieval in the archaeology domain. arXiv. https://arxiv.org/abs/2106.07742</w:t>
+        <w:t xml:space="preserve">Brandsen, A., Verberne, S., Lambers, K., &amp; </w:t>
+      </w:r>
+      <w:proofErr w:type="spellStart"/>
+      <w:r>
+        <w:t>Wansleeben</w:t>
+      </w:r>
+      <w:proofErr w:type="spellEnd"/>
+      <w:r>
+        <w:t xml:space="preserve">, M. (2021a). Can BERT dig it? Named entity recognition for information retrieval in the archaeology domain. </w:t>
+      </w:r>
+      <w:proofErr w:type="spellStart"/>
+      <w:r>
+        <w:t>arXiv</w:t>
+      </w:r>
+      <w:proofErr w:type="spellEnd"/>
+      <w:r>
+        <w:t>. https://arxiv.org/abs/2106.07742</w:t>
       </w:r>
     </w:p>
     <w:p>
@@ -7535,7 +8883,15 @@
         <w:t xml:space="preserve">, M. (2019). </w:t>
       </w:r>
       <w:r>
-        <w:t>BERTje: A Dutch BERT model. arXiv. https://arxiv.org/abs/1912.09582</w:t>
+        <w:t xml:space="preserve">BERTje: A Dutch BERT model. </w:t>
+      </w:r>
+      <w:proofErr w:type="spellStart"/>
+      <w:r>
+        <w:t>arXiv</w:t>
+      </w:r>
+      <w:proofErr w:type="spellEnd"/>
+      <w:r>
+        <w:t>. https://arxiv.org/abs/1912.09582</w:t>
       </w:r>
     </w:p>
     <w:p>
@@ -7548,7 +8904,15 @@
         <w:spacing w:line="252" w:lineRule="auto"/>
       </w:pPr>
       <w:r>
-        <w:t>Ehrmann, M., Hamdi, A., Linhares Pontes, E., Romanello, M., &amp; Doucet, A. (2021). Named entity recognition and classification on historical documents: A survey. arXiv. https://arxiv.org/abs/2109.11406</w:t>
+        <w:t xml:space="preserve">Ehrmann, M., Hamdi, A., Linhares Pontes, E., Romanello, M., &amp; Doucet, A. (2021). Named entity recognition and classification on historical documents: A survey. </w:t>
+      </w:r>
+      <w:proofErr w:type="spellStart"/>
+      <w:r>
+        <w:t>arXiv</w:t>
+      </w:r>
+      <w:proofErr w:type="spellEnd"/>
+      <w:r>
+        <w:t>. https://arxiv.org/abs/2109.11406</w:t>
       </w:r>
     </w:p>
     <w:p>
@@ -7561,7 +8925,39 @@
         <w:spacing w:line="252" w:lineRule="auto"/>
       </w:pPr>
       <w:r>
-        <w:t>Khurana, U., Nalisnick, E., Fokkens, A., &amp; Swayamdipta, S. (2024). Crowd-Calibrator: Can annotator disagreement inform calibration in subjective tasks? arXiv. https://arxiv.org/abs/2408.14141</w:t>
+        <w:t xml:space="preserve">Khurana, U., </w:t>
+      </w:r>
+      <w:proofErr w:type="spellStart"/>
+      <w:r>
+        <w:t>Nalisnick</w:t>
+      </w:r>
+      <w:proofErr w:type="spellEnd"/>
+      <w:r>
+        <w:t xml:space="preserve">, E., </w:t>
+      </w:r>
+      <w:proofErr w:type="spellStart"/>
+      <w:r>
+        <w:t>Fokkens</w:t>
+      </w:r>
+      <w:proofErr w:type="spellEnd"/>
+      <w:r>
+        <w:t xml:space="preserve">, A., &amp; </w:t>
+      </w:r>
+      <w:proofErr w:type="spellStart"/>
+      <w:r>
+        <w:t>Swayamdipta</w:t>
+      </w:r>
+      <w:proofErr w:type="spellEnd"/>
+      <w:r>
+        <w:t xml:space="preserve">, S. (2024). Crowd-Calibrator: Can annotator disagreement inform calibration in subjective tasks? </w:t>
+      </w:r>
+      <w:proofErr w:type="spellStart"/>
+      <w:r>
+        <w:t>arXiv</w:t>
+      </w:r>
+      <w:proofErr w:type="spellEnd"/>
+      <w:r>
+        <w:t>. https://arxiv.org/abs/2408.14141</w:t>
       </w:r>
     </w:p>
     <w:p>
@@ -7574,7 +8970,31 @@
         <w:spacing w:line="252" w:lineRule="auto"/>
       </w:pPr>
       <w:r>
-        <w:t>Lewis, P., Perez, E., Piktus, A., Petroni, F., Karpukhin, V., Goyal, N., Kuttler, H., Lewis, M., Yih, W., Rocktaschel, T., Riedel, S., &amp; Kiela, D. (2020). Retrieval-augmented generation for knowledge-intensive NLP tasks. Advances in Neural Information Processing Systems, 33, 9459-9474. https://arxiv.org/abs/2005.11401</w:t>
+        <w:t xml:space="preserve">Lewis, P., Perez, E., </w:t>
+      </w:r>
+      <w:proofErr w:type="spellStart"/>
+      <w:r>
+        <w:t>Piktus</w:t>
+      </w:r>
+      <w:proofErr w:type="spellEnd"/>
+      <w:r>
+        <w:t xml:space="preserve">, A., Petroni, F., </w:t>
+      </w:r>
+      <w:proofErr w:type="spellStart"/>
+      <w:r>
+        <w:t>Karpukhin</w:t>
+      </w:r>
+      <w:proofErr w:type="spellEnd"/>
+      <w:r>
+        <w:t xml:space="preserve">, V., Goyal, N., Kuttler, H., Lewis, M., Yih, W., </w:t>
+      </w:r>
+      <w:proofErr w:type="spellStart"/>
+      <w:r>
+        <w:t>Rocktaschel</w:t>
+      </w:r>
+      <w:proofErr w:type="spellEnd"/>
+      <w:r>
+        <w:t>, T., Riedel, S., &amp; Kiela, D. (2020). Retrieval-augmented generation for knowledge-intensive NLP tasks. Advances in Neural Information Processing Systems, 33, 9459-9474. https://arxiv.org/abs/2005.11401</w:t>
       </w:r>
     </w:p>
     <w:p>
@@ -7587,7 +9007,6 @@
         <w:spacing w:line="252" w:lineRule="auto"/>
       </w:pPr>
       <w:r>
-        <w:lastRenderedPageBreak/>
         <w:t>Ratinov, L., &amp; Roth, D. (2009). Design challenges and misconceptions in named entity recognition. Proceedings of the Thirteenth Conference on Computational Natural Language Learning, 147-155. https://aclanthology.org/W09-1119/</w:t>
       </w:r>
     </w:p>
@@ -7605,6 +9024,7 @@
         <w:rPr>
           <w:lang w:val="nl-NL"/>
         </w:rPr>
+        <w:lastRenderedPageBreak/>
         <w:t>Xu</w:t>
       </w:r>
       <w:proofErr w:type="spellEnd"/>
@@ -7642,7 +9062,7 @@
         <w:pStyle w:val="Kop3"/>
         <w:spacing w:line="252" w:lineRule="auto"/>
       </w:pPr>
-      <w:bookmarkStart w:id="20" w:name="_Toc233271890"/>
+      <w:bookmarkStart w:id="20" w:name="_Toc233633488"/>
       <w:r>
         <w:rPr>
           <w:rFonts w:ascii="Aptos Display" w:eastAsia="Aptos Display" w:hAnsi="Aptos Display"/>
@@ -7687,7 +9107,15 @@
         <w:spacing w:line="252" w:lineRule="auto"/>
       </w:pPr>
       <w:r>
-        <w:t>European Union. (2024). Regulation (EU) 2024/1689 laying down harmonised rules on artificial intelligence (Artificial Intelligence Act). https://eur-lex.europa.eu/eli/reg/2024/1689/oj</w:t>
+        <w:t xml:space="preserve">European Union. (2024). Regulation (EU) 2024/1689 laying down </w:t>
+      </w:r>
+      <w:proofErr w:type="spellStart"/>
+      <w:r>
+        <w:t>harmonised</w:t>
+      </w:r>
+      <w:proofErr w:type="spellEnd"/>
+      <w:r>
+        <w:t xml:space="preserve"> rules on artificial intelligence (Artificial Intelligence Act). https://eur-lex.europa.eu/eli/reg/2024/1689/oj</w:t>
       </w:r>
     </w:p>
     <w:p>
@@ -7713,7 +9141,15 @@
         <w:spacing w:line="252" w:lineRule="auto"/>
       </w:pPr>
       <w:r>
-        <w:t>Huang, L., Yu, W., Ma, W., Zhong, W., Feng, Z., Wang, H., Chen, Q., Peng, W., Feng, X., Qin, B., &amp; Liu, T. (2023). A survey on hallucination in large language models: Principles, taxonomy, challenges, and open questions. arXiv. https://arxiv.org/abs/2311.05232</w:t>
+        <w:t xml:space="preserve">Huang, L., Yu, W., Ma, W., Zhong, W., Feng, Z., Wang, H., Chen, Q., Peng, W., Feng, X., Qin, B., &amp; Liu, T. (2023). A survey on hallucination in large language models: Principles, taxonomy, challenges, and open questions. </w:t>
+      </w:r>
+      <w:proofErr w:type="spellStart"/>
+      <w:r>
+        <w:t>arXiv</w:t>
+      </w:r>
+      <w:proofErr w:type="spellEnd"/>
+      <w:r>
+        <w:t>. https://arxiv.org/abs/2311.05232</w:t>
       </w:r>
     </w:p>
     <w:p>
@@ -7765,7 +9201,15 @@
         <w:spacing w:line="252" w:lineRule="auto"/>
       </w:pPr>
       <w:r>
-        <w:t>Wu, X., Xiao, L., Sun, Y., Zhang, J., Ma, T., &amp; He, L. (2021). A survey of human-in-the-loop for machine learning. arXiv. https://arxiv.org/abs/2108.00941</w:t>
+        <w:t xml:space="preserve">Wu, X., Xiao, L., Sun, Y., Zhang, J., Ma, T., &amp; He, L. (2021). A survey of human-in-the-loop for machine learning. </w:t>
+      </w:r>
+      <w:proofErr w:type="spellStart"/>
+      <w:r>
+        <w:t>arXiv</w:t>
+      </w:r>
+      <w:proofErr w:type="spellEnd"/>
+      <w:r>
+        <w:t>. https://arxiv.org/abs/2108.00941</w:t>
       </w:r>
     </w:p>
     <w:p>
@@ -7773,7 +9217,7 @@
         <w:pStyle w:val="Kop3"/>
         <w:spacing w:line="252" w:lineRule="auto"/>
       </w:pPr>
-      <w:bookmarkStart w:id="21" w:name="_Toc233271891"/>
+      <w:bookmarkStart w:id="21" w:name="_Toc233633489"/>
       <w:r>
         <w:rPr>
           <w:rFonts w:ascii="Aptos Display" w:eastAsia="Aptos Display" w:hAnsi="Aptos Display"/>
@@ -7826,7 +9270,15 @@
         <w:t xml:space="preserve"> Hong, N. P., et al. </w:t>
       </w:r>
       <w:r>
-        <w:t>(2019). Software citation implementation challenges. arXiv. https://arxiv.org/abs/1905.08674</w:t>
+        <w:t xml:space="preserve">(2019). Software citation implementation challenges. </w:t>
+      </w:r>
+      <w:proofErr w:type="spellStart"/>
+      <w:r>
+        <w:t>arXiv</w:t>
+      </w:r>
+      <w:proofErr w:type="spellEnd"/>
+      <w:r>
+        <w:t>. https://arxiv.org/abs/1905.08674</w:t>
       </w:r>
     </w:p>
     <w:p>
@@ -7891,7 +9343,15 @@
         <w:spacing w:line="252" w:lineRule="auto"/>
       </w:pPr>
       <w:r>
-        <w:t>Wilson, G., Aruliah, D. A., Brown, C. T., Chue Hong, N. P., Davis, M., Guy, R. T., Haddock, S. H. D., Huff, K. D., Mitchell, I. M., Plumbley, M. D., Waugh, B., White, E. P., &amp; Wilson, P. (2014). Best practices for scientific computing. PLOS Biology, 12(1), e1001745. https://doi.org/10.1371/journal.pbio.1001745</w:t>
+        <w:t xml:space="preserve">Wilson, G., Aruliah, D. A., Brown, C. T., Chue Hong, N. P., Davis, M., Guy, R. T., Haddock, S. H. D., Huff, K. D., Mitchell, I. M., </w:t>
+      </w:r>
+      <w:proofErr w:type="spellStart"/>
+      <w:r>
+        <w:t>Plumbley</w:t>
+      </w:r>
+      <w:proofErr w:type="spellEnd"/>
+      <w:r>
+        <w:t>, M. D., Waugh, B., White, E. P., &amp; Wilson, P. (2014). Best practices for scientific computing. PLOS Biology, 12(1), e1001745. https://doi.org/10.1371/journal.pbio.1001745</w:t>
       </w:r>
     </w:p>
     <w:p>
@@ -7993,7 +9453,7 @@
           <w:lang w:val="en-GB"/>
         </w:rPr>
       </w:pPr>
-      <w:bookmarkStart w:id="22" w:name="_Toc233271892"/>
+      <w:bookmarkStart w:id="22" w:name="_Toc233633490"/>
       <w:r>
         <w:rPr>
           <w:rFonts w:ascii="Aptos Display" w:eastAsia="Aptos Display" w:hAnsi="Aptos Display"/>
@@ -8025,7 +9485,7 @@
           <w:lang w:val="en-GB"/>
         </w:rPr>
       </w:pPr>
-      <w:bookmarkStart w:id="23" w:name="_Toc233271893"/>
+      <w:bookmarkStart w:id="23" w:name="_Toc233633491"/>
       <w:r>
         <w:rPr>
           <w:rFonts w:ascii="Aptos Display" w:eastAsia="Aptos Display" w:hAnsi="Aptos Display"/>
@@ -8045,7 +9505,21 @@
         <w:rPr>
           <w:lang w:val="en-GB"/>
         </w:rPr>
-        <w:t>This glossary explains the principal archaeological, computational and evaluation terms used throughout the document. The definitions describe how the terms are used within RefAI and are not intended as exhaustive definitions for every archaeological or computer-science context.</w:t>
+        <w:t xml:space="preserve">This glossary explains the principal archaeological, computational and evaluation terms used throughout the document. The definitions describe how the terms are used within </w:t>
+      </w:r>
+      <w:proofErr w:type="spellStart"/>
+      <w:r>
+        <w:rPr>
+          <w:lang w:val="en-GB"/>
+        </w:rPr>
+        <w:t>RefAI</w:t>
+      </w:r>
+      <w:proofErr w:type="spellEnd"/>
+      <w:r>
+        <w:rPr>
+          <w:lang w:val="en-GB"/>
+        </w:rPr>
+        <w:t xml:space="preserve"> and are not intended as exhaustive definitions for every archaeological or computer-science context.</w:t>
       </w:r>
     </w:p>
     <w:tbl>
@@ -8055,8 +9529,8 @@
         <w:tblLook w:val="04A0" w:firstRow="1" w:lastRow="0" w:firstColumn="1" w:lastColumn="0" w:noHBand="0" w:noVBand="1"/>
       </w:tblPr>
       <w:tblGrid>
-        <w:gridCol w:w="4896"/>
-        <w:gridCol w:w="5279"/>
+        <w:gridCol w:w="3823"/>
+        <w:gridCol w:w="6352"/>
       </w:tblGrid>
       <w:tr>
         <w:trPr>
@@ -8065,7 +9539,7 @@
         </w:trPr>
         <w:tc>
           <w:tcPr>
-            <w:tcW w:w="4896" w:type="dxa"/>
+            <w:tcW w:w="3823" w:type="dxa"/>
             <w:shd w:val="clear" w:color="auto" w:fill="1F6B4F"/>
             <w:tcMar>
               <w:top w:w="90" w:type="dxa"/>
@@ -8094,7 +9568,7 @@
         </w:tc>
         <w:tc>
           <w:tcPr>
-            <w:tcW w:w="5279" w:type="dxa"/>
+            <w:tcW w:w="6352" w:type="dxa"/>
             <w:shd w:val="clear" w:color="auto" w:fill="1F6B4F"/>
             <w:tcMar>
               <w:top w:w="90" w:type="dxa"/>
@@ -8128,7 +9602,7 @@
         </w:trPr>
         <w:tc>
           <w:tcPr>
-            <w:tcW w:w="4896" w:type="dxa"/>
+            <w:tcW w:w="3823" w:type="dxa"/>
             <w:shd w:val="clear" w:color="auto" w:fill="FFFFFF"/>
             <w:tcMar>
               <w:top w:w="90" w:type="dxa"/>
@@ -8174,7 +9648,7 @@
         </w:tc>
         <w:tc>
           <w:tcPr>
-            <w:tcW w:w="5279" w:type="dxa"/>
+            <w:tcW w:w="6352" w:type="dxa"/>
             <w:shd w:val="clear" w:color="auto" w:fill="FFFFFF"/>
             <w:tcMar>
               <w:top w:w="90" w:type="dxa"/>
@@ -8195,7 +9669,23 @@
                 <w:sz w:val="17"/>
                 <w:lang w:val="en-GB"/>
               </w:rPr>
-              <w:t>A Dutch archaeological terminology and classification framework used to standardise periods, features, finds, materials and related concepts. RefAI uses ABR-aligned tables to connect variable source language to reusable labels and codes.</w:t>
+              <w:t xml:space="preserve">A Dutch archaeological terminology and classification framework used to standardise periods, features, finds, materials and related concepts. </w:t>
+            </w:r>
+            <w:proofErr w:type="spellStart"/>
+            <w:r>
+              <w:rPr>
+                <w:sz w:val="17"/>
+                <w:lang w:val="en-GB"/>
+              </w:rPr>
+              <w:t>RefAI</w:t>
+            </w:r>
+            <w:proofErr w:type="spellEnd"/>
+            <w:r>
+              <w:rPr>
+                <w:sz w:val="17"/>
+                <w:lang w:val="en-GB"/>
+              </w:rPr>
+              <w:t xml:space="preserve"> uses ABR-aligned tables to connect variable source language to reusable labels and codes.</w:t>
             </w:r>
           </w:p>
         </w:tc>
@@ -8206,7 +9696,7 @@
         </w:trPr>
         <w:tc>
           <w:tcPr>
-            <w:tcW w:w="4896" w:type="dxa"/>
+            <w:tcW w:w="3823" w:type="dxa"/>
             <w:shd w:val="clear" w:color="auto" w:fill="F7F4EA"/>
             <w:tcMar>
               <w:top w:w="90" w:type="dxa"/>
@@ -8234,7 +9724,7 @@
         </w:tc>
         <w:tc>
           <w:tcPr>
-            <w:tcW w:w="5279" w:type="dxa"/>
+            <w:tcW w:w="6352" w:type="dxa"/>
             <w:shd w:val="clear" w:color="auto" w:fill="F7F4EA"/>
             <w:tcMar>
               <w:top w:w="90" w:type="dxa"/>
@@ -8266,7 +9756,7 @@
         </w:trPr>
         <w:tc>
           <w:tcPr>
-            <w:tcW w:w="4896" w:type="dxa"/>
+            <w:tcW w:w="3823" w:type="dxa"/>
             <w:shd w:val="clear" w:color="auto" w:fill="FFFFFF"/>
             <w:tcMar>
               <w:top w:w="90" w:type="dxa"/>
@@ -8294,7 +9784,7 @@
         </w:tc>
         <w:tc>
           <w:tcPr>
-            <w:tcW w:w="5279" w:type="dxa"/>
+            <w:tcW w:w="6352" w:type="dxa"/>
             <w:shd w:val="clear" w:color="auto" w:fill="FFFFFF"/>
             <w:tcMar>
               <w:top w:w="90" w:type="dxa"/>
@@ -8326,7 +9816,7 @@
         </w:trPr>
         <w:tc>
           <w:tcPr>
-            <w:tcW w:w="4896" w:type="dxa"/>
+            <w:tcW w:w="3823" w:type="dxa"/>
             <w:shd w:val="clear" w:color="auto" w:fill="F7F4EA"/>
             <w:tcMar>
               <w:top w:w="90" w:type="dxa"/>
@@ -8354,7 +9844,7 @@
         </w:tc>
         <w:tc>
           <w:tcPr>
-            <w:tcW w:w="5279" w:type="dxa"/>
+            <w:tcW w:w="6352" w:type="dxa"/>
             <w:shd w:val="clear" w:color="auto" w:fill="F7F4EA"/>
             <w:tcMar>
               <w:top w:w="90" w:type="dxa"/>
@@ -8386,7 +9876,7 @@
         </w:trPr>
         <w:tc>
           <w:tcPr>
-            <w:tcW w:w="4896" w:type="dxa"/>
+            <w:tcW w:w="3823" w:type="dxa"/>
             <w:shd w:val="clear" w:color="auto" w:fill="FFFFFF"/>
             <w:tcMar>
               <w:top w:w="90" w:type="dxa"/>
@@ -8416,7 +9906,7 @@
         </w:tc>
         <w:tc>
           <w:tcPr>
-            <w:tcW w:w="5279" w:type="dxa"/>
+            <w:tcW w:w="6352" w:type="dxa"/>
             <w:shd w:val="clear" w:color="auto" w:fill="FFFFFF"/>
             <w:tcMar>
               <w:top w:w="90" w:type="dxa"/>
@@ -8437,7 +9927,23 @@
                 <w:sz w:val="17"/>
                 <w:lang w:val="en-GB"/>
               </w:rPr>
-              <w:t>A Dutch BERT-based language model for the archaeology domain, developed by Alex Brandsen and publicly available through GitHub and Hugging Face. RefAI uses it as local semantic support for candidate matching, not as a free generative model.</w:t>
+              <w:t xml:space="preserve">A Dutch BERT-based language model for the archaeology domain, developed by Alex Brandsen and publicly available through GitHub and Hugging Face. </w:t>
+            </w:r>
+            <w:proofErr w:type="spellStart"/>
+            <w:r>
+              <w:rPr>
+                <w:sz w:val="17"/>
+                <w:lang w:val="en-GB"/>
+              </w:rPr>
+              <w:t>RefAI</w:t>
+            </w:r>
+            <w:proofErr w:type="spellEnd"/>
+            <w:r>
+              <w:rPr>
+                <w:sz w:val="17"/>
+                <w:lang w:val="en-GB"/>
+              </w:rPr>
+              <w:t xml:space="preserve"> uses it as local semantic support for candidate matching, not as a free generative model.</w:t>
             </w:r>
           </w:p>
         </w:tc>
@@ -8448,7 +9954,7 @@
         </w:trPr>
         <w:tc>
           <w:tcPr>
-            <w:tcW w:w="4896" w:type="dxa"/>
+            <w:tcW w:w="3823" w:type="dxa"/>
             <w:shd w:val="clear" w:color="auto" w:fill="F7F4EA"/>
             <w:tcMar>
               <w:top w:w="90" w:type="dxa"/>
@@ -8486,7 +9992,7 @@
         </w:tc>
         <w:tc>
           <w:tcPr>
-            <w:tcW w:w="5279" w:type="dxa"/>
+            <w:tcW w:w="6352" w:type="dxa"/>
             <w:shd w:val="clear" w:color="auto" w:fill="F7F4EA"/>
             <w:tcMar>
               <w:top w:w="90" w:type="dxa"/>
@@ -8507,7 +10013,23 @@
                 <w:sz w:val="17"/>
                 <w:lang w:val="en-GB"/>
               </w:rPr>
-              <w:t>A portable object or find category recovered or discussed in an archaeological context, such as pottery, a coin or a ring. RefAI separates findings from features and materials.</w:t>
+              <w:t xml:space="preserve">A portable object or find category recovered or discussed in an archaeological context, such as pottery, a coin or a ring. </w:t>
+            </w:r>
+            <w:proofErr w:type="spellStart"/>
+            <w:r>
+              <w:rPr>
+                <w:sz w:val="17"/>
+                <w:lang w:val="en-GB"/>
+              </w:rPr>
+              <w:t>RefAI</w:t>
+            </w:r>
+            <w:proofErr w:type="spellEnd"/>
+            <w:r>
+              <w:rPr>
+                <w:sz w:val="17"/>
+                <w:lang w:val="en-GB"/>
+              </w:rPr>
+              <w:t xml:space="preserve"> separates findings from features and materials.</w:t>
             </w:r>
           </w:p>
         </w:tc>
@@ -8518,7 +10040,7 @@
         </w:trPr>
         <w:tc>
           <w:tcPr>
-            <w:tcW w:w="4896" w:type="dxa"/>
+            <w:tcW w:w="3823" w:type="dxa"/>
             <w:shd w:val="clear" w:color="auto" w:fill="FFFFFF"/>
             <w:tcMar>
               <w:top w:w="90" w:type="dxa"/>
@@ -8546,7 +10068,7 @@
         </w:tc>
         <w:tc>
           <w:tcPr>
-            <w:tcW w:w="5279" w:type="dxa"/>
+            <w:tcW w:w="6352" w:type="dxa"/>
             <w:shd w:val="clear" w:color="auto" w:fill="FFFFFF"/>
             <w:tcMar>
               <w:top w:w="90" w:type="dxa"/>
@@ -8567,7 +10089,23 @@
                 <w:sz w:val="17"/>
                 <w:lang w:val="en-GB"/>
               </w:rPr>
-              <w:t>The degree to which a user can reconstruct how an output value was produced. In RefAI this is supported through evidence snippets, provenance, reference tables, review reasons and separate audit outputs.</w:t>
+              <w:t xml:space="preserve">The degree to which a user can reconstruct how an output value was produced. In </w:t>
+            </w:r>
+            <w:proofErr w:type="spellStart"/>
+            <w:r>
+              <w:rPr>
+                <w:sz w:val="17"/>
+                <w:lang w:val="en-GB"/>
+              </w:rPr>
+              <w:t>RefAI</w:t>
+            </w:r>
+            <w:proofErr w:type="spellEnd"/>
+            <w:r>
+              <w:rPr>
+                <w:sz w:val="17"/>
+                <w:lang w:val="en-GB"/>
+              </w:rPr>
+              <w:t xml:space="preserve"> this is supported through evidence snippets, provenance, reference tables, review reasons and separate audit outputs.</w:t>
             </w:r>
           </w:p>
         </w:tc>
@@ -8578,7 +10116,7 @@
         </w:trPr>
         <w:tc>
           <w:tcPr>
-            <w:tcW w:w="4896" w:type="dxa"/>
+            <w:tcW w:w="3823" w:type="dxa"/>
             <w:shd w:val="clear" w:color="auto" w:fill="F7F4EA"/>
             <w:tcMar>
               <w:top w:w="90" w:type="dxa"/>
@@ -8606,7 +10144,7 @@
         </w:tc>
         <w:tc>
           <w:tcPr>
-            <w:tcW w:w="5279" w:type="dxa"/>
+            <w:tcW w:w="6352" w:type="dxa"/>
             <w:shd w:val="clear" w:color="auto" w:fill="F7F4EA"/>
             <w:tcMar>
               <w:top w:w="90" w:type="dxa"/>
@@ -8638,7 +10176,7 @@
         </w:trPr>
         <w:tc>
           <w:tcPr>
-            <w:tcW w:w="4896" w:type="dxa"/>
+            <w:tcW w:w="3823" w:type="dxa"/>
             <w:shd w:val="clear" w:color="auto" w:fill="FFFFFF"/>
             <w:tcMar>
               <w:top w:w="90" w:type="dxa"/>
@@ -8666,7 +10204,7 @@
         </w:tc>
         <w:tc>
           <w:tcPr>
-            <w:tcW w:w="5279" w:type="dxa"/>
+            <w:tcW w:w="6352" w:type="dxa"/>
             <w:shd w:val="clear" w:color="auto" w:fill="FFFFFF"/>
             <w:tcMar>
               <w:top w:w="90" w:type="dxa"/>
@@ -8698,7 +10236,7 @@
         </w:trPr>
         <w:tc>
           <w:tcPr>
-            <w:tcW w:w="4896" w:type="dxa"/>
+            <w:tcW w:w="3823" w:type="dxa"/>
             <w:shd w:val="clear" w:color="auto" w:fill="F7F4EA"/>
             <w:tcMar>
               <w:top w:w="90" w:type="dxa"/>
@@ -8720,14 +10258,13 @@
                 <w:sz w:val="17"/>
                 <w:lang w:val="en-GB"/>
               </w:rPr>
-              <w:lastRenderedPageBreak/>
               <w:t>Context carry</w:t>
             </w:r>
           </w:p>
         </w:tc>
         <w:tc>
           <w:tcPr>
-            <w:tcW w:w="5279" w:type="dxa"/>
+            <w:tcW w:w="6352" w:type="dxa"/>
             <w:shd w:val="clear" w:color="auto" w:fill="F7F4EA"/>
             <w:tcMar>
               <w:top w:w="90" w:type="dxa"/>
@@ -8759,7 +10296,7 @@
         </w:trPr>
         <w:tc>
           <w:tcPr>
-            <w:tcW w:w="4896" w:type="dxa"/>
+            <w:tcW w:w="3823" w:type="dxa"/>
             <w:shd w:val="clear" w:color="auto" w:fill="FFFFFF"/>
             <w:tcMar>
               <w:top w:w="90" w:type="dxa"/>
@@ -8787,7 +10324,7 @@
         </w:tc>
         <w:tc>
           <w:tcPr>
-            <w:tcW w:w="5279" w:type="dxa"/>
+            <w:tcW w:w="6352" w:type="dxa"/>
             <w:shd w:val="clear" w:color="auto" w:fill="FFFFFF"/>
             <w:tcMar>
               <w:top w:w="90" w:type="dxa"/>
@@ -8819,7 +10356,7 @@
         </w:trPr>
         <w:tc>
           <w:tcPr>
-            <w:tcW w:w="4896" w:type="dxa"/>
+            <w:tcW w:w="3823" w:type="dxa"/>
             <w:shd w:val="clear" w:color="auto" w:fill="F7F4EA"/>
             <w:tcMar>
               <w:top w:w="90" w:type="dxa"/>
@@ -8857,7 +10394,7 @@
         </w:tc>
         <w:tc>
           <w:tcPr>
-            <w:tcW w:w="5279" w:type="dxa"/>
+            <w:tcW w:w="6352" w:type="dxa"/>
             <w:shd w:val="clear" w:color="auto" w:fill="F7F4EA"/>
             <w:tcMar>
               <w:top w:w="90" w:type="dxa"/>
@@ -8878,7 +10415,23 @@
                 <w:sz w:val="17"/>
                 <w:lang w:val="en-GB"/>
               </w:rPr>
-              <w:t>The extraction and normalisation of chronological information, including centuries, date ranges and archaeological periods. RefAI preserves both the interpreted period and the textual evidence used for it.</w:t>
+              <w:t xml:space="preserve">The extraction and normalisation of chronological information, including centuries, date ranges and archaeological periods. </w:t>
+            </w:r>
+            <w:proofErr w:type="spellStart"/>
+            <w:r>
+              <w:rPr>
+                <w:sz w:val="17"/>
+                <w:lang w:val="en-GB"/>
+              </w:rPr>
+              <w:t>RefAI</w:t>
+            </w:r>
+            <w:proofErr w:type="spellEnd"/>
+            <w:r>
+              <w:rPr>
+                <w:sz w:val="17"/>
+                <w:lang w:val="en-GB"/>
+              </w:rPr>
+              <w:t xml:space="preserve"> preserves both the interpreted period and the textual evidence used for it.</w:t>
             </w:r>
           </w:p>
         </w:tc>
@@ -8889,7 +10442,7 @@
         </w:trPr>
         <w:tc>
           <w:tcPr>
-            <w:tcW w:w="4896" w:type="dxa"/>
+            <w:tcW w:w="3823" w:type="dxa"/>
             <w:shd w:val="clear" w:color="auto" w:fill="FFFFFF"/>
             <w:tcMar>
               <w:top w:w="90" w:type="dxa"/>
@@ -8911,13 +10464,14 @@
                 <w:sz w:val="17"/>
                 <w:lang w:val="en-GB"/>
               </w:rPr>
+              <w:lastRenderedPageBreak/>
               <w:t>Deposition</w:t>
             </w:r>
           </w:p>
         </w:tc>
         <w:tc>
           <w:tcPr>
-            <w:tcW w:w="5279" w:type="dxa"/>
+            <w:tcW w:w="6352" w:type="dxa"/>
             <w:shd w:val="clear" w:color="auto" w:fill="FFFFFF"/>
             <w:tcMar>
               <w:top w:w="90" w:type="dxa"/>
@@ -8949,7 +10503,7 @@
         </w:trPr>
         <w:tc>
           <w:tcPr>
-            <w:tcW w:w="4896" w:type="dxa"/>
+            <w:tcW w:w="3823" w:type="dxa"/>
             <w:shd w:val="clear" w:color="auto" w:fill="F7F4EA"/>
             <w:tcMar>
               <w:top w:w="90" w:type="dxa"/>
@@ -8977,7 +10531,7 @@
         </w:tc>
         <w:tc>
           <w:tcPr>
-            <w:tcW w:w="5279" w:type="dxa"/>
+            <w:tcW w:w="6352" w:type="dxa"/>
             <w:shd w:val="clear" w:color="auto" w:fill="F7F4EA"/>
             <w:tcMar>
               <w:top w:w="90" w:type="dxa"/>
@@ -9009,7 +10563,7 @@
         </w:trPr>
         <w:tc>
           <w:tcPr>
-            <w:tcW w:w="4896" w:type="dxa"/>
+            <w:tcW w:w="3823" w:type="dxa"/>
             <w:shd w:val="clear" w:color="auto" w:fill="FFFFFF"/>
             <w:tcMar>
               <w:top w:w="90" w:type="dxa"/>
@@ -9037,7 +10591,7 @@
         </w:tc>
         <w:tc>
           <w:tcPr>
-            <w:tcW w:w="5279" w:type="dxa"/>
+            <w:tcW w:w="6352" w:type="dxa"/>
             <w:shd w:val="clear" w:color="auto" w:fill="FFFFFF"/>
             <w:tcMar>
               <w:top w:w="90" w:type="dxa"/>
@@ -9069,7 +10623,7 @@
         </w:trPr>
         <w:tc>
           <w:tcPr>
-            <w:tcW w:w="4896" w:type="dxa"/>
+            <w:tcW w:w="3823" w:type="dxa"/>
             <w:shd w:val="clear" w:color="auto" w:fill="F7F4EA"/>
             <w:tcMar>
               <w:top w:w="90" w:type="dxa"/>
@@ -9097,7 +10651,7 @@
         </w:tc>
         <w:tc>
           <w:tcPr>
-            <w:tcW w:w="5279" w:type="dxa"/>
+            <w:tcW w:w="6352" w:type="dxa"/>
             <w:shd w:val="clear" w:color="auto" w:fill="F7F4EA"/>
             <w:tcMar>
               <w:top w:w="90" w:type="dxa"/>
@@ -9129,7 +10683,7 @@
         </w:trPr>
         <w:tc>
           <w:tcPr>
-            <w:tcW w:w="4896" w:type="dxa"/>
+            <w:tcW w:w="3823" w:type="dxa"/>
             <w:shd w:val="clear" w:color="auto" w:fill="FFFFFF"/>
             <w:tcMar>
               <w:top w:w="90" w:type="dxa"/>
@@ -9157,7 +10711,7 @@
         </w:tc>
         <w:tc>
           <w:tcPr>
-            <w:tcW w:w="5279" w:type="dxa"/>
+            <w:tcW w:w="6352" w:type="dxa"/>
             <w:shd w:val="clear" w:color="auto" w:fill="FFFFFF"/>
             <w:tcMar>
               <w:top w:w="90" w:type="dxa"/>
@@ -9205,7 +10759,7 @@
         </w:trPr>
         <w:tc>
           <w:tcPr>
-            <w:tcW w:w="4896" w:type="dxa"/>
+            <w:tcW w:w="3823" w:type="dxa"/>
             <w:shd w:val="clear" w:color="auto" w:fill="F7F4EA"/>
             <w:tcMar>
               <w:top w:w="90" w:type="dxa"/>
@@ -9233,7 +10787,7 @@
         </w:tc>
         <w:tc>
           <w:tcPr>
-            <w:tcW w:w="5279" w:type="dxa"/>
+            <w:tcW w:w="6352" w:type="dxa"/>
             <w:shd w:val="clear" w:color="auto" w:fill="F7F4EA"/>
             <w:tcMar>
               <w:top w:w="90" w:type="dxa"/>
@@ -9254,7 +10808,23 @@
                 <w:sz w:val="17"/>
                 <w:lang w:val="en-GB"/>
               </w:rPr>
-              <w:t>Principles stating that research data and objects should be Findable, Accessible, Interoperable and Reusable. They inform the documentation and deposition choices in RefAI.</w:t>
+              <w:t xml:space="preserve">Principles stating that research data and objects should be Findable, Accessible, Interoperable and Reusable. They inform the documentation and deposition choices in </w:t>
+            </w:r>
+            <w:proofErr w:type="spellStart"/>
+            <w:r>
+              <w:rPr>
+                <w:sz w:val="17"/>
+                <w:lang w:val="en-GB"/>
+              </w:rPr>
+              <w:t>RefAI</w:t>
+            </w:r>
+            <w:proofErr w:type="spellEnd"/>
+            <w:r>
+              <w:rPr>
+                <w:sz w:val="17"/>
+                <w:lang w:val="en-GB"/>
+              </w:rPr>
+              <w:t>.</w:t>
             </w:r>
           </w:p>
         </w:tc>
@@ -9265,7 +10835,7 @@
         </w:trPr>
         <w:tc>
           <w:tcPr>
-            <w:tcW w:w="4896" w:type="dxa"/>
+            <w:tcW w:w="3823" w:type="dxa"/>
             <w:shd w:val="clear" w:color="auto" w:fill="FFFFFF"/>
             <w:tcMar>
               <w:top w:w="90" w:type="dxa"/>
@@ -9293,7 +10863,7 @@
         </w:tc>
         <w:tc>
           <w:tcPr>
-            <w:tcW w:w="5279" w:type="dxa"/>
+            <w:tcW w:w="6352" w:type="dxa"/>
             <w:shd w:val="clear" w:color="auto" w:fill="FFFFFF"/>
             <w:tcMar>
               <w:top w:w="90" w:type="dxa"/>
@@ -9325,7 +10895,7 @@
         </w:trPr>
         <w:tc>
           <w:tcPr>
-            <w:tcW w:w="4896" w:type="dxa"/>
+            <w:tcW w:w="3823" w:type="dxa"/>
             <w:shd w:val="clear" w:color="auto" w:fill="F7F4EA"/>
             <w:tcMar>
               <w:top w:w="90" w:type="dxa"/>
@@ -9353,7 +10923,7 @@
         </w:tc>
         <w:tc>
           <w:tcPr>
-            <w:tcW w:w="5279" w:type="dxa"/>
+            <w:tcW w:w="6352" w:type="dxa"/>
             <w:shd w:val="clear" w:color="auto" w:fill="F7F4EA"/>
             <w:tcMar>
               <w:top w:w="90" w:type="dxa"/>
@@ -9374,7 +10944,23 @@
                 <w:sz w:val="17"/>
                 <w:lang w:val="en-GB"/>
               </w:rPr>
-              <w:t>A structured geographic reference resource containing place names, alternative names and administrative or spatial attributes. RefAI uses a gazetteer for place and province normalisation.</w:t>
+              <w:t xml:space="preserve">A structured geographic reference resource containing place names, alternative names and administrative or spatial attributes. </w:t>
+            </w:r>
+            <w:proofErr w:type="spellStart"/>
+            <w:r>
+              <w:rPr>
+                <w:sz w:val="17"/>
+                <w:lang w:val="en-GB"/>
+              </w:rPr>
+              <w:t>RefAI</w:t>
+            </w:r>
+            <w:proofErr w:type="spellEnd"/>
+            <w:r>
+              <w:rPr>
+                <w:sz w:val="17"/>
+                <w:lang w:val="en-GB"/>
+              </w:rPr>
+              <w:t xml:space="preserve"> uses a gazetteer for place and province normalisation.</w:t>
             </w:r>
           </w:p>
         </w:tc>
@@ -9385,7 +10971,7 @@
         </w:trPr>
         <w:tc>
           <w:tcPr>
-            <w:tcW w:w="4896" w:type="dxa"/>
+            <w:tcW w:w="3823" w:type="dxa"/>
             <w:shd w:val="clear" w:color="auto" w:fill="FFFFFF"/>
             <w:tcMar>
               <w:top w:w="90" w:type="dxa"/>
@@ -9413,7 +10999,7 @@
         </w:tc>
         <w:tc>
           <w:tcPr>
-            <w:tcW w:w="5279" w:type="dxa"/>
+            <w:tcW w:w="6352" w:type="dxa"/>
             <w:shd w:val="clear" w:color="auto" w:fill="FFFFFF"/>
             <w:tcMar>
               <w:top w:w="90" w:type="dxa"/>
@@ -9445,7 +11031,7 @@
         </w:trPr>
         <w:tc>
           <w:tcPr>
-            <w:tcW w:w="4896" w:type="dxa"/>
+            <w:tcW w:w="3823" w:type="dxa"/>
             <w:shd w:val="clear" w:color="auto" w:fill="F7F4EA"/>
             <w:tcMar>
               <w:top w:w="90" w:type="dxa"/>
@@ -9473,7 +11059,7 @@
         </w:tc>
         <w:tc>
           <w:tcPr>
-            <w:tcW w:w="5279" w:type="dxa"/>
+            <w:tcW w:w="6352" w:type="dxa"/>
             <w:shd w:val="clear" w:color="auto" w:fill="F7F4EA"/>
             <w:tcMar>
               <w:top w:w="90" w:type="dxa"/>
@@ -9494,7 +11080,23 @@
                 <w:sz w:val="17"/>
                 <w:lang w:val="en-GB"/>
               </w:rPr>
-              <w:t>A fluent or plausible model output that is not adequately supported by the source or reference data. RefAI reduces this risk through constrained lookups, evidence requirements and restricted LLM auto-application.</w:t>
+              <w:t xml:space="preserve">A fluent or plausible model output that is not adequately supported by the source or reference data. </w:t>
+            </w:r>
+            <w:proofErr w:type="spellStart"/>
+            <w:r>
+              <w:rPr>
+                <w:sz w:val="17"/>
+                <w:lang w:val="en-GB"/>
+              </w:rPr>
+              <w:t>RefAI</w:t>
+            </w:r>
+            <w:proofErr w:type="spellEnd"/>
+            <w:r>
+              <w:rPr>
+                <w:sz w:val="17"/>
+                <w:lang w:val="en-GB"/>
+              </w:rPr>
+              <w:t xml:space="preserve"> reduces this risk through constrained lookups, evidence requirements and restricted LLM auto-application.</w:t>
             </w:r>
           </w:p>
         </w:tc>
@@ -9505,7 +11107,7 @@
         </w:trPr>
         <w:tc>
           <w:tcPr>
-            <w:tcW w:w="4896" w:type="dxa"/>
+            <w:tcW w:w="3823" w:type="dxa"/>
             <w:shd w:val="clear" w:color="auto" w:fill="FFFFFF"/>
             <w:tcMar>
               <w:top w:w="90" w:type="dxa"/>
@@ -9527,14 +11129,13 @@
                 <w:sz w:val="17"/>
                 <w:lang w:val="en-GB"/>
               </w:rPr>
-              <w:lastRenderedPageBreak/>
               <w:t>Human-in-the-loop</w:t>
             </w:r>
           </w:p>
         </w:tc>
         <w:tc>
           <w:tcPr>
-            <w:tcW w:w="5279" w:type="dxa"/>
+            <w:tcW w:w="6352" w:type="dxa"/>
             <w:shd w:val="clear" w:color="auto" w:fill="FFFFFF"/>
             <w:tcMar>
               <w:top w:w="90" w:type="dxa"/>
@@ -9555,7 +11156,23 @@
                 <w:sz w:val="17"/>
                 <w:lang w:val="en-GB"/>
               </w:rPr>
-              <w:t>A workflow in which people retain responsibility for reviewing difficult machine decisions. RefAI is designed to support archaeological judgement, not remove it.</w:t>
+              <w:t xml:space="preserve">A workflow in which people retain responsibility for reviewing difficult machine decisions. </w:t>
+            </w:r>
+            <w:proofErr w:type="spellStart"/>
+            <w:r>
+              <w:rPr>
+                <w:sz w:val="17"/>
+                <w:lang w:val="en-GB"/>
+              </w:rPr>
+              <w:t>RefAI</w:t>
+            </w:r>
+            <w:proofErr w:type="spellEnd"/>
+            <w:r>
+              <w:rPr>
+                <w:sz w:val="17"/>
+                <w:lang w:val="en-GB"/>
+              </w:rPr>
+              <w:t xml:space="preserve"> is designed to support archaeological judgement, not remove it.</w:t>
             </w:r>
           </w:p>
         </w:tc>
@@ -9566,7 +11183,7 @@
         </w:trPr>
         <w:tc>
           <w:tcPr>
-            <w:tcW w:w="4896" w:type="dxa"/>
+            <w:tcW w:w="3823" w:type="dxa"/>
             <w:shd w:val="clear" w:color="auto" w:fill="F7F4EA"/>
             <w:tcMar>
               <w:top w:w="90" w:type="dxa"/>
@@ -9594,7 +11211,7 @@
         </w:tc>
         <w:tc>
           <w:tcPr>
-            <w:tcW w:w="5279" w:type="dxa"/>
+            <w:tcW w:w="6352" w:type="dxa"/>
             <w:shd w:val="clear" w:color="auto" w:fill="F7F4EA"/>
             <w:tcMar>
               <w:top w:w="90" w:type="dxa"/>
@@ -9626,7 +11243,7 @@
         </w:trPr>
         <w:tc>
           <w:tcPr>
-            <w:tcW w:w="4896" w:type="dxa"/>
+            <w:tcW w:w="3823" w:type="dxa"/>
             <w:shd w:val="clear" w:color="auto" w:fill="FFFFFF"/>
             <w:tcMar>
               <w:top w:w="90" w:type="dxa"/>
@@ -9654,7 +11271,7 @@
         </w:tc>
         <w:tc>
           <w:tcPr>
-            <w:tcW w:w="5279" w:type="dxa"/>
+            <w:tcW w:w="6352" w:type="dxa"/>
             <w:shd w:val="clear" w:color="auto" w:fill="FFFFFF"/>
             <w:tcMar>
               <w:top w:w="90" w:type="dxa"/>
@@ -9675,7 +11292,23 @@
                 <w:sz w:val="17"/>
                 <w:lang w:val="en-GB"/>
               </w:rPr>
-              <w:t>A generative language model capable of interpreting and producing text. RefAI uses an Anthropic Claude Haiku model only as an optional second reader for selected uncertain cases.</w:t>
+              <w:t xml:space="preserve">A generative language model capable of interpreting and producing text. </w:t>
+            </w:r>
+            <w:proofErr w:type="spellStart"/>
+            <w:r>
+              <w:rPr>
+                <w:sz w:val="17"/>
+                <w:lang w:val="en-GB"/>
+              </w:rPr>
+              <w:t>RefAI</w:t>
+            </w:r>
+            <w:proofErr w:type="spellEnd"/>
+            <w:r>
+              <w:rPr>
+                <w:sz w:val="17"/>
+                <w:lang w:val="en-GB"/>
+              </w:rPr>
+              <w:t xml:space="preserve"> uses an Anthropic Claude Haiku model only as an optional second reader for selected uncertain cases.</w:t>
             </w:r>
           </w:p>
         </w:tc>
@@ -9686,7 +11319,7 @@
         </w:trPr>
         <w:tc>
           <w:tcPr>
-            <w:tcW w:w="4896" w:type="dxa"/>
+            <w:tcW w:w="3823" w:type="dxa"/>
             <w:shd w:val="clear" w:color="auto" w:fill="F7F4EA"/>
             <w:tcMar>
               <w:top w:w="90" w:type="dxa"/>
@@ -9724,7 +11357,7 @@
         </w:tc>
         <w:tc>
           <w:tcPr>
-            <w:tcW w:w="5279" w:type="dxa"/>
+            <w:tcW w:w="6352" w:type="dxa"/>
             <w:shd w:val="clear" w:color="auto" w:fill="F7F4EA"/>
             <w:tcMar>
               <w:top w:w="90" w:type="dxa"/>
@@ -9756,7 +11389,7 @@
         </w:trPr>
         <w:tc>
           <w:tcPr>
-            <w:tcW w:w="4896" w:type="dxa"/>
+            <w:tcW w:w="3823" w:type="dxa"/>
             <w:shd w:val="clear" w:color="auto" w:fill="FFFFFF"/>
             <w:tcMar>
               <w:top w:w="90" w:type="dxa"/>
@@ -9784,7 +11417,7 @@
         </w:tc>
         <w:tc>
           <w:tcPr>
-            <w:tcW w:w="5279" w:type="dxa"/>
+            <w:tcW w:w="6352" w:type="dxa"/>
             <w:shd w:val="clear" w:color="auto" w:fill="FFFFFF"/>
             <w:tcMar>
               <w:top w:w="90" w:type="dxa"/>
@@ -9816,7 +11449,7 @@
         </w:trPr>
         <w:tc>
           <w:tcPr>
-            <w:tcW w:w="4896" w:type="dxa"/>
+            <w:tcW w:w="3823" w:type="dxa"/>
             <w:shd w:val="clear" w:color="auto" w:fill="F7F4EA"/>
             <w:tcMar>
               <w:top w:w="90" w:type="dxa"/>
@@ -9844,7 +11477,7 @@
         </w:tc>
         <w:tc>
           <w:tcPr>
-            <w:tcW w:w="5279" w:type="dxa"/>
+            <w:tcW w:w="6352" w:type="dxa"/>
             <w:shd w:val="clear" w:color="auto" w:fill="F7F4EA"/>
             <w:tcMar>
               <w:top w:w="90" w:type="dxa"/>
@@ -9876,7 +11509,7 @@
         </w:trPr>
         <w:tc>
           <w:tcPr>
-            <w:tcW w:w="4896" w:type="dxa"/>
+            <w:tcW w:w="3823" w:type="dxa"/>
             <w:shd w:val="clear" w:color="auto" w:fill="FFFFFF"/>
             <w:tcMar>
               <w:top w:w="90" w:type="dxa"/>
@@ -9904,7 +11537,7 @@
         </w:tc>
         <w:tc>
           <w:tcPr>
-            <w:tcW w:w="5279" w:type="dxa"/>
+            <w:tcW w:w="6352" w:type="dxa"/>
             <w:shd w:val="clear" w:color="auto" w:fill="FFFFFF"/>
             <w:tcMar>
               <w:top w:w="90" w:type="dxa"/>
@@ -9936,7 +11569,7 @@
         </w:trPr>
         <w:tc>
           <w:tcPr>
-            <w:tcW w:w="4896" w:type="dxa"/>
+            <w:tcW w:w="3823" w:type="dxa"/>
             <w:shd w:val="clear" w:color="auto" w:fill="F7F4EA"/>
             <w:tcMar>
               <w:top w:w="90" w:type="dxa"/>
@@ -9958,13 +11591,14 @@
                 <w:sz w:val="17"/>
                 <w:lang w:val="en-GB"/>
               </w:rPr>
+              <w:lastRenderedPageBreak/>
               <w:t>Overfitting</w:t>
             </w:r>
           </w:p>
         </w:tc>
         <w:tc>
           <w:tcPr>
-            <w:tcW w:w="5279" w:type="dxa"/>
+            <w:tcW w:w="6352" w:type="dxa"/>
             <w:shd w:val="clear" w:color="auto" w:fill="F7F4EA"/>
             <w:tcMar>
               <w:top w:w="90" w:type="dxa"/>
@@ -9996,7 +11630,7 @@
         </w:trPr>
         <w:tc>
           <w:tcPr>
-            <w:tcW w:w="4896" w:type="dxa"/>
+            <w:tcW w:w="3823" w:type="dxa"/>
             <w:shd w:val="clear" w:color="auto" w:fill="FFFFFF"/>
             <w:tcMar>
               <w:top w:w="90" w:type="dxa"/>
@@ -10026,7 +11660,7 @@
         </w:tc>
         <w:tc>
           <w:tcPr>
-            <w:tcW w:w="5279" w:type="dxa"/>
+            <w:tcW w:w="6352" w:type="dxa"/>
             <w:shd w:val="clear" w:color="auto" w:fill="FFFFFF"/>
             <w:tcMar>
               <w:top w:w="90" w:type="dxa"/>
@@ -10047,7 +11681,23 @@
                 <w:sz w:val="17"/>
                 <w:lang w:val="en-GB"/>
               </w:rPr>
-              <w:t>A Python library used to extract text and layout information from PDFs that contain a usable text layer. RefAI attempts this before applying OCR fallback.</w:t>
+              <w:t xml:space="preserve">A Python library used to extract text and layout information from PDFs that contain a usable text layer. </w:t>
+            </w:r>
+            <w:proofErr w:type="spellStart"/>
+            <w:r>
+              <w:rPr>
+                <w:sz w:val="17"/>
+                <w:lang w:val="en-GB"/>
+              </w:rPr>
+              <w:t>RefAI</w:t>
+            </w:r>
+            <w:proofErr w:type="spellEnd"/>
+            <w:r>
+              <w:rPr>
+                <w:sz w:val="17"/>
+                <w:lang w:val="en-GB"/>
+              </w:rPr>
+              <w:t xml:space="preserve"> attempts this before applying OCR fallback.</w:t>
             </w:r>
           </w:p>
         </w:tc>
@@ -10058,7 +11708,7 @@
         </w:trPr>
         <w:tc>
           <w:tcPr>
-            <w:tcW w:w="4896" w:type="dxa"/>
+            <w:tcW w:w="3823" w:type="dxa"/>
             <w:shd w:val="clear" w:color="auto" w:fill="F7F4EA"/>
             <w:tcMar>
               <w:top w:w="90" w:type="dxa"/>
@@ -10086,7 +11736,7 @@
         </w:tc>
         <w:tc>
           <w:tcPr>
-            <w:tcW w:w="5279" w:type="dxa"/>
+            <w:tcW w:w="6352" w:type="dxa"/>
             <w:shd w:val="clear" w:color="auto" w:fill="F7F4EA"/>
             <w:tcMar>
               <w:top w:w="90" w:type="dxa"/>
@@ -10118,7 +11768,7 @@
         </w:trPr>
         <w:tc>
           <w:tcPr>
-            <w:tcW w:w="4896" w:type="dxa"/>
+            <w:tcW w:w="3823" w:type="dxa"/>
             <w:shd w:val="clear" w:color="auto" w:fill="FFFFFF"/>
             <w:tcMar>
               <w:top w:w="90" w:type="dxa"/>
@@ -10146,7 +11796,7 @@
         </w:tc>
         <w:tc>
           <w:tcPr>
-            <w:tcW w:w="5279" w:type="dxa"/>
+            <w:tcW w:w="6352" w:type="dxa"/>
             <w:shd w:val="clear" w:color="auto" w:fill="FFFFFF"/>
             <w:tcMar>
               <w:top w:w="90" w:type="dxa"/>
@@ -10178,7 +11828,7 @@
         </w:trPr>
         <w:tc>
           <w:tcPr>
-            <w:tcW w:w="4896" w:type="dxa"/>
+            <w:tcW w:w="3823" w:type="dxa"/>
             <w:shd w:val="clear" w:color="auto" w:fill="F7F4EA"/>
             <w:tcMar>
               <w:top w:w="90" w:type="dxa"/>
@@ -10206,7 +11856,7 @@
         </w:tc>
         <w:tc>
           <w:tcPr>
-            <w:tcW w:w="5279" w:type="dxa"/>
+            <w:tcW w:w="6352" w:type="dxa"/>
             <w:shd w:val="clear" w:color="auto" w:fill="F7F4EA"/>
             <w:tcMar>
               <w:top w:w="90" w:type="dxa"/>
@@ -10238,7 +11888,7 @@
         </w:trPr>
         <w:tc>
           <w:tcPr>
-            <w:tcW w:w="4896" w:type="dxa"/>
+            <w:tcW w:w="3823" w:type="dxa"/>
             <w:shd w:val="clear" w:color="auto" w:fill="FFFFFF"/>
             <w:tcMar>
               <w:top w:w="90" w:type="dxa"/>
@@ -10266,7 +11916,7 @@
         </w:tc>
         <w:tc>
           <w:tcPr>
-            <w:tcW w:w="5279" w:type="dxa"/>
+            <w:tcW w:w="6352" w:type="dxa"/>
             <w:shd w:val="clear" w:color="auto" w:fill="FFFFFF"/>
             <w:tcMar>
               <w:top w:w="90" w:type="dxa"/>
@@ -10287,7 +11937,23 @@
                 <w:sz w:val="17"/>
                 <w:lang w:val="en-GB"/>
               </w:rPr>
-              <w:t xml:space="preserve">An approach in which a generative model receives information retrieved from external sources. RefAI is related to this grounding </w:t>
+              <w:t xml:space="preserve">An approach in which a generative model receives information retrieved from external sources. </w:t>
+            </w:r>
+            <w:proofErr w:type="spellStart"/>
+            <w:r>
+              <w:rPr>
+                <w:sz w:val="17"/>
+                <w:lang w:val="en-GB"/>
+              </w:rPr>
+              <w:t>RefAI</w:t>
+            </w:r>
+            <w:proofErr w:type="spellEnd"/>
+            <w:r>
+              <w:rPr>
+                <w:sz w:val="17"/>
+                <w:lang w:val="en-GB"/>
+              </w:rPr>
+              <w:t xml:space="preserve"> is related to this grounding </w:t>
             </w:r>
             <w:proofErr w:type="gramStart"/>
             <w:r>
@@ -10314,7 +11980,7 @@
         </w:trPr>
         <w:tc>
           <w:tcPr>
-            <w:tcW w:w="4896" w:type="dxa"/>
+            <w:tcW w:w="3823" w:type="dxa"/>
             <w:shd w:val="clear" w:color="auto" w:fill="F7F4EA"/>
             <w:tcMar>
               <w:top w:w="90" w:type="dxa"/>
@@ -10342,7 +12008,7 @@
         </w:tc>
         <w:tc>
           <w:tcPr>
-            <w:tcW w:w="5279" w:type="dxa"/>
+            <w:tcW w:w="6352" w:type="dxa"/>
             <w:shd w:val="clear" w:color="auto" w:fill="F7F4EA"/>
             <w:tcMar>
               <w:top w:w="90" w:type="dxa"/>
@@ -10390,7 +12056,7 @@
         </w:trPr>
         <w:tc>
           <w:tcPr>
-            <w:tcW w:w="4896" w:type="dxa"/>
+            <w:tcW w:w="3823" w:type="dxa"/>
             <w:shd w:val="clear" w:color="auto" w:fill="FFFFFF"/>
             <w:tcMar>
               <w:top w:w="90" w:type="dxa"/>
@@ -10412,14 +12078,13 @@
                 <w:sz w:val="17"/>
                 <w:lang w:val="en-GB"/>
               </w:rPr>
-              <w:lastRenderedPageBreak/>
               <w:t>Reference-first / lookup-first workflow</w:t>
             </w:r>
           </w:p>
         </w:tc>
         <w:tc>
           <w:tcPr>
-            <w:tcW w:w="5279" w:type="dxa"/>
+            <w:tcW w:w="6352" w:type="dxa"/>
             <w:shd w:val="clear" w:color="auto" w:fill="FFFFFF"/>
             <w:tcMar>
               <w:top w:w="90" w:type="dxa"/>
@@ -10451,7 +12116,7 @@
         </w:trPr>
         <w:tc>
           <w:tcPr>
-            <w:tcW w:w="4896" w:type="dxa"/>
+            <w:tcW w:w="3823" w:type="dxa"/>
             <w:shd w:val="clear" w:color="auto" w:fill="F7F4EA"/>
             <w:tcMar>
               <w:top w:w="90" w:type="dxa"/>
@@ -10481,7 +12146,7 @@
         </w:tc>
         <w:tc>
           <w:tcPr>
-            <w:tcW w:w="5279" w:type="dxa"/>
+            <w:tcW w:w="6352" w:type="dxa"/>
             <w:shd w:val="clear" w:color="auto" w:fill="F7F4EA"/>
             <w:tcMar>
               <w:top w:w="90" w:type="dxa"/>
@@ -10513,7 +12178,7 @@
         </w:trPr>
         <w:tc>
           <w:tcPr>
-            <w:tcW w:w="4896" w:type="dxa"/>
+            <w:tcW w:w="3823" w:type="dxa"/>
             <w:shd w:val="clear" w:color="auto" w:fill="FFFFFF"/>
             <w:tcMar>
               <w:top w:w="90" w:type="dxa"/>
@@ -10541,7 +12206,7 @@
         </w:tc>
         <w:tc>
           <w:tcPr>
-            <w:tcW w:w="5279" w:type="dxa"/>
+            <w:tcW w:w="6352" w:type="dxa"/>
             <w:shd w:val="clear" w:color="auto" w:fill="FFFFFF"/>
             <w:tcMar>
               <w:top w:w="90" w:type="dxa"/>
@@ -10573,7 +12238,7 @@
         </w:trPr>
         <w:tc>
           <w:tcPr>
-            <w:tcW w:w="4896" w:type="dxa"/>
+            <w:tcW w:w="3823" w:type="dxa"/>
             <w:shd w:val="clear" w:color="auto" w:fill="F7F4EA"/>
             <w:tcMar>
               <w:top w:w="90" w:type="dxa"/>
@@ -10601,7 +12266,7 @@
         </w:tc>
         <w:tc>
           <w:tcPr>
-            <w:tcW w:w="5279" w:type="dxa"/>
+            <w:tcW w:w="6352" w:type="dxa"/>
             <w:shd w:val="clear" w:color="auto" w:fill="F7F4EA"/>
             <w:tcMar>
               <w:top w:w="90" w:type="dxa"/>
@@ -10633,7 +12298,7 @@
         </w:trPr>
         <w:tc>
           <w:tcPr>
-            <w:tcW w:w="4896" w:type="dxa"/>
+            <w:tcW w:w="3823" w:type="dxa"/>
             <w:shd w:val="clear" w:color="auto" w:fill="FFFFFF"/>
             <w:tcMar>
               <w:top w:w="90" w:type="dxa"/>
@@ -10661,7 +12326,7 @@
         </w:tc>
         <w:tc>
           <w:tcPr>
-            <w:tcW w:w="5279" w:type="dxa"/>
+            <w:tcW w:w="6352" w:type="dxa"/>
             <w:shd w:val="clear" w:color="auto" w:fill="FFFFFF"/>
             <w:tcMar>
               <w:top w:w="90" w:type="dxa"/>
@@ -10709,7 +12374,7 @@
         </w:trPr>
         <w:tc>
           <w:tcPr>
-            <w:tcW w:w="4896" w:type="dxa"/>
+            <w:tcW w:w="3823" w:type="dxa"/>
             <w:shd w:val="clear" w:color="auto" w:fill="F7F4EA"/>
             <w:tcMar>
               <w:top w:w="90" w:type="dxa"/>
@@ -10737,7 +12402,7 @@
         </w:tc>
         <w:tc>
           <w:tcPr>
-            <w:tcW w:w="5279" w:type="dxa"/>
+            <w:tcW w:w="6352" w:type="dxa"/>
             <w:shd w:val="clear" w:color="auto" w:fill="F7F4EA"/>
             <w:tcMar>
               <w:top w:w="90" w:type="dxa"/>
@@ -10769,7 +12434,7 @@
         </w:trPr>
         <w:tc>
           <w:tcPr>
-            <w:tcW w:w="4896" w:type="dxa"/>
+            <w:tcW w:w="3823" w:type="dxa"/>
             <w:shd w:val="clear" w:color="auto" w:fill="FFFFFF"/>
             <w:tcMar>
               <w:top w:w="90" w:type="dxa"/>
@@ -10797,7 +12462,7 @@
         </w:tc>
         <w:tc>
           <w:tcPr>
-            <w:tcW w:w="5279" w:type="dxa"/>
+            <w:tcW w:w="6352" w:type="dxa"/>
             <w:shd w:val="clear" w:color="auto" w:fill="FFFFFF"/>
             <w:tcMar>
               <w:top w:w="90" w:type="dxa"/>
@@ -10829,7 +12494,7 @@
         </w:trPr>
         <w:tc>
           <w:tcPr>
-            <w:tcW w:w="4896" w:type="dxa"/>
+            <w:tcW w:w="3823" w:type="dxa"/>
             <w:shd w:val="clear" w:color="auto" w:fill="F7F4EA"/>
             <w:tcMar>
               <w:top w:w="90" w:type="dxa"/>
@@ -10857,7 +12522,7 @@
         </w:tc>
         <w:tc>
           <w:tcPr>
-            <w:tcW w:w="5279" w:type="dxa"/>
+            <w:tcW w:w="6352" w:type="dxa"/>
             <w:shd w:val="clear" w:color="auto" w:fill="F7F4EA"/>
             <w:tcMar>
               <w:top w:w="90" w:type="dxa"/>
@@ -10889,7 +12554,7 @@
         </w:trPr>
         <w:tc>
           <w:tcPr>
-            <w:tcW w:w="4896" w:type="dxa"/>
+            <w:tcW w:w="3823" w:type="dxa"/>
             <w:shd w:val="clear" w:color="auto" w:fill="FFFFFF"/>
             <w:tcMar>
               <w:top w:w="90" w:type="dxa"/>
@@ -10927,7 +12592,7 @@
         </w:tc>
         <w:tc>
           <w:tcPr>
-            <w:tcW w:w="5279" w:type="dxa"/>
+            <w:tcW w:w="6352" w:type="dxa"/>
             <w:shd w:val="clear" w:color="auto" w:fill="FFFFFF"/>
             <w:tcMar>
               <w:top w:w="90" w:type="dxa"/>
@@ -10975,7 +12640,7 @@
         </w:trPr>
         <w:tc>
           <w:tcPr>
-            <w:tcW w:w="4896" w:type="dxa"/>
+            <w:tcW w:w="3823" w:type="dxa"/>
             <w:shd w:val="clear" w:color="auto" w:fill="F7F4EA"/>
             <w:tcMar>
               <w:top w:w="90" w:type="dxa"/>
@@ -11003,7 +12668,7 @@
         </w:tc>
         <w:tc>
           <w:tcPr>
-            <w:tcW w:w="5279" w:type="dxa"/>
+            <w:tcW w:w="6352" w:type="dxa"/>
             <w:shd w:val="clear" w:color="auto" w:fill="F7F4EA"/>
             <w:tcMar>
               <w:top w:w="90" w:type="dxa"/>
@@ -11024,7 +12689,23 @@
                 <w:sz w:val="17"/>
                 <w:lang w:val="en-GB"/>
               </w:rPr>
-              <w:t>The prioritisation of extracted information into directly usable records, uncertain cases requiring review and rejected noise. RefAI is primarily positioned as an extraction and triage workflow.</w:t>
+              <w:t xml:space="preserve">The prioritisation of extracted information into directly usable records, uncertain cases requiring review and rejected noise. </w:t>
+            </w:r>
+            <w:proofErr w:type="spellStart"/>
+            <w:r>
+              <w:rPr>
+                <w:sz w:val="17"/>
+                <w:lang w:val="en-GB"/>
+              </w:rPr>
+              <w:t>RefAI</w:t>
+            </w:r>
+            <w:proofErr w:type="spellEnd"/>
+            <w:r>
+              <w:rPr>
+                <w:sz w:val="17"/>
+                <w:lang w:val="en-GB"/>
+              </w:rPr>
+              <w:t xml:space="preserve"> is primarily positioned as an extraction and triage workflow.</w:t>
             </w:r>
           </w:p>
         </w:tc>
@@ -11035,7 +12716,7 @@
         </w:trPr>
         <w:tc>
           <w:tcPr>
-            <w:tcW w:w="4896" w:type="dxa"/>
+            <w:tcW w:w="3823" w:type="dxa"/>
             <w:shd w:val="clear" w:color="auto" w:fill="FFFFFF"/>
             <w:tcMar>
               <w:top w:w="90" w:type="dxa"/>
@@ -11057,13 +12738,14 @@
                 <w:sz w:val="17"/>
                 <w:lang w:val="en-GB"/>
               </w:rPr>
+              <w:lastRenderedPageBreak/>
               <w:t>Unseen data</w:t>
             </w:r>
           </w:p>
         </w:tc>
         <w:tc>
           <w:tcPr>
-            <w:tcW w:w="5279" w:type="dxa"/>
+            <w:tcW w:w="6352" w:type="dxa"/>
             <w:shd w:val="clear" w:color="auto" w:fill="FFFFFF"/>
             <w:tcMar>
               <w:top w:w="90" w:type="dxa"/>
@@ -11095,7 +12777,7 @@
         </w:trPr>
         <w:tc>
           <w:tcPr>
-            <w:tcW w:w="4896" w:type="dxa"/>
+            <w:tcW w:w="3823" w:type="dxa"/>
             <w:shd w:val="clear" w:color="auto" w:fill="F7F4EA"/>
             <w:tcMar>
               <w:top w:w="90" w:type="dxa"/>
@@ -11133,7 +12815,7 @@
         </w:tc>
         <w:tc>
           <w:tcPr>
-            <w:tcW w:w="5279" w:type="dxa"/>
+            <w:tcW w:w="6352" w:type="dxa"/>
             <w:shd w:val="clear" w:color="auto" w:fill="F7F4EA"/>
             <w:tcMar>
               <w:top w:w="90" w:type="dxa"/>
@@ -11165,7 +12847,7 @@
         </w:trPr>
         <w:tc>
           <w:tcPr>
-            <w:tcW w:w="4896" w:type="dxa"/>
+            <w:tcW w:w="3823" w:type="dxa"/>
             <w:shd w:val="clear" w:color="auto" w:fill="FFFFFF"/>
             <w:vAlign w:val="center"/>
           </w:tcPr>
@@ -11188,7 +12870,7 @@
         </w:tc>
         <w:tc>
           <w:tcPr>
-            <w:tcW w:w="5279" w:type="dxa"/>
+            <w:tcW w:w="6352" w:type="dxa"/>
             <w:shd w:val="clear" w:color="auto" w:fill="FFFFFF"/>
             <w:vAlign w:val="center"/>
           </w:tcPr>
@@ -11204,7 +12886,23 @@
                 <w:sz w:val="17"/>
                 <w:lang w:val="en-GB"/>
               </w:rPr>
-              <w:t>A system whose internal route from input to output is difficult to inspect. RefAI attempts to reduce the black box by retaining evidence, separating processing layers and recording rules, reference matches and LLM interventions.</w:t>
+              <w:t xml:space="preserve">A system whose internal route from input to output is difficult to inspect. </w:t>
+            </w:r>
+            <w:proofErr w:type="spellStart"/>
+            <w:r>
+              <w:rPr>
+                <w:sz w:val="17"/>
+                <w:lang w:val="en-GB"/>
+              </w:rPr>
+              <w:t>RefAI</w:t>
+            </w:r>
+            <w:proofErr w:type="spellEnd"/>
+            <w:r>
+              <w:rPr>
+                <w:sz w:val="17"/>
+                <w:lang w:val="en-GB"/>
+              </w:rPr>
+              <w:t xml:space="preserve"> attempts to reduce the black box by retaining evidence, separating processing layers and recording rules, reference matches and LLM interventions.</w:t>
             </w:r>
           </w:p>
         </w:tc>
@@ -11215,7 +12913,7 @@
         </w:trPr>
         <w:tc>
           <w:tcPr>
-            <w:tcW w:w="4896" w:type="dxa"/>
+            <w:tcW w:w="3823" w:type="dxa"/>
             <w:shd w:val="clear" w:color="auto" w:fill="F7F4EA"/>
             <w:vAlign w:val="center"/>
           </w:tcPr>
@@ -11238,7 +12936,7 @@
         </w:tc>
         <w:tc>
           <w:tcPr>
-            <w:tcW w:w="5279" w:type="dxa"/>
+            <w:tcW w:w="6352" w:type="dxa"/>
             <w:shd w:val="clear" w:color="auto" w:fill="F7F4EA"/>
             <w:vAlign w:val="center"/>
           </w:tcPr>
@@ -11254,7 +12952,23 @@
                 <w:sz w:val="17"/>
                 <w:lang w:val="en-GB"/>
               </w:rPr>
-              <w:t>A structured database designed to store and analyse geographic information together with related attributes. RefAI outputs can form a reviewed intermediate dataset before transfer to such a system.</w:t>
+              <w:t xml:space="preserve">A structured database designed to store and analyse geographic information together with related attributes. </w:t>
+            </w:r>
+            <w:proofErr w:type="spellStart"/>
+            <w:r>
+              <w:rPr>
+                <w:sz w:val="17"/>
+                <w:lang w:val="en-GB"/>
+              </w:rPr>
+              <w:t>RefAI</w:t>
+            </w:r>
+            <w:proofErr w:type="spellEnd"/>
+            <w:r>
+              <w:rPr>
+                <w:sz w:val="17"/>
+                <w:lang w:val="en-GB"/>
+              </w:rPr>
+              <w:t xml:space="preserve"> outputs can form a reviewed intermediate dataset before transfer to such a system.</w:t>
             </w:r>
           </w:p>
         </w:tc>
@@ -11265,7 +12979,7 @@
         </w:trPr>
         <w:tc>
           <w:tcPr>
-            <w:tcW w:w="4896" w:type="dxa"/>
+            <w:tcW w:w="3823" w:type="dxa"/>
             <w:shd w:val="clear" w:color="auto" w:fill="FFFFFF"/>
             <w:vAlign w:val="center"/>
           </w:tcPr>
@@ -11282,14 +12996,13 @@
                 <w:sz w:val="17"/>
                 <w:lang w:val="en-GB"/>
               </w:rPr>
-              <w:lastRenderedPageBreak/>
               <w:t>Hybrid pipeline</w:t>
             </w:r>
           </w:p>
         </w:tc>
         <w:tc>
           <w:tcPr>
-            <w:tcW w:w="5279" w:type="dxa"/>
+            <w:tcW w:w="6352" w:type="dxa"/>
             <w:shd w:val="clear" w:color="auto" w:fill="FFFFFF"/>
             <w:vAlign w:val="center"/>
           </w:tcPr>
@@ -11305,7 +13018,23 @@
                 <w:sz w:val="17"/>
                 <w:lang w:val="en-GB"/>
               </w:rPr>
-              <w:t>A workflow that combines several methods rather than relying on one model. RefAI combines rules, reference tables, OCR, a local archaeological language model and optional LLM review.</w:t>
+              <w:t xml:space="preserve">A workflow that combines several methods rather than relying on one model. </w:t>
+            </w:r>
+            <w:proofErr w:type="spellStart"/>
+            <w:r>
+              <w:rPr>
+                <w:sz w:val="17"/>
+                <w:lang w:val="en-GB"/>
+              </w:rPr>
+              <w:t>RefAI</w:t>
+            </w:r>
+            <w:proofErr w:type="spellEnd"/>
+            <w:r>
+              <w:rPr>
+                <w:sz w:val="17"/>
+                <w:lang w:val="en-GB"/>
+              </w:rPr>
+              <w:t xml:space="preserve"> combines rules, reference tables, OCR, a local archaeological language model and optional LLM review.</w:t>
             </w:r>
           </w:p>
         </w:tc>
@@ -11316,15 +13045,47 @@
         <w:pStyle w:val="Kop2"/>
         <w:spacing w:line="252" w:lineRule="auto"/>
         <w:rPr>
+          <w:rFonts w:ascii="Aptos Display" w:eastAsia="Aptos Display" w:hAnsi="Aptos Display"/>
           <w:lang w:val="en-GB"/>
         </w:rPr>
       </w:pPr>
-      <w:bookmarkStart w:id="24" w:name="_Toc233271894"/>
+    </w:p>
+    <w:p>
+      <w:pPr>
+        <w:spacing w:after="200" w:line="276" w:lineRule="auto"/>
+        <w:rPr>
+          <w:rFonts w:ascii="Aptos Display" w:eastAsia="Aptos Display" w:hAnsi="Aptos Display" w:cstheme="majorBidi"/>
+          <w:b/>
+          <w:bCs/>
+          <w:color w:val="1F6B4F"/>
+          <w:sz w:val="25"/>
+          <w:szCs w:val="26"/>
+          <w:lang w:val="en-GB"/>
+        </w:rPr>
+      </w:pPr>
       <w:r>
         <w:rPr>
           <w:rFonts w:ascii="Aptos Display" w:eastAsia="Aptos Display" w:hAnsi="Aptos Display"/>
           <w:lang w:val="en-GB"/>
         </w:rPr>
+        <w:br w:type="page"/>
+      </w:r>
+    </w:p>
+    <w:p>
+      <w:pPr>
+        <w:pStyle w:val="Kop2"/>
+        <w:spacing w:line="252" w:lineRule="auto"/>
+        <w:rPr>
+          <w:lang w:val="en-GB"/>
+        </w:rPr>
+      </w:pPr>
+      <w:bookmarkStart w:id="24" w:name="_Toc233633492"/>
+      <w:r>
+        <w:rPr>
+          <w:rFonts w:ascii="Aptos Display" w:eastAsia="Aptos Display" w:hAnsi="Aptos Display"/>
+          <w:lang w:val="en-GB"/>
+        </w:rPr>
+        <w:lastRenderedPageBreak/>
         <w:t>Appendix B. Detailed Workflow Notes</w:t>
       </w:r>
       <w:bookmarkEnd w:id="24"/>
@@ -11336,10 +13097,23 @@
         </w:rPr>
       </w:pPr>
       <w:r>
-        <w:rPr>
-          <w:lang w:val="en-GB"/>
-        </w:rPr>
-        <w:t>The detailed workflow consists of input selection, text extraction, OCR fallback, column-aware layout reconstruction, section segmentation, candidate extraction, place and period normalisation, ABR mapping, validation, review flagging and structured output writing. This appendix preserves the operational detail that is useful for reproducibility but too technical for the main argument.</w:t>
+        <w:t xml:space="preserve">The workflow begins with input selection and text recovery. </w:t>
+      </w:r>
+      <w:proofErr w:type="spellStart"/>
+      <w:r>
+        <w:t>RefAI</w:t>
+      </w:r>
+      <w:proofErr w:type="spellEnd"/>
+      <w:r>
+        <w:t xml:space="preserve"> first attempts native PDF extraction because embedded text generally preserves spelling, punctuation and character order better than OCR and is faster to process. When usable text is absent or nearly empty, pages are rendered and passed to </w:t>
+      </w:r>
+      <w:proofErr w:type="spellStart"/>
+      <w:r>
+        <w:t>RapidOCR</w:t>
+      </w:r>
+      <w:proofErr w:type="spellEnd"/>
+      <w:r>
+        <w:t>. OCR is therefore a fallback rather than a default: it can restore otherwise inaccessible scans, but it may also introduce substitutions, broken words and uncertain reading order.</w:t>
       </w:r>
     </w:p>
     <w:p>
@@ -11349,38 +13123,65 @@
         </w:rPr>
       </w:pPr>
       <w:r>
-        <w:rPr>
-          <w:lang w:val="en-GB"/>
-        </w:rPr>
-        <w:t xml:space="preserve">The most important operational safeguards are separating clean reviewed outputs from LLM/audit outputs; writing each run to a version/date/time folder; keeping evidence quotes and page ranges; using </w:t>
+        <w:t xml:space="preserve">Text recovery is followed by column-aware layout reconstruction and section segmentation. This order is deliberate because entity extraction cannot be reliable if sentences from separate columns are merged, or if museum news, captions or monument-care sections are treated as ordinary archaeological notices. Running headers, likely captions and boundary headings are filtered or used as stop signals, while page ranges and nearby evidence remain attached to each chunk. These controls do not make historical layout deterministic, but they reduce the chance that a later extraction error was </w:t>
+      </w:r>
+      <w:proofErr w:type="gramStart"/>
+      <w:r>
+        <w:t>actually caused</w:t>
+      </w:r>
+      <w:proofErr w:type="gramEnd"/>
+      <w:r>
+        <w:t xml:space="preserve"> by earlier structural mixing.</w:t>
+      </w:r>
+    </w:p>
+    <w:p>
+      <w:r>
+        <w:t xml:space="preserve">Candidate extraction is intentionally broad, after which </w:t>
       </w:r>
       <w:proofErr w:type="spellStart"/>
       <w:r>
-        <w:rPr>
-          <w:lang w:val="en-GB"/>
-        </w:rPr>
+        <w:t>normalisation</w:t>
+      </w:r>
+      <w:proofErr w:type="spellEnd"/>
+      <w:r>
+        <w:t xml:space="preserve"> becomes conservative. Places and periods are checked against gazetteers, parent maps, aliases and dating tables; archaeological features, finds and materials are mapped through ABR resources and the </w:t>
+      </w:r>
+      <w:proofErr w:type="spellStart"/>
+      <w:r>
+        <w:t>RefAI_Custom_Aliases</w:t>
+      </w:r>
+      <w:proofErr w:type="spellEnd"/>
+      <w:r>
+        <w:t xml:space="preserve"> rulebook. This </w:t>
+      </w:r>
+      <w:proofErr w:type="gramStart"/>
+      <w:r>
+        <w:t>lookup-first</w:t>
+      </w:r>
+      <w:proofErr w:type="gramEnd"/>
+      <w:r>
+        <w:t xml:space="preserve"> design was chosen to make decisions inspectable and to reduce unsupported generation. </w:t>
+      </w:r>
+      <w:proofErr w:type="spellStart"/>
+      <w:r>
         <w:t>Alt_Place_Name</w:t>
       </w:r>
       <w:proofErr w:type="spellEnd"/>
       <w:r>
-        <w:rPr>
-          <w:lang w:val="en-GB"/>
-        </w:rPr>
-        <w:t xml:space="preserve"> for sites, streets or toponyms when the main </w:t>
+        <w:t xml:space="preserve"> preserves sites, streets and toponyms when </w:t>
       </w:r>
       <w:proofErr w:type="spellStart"/>
       <w:r>
-        <w:rPr>
-          <w:lang w:val="en-GB"/>
-        </w:rPr>
         <w:t>Place_Normalised</w:t>
       </w:r>
       <w:proofErr w:type="spellEnd"/>
       <w:r>
-        <w:rPr>
-          <w:lang w:val="en-GB"/>
-        </w:rPr>
-        <w:t xml:space="preserve"> should remain the parent settlement; using rulebook sheets for ambiguous ABR terms instead of expanding hardcoded lists indefinitely; and treating the LLM as a review layer rather than a primary generator.</w:t>
+        <w:t xml:space="preserve"> should remain the parent settlement. Ambiguous terms are quarantined or flagged when local evidence is insufficient, which preserves potentially relevant information without presenting it as certain.</w:t>
+      </w:r>
+    </w:p>
+    <w:p>
+      <w:r>
+        <w:t>Finally, validated records are written to clean reviewed outputs, while LLM proposals, raw processing details, suspect records and quality-control information remain in separate audit-oriented files. Each batch receives its own dated run directory and retains evidence quotes, page ranges, review reasons and completion markers. This separation keeps the main dataset usable while preserving the provenance needed to investigate errors. The LLM is only a targeted second reader for selected doubtful cases, rather than the primary generator, because this limits cost, external dependency and the risk of fluent but unsupported corrections.</w:t>
       </w:r>
     </w:p>
     <w:p>
@@ -11410,7 +13211,7 @@
           <w:lang w:val="en-GB"/>
         </w:rPr>
       </w:pPr>
-      <w:bookmarkStart w:id="25" w:name="_Toc233271895"/>
+      <w:bookmarkStart w:id="25" w:name="_Toc233633493"/>
       <w:r>
         <w:rPr>
           <w:rFonts w:ascii="Aptos Display" w:eastAsia="Aptos Display" w:hAnsi="Aptos Display"/>
@@ -11442,7 +13243,7 @@
           <w:lang w:val="en-GB"/>
         </w:rPr>
       </w:pPr>
-      <w:bookmarkStart w:id="26" w:name="_Toc233271896"/>
+      <w:bookmarkStart w:id="26" w:name="_Toc233633494"/>
       <w:r>
         <w:rPr>
           <w:rFonts w:ascii="Aptos Display" w:eastAsia="Aptos Display" w:hAnsi="Aptos Display"/>
@@ -11786,7 +13587,23 @@
                 <w:sz w:val="17"/>
                 <w:lang w:val="en-GB"/>
               </w:rPr>
-              <w:t>A gold-standard signal is absent or unusable in the RefAI output.</w:t>
+              <w:t xml:space="preserve">A gold-standard signal is absent or unusable in the </w:t>
+            </w:r>
+            <w:proofErr w:type="spellStart"/>
+            <w:r>
+              <w:rPr>
+                <w:sz w:val="17"/>
+                <w:lang w:val="en-GB"/>
+              </w:rPr>
+              <w:t>RefAI</w:t>
+            </w:r>
+            <w:proofErr w:type="spellEnd"/>
+            <w:r>
+              <w:rPr>
+                <w:sz w:val="17"/>
+                <w:lang w:val="en-GB"/>
+              </w:rPr>
+              <w:t xml:space="preserve"> output.</w:t>
             </w:r>
           </w:p>
         </w:tc>
@@ -11841,12 +13658,21 @@
                 <w:lang w:val="en-GB"/>
               </w:rPr>
             </w:pPr>
-            <w:r>
-              <w:rPr>
-                <w:sz w:val="17"/>
-                <w:lang w:val="en-GB"/>
-              </w:rPr>
-              <w:t>RefAI produces a signal not retained in the gold standard; its seriousness depends on evidence and review status.</w:t>
+            <w:proofErr w:type="spellStart"/>
+            <w:r>
+              <w:rPr>
+                <w:sz w:val="17"/>
+                <w:lang w:val="en-GB"/>
+              </w:rPr>
+              <w:t>RefAI</w:t>
+            </w:r>
+            <w:proofErr w:type="spellEnd"/>
+            <w:r>
+              <w:rPr>
+                <w:sz w:val="17"/>
+                <w:lang w:val="en-GB"/>
+              </w:rPr>
+              <w:t xml:space="preserve"> produces a signal not retained in the gold standard; its seriousness depends on evidence and review status.</w:t>
             </w:r>
           </w:p>
         </w:tc>
@@ -11920,7 +13746,7 @@
           <w:lang w:val="en-GB"/>
         </w:rPr>
       </w:pPr>
-      <w:bookmarkStart w:id="27" w:name="_Toc233271897"/>
+      <w:bookmarkStart w:id="27" w:name="_Toc233633495"/>
       <w:r>
         <w:rPr>
           <w:rFonts w:ascii="Aptos Display" w:eastAsia="Aptos Display" w:hAnsi="Aptos Display"/>
@@ -12338,7 +14164,7 @@
           <w:lang w:val="en-GB"/>
         </w:rPr>
       </w:pPr>
-      <w:bookmarkStart w:id="28" w:name="_Toc233271898"/>
+      <w:bookmarkStart w:id="28" w:name="_Toc233633496"/>
       <w:r>
         <w:rPr>
           <w:rFonts w:ascii="Aptos Display" w:eastAsia="Aptos Display" w:hAnsi="Aptos Display"/>
@@ -13445,7 +15271,7 @@
           <w:lang w:val="en-GB"/>
         </w:rPr>
       </w:pPr>
-      <w:bookmarkStart w:id="29" w:name="_Toc233271899"/>
+      <w:bookmarkStart w:id="29" w:name="_Toc233633497"/>
       <w:r>
         <w:rPr>
           <w:rFonts w:ascii="Aptos Display" w:eastAsia="Aptos Display" w:hAnsi="Aptos Display"/>
@@ -13466,7 +15292,21 @@
         <w:rPr>
           <w:lang w:val="en-GB"/>
         </w:rPr>
-        <w:t>The project should be evaluated both as a scientific report and as a digital product. As a scientific report, the key criteria are the clarity of the research question, justification of methods, critical treatment of data, awareness of limitations and quality of argumentation. As a digital product, the key criteria are reproducibility, documentation, output structure, usability and transparency. RefAI's professional relevance lies in accelerating access to structured archaeological information while preserving reviewability and uncertainty.</w:t>
+        <w:t xml:space="preserve">The project should be evaluated both as a scientific report and as a digital product. As a scientific report, the key criteria are the clarity of the research question, justification of methods, critical treatment of data, awareness of limitations and quality of argumentation. As a digital product, the key criteria are reproducibility, documentation, output structure, usability and transparency. </w:t>
+      </w:r>
+      <w:proofErr w:type="spellStart"/>
+      <w:r>
+        <w:rPr>
+          <w:lang w:val="en-GB"/>
+        </w:rPr>
+        <w:t>RefAI's</w:t>
+      </w:r>
+      <w:proofErr w:type="spellEnd"/>
+      <w:r>
+        <w:rPr>
+          <w:lang w:val="en-GB"/>
+        </w:rPr>
+        <w:t xml:space="preserve"> professional relevance lies in accelerating access to structured archaeological information while preserving reviewability and uncertainty.</w:t>
       </w:r>
     </w:p>
     <w:p>
@@ -13479,7 +15319,16 @@
         <w:rPr>
           <w:lang w:val="en-GB"/>
         </w:rPr>
-        <w:t>Main-text word count estimate (Chapters 1-12, excluding front matter, references and appendices): approximately 7,827 words.</w:t>
+        <w:t xml:space="preserve">Main-text word count estimate (Chapters 1-12, excluding front matter, references and appendices): approximately </w:t>
+      </w:r>
+      <w:r>
+        <w:t>9,167</w:t>
+      </w:r>
+      <w:r>
+        <w:rPr>
+          <w:lang w:val="en-GB"/>
+        </w:rPr>
+        <w:t xml:space="preserve"> words.</w:t>
       </w:r>
     </w:p>
     <w:p>
@@ -13490,13 +15339,29 @@
           <w:lang w:val="en-GB"/>
         </w:rPr>
       </w:pPr>
-      <w:bookmarkStart w:id="30" w:name="_Toc233271900"/>
+      <w:bookmarkStart w:id="30" w:name="_Toc233633498"/>
       <w:r>
         <w:rPr>
           <w:rFonts w:ascii="Aptos Display" w:eastAsia="Aptos Display" w:hAnsi="Aptos Display"/>
           <w:lang w:val="en-GB"/>
         </w:rPr>
-        <w:t>Appendix E. Gold Standard and Reviewed RefAI Sample Rows</w:t>
+        <w:t xml:space="preserve">Appendix E. Gold Standard and Reviewed </w:t>
+      </w:r>
+      <w:proofErr w:type="spellStart"/>
+      <w:r>
+        <w:rPr>
+          <w:rFonts w:ascii="Aptos Display" w:eastAsia="Aptos Display" w:hAnsi="Aptos Display"/>
+          <w:lang w:val="en-GB"/>
+        </w:rPr>
+        <w:t>RefAI</w:t>
+      </w:r>
+      <w:proofErr w:type="spellEnd"/>
+      <w:r>
+        <w:rPr>
+          <w:rFonts w:ascii="Aptos Display" w:eastAsia="Aptos Display" w:hAnsi="Aptos Display"/>
+          <w:lang w:val="en-GB"/>
+        </w:rPr>
+        <w:t xml:space="preserve"> Sample Rows</w:t>
       </w:r>
       <w:bookmarkEnd w:id="30"/>
     </w:p>
@@ -13510,7 +15375,21 @@
         <w:rPr>
           <w:lang w:val="en-GB"/>
         </w:rPr>
-        <w:t>The tables below show compact examples from the Excel sheets used in the evaluation. They are included to make the output template more concrete for the reader. They are not the full evaluation dataset; the complete gold-standard and reviewed RefAI workbooks remain available as separate Excel files.</w:t>
+        <w:t xml:space="preserve">The tables below show compact examples from the Excel sheets used in the evaluation. They are included to make the output template more concrete for the reader. They are not the full evaluation dataset; the complete gold-standard and reviewed </w:t>
+      </w:r>
+      <w:proofErr w:type="spellStart"/>
+      <w:r>
+        <w:rPr>
+          <w:lang w:val="en-GB"/>
+        </w:rPr>
+        <w:t>RefAI</w:t>
+      </w:r>
+      <w:proofErr w:type="spellEnd"/>
+      <w:r>
+        <w:rPr>
+          <w:lang w:val="en-GB"/>
+        </w:rPr>
+        <w:t xml:space="preserve"> workbooks remain available as separate Excel files.</w:t>
       </w:r>
     </w:p>
     <w:p>
@@ -13521,7 +15400,7 @@
           <w:lang w:val="en-GB"/>
         </w:rPr>
       </w:pPr>
-      <w:bookmarkStart w:id="31" w:name="_Toc233271901"/>
+      <w:bookmarkStart w:id="31" w:name="_Toc233633499"/>
       <w:r>
         <w:rPr>
           <w:rFonts w:ascii="Aptos Display" w:eastAsia="Aptos Display" w:hAnsi="Aptos Display"/>
@@ -13538,13 +15417,13 @@
         <w:tblLook w:val="04A0" w:firstRow="1" w:lastRow="0" w:firstColumn="1" w:lastColumn="0" w:noHBand="0" w:noVBand="1"/>
       </w:tblPr>
       <w:tblGrid>
-        <w:gridCol w:w="891"/>
-        <w:gridCol w:w="1183"/>
-        <w:gridCol w:w="1310"/>
-        <w:gridCol w:w="2523"/>
-        <w:gridCol w:w="1638"/>
-        <w:gridCol w:w="1377"/>
-        <w:gridCol w:w="860"/>
+        <w:gridCol w:w="801"/>
+        <w:gridCol w:w="1135"/>
+        <w:gridCol w:w="1281"/>
+        <w:gridCol w:w="2491"/>
+        <w:gridCol w:w="1619"/>
+        <w:gridCol w:w="1357"/>
+        <w:gridCol w:w="764"/>
       </w:tblGrid>
       <w:tr>
         <w:trPr>
@@ -14795,14 +16674,30 @@
           <w:lang w:val="en-GB"/>
         </w:rPr>
       </w:pPr>
-      <w:bookmarkStart w:id="32" w:name="_Toc233271902"/>
+      <w:bookmarkStart w:id="32" w:name="_Toc233633500"/>
       <w:r>
         <w:rPr>
           <w:rFonts w:ascii="Aptos Display" w:eastAsia="Aptos Display" w:hAnsi="Aptos Display"/>
           <w:lang w:val="en-GB"/>
         </w:rPr>
         <w:lastRenderedPageBreak/>
-        <w:t>Reviewed RefAI sample rows</w:t>
+        <w:t xml:space="preserve">Reviewed </w:t>
+      </w:r>
+      <w:proofErr w:type="spellStart"/>
+      <w:r>
+        <w:rPr>
+          <w:rFonts w:ascii="Aptos Display" w:eastAsia="Aptos Display" w:hAnsi="Aptos Display"/>
+          <w:lang w:val="en-GB"/>
+        </w:rPr>
+        <w:t>RefAI</w:t>
+      </w:r>
+      <w:proofErr w:type="spellEnd"/>
+      <w:r>
+        <w:rPr>
+          <w:rFonts w:ascii="Aptos Display" w:eastAsia="Aptos Display" w:hAnsi="Aptos Display"/>
+          <w:lang w:val="en-GB"/>
+        </w:rPr>
+        <w:t xml:space="preserve"> sample rows</w:t>
       </w:r>
       <w:bookmarkEnd w:id="32"/>
     </w:p>
@@ -14813,13 +16708,13 @@
         <w:tblLook w:val="04A0" w:firstRow="1" w:lastRow="0" w:firstColumn="1" w:lastColumn="0" w:noHBand="0" w:noVBand="1"/>
       </w:tblPr>
       <w:tblGrid>
+        <w:gridCol w:w="1288"/>
+        <w:gridCol w:w="1341"/>
         <w:gridCol w:w="1375"/>
-        <w:gridCol w:w="1387"/>
-        <w:gridCol w:w="1394"/>
         <w:gridCol w:w="1456"/>
-        <w:gridCol w:w="1381"/>
+        <w:gridCol w:w="1313"/>
         <w:gridCol w:w="1421"/>
-        <w:gridCol w:w="1368"/>
+        <w:gridCol w:w="1254"/>
       </w:tblGrid>
       <w:tr>
         <w:trPr>
@@ -15001,7 +16896,23 @@
                 <w:sz w:val="17"/>
                 <w:lang w:val="en-GB"/>
               </w:rPr>
-              <w:t>Reviewed RefAI Test 1</w:t>
+              <w:t xml:space="preserve">Reviewed </w:t>
+            </w:r>
+            <w:proofErr w:type="spellStart"/>
+            <w:r>
+              <w:rPr>
+                <w:sz w:val="17"/>
+                <w:lang w:val="en-GB"/>
+              </w:rPr>
+              <w:t>RefAI</w:t>
+            </w:r>
+            <w:proofErr w:type="spellEnd"/>
+            <w:r>
+              <w:rPr>
+                <w:sz w:val="17"/>
+                <w:lang w:val="en-GB"/>
+              </w:rPr>
+              <w:t xml:space="preserve"> Test 1</w:t>
             </w:r>
           </w:p>
         </w:tc>
@@ -15184,7 +17095,23 @@
                 <w:sz w:val="17"/>
                 <w:lang w:val="en-GB"/>
               </w:rPr>
-              <w:t>Reviewed RefAI Test 2</w:t>
+              <w:t xml:space="preserve">Reviewed </w:t>
+            </w:r>
+            <w:proofErr w:type="spellStart"/>
+            <w:r>
+              <w:rPr>
+                <w:sz w:val="17"/>
+                <w:lang w:val="en-GB"/>
+              </w:rPr>
+              <w:t>RefAI</w:t>
+            </w:r>
+            <w:proofErr w:type="spellEnd"/>
+            <w:r>
+              <w:rPr>
+                <w:sz w:val="17"/>
+                <w:lang w:val="en-GB"/>
+              </w:rPr>
+              <w:t xml:space="preserve"> Test 2</w:t>
             </w:r>
           </w:p>
         </w:tc>
@@ -15431,7 +17358,23 @@
                 <w:sz w:val="17"/>
                 <w:lang w:val="en-GB"/>
               </w:rPr>
-              <w:t>Reviewed RefAI Test 3</w:t>
+              <w:t xml:space="preserve">Reviewed </w:t>
+            </w:r>
+            <w:proofErr w:type="spellStart"/>
+            <w:r>
+              <w:rPr>
+                <w:sz w:val="17"/>
+                <w:lang w:val="en-GB"/>
+              </w:rPr>
+              <w:t>RefAI</w:t>
+            </w:r>
+            <w:proofErr w:type="spellEnd"/>
+            <w:r>
+              <w:rPr>
+                <w:sz w:val="17"/>
+                <w:lang w:val="en-GB"/>
+              </w:rPr>
+              <w:t xml:space="preserve"> Test 3</w:t>
             </w:r>
           </w:p>
         </w:tc>
@@ -15660,7 +17603,23 @@
                 <w:sz w:val="17"/>
                 <w:lang w:val="en-GB"/>
               </w:rPr>
-              <w:t>Reviewed RefAI Test 6</w:t>
+              <w:t xml:space="preserve">Reviewed </w:t>
+            </w:r>
+            <w:proofErr w:type="spellStart"/>
+            <w:r>
+              <w:rPr>
+                <w:sz w:val="17"/>
+                <w:lang w:val="en-GB"/>
+              </w:rPr>
+              <w:t>RefAI</w:t>
+            </w:r>
+            <w:proofErr w:type="spellEnd"/>
+            <w:r>
+              <w:rPr>
+                <w:sz w:val="17"/>
+                <w:lang w:val="en-GB"/>
+              </w:rPr>
+              <w:t xml:space="preserve"> Test 6</w:t>
             </w:r>
           </w:p>
         </w:tc>
@@ -15852,7 +17811,23 @@
                 <w:sz w:val="17"/>
                 <w:lang w:val="en-GB"/>
               </w:rPr>
-              <w:t>Reviewed RefAI Test 7</w:t>
+              <w:t xml:space="preserve">Reviewed </w:t>
+            </w:r>
+            <w:proofErr w:type="spellStart"/>
+            <w:r>
+              <w:rPr>
+                <w:sz w:val="17"/>
+                <w:lang w:val="en-GB"/>
+              </w:rPr>
+              <w:t>RefAI</w:t>
+            </w:r>
+            <w:proofErr w:type="spellEnd"/>
+            <w:r>
+              <w:rPr>
+                <w:sz w:val="17"/>
+                <w:lang w:val="en-GB"/>
+              </w:rPr>
+              <w:t xml:space="preserve"> Test 7</w:t>
             </w:r>
           </w:p>
         </w:tc>
@@ -16023,7 +17998,21 @@
         <w:rPr>
           <w:lang w:val="en-GB"/>
         </w:rPr>
-        <w:t>These rows illustrate the kind of structured output produced by RefAI before final human interpretation. The comparison between these samples should be read in combination with Chapter 7, where the evaluation is framed as signal detection and triage rather than exact row-level reproduction.</w:t>
+        <w:t xml:space="preserve">These rows illustrate the kind of structured output produced by </w:t>
+      </w:r>
+      <w:proofErr w:type="spellStart"/>
+      <w:r>
+        <w:rPr>
+          <w:lang w:val="en-GB"/>
+        </w:rPr>
+        <w:t>RefAI</w:t>
+      </w:r>
+      <w:proofErr w:type="spellEnd"/>
+      <w:r>
+        <w:rPr>
+          <w:lang w:val="en-GB"/>
+        </w:rPr>
+        <w:t xml:space="preserve"> before final human interpretation. The comparison between these samples should be read in combination with Chapter 7, where the evaluation is framed as signal detection and triage rather than exact row-level reproduction.</w:t>
       </w:r>
     </w:p>
     <w:p>
@@ -16053,7 +18042,7 @@
           <w:lang w:val="en-GB"/>
         </w:rPr>
       </w:pPr>
-      <w:bookmarkStart w:id="33" w:name="_Toc233271903"/>
+      <w:bookmarkStart w:id="33" w:name="_Toc233633501"/>
       <w:r>
         <w:rPr>
           <w:rFonts w:ascii="Aptos Display" w:eastAsia="Aptos Display" w:hAnsi="Aptos Display"/>
@@ -16969,7 +18958,23 @@
                 <w:sz w:val="17"/>
                 <w:lang w:val="en-GB"/>
               </w:rPr>
-              <w:t>From the package root: `.\Run_Refai_Slm_Only.ps1`.</w:t>
+              <w:t>Open `</w:t>
+            </w:r>
+            <w:proofErr w:type="spellStart"/>
+            <w:r>
+              <w:rPr>
+                <w:sz w:val="17"/>
+                <w:lang w:val="en-GB"/>
+              </w:rPr>
+              <w:t>Start_Here</w:t>
+            </w:r>
+            <w:proofErr w:type="spellEnd"/>
+            <w:r>
+              <w:rPr>
+                <w:sz w:val="17"/>
+                <w:lang w:val="en-GB"/>
+              </w:rPr>
+              <w:t>`, run `2_Start_Refai.ps1` with PowerShell and choose menu option 4 (SLM-only batch).</w:t>
             </w:r>
           </w:p>
         </w:tc>
@@ -17029,7 +19034,23 @@
                 <w:sz w:val="17"/>
                 <w:lang w:val="en-GB"/>
               </w:rPr>
-              <w:t>Set `ANTHROPIC_API_KEY` locally, then run `.\Run_Refai_With_Llm.ps1`.</w:t>
+              <w:t>Set `ANTHROPIC_API_KEY` locally, open `</w:t>
+            </w:r>
+            <w:proofErr w:type="spellStart"/>
+            <w:r>
+              <w:rPr>
+                <w:sz w:val="17"/>
+                <w:lang w:val="en-GB"/>
+              </w:rPr>
+              <w:t>Start_Here</w:t>
+            </w:r>
+            <w:proofErr w:type="spellEnd"/>
+            <w:r>
+              <w:rPr>
+                <w:sz w:val="17"/>
+                <w:lang w:val="en-GB"/>
+              </w:rPr>
+              <w:t>`, run `2_Start_Refai.ps1` with PowerShell and choose menu option 5 (SLM + LLM batch).</w:t>
             </w:r>
           </w:p>
         </w:tc>
@@ -17071,7 +19092,7 @@
           <w:lang w:val="en-GB"/>
         </w:rPr>
       </w:pPr>
-      <w:bookmarkStart w:id="34" w:name="_Toc233271904"/>
+      <w:bookmarkStart w:id="34" w:name="_Toc233633502"/>
       <w:r>
         <w:rPr>
           <w:rFonts w:ascii="Aptos Display" w:eastAsia="Aptos Display" w:hAnsi="Aptos Display"/>
@@ -17814,7 +19835,7 @@
           <w:lang w:val="en-GB"/>
         </w:rPr>
       </w:pPr>
-      <w:bookmarkStart w:id="35" w:name="_Toc233271905"/>
+      <w:bookmarkStart w:id="35" w:name="_Toc233633503"/>
       <w:r>
         <w:rPr>
           <w:rFonts w:ascii="Aptos Display" w:eastAsia="Aptos Display" w:hAnsi="Aptos Display"/>
@@ -17835,7 +19856,21 @@
         <w:rPr>
           <w:lang w:val="en-GB"/>
         </w:rPr>
-        <w:t>This appendix gives a functional overview of the principal controls used by the deposited RefAI pipeline. It is not a line-by-line reproduction of the Python code or every regular expression. Its purpose is to show where decisions are made, what evidence they use and where limitations remain. The authoritative implementation is the deposited Python script and notebook, while editable domain decisions are stored primarily in the Excel reference resources, especially RefAI_Custom_Aliases.xlsx.</w:t>
+        <w:t xml:space="preserve">This appendix gives a functional overview of the principal controls used by the deposited </w:t>
+      </w:r>
+      <w:proofErr w:type="spellStart"/>
+      <w:r>
+        <w:rPr>
+          <w:lang w:val="en-GB"/>
+        </w:rPr>
+        <w:t>RefAI</w:t>
+      </w:r>
+      <w:proofErr w:type="spellEnd"/>
+      <w:r>
+        <w:rPr>
+          <w:lang w:val="en-GB"/>
+        </w:rPr>
+        <w:t xml:space="preserve"> pipeline. It is not a line-by-line reproduction of the Python code or every regular expression. Its purpose is to show where decisions are made, what evidence they use and where limitations remain. The authoritative implementation is the deposited Python script and notebook, while editable domain decisions are stored primarily in the Excel reference resources, especially RefAI_Custom_Aliases.xlsx.</w:t>
       </w:r>
     </w:p>
     <w:p>
@@ -17846,7 +19881,7 @@
           <w:lang w:val="en-GB"/>
         </w:rPr>
       </w:pPr>
-      <w:bookmarkStart w:id="36" w:name="_Toc233271906"/>
+      <w:bookmarkStart w:id="36" w:name="_Toc233633504"/>
       <w:r>
         <w:rPr>
           <w:rFonts w:ascii="Aptos Display" w:eastAsia="Aptos Display" w:hAnsi="Aptos Display"/>
@@ -17863,10 +19898,10 @@
         <w:tblLook w:val="04A0" w:firstRow="1" w:lastRow="0" w:firstColumn="1" w:lastColumn="0" w:noHBand="0" w:noVBand="1"/>
       </w:tblPr>
       <w:tblGrid>
-        <w:gridCol w:w="1600"/>
+        <w:gridCol w:w="1326"/>
         <w:gridCol w:w="3003"/>
-        <w:gridCol w:w="2781"/>
-        <w:gridCol w:w="2398"/>
+        <w:gridCol w:w="3329"/>
+        <w:gridCol w:w="1790"/>
       </w:tblGrid>
       <w:tr>
         <w:trPr>
@@ -18057,7 +20092,23 @@
                 <w:sz w:val="17"/>
                 <w:lang w:val="en-GB"/>
               </w:rPr>
-              <w:t>Selects SLM-only or LLM-assisted operation and checks whether required local components are available.</w:t>
+              <w:t xml:space="preserve">Selects SLM-only or LLM-assisted operation, verifies required components and stops before output if </w:t>
+            </w:r>
+            <w:proofErr w:type="spellStart"/>
+            <w:r>
+              <w:rPr>
+                <w:sz w:val="17"/>
+                <w:lang w:val="en-GB"/>
+              </w:rPr>
+              <w:t>ArcheoBERTje</w:t>
+            </w:r>
+            <w:proofErr w:type="spellEnd"/>
+            <w:r>
+              <w:rPr>
+                <w:sz w:val="17"/>
+                <w:lang w:val="en-GB"/>
+              </w:rPr>
+              <w:t xml:space="preserve"> or a requested LLM is unavailable, or if no records are produced.</w:t>
             </w:r>
           </w:p>
         </w:tc>
@@ -19007,6 +21058,7 @@
                 <w:sz w:val="17"/>
                 <w:lang w:val="en-GB"/>
               </w:rPr>
+              <w:lastRenderedPageBreak/>
               <w:t>Review and confidence controls</w:t>
             </w:r>
           </w:p>
@@ -19227,7 +21279,6 @@
                 <w:sz w:val="17"/>
                 <w:lang w:val="en-GB"/>
               </w:rPr>
-              <w:lastRenderedPageBreak/>
               <w:t>Output and quality-control rules</w:t>
             </w:r>
           </w:p>
@@ -19272,7 +21323,7 @@
                 <w:sz w:val="17"/>
                 <w:lang w:val="en-GB"/>
               </w:rPr>
-              <w:t>Separates practical results from technical evidence and creates reproducible run folders.</w:t>
+              <w:t>Stores primary results in `Reviewed_Outputs_01` and LLM-reviewed results in `Llm_Review_Outputs_02`, while keeping quality-control, raw and diagnostic files separate. A complete batch writes `RUN_COMPLETED_SUCCESSFULLY.txt`; an interrupted or empty run retains `RUN_INCOMPLETE.txt`.</w:t>
             </w:r>
           </w:p>
         </w:tc>
@@ -19322,7 +21373,7 @@
           <w:lang w:val="en-GB"/>
         </w:rPr>
       </w:pPr>
-      <w:bookmarkStart w:id="37" w:name="_Toc233271907"/>
+      <w:bookmarkStart w:id="37" w:name="_Toc233633505"/>
       <w:r>
         <w:rPr>
           <w:rFonts w:ascii="Aptos Display" w:eastAsia="Aptos Display" w:hAnsi="Aptos Display"/>
@@ -19391,8 +21442,18 @@
                 <w:sz w:val="17"/>
                 <w:lang w:val="en-GB"/>
               </w:rPr>
-              <w:t>Role in RefAI</w:t>
-            </w:r>
+              <w:t xml:space="preserve">Role in </w:t>
+            </w:r>
+            <w:proofErr w:type="spellStart"/>
+            <w:r>
+              <w:rPr>
+                <w:b/>
+                <w:sz w:val="17"/>
+                <w:lang w:val="en-GB"/>
+              </w:rPr>
+              <w:t>RefAI</w:t>
+            </w:r>
+            <w:proofErr w:type="spellEnd"/>
           </w:p>
         </w:tc>
         <w:tc>
@@ -19993,35 +22054,18 @@
         <w:t>Together, these components implement the hybrid architecture. No individual tool is considered a source of archaeological truth. Reliability comes from combining them, retaining evidence and requiring human review where the available information does not support an unambiguous decision.</w:t>
       </w:r>
     </w:p>
-    <w:p>
-      <w:pPr>
-        <w:sectPr>
-          <w:footerReference w:type="default" r:id="rId9"/>
-          <w:pgSz w:w="12240" w:h="15840"/>
-          <w:pgMar w:top="1152" w:right="1224" w:bottom="1152" w:left="1224" w:header="720" w:footer="720" w:gutter="0"/>
-          <w:pgBorders w:offsetFrom="page">
-            <w:top w:val="single" w:sz="5" w:space="18" w:color="1F6B4F"/>
-            <w:left w:val="single" w:sz="5" w:space="18" w:color="1F6B4F"/>
-            <w:bottom w:val="single" w:sz="5" w:space="18" w:color="1F6B4F"/>
-            <w:right w:val="single" w:sz="5" w:space="18" w:color="1F6B4F"/>
-          </w:pgBorders>
-          <w:pgNumType w:start="1"/>
-          <w:cols w:space="720"/>
-          <w:docGrid w:linePitch="360"/>
-        </w:sectPr>
-      </w:pPr>
-    </w:p>
-    <w:p/>
     <w:sectPr>
+      <w:footerReference w:type="default" r:id="rId9"/>
       <w:pgSz w:w="11906" w:h="16838"/>
-      <w:pgMar w:top="1440" w:right="1440" w:bottom="1440" w:left="1440" w:header="708" w:footer="708" w:gutter="0"/>
+      <w:pgMar w:top="1152" w:right="1224" w:bottom="1152" w:left="1224" w:header="720" w:footer="720" w:gutter="0"/>
       <w:pgBorders w:offsetFrom="page">
         <w:top w:val="single" w:sz="5" w:space="18" w:color="1F6B4F"/>
         <w:left w:val="single" w:sz="5" w:space="18" w:color="1F6B4F"/>
         <w:bottom w:val="single" w:sz="5" w:space="18" w:color="1F6B4F"/>
         <w:right w:val="single" w:sz="5" w:space="18" w:color="1F6B4F"/>
       </w:pgBorders>
-      <w:cols w:space="708"/>
+      <w:pgNumType w:start="1"/>
+      <w:cols w:space="720"/>
       <w:docGrid w:linePitch="360"/>
     </w:sectPr>
   </w:body>
@@ -20095,12 +22139,21 @@
       <w:pStyle w:val="Voettekst"/>
       <w:jc w:val="center"/>
     </w:pPr>
+    <w:proofErr w:type="spellStart"/>
     <w:r>
       <w:rPr>
         <w:color w:val="586B63"/>
         <w:sz w:val="17"/>
       </w:rPr>
-      <w:t xml:space="preserve">RefAI Accountability </w:t>
+      <w:t>RefAI</w:t>
+    </w:r>
+    <w:proofErr w:type="spellEnd"/>
+    <w:r>
+      <w:rPr>
+        <w:color w:val="586B63"/>
+        <w:sz w:val="17"/>
+      </w:rPr>
+      <w:t xml:space="preserve"> Accountability </w:t>
     </w:r>
     <w:r>
       <w:rPr>

--- a/TOS_Verwoert_RefAI_Accountability_Document.docx
+++ b/TOS_Verwoert_RefAI_Accountability_Document.docx
@@ -373,7 +373,7 @@
               <w:rPr>
                 <w:sz w:val="17"/>
               </w:rPr>
-              <w:t>MSc Archaeology - Digital Archaeology</w:t>
+              <w:t>MSc Archaeology - Digital Archaeology &amp; Heritage (ACASA)</w:t>
             </w:r>
           </w:p>
         </w:tc>
@@ -527,6 +527,45 @@
                 <w:sz w:val="17"/>
               </w:rPr>
               <w:t>-2026</w:t>
+            </w:r>
+          </w:p>
+        </w:tc>
+      </w:tr>
+      <w:tr>
+        <w:tc>
+          <w:tcPr>
+            <w:tcW w:w="4896" w:type="dxa"/>
+            <w:shd w:val="clear" w:color="auto" w:fill="F7F4EA"/>
+            <w:vAlign w:val="center"/>
+          </w:tcPr>
+          <w:p>
+            <w:pPr>
+              <w:spacing w:after="40" w:line="240" w:lineRule="auto"/>
+            </w:pPr>
+            <w:r>
+              <w:rPr>
+                <w:b/>
+                <w:sz w:val="17"/>
+              </w:rPr>
+              <w:t>Word count</w:t>
+            </w:r>
+          </w:p>
+        </w:tc>
+        <w:tc>
+          <w:tcPr>
+            <w:tcW w:w="4896" w:type="dxa"/>
+            <w:shd w:val="clear" w:color="auto" w:fill="FFFFFF"/>
+            <w:vAlign w:val="center"/>
+          </w:tcPr>
+          <w:p>
+            <w:pPr>
+              <w:spacing w:after="40" w:line="240" w:lineRule="auto"/>
+            </w:pPr>
+            <w:r>
+              <w:rPr>
+                <w:sz w:val="17"/>
+              </w:rPr>
+              <w:t>8,634</w:t>
             </w:r>
           </w:p>
         </w:tc>
@@ -578,7 +617,90 @@
       <w:pPr>
         <w:spacing w:after="0" w:line="240" w:lineRule="auto"/>
         <w:jc w:val="center"/>
+        <w:rPr>
+          <w:lang w:val="en-NL"/>
+        </w:rPr>
+      </w:pPr>
+      <w:r>
+        <w:rPr>
+          <w:noProof/>
+          <w:lang w:val="en-NL"/>
+        </w:rPr>
+        <w:drawing>
+          <wp:anchor distT="0" distB="0" distL="114300" distR="114300" simplePos="0" relativeHeight="251658240" behindDoc="1" locked="0" layoutInCell="1" allowOverlap="1" wp14:anchorId="790D7567" wp14:editId="0E0890C2">
+            <wp:simplePos x="0" y="0"/>
+            <wp:positionH relativeFrom="margin">
+              <wp:posOffset>4911090</wp:posOffset>
+            </wp:positionH>
+            <wp:positionV relativeFrom="paragraph">
+              <wp:posOffset>1894840</wp:posOffset>
+            </wp:positionV>
+            <wp:extent cx="1399855" cy="787400"/>
+            <wp:effectExtent l="0" t="0" r="0" b="0"/>
+            <wp:wrapNone/>
+            <wp:docPr id="1729050454" name="Afbeelding 2"/>
+            <wp:cNvGraphicFramePr>
+              <a:graphicFrameLocks xmlns:a="http://schemas.openxmlformats.org/drawingml/2006/main" noChangeAspect="1"/>
+            </wp:cNvGraphicFramePr>
+            <a:graphic xmlns:a="http://schemas.openxmlformats.org/drawingml/2006/main">
+              <a:graphicData uri="http://schemas.openxmlformats.org/drawingml/2006/picture">
+                <pic:pic xmlns:pic="http://schemas.openxmlformats.org/drawingml/2006/picture">
+                  <pic:nvPicPr>
+                    <pic:cNvPr id="0" name="Picture 12"/>
+                    <pic:cNvPicPr>
+                      <a:picLocks noChangeAspect="1" noChangeArrowheads="1"/>
+                    </pic:cNvPicPr>
+                  </pic:nvPicPr>
+                  <pic:blipFill>
+                    <a:blip r:embed="rId8">
+                      <a:extLst>
+                        <a:ext uri="{28A0092B-C50C-407E-A947-70E740481C1C}">
+                          <a14:useLocalDpi xmlns:a14="http://schemas.microsoft.com/office/drawing/2010/main" val="0"/>
+                        </a:ext>
+                      </a:extLst>
+                    </a:blip>
+                    <a:srcRect/>
+                    <a:stretch>
+                      <a:fillRect/>
+                    </a:stretch>
+                  </pic:blipFill>
+                  <pic:spPr bwMode="auto">
+                    <a:xfrm>
+                      <a:off x="0" y="0"/>
+                      <a:ext cx="1399855" cy="787400"/>
+                    </a:xfrm>
+                    <a:prstGeom prst="rect">
+                      <a:avLst/>
+                    </a:prstGeom>
+                    <a:noFill/>
+                    <a:ln>
+                      <a:noFill/>
+                    </a:ln>
+                  </pic:spPr>
+                </pic:pic>
+              </a:graphicData>
+            </a:graphic>
+            <wp14:sizeRelH relativeFrom="page">
+              <wp14:pctWidth>0</wp14:pctWidth>
+            </wp14:sizeRelH>
+            <wp14:sizeRelV relativeFrom="page">
+              <wp14:pctHeight>0</wp14:pctHeight>
+            </wp14:sizeRelV>
+          </wp:anchor>
+        </w:drawing>
+      </w:r>
+    </w:p>
+    <w:p>
+      <w:pPr>
+        <w:spacing w:after="0" w:line="240" w:lineRule="auto"/>
+        <w:jc w:val="center"/>
         <w:sectPr>
+          <w:headerReference w:type="even" r:id="rId9"/>
+          <w:headerReference w:type="default" r:id="rId10"/>
+          <w:footerReference w:type="even" r:id="rId11"/>
+          <w:footerReference w:type="default" r:id="rId12"/>
+          <w:headerReference w:type="first" r:id="rId13"/>
+          <w:footerReference w:type="first" r:id="rId14"/>
           <w:pgSz w:w="11906" w:h="16838"/>
           <w:pgMar w:top="1152" w:right="1224" w:bottom="1152" w:left="1224" w:header="720" w:footer="720" w:gutter="0"/>
           <w:pgBorders w:offsetFrom="page">
@@ -594,125 +716,101 @@
     </w:p>
     <w:p>
       <w:pPr>
-        <w:pStyle w:val="Kop1"/>
-        <w:pBdr>
-          <w:bottom w:val="single" w:sz="6" w:space="4" w:color="E6E2D6"/>
-        </w:pBdr>
-        <w:spacing w:line="252" w:lineRule="auto"/>
-        <w:rPr>
-          <w:lang w:val="en-GB"/>
-        </w:rPr>
+        <w:spacing w:before="720" w:after="560"/>
+        <w:jc w:val="center"/>
       </w:pPr>
-      <w:bookmarkStart w:id="0" w:name="_Toc233633468"/>
-      <w:r>
-        <w:rPr>
-          <w:rFonts w:ascii="Aptos Display" w:eastAsia="Aptos Display" w:hAnsi="Aptos Display"/>
-          <w:lang w:val="en-GB"/>
+      <w:r>
+        <w:rPr>
+          <w:rFonts w:ascii="Aptos Display" w:hAnsi="Aptos Display"/>
+          <w:b/>
+          <w:color w:val="0E3A2A"/>
+          <w:sz w:val="36"/>
         </w:rPr>
         <w:lastRenderedPageBreak/>
-        <w:t>Preface</w:t>
-      </w:r>
-      <w:bookmarkEnd w:id="0"/>
+        <w:t>Statement of Originality</w:t>
+      </w:r>
     </w:p>
     <w:p>
       <w:pPr>
-        <w:rPr>
-          <w:lang w:val="en-GB"/>
-        </w:rPr>
+        <w:spacing w:after="360"/>
+        <w:jc w:val="both"/>
       </w:pPr>
       <w:r>
         <w:rPr>
-          <w:lang w:val="en-GB"/>
-        </w:rPr>
-        <w:t xml:space="preserve">This accountability document accompanies the development of </w:t>
-      </w:r>
-      <w:proofErr w:type="spellStart"/>
-      <w:r>
-        <w:rPr>
-          <w:lang w:val="en-GB"/>
-        </w:rPr>
-        <w:t>RefAI</w:t>
-      </w:r>
-      <w:proofErr w:type="spellEnd"/>
-      <w:r>
-        <w:rPr>
-          <w:lang w:val="en-GB"/>
-        </w:rPr>
-        <w:t>, a prototype pipeline for extracting structured archaeological information from historical KNOB Archaeological News bulletins. It serves both as a methodological account and as a technical accountability record. It explains why particular design choices were made, how the pipeline was tested, where it performs well, where it remains uncertain, and how those uncertainties are kept visible in the outputs and evaluation.</w:t>
+          <w:sz w:val="22"/>
+        </w:rPr>
+        <w:t>I hereby declare that this dissertation is an original piece of work, written by myself alone. Any information and ideas from other sources are acknowledged fully in the text and notes.</w:t>
       </w:r>
     </w:p>
     <w:p>
       <w:pPr>
-        <w:rPr>
-          <w:lang w:val="en-GB"/>
-        </w:rPr>
+        <w:spacing w:before="360"/>
+        <w:jc w:val="right"/>
       </w:pPr>
       <w:r>
-        <w:rPr>
-          <w:lang w:val="en-GB"/>
-        </w:rPr>
-        <w:t xml:space="preserve">The project grew out of my internship at the beginning of 2026 and developed further in dialogue with Philip Verhagen and Matthias Lang. </w:t>
-      </w:r>
-      <w:proofErr w:type="spellStart"/>
-      <w:r>
-        <w:rPr>
-          <w:lang w:val="en-GB"/>
-        </w:rPr>
-        <w:t>RefAI</w:t>
-      </w:r>
-      <w:proofErr w:type="spellEnd"/>
-      <w:r>
-        <w:rPr>
-          <w:lang w:val="en-GB"/>
-        </w:rPr>
-        <w:t xml:space="preserve"> explores whether information contained in the bulletins can be mined from text, converted into a structured dataset and later transferred to a geodatabase for their wider research project. It is therefore best understood as a data-mining experiment with an archaeological purpose. The central question is not whether artificial intelligence can produce a perfect archaeological database, but whether a controllable workflow can make difficult PDF material more searchable, structured and reviewable.</w:t>
+        <w:t>Amsterdam, 30 June 2026</w:t>
       </w:r>
     </w:p>
     <w:p>
       <w:pPr>
-        <w:rPr>
-          <w:lang w:val="en-GB"/>
-        </w:rPr>
+        <w:spacing w:before="160"/>
+        <w:jc w:val="right"/>
       </w:pPr>
       <w:r>
         <w:rPr>
-          <w:lang w:val="en-GB"/>
-        </w:rPr>
-        <w:t xml:space="preserve">I use this document to make those choices explicit. It therefore records both the strengths and limitations of the pipeline. </w:t>
-      </w:r>
-      <w:proofErr w:type="spellStart"/>
-      <w:r>
-        <w:rPr>
-          <w:lang w:val="en-GB"/>
-        </w:rPr>
-        <w:t>RefAI</w:t>
-      </w:r>
-      <w:proofErr w:type="spellEnd"/>
-      <w:r>
-        <w:rPr>
-          <w:lang w:val="en-GB"/>
-        </w:rPr>
-        <w:t xml:space="preserve"> should be read as a research prototype and triage tool: it can extract a substantial amount of low-hanging structured information, but it also needs review flags, quarantine logic, reference documents, gold-standard comparison and human judgement to remain methodologically responsible.</w:t>
+          <w:noProof/>
+        </w:rPr>
+        <w:drawing>
+          <wp:inline distT="0" distB="0" distL="0" distR="0" wp14:anchorId="70F91E4C" wp14:editId="200C386E">
+            <wp:extent cx="2148840" cy="806654"/>
+            <wp:effectExtent l="0" t="0" r="0" b="0"/>
+            <wp:docPr id="1729050455" name="Picture 1729050455"/>
+            <wp:cNvGraphicFramePr>
+              <a:graphicFrameLocks xmlns:a="http://schemas.openxmlformats.org/drawingml/2006/main" noChangeAspect="1"/>
+            </wp:cNvGraphicFramePr>
+            <a:graphic xmlns:a="http://schemas.openxmlformats.org/drawingml/2006/main">
+              <a:graphicData uri="http://schemas.openxmlformats.org/drawingml/2006/picture">
+                <pic:pic xmlns:pic="http://schemas.openxmlformats.org/drawingml/2006/picture">
+                  <pic:nvPicPr>
+                    <pic:cNvPr id="0" name="Signature_Green_Cropped.png"/>
+                    <pic:cNvPicPr/>
+                  </pic:nvPicPr>
+                  <pic:blipFill>
+                    <a:blip r:embed="rId15"/>
+                    <a:stretch>
+                      <a:fillRect/>
+                    </a:stretch>
+                  </pic:blipFill>
+                  <pic:spPr>
+                    <a:xfrm>
+                      <a:off x="0" y="0"/>
+                      <a:ext cx="2148840" cy="806654"/>
+                    </a:xfrm>
+                    <a:prstGeom prst="rect">
+                      <a:avLst/>
+                    </a:prstGeom>
+                  </pic:spPr>
+                </pic:pic>
+              </a:graphicData>
+            </a:graphic>
+          </wp:inline>
+        </w:drawing>
       </w:r>
     </w:p>
     <w:p>
       <w:pPr>
-        <w:rPr>
-          <w:lang w:val="en-GB"/>
-        </w:rPr>
+        <w:spacing w:after="0"/>
+        <w:jc w:val="right"/>
       </w:pPr>
       <w:r>
         <w:rPr>
           <w:b/>
-          <w:i/>
-          <w:iCs/>
-          <w:lang w:val="en-GB"/>
-        </w:rPr>
-        <w:t>Tobias Verwoert</w:t>
-      </w:r>
-      <w:r>
-        <w:rPr>
-          <w:lang w:val="en-GB"/>
+        </w:rPr>
+        <w:t>Tobias O.S. Verwoert</w:t>
+      </w:r>
+      <w:r>
+        <w:rPr>
+          <w:b/>
         </w:rPr>
         <w:br w:type="page"/>
       </w:r>
@@ -728,7 +826,132 @@
           <w:lang w:val="en-GB"/>
         </w:rPr>
       </w:pPr>
-      <w:bookmarkStart w:id="1" w:name="_Toc233633469"/>
+      <w:bookmarkStart w:id="0" w:name="_Toc233642316"/>
+      <w:r>
+        <w:rPr>
+          <w:rFonts w:ascii="Aptos Display" w:eastAsia="Aptos Display" w:hAnsi="Aptos Display"/>
+          <w:lang w:val="en-GB"/>
+        </w:rPr>
+        <w:lastRenderedPageBreak/>
+        <w:t>Preface</w:t>
+      </w:r>
+      <w:bookmarkEnd w:id="0"/>
+    </w:p>
+    <w:p>
+      <w:pPr>
+        <w:rPr>
+          <w:lang w:val="en-GB"/>
+        </w:rPr>
+      </w:pPr>
+      <w:r>
+        <w:rPr>
+          <w:lang w:val="en-GB"/>
+        </w:rPr>
+        <w:t xml:space="preserve">This accountability document accompanies the development of </w:t>
+      </w:r>
+      <w:proofErr w:type="spellStart"/>
+      <w:r>
+        <w:rPr>
+          <w:lang w:val="en-GB"/>
+        </w:rPr>
+        <w:t>RefAI</w:t>
+      </w:r>
+      <w:proofErr w:type="spellEnd"/>
+      <w:r>
+        <w:rPr>
+          <w:lang w:val="en-GB"/>
+        </w:rPr>
+        <w:t>, a prototype pipeline for extracting structured archaeological information from historical KNOB Archaeological News bulletins. It serves both as a methodological account and as a technical accountability record. It explains why particular design choices were made, how the pipeline was tested, where it performs well, where it remains uncertain, and how those uncertainties are kept visible in the outputs and evaluation.</w:t>
+      </w:r>
+    </w:p>
+    <w:p>
+      <w:pPr>
+        <w:rPr>
+          <w:lang w:val="en-GB"/>
+        </w:rPr>
+      </w:pPr>
+      <w:r>
+        <w:rPr>
+          <w:lang w:val="en-GB"/>
+        </w:rPr>
+        <w:t xml:space="preserve">The project grew out of my internship at the beginning of 2026 and developed further in dialogue with Philip Verhagen and Matthias Lang. </w:t>
+      </w:r>
+      <w:proofErr w:type="spellStart"/>
+      <w:r>
+        <w:rPr>
+          <w:lang w:val="en-GB"/>
+        </w:rPr>
+        <w:t>RefAI</w:t>
+      </w:r>
+      <w:proofErr w:type="spellEnd"/>
+      <w:r>
+        <w:rPr>
+          <w:lang w:val="en-GB"/>
+        </w:rPr>
+        <w:t xml:space="preserve"> explores whether information contained in the bulletins can be mined from text, converted into a structured dataset and later transferred to a geodatabase for their wider research project. It is therefore best understood as a data-mining experiment with an archaeological purpose. The central question is not whether artificial intelligence can produce a perfect archaeological database, but whether a controllable workflow can make difficult PDF material more searchable, structured and reviewable.</w:t>
+      </w:r>
+    </w:p>
+    <w:p>
+      <w:pPr>
+        <w:rPr>
+          <w:lang w:val="en-GB"/>
+        </w:rPr>
+      </w:pPr>
+      <w:r>
+        <w:rPr>
+          <w:lang w:val="en-GB"/>
+        </w:rPr>
+        <w:t xml:space="preserve">I use this document to make those choices explicit. It therefore records both the strengths and limitations of the pipeline. </w:t>
+      </w:r>
+      <w:proofErr w:type="spellStart"/>
+      <w:r>
+        <w:rPr>
+          <w:lang w:val="en-GB"/>
+        </w:rPr>
+        <w:t>RefAI</w:t>
+      </w:r>
+      <w:proofErr w:type="spellEnd"/>
+      <w:r>
+        <w:rPr>
+          <w:lang w:val="en-GB"/>
+        </w:rPr>
+        <w:t xml:space="preserve"> should be read as a research prototype and triage tool: it can extract a substantial amount of low-hanging structured information, but it also needs review flags, quarantine logic, reference documents, gold-standard comparison and human judgement to remain methodologically responsible.</w:t>
+      </w:r>
+    </w:p>
+    <w:p>
+      <w:pPr>
+        <w:rPr>
+          <w:lang w:val="en-GB"/>
+        </w:rPr>
+      </w:pPr>
+      <w:r>
+        <w:rPr>
+          <w:b/>
+          <w:i/>
+          <w:iCs/>
+          <w:lang w:val="en-GB"/>
+        </w:rPr>
+        <w:t>Tobias Verwoert</w:t>
+      </w:r>
+      <w:r>
+        <w:rPr>
+          <w:lang w:val="en-GB"/>
+        </w:rPr>
+        <w:br w:type="page"/>
+      </w:r>
+    </w:p>
+    <w:p>
+      <w:pPr>
+        <w:pStyle w:val="Kop1"/>
+        <w:pBdr>
+          <w:bottom w:val="single" w:sz="6" w:space="4" w:color="E6E2D6"/>
+        </w:pBdr>
+        <w:spacing w:line="252" w:lineRule="auto"/>
+        <w:rPr>
+          <w:lang w:val="en-GB"/>
+        </w:rPr>
+      </w:pPr>
+      <w:bookmarkStart w:id="1" w:name="_Toc233642317"/>
       <w:r>
         <w:rPr>
           <w:rFonts w:ascii="Aptos Display" w:eastAsia="Aptos Display" w:hAnsi="Aptos Display"/>
@@ -803,7 +1026,7 @@
             </w:rPr>
             <w:fldChar w:fldCharType="separate"/>
           </w:r>
-          <w:hyperlink w:anchor="_Toc233633468" w:history="1">
+          <w:hyperlink w:anchor="_Toc233642316" w:history="1">
             <w:r>
               <w:rPr>
                 <w:rStyle w:val="Hyperlink"/>
@@ -832,7 +1055,7 @@
                 <w:noProof/>
                 <w:webHidden/>
               </w:rPr>
-              <w:instrText xml:space="preserve"> PAGEREF _Toc233633468 \h </w:instrText>
+              <w:instrText xml:space="preserve"> PAGEREF _Toc233642316 \h </w:instrText>
             </w:r>
             <w:r>
               <w:rPr>
@@ -852,7 +1075,7 @@
                 <w:noProof/>
                 <w:webHidden/>
               </w:rPr>
-              <w:t>1</w:t>
+              <w:t>2</w:t>
             </w:r>
             <w:r>
               <w:rPr>
@@ -880,7 +1103,7 @@
               <w14:ligatures w14:val="standardContextual"/>
             </w:rPr>
           </w:pPr>
-          <w:hyperlink w:anchor="_Toc233633469" w:history="1">
+          <w:hyperlink w:anchor="_Toc233642317" w:history="1">
             <w:r>
               <w:rPr>
                 <w:rStyle w:val="Hyperlink"/>
@@ -909,7 +1132,7 @@
                 <w:noProof/>
                 <w:webHidden/>
               </w:rPr>
-              <w:instrText xml:space="preserve"> PAGEREF _Toc233633469 \h </w:instrText>
+              <w:instrText xml:space="preserve"> PAGEREF _Toc233642317 \h </w:instrText>
             </w:r>
             <w:r>
               <w:rPr>
@@ -929,7 +1152,7 @@
                 <w:noProof/>
                 <w:webHidden/>
               </w:rPr>
-              <w:t>2</w:t>
+              <w:t>3</w:t>
             </w:r>
             <w:r>
               <w:rPr>
@@ -957,7 +1180,7 @@
               <w14:ligatures w14:val="standardContextual"/>
             </w:rPr>
           </w:pPr>
-          <w:hyperlink w:anchor="_Toc233633470" w:history="1">
+          <w:hyperlink w:anchor="_Toc233642318" w:history="1">
             <w:r>
               <w:rPr>
                 <w:rStyle w:val="Hyperlink"/>
@@ -986,7 +1209,7 @@
                 <w:noProof/>
                 <w:webHidden/>
               </w:rPr>
-              <w:instrText xml:space="preserve"> PAGEREF _Toc233633470 \h </w:instrText>
+              <w:instrText xml:space="preserve"> PAGEREF _Toc233642318 \h </w:instrText>
             </w:r>
             <w:r>
               <w:rPr>
@@ -1006,7 +1229,7 @@
                 <w:noProof/>
                 <w:webHidden/>
               </w:rPr>
-              <w:t>4</w:t>
+              <w:t>5</w:t>
             </w:r>
             <w:r>
               <w:rPr>
@@ -1034,7 +1257,7 @@
               <w14:ligatures w14:val="standardContextual"/>
             </w:rPr>
           </w:pPr>
-          <w:hyperlink w:anchor="_Toc233633471" w:history="1">
+          <w:hyperlink w:anchor="_Toc233642319" w:history="1">
             <w:r>
               <w:rPr>
                 <w:rStyle w:val="Hyperlink"/>
@@ -1063,7 +1286,7 @@
                 <w:noProof/>
                 <w:webHidden/>
               </w:rPr>
-              <w:instrText xml:space="preserve"> PAGEREF _Toc233633471 \h </w:instrText>
+              <w:instrText xml:space="preserve"> PAGEREF _Toc233642319 \h </w:instrText>
             </w:r>
             <w:r>
               <w:rPr>
@@ -1083,7 +1306,7 @@
                 <w:noProof/>
                 <w:webHidden/>
               </w:rPr>
-              <w:t>5</w:t>
+              <w:t>6</w:t>
             </w:r>
             <w:r>
               <w:rPr>
@@ -1111,7 +1334,7 @@
               <w14:ligatures w14:val="standardContextual"/>
             </w:rPr>
           </w:pPr>
-          <w:hyperlink w:anchor="_Toc233633472" w:history="1">
+          <w:hyperlink w:anchor="_Toc233642320" w:history="1">
             <w:r>
               <w:rPr>
                 <w:rStyle w:val="Hyperlink"/>
@@ -1140,7 +1363,7 @@
                 <w:noProof/>
                 <w:webHidden/>
               </w:rPr>
-              <w:instrText xml:space="preserve"> PAGEREF _Toc233633472 \h </w:instrText>
+              <w:instrText xml:space="preserve"> PAGEREF _Toc233642320 \h </w:instrText>
             </w:r>
             <w:r>
               <w:rPr>
@@ -1160,7 +1383,7 @@
                 <w:noProof/>
                 <w:webHidden/>
               </w:rPr>
-              <w:t>5</w:t>
+              <w:t>6</w:t>
             </w:r>
             <w:r>
               <w:rPr>
@@ -1188,7 +1411,7 @@
               <w14:ligatures w14:val="standardContextual"/>
             </w:rPr>
           </w:pPr>
-          <w:hyperlink w:anchor="_Toc233633473" w:history="1">
+          <w:hyperlink w:anchor="_Toc233642321" w:history="1">
             <w:r>
               <w:rPr>
                 <w:rStyle w:val="Hyperlink"/>
@@ -1217,7 +1440,7 @@
                 <w:noProof/>
                 <w:webHidden/>
               </w:rPr>
-              <w:instrText xml:space="preserve"> PAGEREF _Toc233633473 \h </w:instrText>
+              <w:instrText xml:space="preserve"> PAGEREF _Toc233642321 \h </w:instrText>
             </w:r>
             <w:r>
               <w:rPr>
@@ -1237,7 +1460,7 @@
                 <w:noProof/>
                 <w:webHidden/>
               </w:rPr>
-              <w:t>6</w:t>
+              <w:t>7</w:t>
             </w:r>
             <w:r>
               <w:rPr>
@@ -1265,7 +1488,7 @@
               <w14:ligatures w14:val="standardContextual"/>
             </w:rPr>
           </w:pPr>
-          <w:hyperlink w:anchor="_Toc233633474" w:history="1">
+          <w:hyperlink w:anchor="_Toc233642322" w:history="1">
             <w:r>
               <w:rPr>
                 <w:rStyle w:val="Hyperlink"/>
@@ -1294,7 +1517,7 @@
                 <w:noProof/>
                 <w:webHidden/>
               </w:rPr>
-              <w:instrText xml:space="preserve"> PAGEREF _Toc233633474 \h </w:instrText>
+              <w:instrText xml:space="preserve"> PAGEREF _Toc233642322 \h </w:instrText>
             </w:r>
             <w:r>
               <w:rPr>
@@ -1314,7 +1537,7 @@
                 <w:noProof/>
                 <w:webHidden/>
               </w:rPr>
-              <w:t>6</w:t>
+              <w:t>7</w:t>
             </w:r>
             <w:r>
               <w:rPr>
@@ -1342,7 +1565,7 @@
               <w14:ligatures w14:val="standardContextual"/>
             </w:rPr>
           </w:pPr>
-          <w:hyperlink w:anchor="_Toc233633475" w:history="1">
+          <w:hyperlink w:anchor="_Toc233642323" w:history="1">
             <w:r>
               <w:rPr>
                 <w:rStyle w:val="Hyperlink"/>
@@ -1371,7 +1594,7 @@
                 <w:noProof/>
                 <w:webHidden/>
               </w:rPr>
-              <w:instrText xml:space="preserve"> PAGEREF _Toc233633475 \h </w:instrText>
+              <w:instrText xml:space="preserve"> PAGEREF _Toc233642323 \h </w:instrText>
             </w:r>
             <w:r>
               <w:rPr>
@@ -1391,7 +1614,7 @@
                 <w:noProof/>
                 <w:webHidden/>
               </w:rPr>
-              <w:t>8</w:t>
+              <w:t>9</w:t>
             </w:r>
             <w:r>
               <w:rPr>
@@ -1419,7 +1642,7 @@
               <w14:ligatures w14:val="standardContextual"/>
             </w:rPr>
           </w:pPr>
-          <w:hyperlink w:anchor="_Toc233633476" w:history="1">
+          <w:hyperlink w:anchor="_Toc233642324" w:history="1">
             <w:r>
               <w:rPr>
                 <w:rStyle w:val="Hyperlink"/>
@@ -1448,7 +1671,7 @@
                 <w:noProof/>
                 <w:webHidden/>
               </w:rPr>
-              <w:instrText xml:space="preserve"> PAGEREF _Toc233633476 \h </w:instrText>
+              <w:instrText xml:space="preserve"> PAGEREF _Toc233642324 \h </w:instrText>
             </w:r>
             <w:r>
               <w:rPr>
@@ -1468,7 +1691,7 @@
                 <w:noProof/>
                 <w:webHidden/>
               </w:rPr>
-              <w:t>9</w:t>
+              <w:t>10</w:t>
             </w:r>
             <w:r>
               <w:rPr>
@@ -1496,7 +1719,7 @@
               <w14:ligatures w14:val="standardContextual"/>
             </w:rPr>
           </w:pPr>
-          <w:hyperlink w:anchor="_Toc233633477" w:history="1">
+          <w:hyperlink w:anchor="_Toc233642325" w:history="1">
             <w:r>
               <w:rPr>
                 <w:rStyle w:val="Hyperlink"/>
@@ -1525,7 +1748,7 @@
                 <w:noProof/>
                 <w:webHidden/>
               </w:rPr>
-              <w:instrText xml:space="preserve"> PAGEREF _Toc233633477 \h </w:instrText>
+              <w:instrText xml:space="preserve"> PAGEREF _Toc233642325 \h </w:instrText>
             </w:r>
             <w:r>
               <w:rPr>
@@ -1545,7 +1768,7 @@
                 <w:noProof/>
                 <w:webHidden/>
               </w:rPr>
-              <w:t>10</w:t>
+              <w:t>11</w:t>
             </w:r>
             <w:r>
               <w:rPr>
@@ -1573,7 +1796,7 @@
               <w14:ligatures w14:val="standardContextual"/>
             </w:rPr>
           </w:pPr>
-          <w:hyperlink w:anchor="_Toc233633478" w:history="1">
+          <w:hyperlink w:anchor="_Toc233642326" w:history="1">
             <w:r>
               <w:rPr>
                 <w:rStyle w:val="Hyperlink"/>
@@ -1602,7 +1825,7 @@
                 <w:noProof/>
                 <w:webHidden/>
               </w:rPr>
-              <w:instrText xml:space="preserve"> PAGEREF _Toc233633478 \h </w:instrText>
+              <w:instrText xml:space="preserve"> PAGEREF _Toc233642326 \h </w:instrText>
             </w:r>
             <w:r>
               <w:rPr>
@@ -1622,7 +1845,7 @@
                 <w:noProof/>
                 <w:webHidden/>
               </w:rPr>
-              <w:t>11</w:t>
+              <w:t>13</w:t>
             </w:r>
             <w:r>
               <w:rPr>
@@ -1650,7 +1873,7 @@
               <w14:ligatures w14:val="standardContextual"/>
             </w:rPr>
           </w:pPr>
-          <w:hyperlink w:anchor="_Toc233633479" w:history="1">
+          <w:hyperlink w:anchor="_Toc233642327" w:history="1">
             <w:r>
               <w:rPr>
                 <w:rStyle w:val="Hyperlink"/>
@@ -1679,7 +1902,7 @@
                 <w:noProof/>
                 <w:webHidden/>
               </w:rPr>
-              <w:instrText xml:space="preserve"> PAGEREF _Toc233633479 \h </w:instrText>
+              <w:instrText xml:space="preserve"> PAGEREF _Toc233642327 \h </w:instrText>
             </w:r>
             <w:r>
               <w:rPr>
@@ -1699,7 +1922,7 @@
                 <w:noProof/>
                 <w:webHidden/>
               </w:rPr>
-              <w:t>13</w:t>
+              <w:t>14</w:t>
             </w:r>
             <w:r>
               <w:rPr>
@@ -1727,7 +1950,7 @@
               <w14:ligatures w14:val="standardContextual"/>
             </w:rPr>
           </w:pPr>
-          <w:hyperlink w:anchor="_Toc233633480" w:history="1">
+          <w:hyperlink w:anchor="_Toc233642328" w:history="1">
             <w:r>
               <w:rPr>
                 <w:rStyle w:val="Hyperlink"/>
@@ -1756,7 +1979,7 @@
                 <w:noProof/>
                 <w:webHidden/>
               </w:rPr>
-              <w:instrText xml:space="preserve"> PAGEREF _Toc233633480 \h </w:instrText>
+              <w:instrText xml:space="preserve"> PAGEREF _Toc233642328 \h </w:instrText>
             </w:r>
             <w:r>
               <w:rPr>
@@ -1776,7 +1999,7 @@
                 <w:noProof/>
                 <w:webHidden/>
               </w:rPr>
-              <w:t>14</w:t>
+              <w:t>15</w:t>
             </w:r>
             <w:r>
               <w:rPr>
@@ -1804,7 +2027,7 @@
               <w14:ligatures w14:val="standardContextual"/>
             </w:rPr>
           </w:pPr>
-          <w:hyperlink w:anchor="_Toc233633481" w:history="1">
+          <w:hyperlink w:anchor="_Toc233642329" w:history="1">
             <w:r>
               <w:rPr>
                 <w:rStyle w:val="Hyperlink"/>
@@ -1833,7 +2056,7 @@
                 <w:noProof/>
                 <w:webHidden/>
               </w:rPr>
-              <w:instrText xml:space="preserve"> PAGEREF _Toc233633481 \h </w:instrText>
+              <w:instrText xml:space="preserve"> PAGEREF _Toc233642329 \h </w:instrText>
             </w:r>
             <w:r>
               <w:rPr>
@@ -1853,7 +2076,7 @@
                 <w:noProof/>
                 <w:webHidden/>
               </w:rPr>
-              <w:t>17</w:t>
+              <w:t>18</w:t>
             </w:r>
             <w:r>
               <w:rPr>
@@ -1881,7 +2104,7 @@
               <w14:ligatures w14:val="standardContextual"/>
             </w:rPr>
           </w:pPr>
-          <w:hyperlink w:anchor="_Toc233633482" w:history="1">
+          <w:hyperlink w:anchor="_Toc233642330" w:history="1">
             <w:r>
               <w:rPr>
                 <w:rStyle w:val="Hyperlink"/>
@@ -1910,7 +2133,7 @@
                 <w:noProof/>
                 <w:webHidden/>
               </w:rPr>
-              <w:instrText xml:space="preserve"> PAGEREF _Toc233633482 \h </w:instrText>
+              <w:instrText xml:space="preserve"> PAGEREF _Toc233642330 \h </w:instrText>
             </w:r>
             <w:r>
               <w:rPr>
@@ -1930,7 +2153,7 @@
                 <w:noProof/>
                 <w:webHidden/>
               </w:rPr>
-              <w:t>17</w:t>
+              <w:t>18</w:t>
             </w:r>
             <w:r>
               <w:rPr>
@@ -1958,7 +2181,7 @@
               <w14:ligatures w14:val="standardContextual"/>
             </w:rPr>
           </w:pPr>
-          <w:hyperlink w:anchor="_Toc233633483" w:history="1">
+          <w:hyperlink w:anchor="_Toc233642331" w:history="1">
             <w:r>
               <w:rPr>
                 <w:rStyle w:val="Hyperlink"/>
@@ -1987,7 +2210,7 @@
                 <w:noProof/>
                 <w:webHidden/>
               </w:rPr>
-              <w:instrText xml:space="preserve"> PAGEREF _Toc233633483 \h </w:instrText>
+              <w:instrText xml:space="preserve"> PAGEREF _Toc233642331 \h </w:instrText>
             </w:r>
             <w:r>
               <w:rPr>
@@ -2007,7 +2230,7 @@
                 <w:noProof/>
                 <w:webHidden/>
               </w:rPr>
-              <w:t>18</w:t>
+              <w:t>19</w:t>
             </w:r>
             <w:r>
               <w:rPr>
@@ -2035,7 +2258,7 @@
               <w14:ligatures w14:val="standardContextual"/>
             </w:rPr>
           </w:pPr>
-          <w:hyperlink w:anchor="_Toc233633484" w:history="1">
+          <w:hyperlink w:anchor="_Toc233642332" w:history="1">
             <w:r>
               <w:rPr>
                 <w:rStyle w:val="Hyperlink"/>
@@ -2064,7 +2287,7 @@
                 <w:noProof/>
                 <w:webHidden/>
               </w:rPr>
-              <w:instrText xml:space="preserve"> PAGEREF _Toc233633484 \h </w:instrText>
+              <w:instrText xml:space="preserve"> PAGEREF _Toc233642332 \h </w:instrText>
             </w:r>
             <w:r>
               <w:rPr>
@@ -2084,7 +2307,7 @@
                 <w:noProof/>
                 <w:webHidden/>
               </w:rPr>
-              <w:t>19</w:t>
+              <w:t>20</w:t>
             </w:r>
             <w:r>
               <w:rPr>
@@ -2112,7 +2335,7 @@
               <w14:ligatures w14:val="standardContextual"/>
             </w:rPr>
           </w:pPr>
-          <w:hyperlink w:anchor="_Toc233633485" w:history="1">
+          <w:hyperlink w:anchor="_Toc233642333" w:history="1">
             <w:r>
               <w:rPr>
                 <w:rStyle w:val="Hyperlink"/>
@@ -2141,7 +2364,7 @@
                 <w:noProof/>
                 <w:webHidden/>
               </w:rPr>
-              <w:instrText xml:space="preserve"> PAGEREF _Toc233633485 \h </w:instrText>
+              <w:instrText xml:space="preserve"> PAGEREF _Toc233642333 \h </w:instrText>
             </w:r>
             <w:r>
               <w:rPr>
@@ -2161,7 +2384,7 @@
                 <w:noProof/>
                 <w:webHidden/>
               </w:rPr>
-              <w:t>21</w:t>
+              <w:t>22</w:t>
             </w:r>
             <w:r>
               <w:rPr>
@@ -2189,7 +2412,7 @@
               <w14:ligatures w14:val="standardContextual"/>
             </w:rPr>
           </w:pPr>
-          <w:hyperlink w:anchor="_Toc233633486" w:history="1">
+          <w:hyperlink w:anchor="_Toc233642334" w:history="1">
             <w:r>
               <w:rPr>
                 <w:rStyle w:val="Hyperlink"/>
@@ -2217,7 +2440,7 @@
                 <w:noProof/>
                 <w:webHidden/>
               </w:rPr>
-              <w:instrText xml:space="preserve"> PAGEREF _Toc233633486 \h </w:instrText>
+              <w:instrText xml:space="preserve"> PAGEREF _Toc233642334 \h </w:instrText>
             </w:r>
             <w:r>
               <w:rPr>
@@ -2237,7 +2460,7 @@
                 <w:noProof/>
                 <w:webHidden/>
               </w:rPr>
-              <w:t>21</w:t>
+              <w:t>22</w:t>
             </w:r>
             <w:r>
               <w:rPr>
@@ -2265,7 +2488,7 @@
               <w14:ligatures w14:val="standardContextual"/>
             </w:rPr>
           </w:pPr>
-          <w:hyperlink w:anchor="_Toc233633487" w:history="1">
+          <w:hyperlink w:anchor="_Toc233642335" w:history="1">
             <w:r>
               <w:rPr>
                 <w:rStyle w:val="Hyperlink"/>
@@ -2293,7 +2516,7 @@
                 <w:noProof/>
                 <w:webHidden/>
               </w:rPr>
-              <w:instrText xml:space="preserve"> PAGEREF _Toc233633487 \h </w:instrText>
+              <w:instrText xml:space="preserve"> PAGEREF _Toc233642335 \h </w:instrText>
             </w:r>
             <w:r>
               <w:rPr>
@@ -2313,7 +2536,7 @@
                 <w:noProof/>
                 <w:webHidden/>
               </w:rPr>
-              <w:t>21</w:t>
+              <w:t>22</w:t>
             </w:r>
             <w:r>
               <w:rPr>
@@ -2341,7 +2564,7 @@
               <w14:ligatures w14:val="standardContextual"/>
             </w:rPr>
           </w:pPr>
-          <w:hyperlink w:anchor="_Toc233633488" w:history="1">
+          <w:hyperlink w:anchor="_Toc233642336" w:history="1">
             <w:r>
               <w:rPr>
                 <w:rStyle w:val="Hyperlink"/>
@@ -2369,7 +2592,7 @@
                 <w:noProof/>
                 <w:webHidden/>
               </w:rPr>
-              <w:instrText xml:space="preserve"> PAGEREF _Toc233633488 \h </w:instrText>
+              <w:instrText xml:space="preserve"> PAGEREF _Toc233642336 \h </w:instrText>
             </w:r>
             <w:r>
               <w:rPr>
@@ -2389,7 +2612,7 @@
                 <w:noProof/>
                 <w:webHidden/>
               </w:rPr>
-              <w:t>22</w:t>
+              <w:t>23</w:t>
             </w:r>
             <w:r>
               <w:rPr>
@@ -2417,7 +2640,7 @@
               <w14:ligatures w14:val="standardContextual"/>
             </w:rPr>
           </w:pPr>
-          <w:hyperlink w:anchor="_Toc233633489" w:history="1">
+          <w:hyperlink w:anchor="_Toc233642337" w:history="1">
             <w:r>
               <w:rPr>
                 <w:rStyle w:val="Hyperlink"/>
@@ -2445,7 +2668,7 @@
                 <w:noProof/>
                 <w:webHidden/>
               </w:rPr>
-              <w:instrText xml:space="preserve"> PAGEREF _Toc233633489 \h </w:instrText>
+              <w:instrText xml:space="preserve"> PAGEREF _Toc233642337 \h </w:instrText>
             </w:r>
             <w:r>
               <w:rPr>
@@ -2465,7 +2688,7 @@
                 <w:noProof/>
                 <w:webHidden/>
               </w:rPr>
-              <w:t>22</w:t>
+              <w:t>23</w:t>
             </w:r>
             <w:r>
               <w:rPr>
@@ -2493,7 +2716,7 @@
               <w14:ligatures w14:val="standardContextual"/>
             </w:rPr>
           </w:pPr>
-          <w:hyperlink w:anchor="_Toc233633490" w:history="1">
+          <w:hyperlink w:anchor="_Toc233642338" w:history="1">
             <w:r>
               <w:rPr>
                 <w:rStyle w:val="Hyperlink"/>
@@ -2522,7 +2745,7 @@
                 <w:noProof/>
                 <w:webHidden/>
               </w:rPr>
-              <w:instrText xml:space="preserve"> PAGEREF _Toc233633490 \h </w:instrText>
+              <w:instrText xml:space="preserve"> PAGEREF _Toc233642338 \h </w:instrText>
             </w:r>
             <w:r>
               <w:rPr>
@@ -2542,7 +2765,7 @@
                 <w:noProof/>
                 <w:webHidden/>
               </w:rPr>
-              <w:t>23</w:t>
+              <w:t>24</w:t>
             </w:r>
             <w:r>
               <w:rPr>
@@ -2570,7 +2793,7 @@
               <w14:ligatures w14:val="standardContextual"/>
             </w:rPr>
           </w:pPr>
-          <w:hyperlink w:anchor="_Toc233633491" w:history="1">
+          <w:hyperlink w:anchor="_Toc233642339" w:history="1">
             <w:r>
               <w:rPr>
                 <w:rStyle w:val="Hyperlink"/>
@@ -2599,7 +2822,7 @@
                 <w:noProof/>
                 <w:webHidden/>
               </w:rPr>
-              <w:instrText xml:space="preserve"> PAGEREF _Toc233633491 \h </w:instrText>
+              <w:instrText xml:space="preserve"> PAGEREF _Toc233642339 \h </w:instrText>
             </w:r>
             <w:r>
               <w:rPr>
@@ -2619,7 +2842,7 @@
                 <w:noProof/>
                 <w:webHidden/>
               </w:rPr>
-              <w:t>23</w:t>
+              <w:t>24</w:t>
             </w:r>
             <w:r>
               <w:rPr>
@@ -2647,7 +2870,7 @@
               <w14:ligatures w14:val="standardContextual"/>
             </w:rPr>
           </w:pPr>
-          <w:hyperlink w:anchor="_Toc233633492" w:history="1">
+          <w:hyperlink w:anchor="_Toc233642340" w:history="1">
             <w:r>
               <w:rPr>
                 <w:rStyle w:val="Hyperlink"/>
@@ -2676,7 +2899,7 @@
                 <w:noProof/>
                 <w:webHidden/>
               </w:rPr>
-              <w:instrText xml:space="preserve"> PAGEREF _Toc233633492 \h </w:instrText>
+              <w:instrText xml:space="preserve"> PAGEREF _Toc233642340 \h </w:instrText>
             </w:r>
             <w:r>
               <w:rPr>
@@ -2696,7 +2919,7 @@
                 <w:noProof/>
                 <w:webHidden/>
               </w:rPr>
-              <w:t>27</w:t>
+              <w:t>28</w:t>
             </w:r>
             <w:r>
               <w:rPr>
@@ -2724,7 +2947,7 @@
               <w14:ligatures w14:val="standardContextual"/>
             </w:rPr>
           </w:pPr>
-          <w:hyperlink w:anchor="_Toc233633493" w:history="1">
+          <w:hyperlink w:anchor="_Toc233642341" w:history="1">
             <w:r>
               <w:rPr>
                 <w:rStyle w:val="Hyperlink"/>
@@ -2753,7 +2976,7 @@
                 <w:noProof/>
                 <w:webHidden/>
               </w:rPr>
-              <w:instrText xml:space="preserve"> PAGEREF _Toc233633493 \h </w:instrText>
+              <w:instrText xml:space="preserve"> PAGEREF _Toc233642341 \h </w:instrText>
             </w:r>
             <w:r>
               <w:rPr>
@@ -2773,7 +2996,7 @@
                 <w:noProof/>
                 <w:webHidden/>
               </w:rPr>
-              <w:t>28</w:t>
+              <w:t>29</w:t>
             </w:r>
             <w:r>
               <w:rPr>
@@ -2801,7 +3024,7 @@
               <w14:ligatures w14:val="standardContextual"/>
             </w:rPr>
           </w:pPr>
-          <w:hyperlink w:anchor="_Toc233633494" w:history="1">
+          <w:hyperlink w:anchor="_Toc233642342" w:history="1">
             <w:r>
               <w:rPr>
                 <w:rStyle w:val="Hyperlink"/>
@@ -2830,7 +3053,7 @@
                 <w:noProof/>
                 <w:webHidden/>
               </w:rPr>
-              <w:instrText xml:space="preserve"> PAGEREF _Toc233633494 \h </w:instrText>
+              <w:instrText xml:space="preserve"> PAGEREF _Toc233642342 \h </w:instrText>
             </w:r>
             <w:r>
               <w:rPr>
@@ -2850,7 +3073,7 @@
                 <w:noProof/>
                 <w:webHidden/>
               </w:rPr>
-              <w:t>28</w:t>
+              <w:t>29</w:t>
             </w:r>
             <w:r>
               <w:rPr>
@@ -2878,7 +3101,7 @@
               <w14:ligatures w14:val="standardContextual"/>
             </w:rPr>
           </w:pPr>
-          <w:hyperlink w:anchor="_Toc233633495" w:history="1">
+          <w:hyperlink w:anchor="_Toc233642343" w:history="1">
             <w:r>
               <w:rPr>
                 <w:rStyle w:val="Hyperlink"/>
@@ -2907,7 +3130,7 @@
                 <w:noProof/>
                 <w:webHidden/>
               </w:rPr>
-              <w:instrText xml:space="preserve"> PAGEREF _Toc233633495 \h </w:instrText>
+              <w:instrText xml:space="preserve"> PAGEREF _Toc233642343 \h </w:instrText>
             </w:r>
             <w:r>
               <w:rPr>
@@ -2927,7 +3150,7 @@
                 <w:noProof/>
                 <w:webHidden/>
               </w:rPr>
-              <w:t>28</w:t>
+              <w:t>29</w:t>
             </w:r>
             <w:r>
               <w:rPr>
@@ -2955,7 +3178,7 @@
               <w14:ligatures w14:val="standardContextual"/>
             </w:rPr>
           </w:pPr>
-          <w:hyperlink w:anchor="_Toc233633496" w:history="1">
+          <w:hyperlink w:anchor="_Toc233642344" w:history="1">
             <w:r>
               <w:rPr>
                 <w:rStyle w:val="Hyperlink"/>
@@ -2984,7 +3207,7 @@
                 <w:noProof/>
                 <w:webHidden/>
               </w:rPr>
-              <w:instrText xml:space="preserve"> PAGEREF _Toc233633496 \h </w:instrText>
+              <w:instrText xml:space="preserve"> PAGEREF _Toc233642344 \h </w:instrText>
             </w:r>
             <w:r>
               <w:rPr>
@@ -3004,7 +3227,7 @@
                 <w:noProof/>
                 <w:webHidden/>
               </w:rPr>
-              <w:t>29</w:t>
+              <w:t>30</w:t>
             </w:r>
             <w:r>
               <w:rPr>
@@ -3032,7 +3255,7 @@
               <w14:ligatures w14:val="standardContextual"/>
             </w:rPr>
           </w:pPr>
-          <w:hyperlink w:anchor="_Toc233633497" w:history="1">
+          <w:hyperlink w:anchor="_Toc233642345" w:history="1">
             <w:r>
               <w:rPr>
                 <w:rStyle w:val="Hyperlink"/>
@@ -3061,7 +3284,7 @@
                 <w:noProof/>
                 <w:webHidden/>
               </w:rPr>
-              <w:instrText xml:space="preserve"> PAGEREF _Toc233633497 \h </w:instrText>
+              <w:instrText xml:space="preserve"> PAGEREF _Toc233642345 \h </w:instrText>
             </w:r>
             <w:r>
               <w:rPr>
@@ -3081,7 +3304,7 @@
                 <w:noProof/>
                 <w:webHidden/>
               </w:rPr>
-              <w:t>30</w:t>
+              <w:t>31</w:t>
             </w:r>
             <w:r>
               <w:rPr>
@@ -3109,7 +3332,7 @@
               <w14:ligatures w14:val="standardContextual"/>
             </w:rPr>
           </w:pPr>
-          <w:hyperlink w:anchor="_Toc233633498" w:history="1">
+          <w:hyperlink w:anchor="_Toc233642346" w:history="1">
             <w:r>
               <w:rPr>
                 <w:rStyle w:val="Hyperlink"/>
@@ -3138,7 +3361,7 @@
                 <w:noProof/>
                 <w:webHidden/>
               </w:rPr>
-              <w:instrText xml:space="preserve"> PAGEREF _Toc233633498 \h </w:instrText>
+              <w:instrText xml:space="preserve"> PAGEREF _Toc233642346 \h </w:instrText>
             </w:r>
             <w:r>
               <w:rPr>
@@ -3158,7 +3381,7 @@
                 <w:noProof/>
                 <w:webHidden/>
               </w:rPr>
-              <w:t>30</w:t>
+              <w:t>31</w:t>
             </w:r>
             <w:r>
               <w:rPr>
@@ -3186,7 +3409,7 @@
               <w14:ligatures w14:val="standardContextual"/>
             </w:rPr>
           </w:pPr>
-          <w:hyperlink w:anchor="_Toc233633499" w:history="1">
+          <w:hyperlink w:anchor="_Toc233642347" w:history="1">
             <w:r>
               <w:rPr>
                 <w:rStyle w:val="Hyperlink"/>
@@ -3215,7 +3438,7 @@
                 <w:noProof/>
                 <w:webHidden/>
               </w:rPr>
-              <w:instrText xml:space="preserve"> PAGEREF _Toc233633499 \h </w:instrText>
+              <w:instrText xml:space="preserve"> PAGEREF _Toc233642347 \h </w:instrText>
             </w:r>
             <w:r>
               <w:rPr>
@@ -3235,7 +3458,7 @@
                 <w:noProof/>
                 <w:webHidden/>
               </w:rPr>
-              <w:t>30</w:t>
+              <w:t>31</w:t>
             </w:r>
             <w:r>
               <w:rPr>
@@ -3263,7 +3486,7 @@
               <w14:ligatures w14:val="standardContextual"/>
             </w:rPr>
           </w:pPr>
-          <w:hyperlink w:anchor="_Toc233633500" w:history="1">
+          <w:hyperlink w:anchor="_Toc233642348" w:history="1">
             <w:r>
               <w:rPr>
                 <w:rStyle w:val="Hyperlink"/>
@@ -3292,7 +3515,7 @@
                 <w:noProof/>
                 <w:webHidden/>
               </w:rPr>
-              <w:instrText xml:space="preserve"> PAGEREF _Toc233633500 \h </w:instrText>
+              <w:instrText xml:space="preserve"> PAGEREF _Toc233642348 \h </w:instrText>
             </w:r>
             <w:r>
               <w:rPr>
@@ -3312,7 +3535,7 @@
                 <w:noProof/>
                 <w:webHidden/>
               </w:rPr>
-              <w:t>31</w:t>
+              <w:t>32</w:t>
             </w:r>
             <w:r>
               <w:rPr>
@@ -3340,7 +3563,7 @@
               <w14:ligatures w14:val="standardContextual"/>
             </w:rPr>
           </w:pPr>
-          <w:hyperlink w:anchor="_Toc233633501" w:history="1">
+          <w:hyperlink w:anchor="_Toc233642349" w:history="1">
             <w:r>
               <w:rPr>
                 <w:rStyle w:val="Hyperlink"/>
@@ -3369,7 +3592,7 @@
                 <w:noProof/>
                 <w:webHidden/>
               </w:rPr>
-              <w:instrText xml:space="preserve"> PAGEREF _Toc233633501 \h </w:instrText>
+              <w:instrText xml:space="preserve"> PAGEREF _Toc233642349 \h </w:instrText>
             </w:r>
             <w:r>
               <w:rPr>
@@ -3389,7 +3612,7 @@
                 <w:noProof/>
                 <w:webHidden/>
               </w:rPr>
-              <w:t>32</w:t>
+              <w:t>33</w:t>
             </w:r>
             <w:r>
               <w:rPr>
@@ -3417,7 +3640,7 @@
               <w14:ligatures w14:val="standardContextual"/>
             </w:rPr>
           </w:pPr>
-          <w:hyperlink w:anchor="_Toc233633502" w:history="1">
+          <w:hyperlink w:anchor="_Toc233642350" w:history="1">
             <w:r>
               <w:rPr>
                 <w:rStyle w:val="Hyperlink"/>
@@ -3446,7 +3669,7 @@
                 <w:noProof/>
                 <w:webHidden/>
               </w:rPr>
-              <w:instrText xml:space="preserve"> PAGEREF _Toc233633502 \h </w:instrText>
+              <w:instrText xml:space="preserve"> PAGEREF _Toc233642350 \h </w:instrText>
             </w:r>
             <w:r>
               <w:rPr>
@@ -3466,7 +3689,7 @@
                 <w:noProof/>
                 <w:webHidden/>
               </w:rPr>
-              <w:t>33</w:t>
+              <w:t>34</w:t>
             </w:r>
             <w:r>
               <w:rPr>
@@ -3494,7 +3717,7 @@
               <w14:ligatures w14:val="standardContextual"/>
             </w:rPr>
           </w:pPr>
-          <w:hyperlink w:anchor="_Toc233633503" w:history="1">
+          <w:hyperlink w:anchor="_Toc233642351" w:history="1">
             <w:r>
               <w:rPr>
                 <w:rStyle w:val="Hyperlink"/>
@@ -3523,7 +3746,7 @@
                 <w:noProof/>
                 <w:webHidden/>
               </w:rPr>
-              <w:instrText xml:space="preserve"> PAGEREF _Toc233633503 \h </w:instrText>
+              <w:instrText xml:space="preserve"> PAGEREF _Toc233642351 \h </w:instrText>
             </w:r>
             <w:r>
               <w:rPr>
@@ -3543,7 +3766,7 @@
                 <w:noProof/>
                 <w:webHidden/>
               </w:rPr>
-              <w:t>34</w:t>
+              <w:t>35</w:t>
             </w:r>
             <w:r>
               <w:rPr>
@@ -3571,7 +3794,7 @@
               <w14:ligatures w14:val="standardContextual"/>
             </w:rPr>
           </w:pPr>
-          <w:hyperlink w:anchor="_Toc233633504" w:history="1">
+          <w:hyperlink w:anchor="_Toc233642352" w:history="1">
             <w:r>
               <w:rPr>
                 <w:rStyle w:val="Hyperlink"/>
@@ -3600,7 +3823,7 @@
                 <w:noProof/>
                 <w:webHidden/>
               </w:rPr>
-              <w:instrText xml:space="preserve"> PAGEREF _Toc233633504 \h </w:instrText>
+              <w:instrText xml:space="preserve"> PAGEREF _Toc233642352 \h </w:instrText>
             </w:r>
             <w:r>
               <w:rPr>
@@ -3620,7 +3843,7 @@
                 <w:noProof/>
                 <w:webHidden/>
               </w:rPr>
-              <w:t>34</w:t>
+              <w:t>35</w:t>
             </w:r>
             <w:r>
               <w:rPr>
@@ -3648,7 +3871,7 @@
               <w14:ligatures w14:val="standardContextual"/>
             </w:rPr>
           </w:pPr>
-          <w:hyperlink w:anchor="_Toc233633505" w:history="1">
+          <w:hyperlink w:anchor="_Toc233642353" w:history="1">
             <w:r>
               <w:rPr>
                 <w:rStyle w:val="Hyperlink"/>
@@ -3677,7 +3900,7 @@
                 <w:noProof/>
                 <w:webHidden/>
               </w:rPr>
-              <w:instrText xml:space="preserve"> PAGEREF _Toc233633505 \h </w:instrText>
+              <w:instrText xml:space="preserve"> PAGEREF _Toc233642353 \h </w:instrText>
             </w:r>
             <w:r>
               <w:rPr>
@@ -3697,7 +3920,7 @@
                 <w:noProof/>
                 <w:webHidden/>
               </w:rPr>
-              <w:t>36</w:t>
+              <w:t>37</w:t>
             </w:r>
             <w:r>
               <w:rPr>
@@ -3746,7 +3969,7 @@
           <w:lang w:val="en-GB"/>
         </w:rPr>
       </w:pPr>
-      <w:bookmarkStart w:id="2" w:name="_Toc233633470"/>
+      <w:bookmarkStart w:id="2" w:name="_Toc233642318"/>
       <w:r>
         <w:rPr>
           <w:rFonts w:ascii="Aptos Display" w:eastAsia="Aptos Display" w:hAnsi="Aptos Display"/>
@@ -4024,7 +4247,7 @@
           <w:lang w:val="en-GB"/>
         </w:rPr>
       </w:pPr>
-      <w:bookmarkStart w:id="3" w:name="_Toc233633471"/>
+      <w:bookmarkStart w:id="3" w:name="_Toc233642319"/>
       <w:r>
         <w:rPr>
           <w:rFonts w:ascii="Aptos Display" w:eastAsia="Aptos Display" w:hAnsi="Aptos Display"/>
@@ -4125,7 +4348,7 @@
           <w:lang w:val="en-GB"/>
         </w:rPr>
       </w:pPr>
-      <w:bookmarkStart w:id="4" w:name="_Toc233633472"/>
+      <w:bookmarkStart w:id="4" w:name="_Toc233642320"/>
       <w:r>
         <w:rPr>
           <w:rFonts w:ascii="Aptos Display" w:eastAsia="Aptos Display" w:hAnsi="Aptos Display"/>
@@ -4328,7 +4551,7 @@
           <w:lang w:val="en-GB"/>
         </w:rPr>
       </w:pPr>
-      <w:bookmarkStart w:id="5" w:name="_Toc233633473"/>
+      <w:bookmarkStart w:id="5" w:name="_Toc233642321"/>
       <w:r>
         <w:rPr>
           <w:rFonts w:ascii="Aptos Display" w:eastAsia="Aptos Display" w:hAnsi="Aptos Display"/>
@@ -4429,7 +4652,7 @@
           <w:lang w:val="en-GB"/>
         </w:rPr>
       </w:pPr>
-      <w:bookmarkStart w:id="6" w:name="_Toc233633474"/>
+      <w:bookmarkStart w:id="6" w:name="_Toc233642322"/>
       <w:r>
         <w:rPr>
           <w:rFonts w:ascii="Aptos Display" w:eastAsia="Aptos Display" w:hAnsi="Aptos Display"/>
@@ -4625,7 +4848,7 @@
           <w:lang w:val="en-GB"/>
         </w:rPr>
       </w:pPr>
-      <w:bookmarkStart w:id="7" w:name="_Toc233633475"/>
+      <w:bookmarkStart w:id="7" w:name="_Toc233642323"/>
       <w:r>
         <w:rPr>
           <w:rFonts w:ascii="Aptos Display" w:eastAsia="Aptos Display" w:hAnsi="Aptos Display"/>
@@ -4703,7 +4926,7 @@
                     <pic:cNvPicPr/>
                   </pic:nvPicPr>
                   <pic:blipFill rotWithShape="1">
-                    <a:blip r:embed="rId8"/>
+                    <a:blip r:embed="rId16"/>
                     <a:srcRect b="5493"/>
                     <a:stretch>
                       <a:fillRect/>
@@ -4997,7 +5220,7 @@
           <w:lang w:val="en-GB"/>
         </w:rPr>
       </w:pPr>
-      <w:bookmarkStart w:id="8" w:name="_Toc233633476"/>
+      <w:bookmarkStart w:id="8" w:name="_Toc233642324"/>
       <w:r>
         <w:rPr>
           <w:rFonts w:ascii="Aptos Display" w:eastAsia="Aptos Display" w:hAnsi="Aptos Display"/>
@@ -5274,7 +5497,7 @@
           <w:lang w:val="en-GB"/>
         </w:rPr>
       </w:pPr>
-      <w:bookmarkStart w:id="9" w:name="_Toc233633477"/>
+      <w:bookmarkStart w:id="9" w:name="_Toc233642325"/>
       <w:r>
         <w:rPr>
           <w:rFonts w:ascii="Aptos Display" w:eastAsia="Aptos Display" w:hAnsi="Aptos Display"/>
@@ -5729,7 +5952,6 @@
           <w:lang w:val="en-GB"/>
         </w:rPr>
       </w:pPr>
-      <w:bookmarkStart w:id="10" w:name="_Toc233633478"/>
       <w:r>
         <w:rPr>
           <w:rFonts w:ascii="Aptos Display" w:eastAsia="Aptos Display" w:hAnsi="Aptos Display"/>
@@ -5749,6 +5971,7 @@
           <w:lang w:val="en-GB"/>
         </w:rPr>
       </w:pPr>
+      <w:bookmarkStart w:id="10" w:name="_Toc233642326"/>
       <w:r>
         <w:rPr>
           <w:rFonts w:ascii="Aptos Display" w:eastAsia="Aptos Display" w:hAnsi="Aptos Display"/>
@@ -5953,7 +6176,7 @@
           <w:lang w:val="en-GB"/>
         </w:rPr>
       </w:pPr>
-      <w:bookmarkStart w:id="11" w:name="_Toc233633479"/>
+      <w:bookmarkStart w:id="11" w:name="_Toc233642327"/>
       <w:r>
         <w:rPr>
           <w:rFonts w:ascii="Aptos Display" w:eastAsia="Aptos Display" w:hAnsi="Aptos Display"/>
@@ -6099,7 +6322,7 @@
           <w:lang w:val="en-GB"/>
         </w:rPr>
       </w:pPr>
-      <w:bookmarkStart w:id="12" w:name="_Toc233633480"/>
+      <w:bookmarkStart w:id="12" w:name="_Toc233642328"/>
       <w:r>
         <w:rPr>
           <w:rFonts w:ascii="Aptos Display" w:eastAsia="Aptos Display" w:hAnsi="Aptos Display"/>
@@ -7462,7 +7685,7 @@
           <w:lang w:val="en-GB"/>
         </w:rPr>
       </w:pPr>
-      <w:bookmarkStart w:id="13" w:name="_Toc233633481"/>
+      <w:bookmarkStart w:id="13" w:name="_Toc233642329"/>
       <w:r>
         <w:rPr>
           <w:rFonts w:ascii="Aptos Display" w:eastAsia="Aptos Display" w:hAnsi="Aptos Display"/>
@@ -7607,7 +7830,7 @@
           <w:lang w:val="en-GB"/>
         </w:rPr>
       </w:pPr>
-      <w:bookmarkStart w:id="14" w:name="_Toc233633482"/>
+      <w:bookmarkStart w:id="14" w:name="_Toc233642330"/>
       <w:r>
         <w:rPr>
           <w:rFonts w:ascii="Aptos Display" w:eastAsia="Aptos Display" w:hAnsi="Aptos Display"/>
@@ -7734,7 +7957,7 @@
           <w:lang w:val="en-GB"/>
         </w:rPr>
       </w:pPr>
-      <w:bookmarkStart w:id="15" w:name="_Toc233633483"/>
+      <w:bookmarkStart w:id="15" w:name="_Toc233642331"/>
       <w:r>
         <w:rPr>
           <w:rFonts w:ascii="Aptos Display" w:eastAsia="Aptos Display" w:hAnsi="Aptos Display"/>
@@ -7856,7 +8079,7 @@
           <w:lang w:val="en-GB"/>
         </w:rPr>
       </w:pPr>
-      <w:bookmarkStart w:id="16" w:name="_Toc233633484"/>
+      <w:bookmarkStart w:id="16" w:name="_Toc233642332"/>
       <w:r>
         <w:rPr>
           <w:rFonts w:ascii="Aptos Display" w:eastAsia="Aptos Display" w:hAnsi="Aptos Display"/>
@@ -8321,7 +8544,7 @@
           <w:lang w:val="en-GB"/>
         </w:rPr>
       </w:pPr>
-      <w:bookmarkStart w:id="17" w:name="_Toc233633485"/>
+      <w:bookmarkStart w:id="17" w:name="_Toc233642333"/>
       <w:r>
         <w:rPr>
           <w:rFonts w:ascii="Aptos Display" w:eastAsia="Aptos Display" w:hAnsi="Aptos Display"/>
@@ -8342,7 +8565,7 @@
         <w:pStyle w:val="Kop3"/>
         <w:spacing w:line="252" w:lineRule="auto"/>
       </w:pPr>
-      <w:bookmarkStart w:id="18" w:name="_Toc233633486"/>
+      <w:bookmarkStart w:id="18" w:name="_Toc233642334"/>
       <w:r>
         <w:rPr>
           <w:rFonts w:ascii="Aptos Display" w:eastAsia="Aptos Display" w:hAnsi="Aptos Display"/>
@@ -8672,7 +8895,7 @@
         <w:pStyle w:val="Kop3"/>
         <w:spacing w:line="252" w:lineRule="auto"/>
       </w:pPr>
-      <w:bookmarkStart w:id="19" w:name="_Toc233633487"/>
+      <w:bookmarkStart w:id="19" w:name="_Toc233642335"/>
       <w:r>
         <w:rPr>
           <w:rFonts w:ascii="Aptos Display" w:eastAsia="Aptos Display" w:hAnsi="Aptos Display"/>
@@ -9062,7 +9285,7 @@
         <w:pStyle w:val="Kop3"/>
         <w:spacing w:line="252" w:lineRule="auto"/>
       </w:pPr>
-      <w:bookmarkStart w:id="20" w:name="_Toc233633488"/>
+      <w:bookmarkStart w:id="20" w:name="_Toc233642336"/>
       <w:r>
         <w:rPr>
           <w:rFonts w:ascii="Aptos Display" w:eastAsia="Aptos Display" w:hAnsi="Aptos Display"/>
@@ -9217,7 +9440,7 @@
         <w:pStyle w:val="Kop3"/>
         <w:spacing w:line="252" w:lineRule="auto"/>
       </w:pPr>
-      <w:bookmarkStart w:id="21" w:name="_Toc233633489"/>
+      <w:bookmarkStart w:id="21" w:name="_Toc233642337"/>
       <w:r>
         <w:rPr>
           <w:rFonts w:ascii="Aptos Display" w:eastAsia="Aptos Display" w:hAnsi="Aptos Display"/>
@@ -9453,7 +9676,7 @@
           <w:lang w:val="en-GB"/>
         </w:rPr>
       </w:pPr>
-      <w:bookmarkStart w:id="22" w:name="_Toc233633490"/>
+      <w:bookmarkStart w:id="22" w:name="_Toc233642338"/>
       <w:r>
         <w:rPr>
           <w:rFonts w:ascii="Aptos Display" w:eastAsia="Aptos Display" w:hAnsi="Aptos Display"/>
@@ -9485,7 +9708,7 @@
           <w:lang w:val="en-GB"/>
         </w:rPr>
       </w:pPr>
-      <w:bookmarkStart w:id="23" w:name="_Toc233633491"/>
+      <w:bookmarkStart w:id="23" w:name="_Toc233642339"/>
       <w:r>
         <w:rPr>
           <w:rFonts w:ascii="Aptos Display" w:eastAsia="Aptos Display" w:hAnsi="Aptos Display"/>
@@ -13079,7 +13302,7 @@
           <w:lang w:val="en-GB"/>
         </w:rPr>
       </w:pPr>
-      <w:bookmarkStart w:id="24" w:name="_Toc233633492"/>
+      <w:bookmarkStart w:id="24" w:name="_Toc233642340"/>
       <w:r>
         <w:rPr>
           <w:rFonts w:ascii="Aptos Display" w:eastAsia="Aptos Display" w:hAnsi="Aptos Display"/>
@@ -13211,7 +13434,7 @@
           <w:lang w:val="en-GB"/>
         </w:rPr>
       </w:pPr>
-      <w:bookmarkStart w:id="25" w:name="_Toc233633493"/>
+      <w:bookmarkStart w:id="25" w:name="_Toc233642341"/>
       <w:r>
         <w:rPr>
           <w:rFonts w:ascii="Aptos Display" w:eastAsia="Aptos Display" w:hAnsi="Aptos Display"/>
@@ -13243,7 +13466,7 @@
           <w:lang w:val="en-GB"/>
         </w:rPr>
       </w:pPr>
-      <w:bookmarkStart w:id="26" w:name="_Toc233633494"/>
+      <w:bookmarkStart w:id="26" w:name="_Toc233642342"/>
       <w:r>
         <w:rPr>
           <w:rFonts w:ascii="Aptos Display" w:eastAsia="Aptos Display" w:hAnsi="Aptos Display"/>
@@ -13746,7 +13969,7 @@
           <w:lang w:val="en-GB"/>
         </w:rPr>
       </w:pPr>
-      <w:bookmarkStart w:id="27" w:name="_Toc233633495"/>
+      <w:bookmarkStart w:id="27" w:name="_Toc233642343"/>
       <w:r>
         <w:rPr>
           <w:rFonts w:ascii="Aptos Display" w:eastAsia="Aptos Display" w:hAnsi="Aptos Display"/>
@@ -14164,7 +14387,7 @@
           <w:lang w:val="en-GB"/>
         </w:rPr>
       </w:pPr>
-      <w:bookmarkStart w:id="28" w:name="_Toc233633496"/>
+      <w:bookmarkStart w:id="28" w:name="_Toc233642344"/>
       <w:r>
         <w:rPr>
           <w:rFonts w:ascii="Aptos Display" w:eastAsia="Aptos Display" w:hAnsi="Aptos Display"/>
@@ -15271,7 +15494,7 @@
           <w:lang w:val="en-GB"/>
         </w:rPr>
       </w:pPr>
-      <w:bookmarkStart w:id="29" w:name="_Toc233633497"/>
+      <w:bookmarkStart w:id="29" w:name="_Toc233642345"/>
       <w:r>
         <w:rPr>
           <w:rFonts w:ascii="Aptos Display" w:eastAsia="Aptos Display" w:hAnsi="Aptos Display"/>
@@ -15339,7 +15562,7 @@
           <w:lang w:val="en-GB"/>
         </w:rPr>
       </w:pPr>
-      <w:bookmarkStart w:id="30" w:name="_Toc233633498"/>
+      <w:bookmarkStart w:id="30" w:name="_Toc233642346"/>
       <w:r>
         <w:rPr>
           <w:rFonts w:ascii="Aptos Display" w:eastAsia="Aptos Display" w:hAnsi="Aptos Display"/>
@@ -15400,7 +15623,7 @@
           <w:lang w:val="en-GB"/>
         </w:rPr>
       </w:pPr>
-      <w:bookmarkStart w:id="31" w:name="_Toc233633499"/>
+      <w:bookmarkStart w:id="31" w:name="_Toc233642347"/>
       <w:r>
         <w:rPr>
           <w:rFonts w:ascii="Aptos Display" w:eastAsia="Aptos Display" w:hAnsi="Aptos Display"/>
@@ -16674,7 +16897,7 @@
           <w:lang w:val="en-GB"/>
         </w:rPr>
       </w:pPr>
-      <w:bookmarkStart w:id="32" w:name="_Toc233633500"/>
+      <w:bookmarkStart w:id="32" w:name="_Toc233642348"/>
       <w:r>
         <w:rPr>
           <w:rFonts w:ascii="Aptos Display" w:eastAsia="Aptos Display" w:hAnsi="Aptos Display"/>
@@ -18042,7 +18265,7 @@
           <w:lang w:val="en-GB"/>
         </w:rPr>
       </w:pPr>
-      <w:bookmarkStart w:id="33" w:name="_Toc233633501"/>
+      <w:bookmarkStart w:id="33" w:name="_Toc233642349"/>
       <w:r>
         <w:rPr>
           <w:rFonts w:ascii="Aptos Display" w:eastAsia="Aptos Display" w:hAnsi="Aptos Display"/>
@@ -19092,7 +19315,7 @@
           <w:lang w:val="en-GB"/>
         </w:rPr>
       </w:pPr>
-      <w:bookmarkStart w:id="34" w:name="_Toc233633502"/>
+      <w:bookmarkStart w:id="34" w:name="_Toc233642350"/>
       <w:r>
         <w:rPr>
           <w:rFonts w:ascii="Aptos Display" w:eastAsia="Aptos Display" w:hAnsi="Aptos Display"/>
@@ -19835,7 +20058,7 @@
           <w:lang w:val="en-GB"/>
         </w:rPr>
       </w:pPr>
-      <w:bookmarkStart w:id="35" w:name="_Toc233633503"/>
+      <w:bookmarkStart w:id="35" w:name="_Toc233642351"/>
       <w:r>
         <w:rPr>
           <w:rFonts w:ascii="Aptos Display" w:eastAsia="Aptos Display" w:hAnsi="Aptos Display"/>
@@ -19881,7 +20104,7 @@
           <w:lang w:val="en-GB"/>
         </w:rPr>
       </w:pPr>
-      <w:bookmarkStart w:id="36" w:name="_Toc233633504"/>
+      <w:bookmarkStart w:id="36" w:name="_Toc233642352"/>
       <w:r>
         <w:rPr>
           <w:rFonts w:ascii="Aptos Display" w:eastAsia="Aptos Display" w:hAnsi="Aptos Display"/>
@@ -21373,7 +21596,7 @@
           <w:lang w:val="en-GB"/>
         </w:rPr>
       </w:pPr>
-      <w:bookmarkStart w:id="37" w:name="_Toc233633505"/>
+      <w:bookmarkStart w:id="37" w:name="_Toc233642353"/>
       <w:r>
         <w:rPr>
           <w:rFonts w:ascii="Aptos Display" w:eastAsia="Aptos Display" w:hAnsi="Aptos Display"/>
@@ -22055,7 +22278,7 @@
       </w:r>
     </w:p>
     <w:sectPr>
-      <w:footerReference w:type="default" r:id="rId9"/>
+      <w:footerReference w:type="default" r:id="rId17"/>
       <w:pgSz w:w="11906" w:h="16838"/>
       <w:pgMar w:top="1152" w:right="1224" w:bottom="1152" w:left="1224" w:header="720" w:footer="720" w:gutter="0"/>
       <w:pgBorders w:offsetFrom="page">
@@ -22098,6 +22321,122 @@
 </file>
 
 <file path=word/footer1.xml><?xml version="1.0" encoding="utf-8"?>
+<w:ftr xmlns:wpc="http://schemas.microsoft.com/office/word/2010/wordprocessingCanvas" xmlns:cx="http://schemas.microsoft.com/office/drawing/2014/chartex" xmlns:cx1="http://schemas.microsoft.com/office/drawing/2015/9/8/chartex" xmlns:cx2="http://schemas.microsoft.com/office/drawing/2015/10/21/chartex" xmlns:cx3="http://schemas.microsoft.com/office/drawing/2016/5/9/chartex" xmlns:cx4="http://schemas.microsoft.com/office/drawing/2016/5/10/chartex" xmlns:cx5="http://schemas.microsoft.com/office/drawing/2016/5/11/chartex" xmlns:cx6="http://schemas.microsoft.com/office/drawing/2016/5/12/chartex" xmlns:cx7="http://schemas.microsoft.com/office/drawing/2016/5/13/chartex" xmlns:cx8="http://schemas.microsoft.com/office/drawing/2016/5/14/chartex" xmlns:mc="http://schemas.openxmlformats.org/markup-compatibility/2006" xmlns:aink="http://schemas.microsoft.com/office/drawing/2016/ink" xmlns:am3d="http://schemas.microsoft.com/office/drawing/2017/model3d" xmlns:o="urn:schemas-microsoft-com:office:office" xmlns:oel="http://schemas.microsoft.com/office/2019/extlst" xmlns:r="http://schemas.openxmlformats.org/officeDocument/2006/relationships" xmlns:m="http://schemas.openxmlformats.org/officeDocument/2006/math" xmlns:v="urn:schemas-microsoft-com:vml" xmlns:wp14="http://schemas.microsoft.com/office/word/2010/wordprocessingDrawing" xmlns:wp="http://schemas.openxmlformats.org/drawingml/2006/wordprocessingDrawing" xmlns:w10="urn:schemas-microsoft-com:office:word" xmlns:w="http://schemas.openxmlformats.org/wordprocessingml/2006/main" xmlns:w14="http://schemas.microsoft.com/office/word/2010/wordml" xmlns:w15="http://schemas.microsoft.com/office/word/2012/wordml" xmlns:w16cex="http://schemas.microsoft.com/office/word/2018/wordml/cex" xmlns:w16cid="http://schemas.microsoft.com/office/word/2016/wordml/cid" xmlns:w16="http://schemas.microsoft.com/office/word/2018/wordml" xmlns:w16du="http://schemas.microsoft.com/office/word/2023/wordml/word16du" xmlns:w16sdtdh="http://schemas.microsoft.com/office/word/2020/wordml/sdtdatahash" xmlns:w16sdtfl="http://schemas.microsoft.com/office/word/2024/wordml/sdtformatlock" xmlns:w16se="http://schemas.microsoft.com/office/word/2015/wordml/symex" xmlns:wpg="http://schemas.microsoft.com/office/word/2010/wordprocessingGroup" xmlns:wpi="http://schemas.microsoft.com/office/word/2010/wordprocessingInk" xmlns:wne="http://schemas.microsoft.com/office/word/2006/wordml" xmlns:wps="http://schemas.microsoft.com/office/word/2010/wordprocessingShape" mc:Ignorable="w14 w15 w16se w16cid w16 w16cex w16sdtdh w16sdtfl w16du wp14">
+  <w:p>
+    <w:pPr>
+      <w:pStyle w:val="Voettekst"/>
+    </w:pPr>
+  </w:p>
+</w:ftr>
+</file>
+
+<file path=word/footer2.xml><?xml version="1.0" encoding="utf-8"?>
+<w:ftr xmlns:wpc="http://schemas.microsoft.com/office/word/2010/wordprocessingCanvas" xmlns:cx="http://schemas.microsoft.com/office/drawing/2014/chartex" xmlns:cx1="http://schemas.microsoft.com/office/drawing/2015/9/8/chartex" xmlns:cx2="http://schemas.microsoft.com/office/drawing/2015/10/21/chartex" xmlns:cx3="http://schemas.microsoft.com/office/drawing/2016/5/9/chartex" xmlns:cx4="http://schemas.microsoft.com/office/drawing/2016/5/10/chartex" xmlns:cx5="http://schemas.microsoft.com/office/drawing/2016/5/11/chartex" xmlns:cx6="http://schemas.microsoft.com/office/drawing/2016/5/12/chartex" xmlns:cx7="http://schemas.microsoft.com/office/drawing/2016/5/13/chartex" xmlns:cx8="http://schemas.microsoft.com/office/drawing/2016/5/14/chartex" xmlns:mc="http://schemas.openxmlformats.org/markup-compatibility/2006" xmlns:aink="http://schemas.microsoft.com/office/drawing/2016/ink" xmlns:am3d="http://schemas.microsoft.com/office/drawing/2017/model3d" xmlns:o="urn:schemas-microsoft-com:office:office" xmlns:oel="http://schemas.microsoft.com/office/2019/extlst" xmlns:r="http://schemas.openxmlformats.org/officeDocument/2006/relationships" xmlns:m="http://schemas.openxmlformats.org/officeDocument/2006/math" xmlns:v="urn:schemas-microsoft-com:vml" xmlns:wp14="http://schemas.microsoft.com/office/word/2010/wordprocessingDrawing" xmlns:wp="http://schemas.openxmlformats.org/drawingml/2006/wordprocessingDrawing" xmlns:w10="urn:schemas-microsoft-com:office:word" xmlns:w="http://schemas.openxmlformats.org/wordprocessingml/2006/main" xmlns:w14="http://schemas.microsoft.com/office/word/2010/wordml" xmlns:w15="http://schemas.microsoft.com/office/word/2012/wordml" xmlns:w16cex="http://schemas.microsoft.com/office/word/2018/wordml/cex" xmlns:w16cid="http://schemas.microsoft.com/office/word/2016/wordml/cid" xmlns:w16="http://schemas.microsoft.com/office/word/2018/wordml" xmlns:w16du="http://schemas.microsoft.com/office/word/2023/wordml/word16du" xmlns:w16sdtdh="http://schemas.microsoft.com/office/word/2020/wordml/sdtdatahash" xmlns:w16sdtfl="http://schemas.microsoft.com/office/word/2024/wordml/sdtformatlock" xmlns:w16se="http://schemas.microsoft.com/office/word/2015/wordml/symex" xmlns:wpg="http://schemas.microsoft.com/office/word/2010/wordprocessingGroup" xmlns:wpi="http://schemas.microsoft.com/office/word/2010/wordprocessingInk" xmlns:wne="http://schemas.microsoft.com/office/word/2006/wordml" xmlns:wps="http://schemas.microsoft.com/office/word/2010/wordprocessingShape" mc:Ignorable="w14 w15 w16se w16cid w16 w16cex w16sdtdh w16sdtfl w16du wp14">
+  <w:p>
+    <w:r>
+      <w:rPr>
+        <w:noProof/>
+      </w:rPr>
+      <w:drawing>
+        <wp:inline distT="0" distB="0" distL="0" distR="0" wp14:anchorId="5854D895" wp14:editId="5F27A616">
+          <wp:extent cx="1714500" cy="417041"/>
+          <wp:effectExtent l="0" t="0" r="0" b="2540"/>
+          <wp:docPr id="1637678507" name="Graphic 1"/>
+          <wp:cNvGraphicFramePr>
+            <a:graphicFrameLocks xmlns:a="http://schemas.openxmlformats.org/drawingml/2006/main" noChangeAspect="1"/>
+          </wp:cNvGraphicFramePr>
+          <a:graphic xmlns:a="http://schemas.openxmlformats.org/drawingml/2006/main">
+            <a:graphicData uri="http://schemas.openxmlformats.org/drawingml/2006/picture">
+              <pic:pic xmlns:pic="http://schemas.openxmlformats.org/drawingml/2006/picture">
+                <pic:nvPicPr>
+                  <pic:cNvPr id="1637678507" name=""/>
+                  <pic:cNvPicPr/>
+                </pic:nvPicPr>
+                <pic:blipFill>
+                  <a:blip r:embed="rId1">
+                    <a:extLst>
+                      <a:ext uri="{96DAC541-7B7A-43D3-8B79-37D633B846F1}">
+                        <asvg:svgBlip xmlns:asvg="http://schemas.microsoft.com/office/drawing/2016/SVG/main" r:embed="rId2"/>
+                      </a:ext>
+                    </a:extLst>
+                  </a:blip>
+                  <a:stretch>
+                    <a:fillRect/>
+                  </a:stretch>
+                </pic:blipFill>
+                <pic:spPr>
+                  <a:xfrm>
+                    <a:off x="0" y="0"/>
+                    <a:ext cx="1714500" cy="417041"/>
+                  </a:xfrm>
+                  <a:prstGeom prst="rect">
+                    <a:avLst/>
+                  </a:prstGeom>
+                </pic:spPr>
+              </pic:pic>
+            </a:graphicData>
+          </a:graphic>
+        </wp:inline>
+      </w:drawing>
+    </w:r>
+    <w:r>
+      <w:t xml:space="preserve">     </w:t>
+    </w:r>
+    <w:r>
+      <w:rPr>
+        <w:noProof/>
+      </w:rPr>
+      <w:drawing>
+        <wp:inline distT="0" distB="0" distL="0" distR="0" wp14:anchorId="601CA39D" wp14:editId="7D7A5419">
+          <wp:extent cx="1968500" cy="260580"/>
+          <wp:effectExtent l="0" t="0" r="0" b="6350"/>
+          <wp:docPr id="2129567215" name="Afbeelding 2"/>
+          <wp:cNvGraphicFramePr>
+            <a:graphicFrameLocks xmlns:a="http://schemas.openxmlformats.org/drawingml/2006/main" noChangeAspect="1"/>
+          </wp:cNvGraphicFramePr>
+          <a:graphic xmlns:a="http://schemas.openxmlformats.org/drawingml/2006/main">
+            <a:graphicData uri="http://schemas.openxmlformats.org/drawingml/2006/picture">
+              <pic:pic xmlns:pic="http://schemas.openxmlformats.org/drawingml/2006/picture">
+                <pic:nvPicPr>
+                  <pic:cNvPr id="2129567215" name=""/>
+                  <pic:cNvPicPr/>
+                </pic:nvPicPr>
+                <pic:blipFill>
+                  <a:blip r:embed="rId3"/>
+                  <a:stretch>
+                    <a:fillRect/>
+                  </a:stretch>
+                </pic:blipFill>
+                <pic:spPr>
+                  <a:xfrm>
+                    <a:off x="0" y="0"/>
+                    <a:ext cx="1968500" cy="260580"/>
+                  </a:xfrm>
+                  <a:prstGeom prst="rect">
+                    <a:avLst/>
+                  </a:prstGeom>
+                </pic:spPr>
+              </pic:pic>
+            </a:graphicData>
+          </a:graphic>
+        </wp:inline>
+      </w:drawing>
+    </w:r>
+  </w:p>
+</w:ftr>
+</file>
+
+<file path=word/footer3.xml><?xml version="1.0" encoding="utf-8"?>
+<w:ftr xmlns:wpc="http://schemas.microsoft.com/office/word/2010/wordprocessingCanvas" xmlns:cx="http://schemas.microsoft.com/office/drawing/2014/chartex" xmlns:cx1="http://schemas.microsoft.com/office/drawing/2015/9/8/chartex" xmlns:cx2="http://schemas.microsoft.com/office/drawing/2015/10/21/chartex" xmlns:cx3="http://schemas.microsoft.com/office/drawing/2016/5/9/chartex" xmlns:cx4="http://schemas.microsoft.com/office/drawing/2016/5/10/chartex" xmlns:cx5="http://schemas.microsoft.com/office/drawing/2016/5/11/chartex" xmlns:cx6="http://schemas.microsoft.com/office/drawing/2016/5/12/chartex" xmlns:cx7="http://schemas.microsoft.com/office/drawing/2016/5/13/chartex" xmlns:cx8="http://schemas.microsoft.com/office/drawing/2016/5/14/chartex" xmlns:mc="http://schemas.openxmlformats.org/markup-compatibility/2006" xmlns:aink="http://schemas.microsoft.com/office/drawing/2016/ink" xmlns:am3d="http://schemas.microsoft.com/office/drawing/2017/model3d" xmlns:o="urn:schemas-microsoft-com:office:office" xmlns:oel="http://schemas.microsoft.com/office/2019/extlst" xmlns:r="http://schemas.openxmlformats.org/officeDocument/2006/relationships" xmlns:m="http://schemas.openxmlformats.org/officeDocument/2006/math" xmlns:v="urn:schemas-microsoft-com:vml" xmlns:wp14="http://schemas.microsoft.com/office/word/2010/wordprocessingDrawing" xmlns:wp="http://schemas.openxmlformats.org/drawingml/2006/wordprocessingDrawing" xmlns:w10="urn:schemas-microsoft-com:office:word" xmlns:w="http://schemas.openxmlformats.org/wordprocessingml/2006/main" xmlns:w14="http://schemas.microsoft.com/office/word/2010/wordml" xmlns:w15="http://schemas.microsoft.com/office/word/2012/wordml" xmlns:w16cex="http://schemas.microsoft.com/office/word/2018/wordml/cex" xmlns:w16cid="http://schemas.microsoft.com/office/word/2016/wordml/cid" xmlns:w16="http://schemas.microsoft.com/office/word/2018/wordml" xmlns:w16du="http://schemas.microsoft.com/office/word/2023/wordml/word16du" xmlns:w16sdtdh="http://schemas.microsoft.com/office/word/2020/wordml/sdtdatahash" xmlns:w16sdtfl="http://schemas.microsoft.com/office/word/2024/wordml/sdtformatlock" xmlns:w16se="http://schemas.microsoft.com/office/word/2015/wordml/symex" xmlns:wpg="http://schemas.microsoft.com/office/word/2010/wordprocessingGroup" xmlns:wpi="http://schemas.microsoft.com/office/word/2010/wordprocessingInk" xmlns:wne="http://schemas.microsoft.com/office/word/2006/wordml" xmlns:wps="http://schemas.microsoft.com/office/word/2010/wordprocessingShape" mc:Ignorable="w14 w15 w16se w16cid w16 w16cex w16sdtdh w16sdtfl w16du wp14">
+  <w:p>
+    <w:pPr>
+      <w:pStyle w:val="Voettekst"/>
+    </w:pPr>
+  </w:p>
+</w:ftr>
+</file>
+
+<file path=word/footer4.xml><?xml version="1.0" encoding="utf-8"?>
 <w:ftr xmlns:wpc="http://schemas.microsoft.com/office/word/2010/wordprocessingCanvas" xmlns:cx="http://schemas.microsoft.com/office/drawing/2014/chartex" xmlns:cx1="http://schemas.microsoft.com/office/drawing/2015/9/8/chartex" xmlns:cx2="http://schemas.microsoft.com/office/drawing/2015/10/21/chartex" xmlns:cx3="http://schemas.microsoft.com/office/drawing/2016/5/9/chartex" xmlns:cx4="http://schemas.microsoft.com/office/drawing/2016/5/10/chartex" xmlns:cx5="http://schemas.microsoft.com/office/drawing/2016/5/11/chartex" xmlns:cx6="http://schemas.microsoft.com/office/drawing/2016/5/12/chartex" xmlns:cx7="http://schemas.microsoft.com/office/drawing/2016/5/13/chartex" xmlns:cx8="http://schemas.microsoft.com/office/drawing/2016/5/14/chartex" xmlns:mc="http://schemas.openxmlformats.org/markup-compatibility/2006" xmlns:aink="http://schemas.microsoft.com/office/drawing/2016/ink" xmlns:am3d="http://schemas.microsoft.com/office/drawing/2017/model3d" xmlns:o="urn:schemas-microsoft-com:office:office" xmlns:oel="http://schemas.microsoft.com/office/2019/extlst" xmlns:r="http://schemas.openxmlformats.org/officeDocument/2006/relationships" xmlns:m="http://schemas.openxmlformats.org/officeDocument/2006/math" xmlns:v="urn:schemas-microsoft-com:vml" xmlns:wp14="http://schemas.microsoft.com/office/word/2010/wordprocessingDrawing" xmlns:wp="http://schemas.openxmlformats.org/drawingml/2006/wordprocessingDrawing" xmlns:w10="urn:schemas-microsoft-com:office:word" xmlns:w="http://schemas.openxmlformats.org/wordprocessingml/2006/main" xmlns:w14="http://schemas.microsoft.com/office/word/2010/wordml" xmlns:w15="http://schemas.microsoft.com/office/word/2012/wordml" xmlns:w16cex="http://schemas.microsoft.com/office/word/2018/wordml/cex" xmlns:w16cid="http://schemas.microsoft.com/office/word/2016/wordml/cid" xmlns:w16="http://schemas.microsoft.com/office/word/2018/wordml" xmlns:w16du="http://schemas.microsoft.com/office/word/2023/wordml/word16du" xmlns:w16sdtdh="http://schemas.microsoft.com/office/word/2020/wordml/sdtdatahash" xmlns:w16sdtfl="http://schemas.microsoft.com/office/word/2024/wordml/sdtformatlock" xmlns:w16se="http://schemas.microsoft.com/office/word/2015/wordml/symex" xmlns:wpg="http://schemas.microsoft.com/office/word/2010/wordprocessingGroup" xmlns:wpi="http://schemas.microsoft.com/office/word/2010/wordprocessingInk" xmlns:wne="http://schemas.microsoft.com/office/word/2006/wordml" xmlns:wps="http://schemas.microsoft.com/office/word/2010/wordprocessingShape" mc:Ignorable="w14 w15 w16se w16cid w16 w16cex w16sdtdh w16sdtfl w16du wp14">
   <w:sdt>
     <w:sdtPr>
@@ -22189,6 +22528,36 @@
     </w:p>
   </w:footnote>
 </w:footnotes>
+</file>
+
+<file path=word/header1.xml><?xml version="1.0" encoding="utf-8"?>
+<w:hdr xmlns:wpc="http://schemas.microsoft.com/office/word/2010/wordprocessingCanvas" xmlns:cx="http://schemas.microsoft.com/office/drawing/2014/chartex" xmlns:cx1="http://schemas.microsoft.com/office/drawing/2015/9/8/chartex" xmlns:cx2="http://schemas.microsoft.com/office/drawing/2015/10/21/chartex" xmlns:cx3="http://schemas.microsoft.com/office/drawing/2016/5/9/chartex" xmlns:cx4="http://schemas.microsoft.com/office/drawing/2016/5/10/chartex" xmlns:cx5="http://schemas.microsoft.com/office/drawing/2016/5/11/chartex" xmlns:cx6="http://schemas.microsoft.com/office/drawing/2016/5/12/chartex" xmlns:cx7="http://schemas.microsoft.com/office/drawing/2016/5/13/chartex" xmlns:cx8="http://schemas.microsoft.com/office/drawing/2016/5/14/chartex" xmlns:mc="http://schemas.openxmlformats.org/markup-compatibility/2006" xmlns:aink="http://schemas.microsoft.com/office/drawing/2016/ink" xmlns:am3d="http://schemas.microsoft.com/office/drawing/2017/model3d" xmlns:o="urn:schemas-microsoft-com:office:office" xmlns:oel="http://schemas.microsoft.com/office/2019/extlst" xmlns:r="http://schemas.openxmlformats.org/officeDocument/2006/relationships" xmlns:m="http://schemas.openxmlformats.org/officeDocument/2006/math" xmlns:v="urn:schemas-microsoft-com:vml" xmlns:wp14="http://schemas.microsoft.com/office/word/2010/wordprocessingDrawing" xmlns:wp="http://schemas.openxmlformats.org/drawingml/2006/wordprocessingDrawing" xmlns:w10="urn:schemas-microsoft-com:office:word" xmlns:w="http://schemas.openxmlformats.org/wordprocessingml/2006/main" xmlns:w14="http://schemas.microsoft.com/office/word/2010/wordml" xmlns:w15="http://schemas.microsoft.com/office/word/2012/wordml" xmlns:w16cex="http://schemas.microsoft.com/office/word/2018/wordml/cex" xmlns:w16cid="http://schemas.microsoft.com/office/word/2016/wordml/cid" xmlns:w16="http://schemas.microsoft.com/office/word/2018/wordml" xmlns:w16du="http://schemas.microsoft.com/office/word/2023/wordml/word16du" xmlns:w16sdtdh="http://schemas.microsoft.com/office/word/2020/wordml/sdtdatahash" xmlns:w16sdtfl="http://schemas.microsoft.com/office/word/2024/wordml/sdtformatlock" xmlns:w16se="http://schemas.microsoft.com/office/word/2015/wordml/symex" xmlns:wpg="http://schemas.microsoft.com/office/word/2010/wordprocessingGroup" xmlns:wpi="http://schemas.microsoft.com/office/word/2010/wordprocessingInk" xmlns:wne="http://schemas.microsoft.com/office/word/2006/wordml" xmlns:wps="http://schemas.microsoft.com/office/word/2010/wordprocessingShape" mc:Ignorable="w14 w15 w16se w16cid w16 w16cex w16sdtdh w16sdtfl w16du wp14">
+  <w:p>
+    <w:pPr>
+      <w:pStyle w:val="Koptekst"/>
+    </w:pPr>
+  </w:p>
+</w:hdr>
+</file>
+
+<file path=word/header2.xml><?xml version="1.0" encoding="utf-8"?>
+<w:hdr xmlns:wpc="http://schemas.microsoft.com/office/word/2010/wordprocessingCanvas" xmlns:cx="http://schemas.microsoft.com/office/drawing/2014/chartex" xmlns:cx1="http://schemas.microsoft.com/office/drawing/2015/9/8/chartex" xmlns:cx2="http://schemas.microsoft.com/office/drawing/2015/10/21/chartex" xmlns:cx3="http://schemas.microsoft.com/office/drawing/2016/5/9/chartex" xmlns:cx4="http://schemas.microsoft.com/office/drawing/2016/5/10/chartex" xmlns:cx5="http://schemas.microsoft.com/office/drawing/2016/5/11/chartex" xmlns:cx6="http://schemas.microsoft.com/office/drawing/2016/5/12/chartex" xmlns:cx7="http://schemas.microsoft.com/office/drawing/2016/5/13/chartex" xmlns:cx8="http://schemas.microsoft.com/office/drawing/2016/5/14/chartex" xmlns:mc="http://schemas.openxmlformats.org/markup-compatibility/2006" xmlns:aink="http://schemas.microsoft.com/office/drawing/2016/ink" xmlns:am3d="http://schemas.microsoft.com/office/drawing/2017/model3d" xmlns:o="urn:schemas-microsoft-com:office:office" xmlns:oel="http://schemas.microsoft.com/office/2019/extlst" xmlns:r="http://schemas.openxmlformats.org/officeDocument/2006/relationships" xmlns:m="http://schemas.openxmlformats.org/officeDocument/2006/math" xmlns:v="urn:schemas-microsoft-com:vml" xmlns:wp14="http://schemas.microsoft.com/office/word/2010/wordprocessingDrawing" xmlns:wp="http://schemas.openxmlformats.org/drawingml/2006/wordprocessingDrawing" xmlns:w10="urn:schemas-microsoft-com:office:word" xmlns:w="http://schemas.openxmlformats.org/wordprocessingml/2006/main" xmlns:w14="http://schemas.microsoft.com/office/word/2010/wordml" xmlns:w15="http://schemas.microsoft.com/office/word/2012/wordml" xmlns:w16cex="http://schemas.microsoft.com/office/word/2018/wordml/cex" xmlns:w16cid="http://schemas.microsoft.com/office/word/2016/wordml/cid" xmlns:w16="http://schemas.microsoft.com/office/word/2018/wordml" xmlns:w16du="http://schemas.microsoft.com/office/word/2023/wordml/word16du" xmlns:w16sdtdh="http://schemas.microsoft.com/office/word/2020/wordml/sdtdatahash" xmlns:w16sdtfl="http://schemas.microsoft.com/office/word/2024/wordml/sdtformatlock" xmlns:w16se="http://schemas.microsoft.com/office/word/2015/wordml/symex" xmlns:wpg="http://schemas.microsoft.com/office/word/2010/wordprocessingGroup" xmlns:wpi="http://schemas.microsoft.com/office/word/2010/wordprocessingInk" xmlns:wne="http://schemas.microsoft.com/office/word/2006/wordml" xmlns:wps="http://schemas.microsoft.com/office/word/2010/wordprocessingShape" mc:Ignorable="w14 w15 w16se w16cid w16 w16cex w16sdtdh w16sdtfl w16du wp14">
+  <w:p>
+    <w:pPr>
+      <w:pStyle w:val="Koptekst"/>
+    </w:pPr>
+  </w:p>
+</w:hdr>
+</file>
+
+<file path=word/header3.xml><?xml version="1.0" encoding="utf-8"?>
+<w:hdr xmlns:wpc="http://schemas.microsoft.com/office/word/2010/wordprocessingCanvas" xmlns:cx="http://schemas.microsoft.com/office/drawing/2014/chartex" xmlns:cx1="http://schemas.microsoft.com/office/drawing/2015/9/8/chartex" xmlns:cx2="http://schemas.microsoft.com/office/drawing/2015/10/21/chartex" xmlns:cx3="http://schemas.microsoft.com/office/drawing/2016/5/9/chartex" xmlns:cx4="http://schemas.microsoft.com/office/drawing/2016/5/10/chartex" xmlns:cx5="http://schemas.microsoft.com/office/drawing/2016/5/11/chartex" xmlns:cx6="http://schemas.microsoft.com/office/drawing/2016/5/12/chartex" xmlns:cx7="http://schemas.microsoft.com/office/drawing/2016/5/13/chartex" xmlns:cx8="http://schemas.microsoft.com/office/drawing/2016/5/14/chartex" xmlns:mc="http://schemas.openxmlformats.org/markup-compatibility/2006" xmlns:aink="http://schemas.microsoft.com/office/drawing/2016/ink" xmlns:am3d="http://schemas.microsoft.com/office/drawing/2017/model3d" xmlns:o="urn:schemas-microsoft-com:office:office" xmlns:oel="http://schemas.microsoft.com/office/2019/extlst" xmlns:r="http://schemas.openxmlformats.org/officeDocument/2006/relationships" xmlns:m="http://schemas.openxmlformats.org/officeDocument/2006/math" xmlns:v="urn:schemas-microsoft-com:vml" xmlns:wp14="http://schemas.microsoft.com/office/word/2010/wordprocessingDrawing" xmlns:wp="http://schemas.openxmlformats.org/drawingml/2006/wordprocessingDrawing" xmlns:w10="urn:schemas-microsoft-com:office:word" xmlns:w="http://schemas.openxmlformats.org/wordprocessingml/2006/main" xmlns:w14="http://schemas.microsoft.com/office/word/2010/wordml" xmlns:w15="http://schemas.microsoft.com/office/word/2012/wordml" xmlns:w16cex="http://schemas.microsoft.com/office/word/2018/wordml/cex" xmlns:w16cid="http://schemas.microsoft.com/office/word/2016/wordml/cid" xmlns:w16="http://schemas.microsoft.com/office/word/2018/wordml" xmlns:w16du="http://schemas.microsoft.com/office/word/2023/wordml/word16du" xmlns:w16sdtdh="http://schemas.microsoft.com/office/word/2020/wordml/sdtdatahash" xmlns:w16sdtfl="http://schemas.microsoft.com/office/word/2024/wordml/sdtformatlock" xmlns:w16se="http://schemas.microsoft.com/office/word/2015/wordml/symex" xmlns:wpg="http://schemas.microsoft.com/office/word/2010/wordprocessingGroup" xmlns:wpi="http://schemas.microsoft.com/office/word/2010/wordprocessingInk" xmlns:wne="http://schemas.microsoft.com/office/word/2006/wordml" xmlns:wps="http://schemas.microsoft.com/office/word/2010/wordprocessingShape" mc:Ignorable="w14 w15 w16se w16cid w16 w16cex w16sdtdh w16sdtfl w16du wp14">
+  <w:p>
+    <w:pPr>
+      <w:pStyle w:val="Koptekst"/>
+    </w:pPr>
+  </w:p>
+</w:hdr>
 </file>
 
 <file path=word/numbering.xml><?xml version="1.0" encoding="utf-8"?>

--- a/TOS_Verwoert_RefAI_Accountability_Document.docx
+++ b/TOS_Verwoert_RefAI_Accountability_Document.docx
@@ -435,6 +435,29 @@
               </w:rPr>
               <w:t>Supervisors</w:t>
             </w:r>
+            <w:r>
+              <w:rPr>
+                <w:b/>
+                <w:sz w:val="17"/>
+              </w:rPr>
+              <w:t xml:space="preserve"> </w:t>
+            </w:r>
+            <w:proofErr w:type="gramStart"/>
+            <w:r>
+              <w:rPr>
+                <w:b/>
+                <w:sz w:val="17"/>
+              </w:rPr>
+              <w:t xml:space="preserve">&amp;  </w:t>
+            </w:r>
+            <w:r>
+              <w:rPr>
+                <w:b/>
+                <w:sz w:val="17"/>
+              </w:rPr>
+              <w:t>Accessors</w:t>
+            </w:r>
+            <w:proofErr w:type="gramEnd"/>
           </w:p>
         </w:tc>
         <w:tc>
@@ -826,7 +849,7 @@
           <w:lang w:val="en-GB"/>
         </w:rPr>
       </w:pPr>
-      <w:bookmarkStart w:id="0" w:name="_Toc233642316"/>
+      <w:bookmarkStart w:id="0" w:name="_Toc233668112"/>
       <w:r>
         <w:rPr>
           <w:rFonts w:ascii="Aptos Display" w:eastAsia="Aptos Display" w:hAnsi="Aptos Display"/>
@@ -924,15 +947,6 @@
           <w:lang w:val="en-GB"/>
         </w:rPr>
       </w:pPr>
-      <w:r>
-        <w:rPr>
-          <w:b/>
-          <w:i/>
-          <w:iCs/>
-          <w:lang w:val="en-GB"/>
-        </w:rPr>
-        <w:t>Tobias Verwoert</w:t>
-      </w:r>
       <w:r>
         <w:rPr>
           <w:lang w:val="en-GB"/>
@@ -951,7 +965,7 @@
           <w:lang w:val="en-GB"/>
         </w:rPr>
       </w:pPr>
-      <w:bookmarkStart w:id="1" w:name="_Toc233642317"/>
+      <w:bookmarkStart w:id="1" w:name="_Toc233668113"/>
       <w:r>
         <w:rPr>
           <w:rFonts w:ascii="Aptos Display" w:eastAsia="Aptos Display" w:hAnsi="Aptos Display"/>
@@ -1026,7 +1040,7 @@
             </w:rPr>
             <w:fldChar w:fldCharType="separate"/>
           </w:r>
-          <w:hyperlink w:anchor="_Toc233642316" w:history="1">
+          <w:hyperlink w:anchor="_Toc233668112" w:history="1">
             <w:r>
               <w:rPr>
                 <w:rStyle w:val="Hyperlink"/>
@@ -1055,7 +1069,7 @@
                 <w:noProof/>
                 <w:webHidden/>
               </w:rPr>
-              <w:instrText xml:space="preserve"> PAGEREF _Toc233642316 \h </w:instrText>
+              <w:instrText xml:space="preserve"> PAGEREF _Toc233668112 \h </w:instrText>
             </w:r>
             <w:r>
               <w:rPr>
@@ -1103,7 +1117,7 @@
               <w14:ligatures w14:val="standardContextual"/>
             </w:rPr>
           </w:pPr>
-          <w:hyperlink w:anchor="_Toc233642317" w:history="1">
+          <w:hyperlink w:anchor="_Toc233668113" w:history="1">
             <w:r>
               <w:rPr>
                 <w:rStyle w:val="Hyperlink"/>
@@ -1132,7 +1146,7 @@
                 <w:noProof/>
                 <w:webHidden/>
               </w:rPr>
-              <w:instrText xml:space="preserve"> PAGEREF _Toc233642317 \h </w:instrText>
+              <w:instrText xml:space="preserve"> PAGEREF _Toc233668113 \h </w:instrText>
             </w:r>
             <w:r>
               <w:rPr>
@@ -1180,7 +1194,7 @@
               <w14:ligatures w14:val="standardContextual"/>
             </w:rPr>
           </w:pPr>
-          <w:hyperlink w:anchor="_Toc233642318" w:history="1">
+          <w:hyperlink w:anchor="_Toc233668114" w:history="1">
             <w:r>
               <w:rPr>
                 <w:rStyle w:val="Hyperlink"/>
@@ -1209,7 +1223,7 @@
                 <w:noProof/>
                 <w:webHidden/>
               </w:rPr>
-              <w:instrText xml:space="preserve"> PAGEREF _Toc233642318 \h </w:instrText>
+              <w:instrText xml:space="preserve"> PAGEREF _Toc233668114 \h </w:instrText>
             </w:r>
             <w:r>
               <w:rPr>
@@ -1257,7 +1271,7 @@
               <w14:ligatures w14:val="standardContextual"/>
             </w:rPr>
           </w:pPr>
-          <w:hyperlink w:anchor="_Toc233642319" w:history="1">
+          <w:hyperlink w:anchor="_Toc233668115" w:history="1">
             <w:r>
               <w:rPr>
                 <w:rStyle w:val="Hyperlink"/>
@@ -1286,7 +1300,7 @@
                 <w:noProof/>
                 <w:webHidden/>
               </w:rPr>
-              <w:instrText xml:space="preserve"> PAGEREF _Toc233642319 \h </w:instrText>
+              <w:instrText xml:space="preserve"> PAGEREF _Toc233668115 \h </w:instrText>
             </w:r>
             <w:r>
               <w:rPr>
@@ -1334,7 +1348,7 @@
               <w14:ligatures w14:val="standardContextual"/>
             </w:rPr>
           </w:pPr>
-          <w:hyperlink w:anchor="_Toc233642320" w:history="1">
+          <w:hyperlink w:anchor="_Toc233668116" w:history="1">
             <w:r>
               <w:rPr>
                 <w:rStyle w:val="Hyperlink"/>
@@ -1363,7 +1377,7 @@
                 <w:noProof/>
                 <w:webHidden/>
               </w:rPr>
-              <w:instrText xml:space="preserve"> PAGEREF _Toc233642320 \h </w:instrText>
+              <w:instrText xml:space="preserve"> PAGEREF _Toc233668116 \h </w:instrText>
             </w:r>
             <w:r>
               <w:rPr>
@@ -1411,7 +1425,7 @@
               <w14:ligatures w14:val="standardContextual"/>
             </w:rPr>
           </w:pPr>
-          <w:hyperlink w:anchor="_Toc233642321" w:history="1">
+          <w:hyperlink w:anchor="_Toc233668117" w:history="1">
             <w:r>
               <w:rPr>
                 <w:rStyle w:val="Hyperlink"/>
@@ -1440,7 +1454,7 @@
                 <w:noProof/>
                 <w:webHidden/>
               </w:rPr>
-              <w:instrText xml:space="preserve"> PAGEREF _Toc233642321 \h </w:instrText>
+              <w:instrText xml:space="preserve"> PAGEREF _Toc233668117 \h </w:instrText>
             </w:r>
             <w:r>
               <w:rPr>
@@ -1488,7 +1502,7 @@
               <w14:ligatures w14:val="standardContextual"/>
             </w:rPr>
           </w:pPr>
-          <w:hyperlink w:anchor="_Toc233642322" w:history="1">
+          <w:hyperlink w:anchor="_Toc233668118" w:history="1">
             <w:r>
               <w:rPr>
                 <w:rStyle w:val="Hyperlink"/>
@@ -1517,7 +1531,7 @@
                 <w:noProof/>
                 <w:webHidden/>
               </w:rPr>
-              <w:instrText xml:space="preserve"> PAGEREF _Toc233642322 \h </w:instrText>
+              <w:instrText xml:space="preserve"> PAGEREF _Toc233668118 \h </w:instrText>
             </w:r>
             <w:r>
               <w:rPr>
@@ -1565,7 +1579,7 @@
               <w14:ligatures w14:val="standardContextual"/>
             </w:rPr>
           </w:pPr>
-          <w:hyperlink w:anchor="_Toc233642323" w:history="1">
+          <w:hyperlink w:anchor="_Toc233668119" w:history="1">
             <w:r>
               <w:rPr>
                 <w:rStyle w:val="Hyperlink"/>
@@ -1594,7 +1608,7 @@
                 <w:noProof/>
                 <w:webHidden/>
               </w:rPr>
-              <w:instrText xml:space="preserve"> PAGEREF _Toc233642323 \h </w:instrText>
+              <w:instrText xml:space="preserve"> PAGEREF _Toc233668119 \h </w:instrText>
             </w:r>
             <w:r>
               <w:rPr>
@@ -1642,7 +1656,7 @@
               <w14:ligatures w14:val="standardContextual"/>
             </w:rPr>
           </w:pPr>
-          <w:hyperlink w:anchor="_Toc233642324" w:history="1">
+          <w:hyperlink w:anchor="_Toc233668120" w:history="1">
             <w:r>
               <w:rPr>
                 <w:rStyle w:val="Hyperlink"/>
@@ -1671,7 +1685,7 @@
                 <w:noProof/>
                 <w:webHidden/>
               </w:rPr>
-              <w:instrText xml:space="preserve"> PAGEREF _Toc233642324 \h </w:instrText>
+              <w:instrText xml:space="preserve"> PAGEREF _Toc233668120 \h </w:instrText>
             </w:r>
             <w:r>
               <w:rPr>
@@ -1719,7 +1733,7 @@
               <w14:ligatures w14:val="standardContextual"/>
             </w:rPr>
           </w:pPr>
-          <w:hyperlink w:anchor="_Toc233642325" w:history="1">
+          <w:hyperlink w:anchor="_Toc233668121" w:history="1">
             <w:r>
               <w:rPr>
                 <w:rStyle w:val="Hyperlink"/>
@@ -1748,7 +1762,7 @@
                 <w:noProof/>
                 <w:webHidden/>
               </w:rPr>
-              <w:instrText xml:space="preserve"> PAGEREF _Toc233642325 \h </w:instrText>
+              <w:instrText xml:space="preserve"> PAGEREF _Toc233668121 \h </w:instrText>
             </w:r>
             <w:r>
               <w:rPr>
@@ -1796,7 +1810,7 @@
               <w14:ligatures w14:val="standardContextual"/>
             </w:rPr>
           </w:pPr>
-          <w:hyperlink w:anchor="_Toc233642326" w:history="1">
+          <w:hyperlink w:anchor="_Toc233668122" w:history="1">
             <w:r>
               <w:rPr>
                 <w:rStyle w:val="Hyperlink"/>
@@ -1825,7 +1839,7 @@
                 <w:noProof/>
                 <w:webHidden/>
               </w:rPr>
-              <w:instrText xml:space="preserve"> PAGEREF _Toc233642326 \h </w:instrText>
+              <w:instrText xml:space="preserve"> PAGEREF _Toc233668122 \h </w:instrText>
             </w:r>
             <w:r>
               <w:rPr>
@@ -1873,7 +1887,7 @@
               <w14:ligatures w14:val="standardContextual"/>
             </w:rPr>
           </w:pPr>
-          <w:hyperlink w:anchor="_Toc233642327" w:history="1">
+          <w:hyperlink w:anchor="_Toc233668123" w:history="1">
             <w:r>
               <w:rPr>
                 <w:rStyle w:val="Hyperlink"/>
@@ -1902,7 +1916,7 @@
                 <w:noProof/>
                 <w:webHidden/>
               </w:rPr>
-              <w:instrText xml:space="preserve"> PAGEREF _Toc233642327 \h </w:instrText>
+              <w:instrText xml:space="preserve"> PAGEREF _Toc233668123 \h </w:instrText>
             </w:r>
             <w:r>
               <w:rPr>
@@ -1950,7 +1964,7 @@
               <w14:ligatures w14:val="standardContextual"/>
             </w:rPr>
           </w:pPr>
-          <w:hyperlink w:anchor="_Toc233642328" w:history="1">
+          <w:hyperlink w:anchor="_Toc233668124" w:history="1">
             <w:r>
               <w:rPr>
                 <w:rStyle w:val="Hyperlink"/>
@@ -1979,7 +1993,7 @@
                 <w:noProof/>
                 <w:webHidden/>
               </w:rPr>
-              <w:instrText xml:space="preserve"> PAGEREF _Toc233642328 \h </w:instrText>
+              <w:instrText xml:space="preserve"> PAGEREF _Toc233668124 \h </w:instrText>
             </w:r>
             <w:r>
               <w:rPr>
@@ -2027,7 +2041,7 @@
               <w14:ligatures w14:val="standardContextual"/>
             </w:rPr>
           </w:pPr>
-          <w:hyperlink w:anchor="_Toc233642329" w:history="1">
+          <w:hyperlink w:anchor="_Toc233668125" w:history="1">
             <w:r>
               <w:rPr>
                 <w:rStyle w:val="Hyperlink"/>
@@ -2056,7 +2070,7 @@
                 <w:noProof/>
                 <w:webHidden/>
               </w:rPr>
-              <w:instrText xml:space="preserve"> PAGEREF _Toc233642329 \h </w:instrText>
+              <w:instrText xml:space="preserve"> PAGEREF _Toc233668125 \h </w:instrText>
             </w:r>
             <w:r>
               <w:rPr>
@@ -2104,7 +2118,7 @@
               <w14:ligatures w14:val="standardContextual"/>
             </w:rPr>
           </w:pPr>
-          <w:hyperlink w:anchor="_Toc233642330" w:history="1">
+          <w:hyperlink w:anchor="_Toc233668126" w:history="1">
             <w:r>
               <w:rPr>
                 <w:rStyle w:val="Hyperlink"/>
@@ -2133,7 +2147,7 @@
                 <w:noProof/>
                 <w:webHidden/>
               </w:rPr>
-              <w:instrText xml:space="preserve"> PAGEREF _Toc233642330 \h </w:instrText>
+              <w:instrText xml:space="preserve"> PAGEREF _Toc233668126 \h </w:instrText>
             </w:r>
             <w:r>
               <w:rPr>
@@ -2181,7 +2195,7 @@
               <w14:ligatures w14:val="standardContextual"/>
             </w:rPr>
           </w:pPr>
-          <w:hyperlink w:anchor="_Toc233642331" w:history="1">
+          <w:hyperlink w:anchor="_Toc233668127" w:history="1">
             <w:r>
               <w:rPr>
                 <w:rStyle w:val="Hyperlink"/>
@@ -2210,7 +2224,7 @@
                 <w:noProof/>
                 <w:webHidden/>
               </w:rPr>
-              <w:instrText xml:space="preserve"> PAGEREF _Toc233642331 \h </w:instrText>
+              <w:instrText xml:space="preserve"> PAGEREF _Toc233668127 \h </w:instrText>
             </w:r>
             <w:r>
               <w:rPr>
@@ -2258,7 +2272,7 @@
               <w14:ligatures w14:val="standardContextual"/>
             </w:rPr>
           </w:pPr>
-          <w:hyperlink w:anchor="_Toc233642332" w:history="1">
+          <w:hyperlink w:anchor="_Toc233668128" w:history="1">
             <w:r>
               <w:rPr>
                 <w:rStyle w:val="Hyperlink"/>
@@ -2287,7 +2301,7 @@
                 <w:noProof/>
                 <w:webHidden/>
               </w:rPr>
-              <w:instrText xml:space="preserve"> PAGEREF _Toc233642332 \h </w:instrText>
+              <w:instrText xml:space="preserve"> PAGEREF _Toc233668128 \h </w:instrText>
             </w:r>
             <w:r>
               <w:rPr>
@@ -2335,7 +2349,7 @@
               <w14:ligatures w14:val="standardContextual"/>
             </w:rPr>
           </w:pPr>
-          <w:hyperlink w:anchor="_Toc233642333" w:history="1">
+          <w:hyperlink w:anchor="_Toc233668129" w:history="1">
             <w:r>
               <w:rPr>
                 <w:rStyle w:val="Hyperlink"/>
@@ -2364,7 +2378,7 @@
                 <w:noProof/>
                 <w:webHidden/>
               </w:rPr>
-              <w:instrText xml:space="preserve"> PAGEREF _Toc233642333 \h </w:instrText>
+              <w:instrText xml:space="preserve"> PAGEREF _Toc233668129 \h </w:instrText>
             </w:r>
             <w:r>
               <w:rPr>
@@ -2412,7 +2426,7 @@
               <w14:ligatures w14:val="standardContextual"/>
             </w:rPr>
           </w:pPr>
-          <w:hyperlink w:anchor="_Toc233642334" w:history="1">
+          <w:hyperlink w:anchor="_Toc233668130" w:history="1">
             <w:r>
               <w:rPr>
                 <w:rStyle w:val="Hyperlink"/>
@@ -2440,7 +2454,7 @@
                 <w:noProof/>
                 <w:webHidden/>
               </w:rPr>
-              <w:instrText xml:space="preserve"> PAGEREF _Toc233642334 \h </w:instrText>
+              <w:instrText xml:space="preserve"> PAGEREF _Toc233668130 \h </w:instrText>
             </w:r>
             <w:r>
               <w:rPr>
@@ -2488,7 +2502,7 @@
               <w14:ligatures w14:val="standardContextual"/>
             </w:rPr>
           </w:pPr>
-          <w:hyperlink w:anchor="_Toc233642335" w:history="1">
+          <w:hyperlink w:anchor="_Toc233668131" w:history="1">
             <w:r>
               <w:rPr>
                 <w:rStyle w:val="Hyperlink"/>
@@ -2516,7 +2530,7 @@
                 <w:noProof/>
                 <w:webHidden/>
               </w:rPr>
-              <w:instrText xml:space="preserve"> PAGEREF _Toc233642335 \h </w:instrText>
+              <w:instrText xml:space="preserve"> PAGEREF _Toc233668131 \h </w:instrText>
             </w:r>
             <w:r>
               <w:rPr>
@@ -2564,7 +2578,7 @@
               <w14:ligatures w14:val="standardContextual"/>
             </w:rPr>
           </w:pPr>
-          <w:hyperlink w:anchor="_Toc233642336" w:history="1">
+          <w:hyperlink w:anchor="_Toc233668132" w:history="1">
             <w:r>
               <w:rPr>
                 <w:rStyle w:val="Hyperlink"/>
@@ -2592,7 +2606,7 @@
                 <w:noProof/>
                 <w:webHidden/>
               </w:rPr>
-              <w:instrText xml:space="preserve"> PAGEREF _Toc233642336 \h </w:instrText>
+              <w:instrText xml:space="preserve"> PAGEREF _Toc233668132 \h </w:instrText>
             </w:r>
             <w:r>
               <w:rPr>
@@ -2640,7 +2654,7 @@
               <w14:ligatures w14:val="standardContextual"/>
             </w:rPr>
           </w:pPr>
-          <w:hyperlink w:anchor="_Toc233642337" w:history="1">
+          <w:hyperlink w:anchor="_Toc233668133" w:history="1">
             <w:r>
               <w:rPr>
                 <w:rStyle w:val="Hyperlink"/>
@@ -2668,7 +2682,7 @@
                 <w:noProof/>
                 <w:webHidden/>
               </w:rPr>
-              <w:instrText xml:space="preserve"> PAGEREF _Toc233642337 \h </w:instrText>
+              <w:instrText xml:space="preserve"> PAGEREF _Toc233668133 \h </w:instrText>
             </w:r>
             <w:r>
               <w:rPr>
@@ -2716,7 +2730,7 @@
               <w14:ligatures w14:val="standardContextual"/>
             </w:rPr>
           </w:pPr>
-          <w:hyperlink w:anchor="_Toc233642338" w:history="1">
+          <w:hyperlink w:anchor="_Toc233668134" w:history="1">
             <w:r>
               <w:rPr>
                 <w:rStyle w:val="Hyperlink"/>
@@ -2745,7 +2759,7 @@
                 <w:noProof/>
                 <w:webHidden/>
               </w:rPr>
-              <w:instrText xml:space="preserve"> PAGEREF _Toc233642338 \h </w:instrText>
+              <w:instrText xml:space="preserve"> PAGEREF _Toc233668134 \h </w:instrText>
             </w:r>
             <w:r>
               <w:rPr>
@@ -2793,7 +2807,7 @@
               <w14:ligatures w14:val="standardContextual"/>
             </w:rPr>
           </w:pPr>
-          <w:hyperlink w:anchor="_Toc233642339" w:history="1">
+          <w:hyperlink w:anchor="_Toc233668135" w:history="1">
             <w:r>
               <w:rPr>
                 <w:rStyle w:val="Hyperlink"/>
@@ -2822,7 +2836,7 @@
                 <w:noProof/>
                 <w:webHidden/>
               </w:rPr>
-              <w:instrText xml:space="preserve"> PAGEREF _Toc233642339 \h </w:instrText>
+              <w:instrText xml:space="preserve"> PAGEREF _Toc233668135 \h </w:instrText>
             </w:r>
             <w:r>
               <w:rPr>
@@ -2870,7 +2884,7 @@
               <w14:ligatures w14:val="standardContextual"/>
             </w:rPr>
           </w:pPr>
-          <w:hyperlink w:anchor="_Toc233642340" w:history="1">
+          <w:hyperlink w:anchor="_Toc233668136" w:history="1">
             <w:r>
               <w:rPr>
                 <w:rStyle w:val="Hyperlink"/>
@@ -2899,7 +2913,7 @@
                 <w:noProof/>
                 <w:webHidden/>
               </w:rPr>
-              <w:instrText xml:space="preserve"> PAGEREF _Toc233642340 \h </w:instrText>
+              <w:instrText xml:space="preserve"> PAGEREF _Toc233668136 \h </w:instrText>
             </w:r>
             <w:r>
               <w:rPr>
@@ -2947,7 +2961,7 @@
               <w14:ligatures w14:val="standardContextual"/>
             </w:rPr>
           </w:pPr>
-          <w:hyperlink w:anchor="_Toc233642341" w:history="1">
+          <w:hyperlink w:anchor="_Toc233668137" w:history="1">
             <w:r>
               <w:rPr>
                 <w:rStyle w:val="Hyperlink"/>
@@ -2976,7 +2990,7 @@
                 <w:noProof/>
                 <w:webHidden/>
               </w:rPr>
-              <w:instrText xml:space="preserve"> PAGEREF _Toc233642341 \h </w:instrText>
+              <w:instrText xml:space="preserve"> PAGEREF _Toc233668137 \h </w:instrText>
             </w:r>
             <w:r>
               <w:rPr>
@@ -3024,7 +3038,7 @@
               <w14:ligatures w14:val="standardContextual"/>
             </w:rPr>
           </w:pPr>
-          <w:hyperlink w:anchor="_Toc233642342" w:history="1">
+          <w:hyperlink w:anchor="_Toc233668138" w:history="1">
             <w:r>
               <w:rPr>
                 <w:rStyle w:val="Hyperlink"/>
@@ -3053,7 +3067,7 @@
                 <w:noProof/>
                 <w:webHidden/>
               </w:rPr>
-              <w:instrText xml:space="preserve"> PAGEREF _Toc233642342 \h </w:instrText>
+              <w:instrText xml:space="preserve"> PAGEREF _Toc233668138 \h </w:instrText>
             </w:r>
             <w:r>
               <w:rPr>
@@ -3101,7 +3115,7 @@
               <w14:ligatures w14:val="standardContextual"/>
             </w:rPr>
           </w:pPr>
-          <w:hyperlink w:anchor="_Toc233642343" w:history="1">
+          <w:hyperlink w:anchor="_Toc233668139" w:history="1">
             <w:r>
               <w:rPr>
                 <w:rStyle w:val="Hyperlink"/>
@@ -3130,7 +3144,7 @@
                 <w:noProof/>
                 <w:webHidden/>
               </w:rPr>
-              <w:instrText xml:space="preserve"> PAGEREF _Toc233642343 \h </w:instrText>
+              <w:instrText xml:space="preserve"> PAGEREF _Toc233668139 \h </w:instrText>
             </w:r>
             <w:r>
               <w:rPr>
@@ -3178,7 +3192,7 @@
               <w14:ligatures w14:val="standardContextual"/>
             </w:rPr>
           </w:pPr>
-          <w:hyperlink w:anchor="_Toc233642344" w:history="1">
+          <w:hyperlink w:anchor="_Toc233668140" w:history="1">
             <w:r>
               <w:rPr>
                 <w:rStyle w:val="Hyperlink"/>
@@ -3207,7 +3221,7 @@
                 <w:noProof/>
                 <w:webHidden/>
               </w:rPr>
-              <w:instrText xml:space="preserve"> PAGEREF _Toc233642344 \h </w:instrText>
+              <w:instrText xml:space="preserve"> PAGEREF _Toc233668140 \h </w:instrText>
             </w:r>
             <w:r>
               <w:rPr>
@@ -3255,7 +3269,7 @@
               <w14:ligatures w14:val="standardContextual"/>
             </w:rPr>
           </w:pPr>
-          <w:hyperlink w:anchor="_Toc233642345" w:history="1">
+          <w:hyperlink w:anchor="_Toc233668141" w:history="1">
             <w:r>
               <w:rPr>
                 <w:rStyle w:val="Hyperlink"/>
@@ -3284,7 +3298,7 @@
                 <w:noProof/>
                 <w:webHidden/>
               </w:rPr>
-              <w:instrText xml:space="preserve"> PAGEREF _Toc233642345 \h </w:instrText>
+              <w:instrText xml:space="preserve"> PAGEREF _Toc233668141 \h </w:instrText>
             </w:r>
             <w:r>
               <w:rPr>
@@ -3332,7 +3346,7 @@
               <w14:ligatures w14:val="standardContextual"/>
             </w:rPr>
           </w:pPr>
-          <w:hyperlink w:anchor="_Toc233642346" w:history="1">
+          <w:hyperlink w:anchor="_Toc233668142" w:history="1">
             <w:r>
               <w:rPr>
                 <w:rStyle w:val="Hyperlink"/>
@@ -3361,7 +3375,7 @@
                 <w:noProof/>
                 <w:webHidden/>
               </w:rPr>
-              <w:instrText xml:space="preserve"> PAGEREF _Toc233642346 \h </w:instrText>
+              <w:instrText xml:space="preserve"> PAGEREF _Toc233668142 \h </w:instrText>
             </w:r>
             <w:r>
               <w:rPr>
@@ -3409,7 +3423,7 @@
               <w14:ligatures w14:val="standardContextual"/>
             </w:rPr>
           </w:pPr>
-          <w:hyperlink w:anchor="_Toc233642347" w:history="1">
+          <w:hyperlink w:anchor="_Toc233668143" w:history="1">
             <w:r>
               <w:rPr>
                 <w:rStyle w:val="Hyperlink"/>
@@ -3438,7 +3452,7 @@
                 <w:noProof/>
                 <w:webHidden/>
               </w:rPr>
-              <w:instrText xml:space="preserve"> PAGEREF _Toc233642347 \h </w:instrText>
+              <w:instrText xml:space="preserve"> PAGEREF _Toc233668143 \h </w:instrText>
             </w:r>
             <w:r>
               <w:rPr>
@@ -3486,7 +3500,7 @@
               <w14:ligatures w14:val="standardContextual"/>
             </w:rPr>
           </w:pPr>
-          <w:hyperlink w:anchor="_Toc233642348" w:history="1">
+          <w:hyperlink w:anchor="_Toc233668144" w:history="1">
             <w:r>
               <w:rPr>
                 <w:rStyle w:val="Hyperlink"/>
@@ -3515,7 +3529,7 @@
                 <w:noProof/>
                 <w:webHidden/>
               </w:rPr>
-              <w:instrText xml:space="preserve"> PAGEREF _Toc233642348 \h </w:instrText>
+              <w:instrText xml:space="preserve"> PAGEREF _Toc233668144 \h </w:instrText>
             </w:r>
             <w:r>
               <w:rPr>
@@ -3563,7 +3577,7 @@
               <w14:ligatures w14:val="standardContextual"/>
             </w:rPr>
           </w:pPr>
-          <w:hyperlink w:anchor="_Toc233642349" w:history="1">
+          <w:hyperlink w:anchor="_Toc233668145" w:history="1">
             <w:r>
               <w:rPr>
                 <w:rStyle w:val="Hyperlink"/>
@@ -3592,7 +3606,7 @@
                 <w:noProof/>
                 <w:webHidden/>
               </w:rPr>
-              <w:instrText xml:space="preserve"> PAGEREF _Toc233642349 \h </w:instrText>
+              <w:instrText xml:space="preserve"> PAGEREF _Toc233668145 \h </w:instrText>
             </w:r>
             <w:r>
               <w:rPr>
@@ -3640,7 +3654,7 @@
               <w14:ligatures w14:val="standardContextual"/>
             </w:rPr>
           </w:pPr>
-          <w:hyperlink w:anchor="_Toc233642350" w:history="1">
+          <w:hyperlink w:anchor="_Toc233668146" w:history="1">
             <w:r>
               <w:rPr>
                 <w:rStyle w:val="Hyperlink"/>
@@ -3669,7 +3683,7 @@
                 <w:noProof/>
                 <w:webHidden/>
               </w:rPr>
-              <w:instrText xml:space="preserve"> PAGEREF _Toc233642350 \h </w:instrText>
+              <w:instrText xml:space="preserve"> PAGEREF _Toc233668146 \h </w:instrText>
             </w:r>
             <w:r>
               <w:rPr>
@@ -3717,7 +3731,7 @@
               <w14:ligatures w14:val="standardContextual"/>
             </w:rPr>
           </w:pPr>
-          <w:hyperlink w:anchor="_Toc233642351" w:history="1">
+          <w:hyperlink w:anchor="_Toc233668147" w:history="1">
             <w:r>
               <w:rPr>
                 <w:rStyle w:val="Hyperlink"/>
@@ -3746,7 +3760,7 @@
                 <w:noProof/>
                 <w:webHidden/>
               </w:rPr>
-              <w:instrText xml:space="preserve"> PAGEREF _Toc233642351 \h </w:instrText>
+              <w:instrText xml:space="preserve"> PAGEREF _Toc233668147 \h </w:instrText>
             </w:r>
             <w:r>
               <w:rPr>
@@ -3794,7 +3808,7 @@
               <w14:ligatures w14:val="standardContextual"/>
             </w:rPr>
           </w:pPr>
-          <w:hyperlink w:anchor="_Toc233642352" w:history="1">
+          <w:hyperlink w:anchor="_Toc233668148" w:history="1">
             <w:r>
               <w:rPr>
                 <w:rStyle w:val="Hyperlink"/>
@@ -3823,7 +3837,7 @@
                 <w:noProof/>
                 <w:webHidden/>
               </w:rPr>
-              <w:instrText xml:space="preserve"> PAGEREF _Toc233642352 \h </w:instrText>
+              <w:instrText xml:space="preserve"> PAGEREF _Toc233668148 \h </w:instrText>
             </w:r>
             <w:r>
               <w:rPr>
@@ -3871,7 +3885,7 @@
               <w14:ligatures w14:val="standardContextual"/>
             </w:rPr>
           </w:pPr>
-          <w:hyperlink w:anchor="_Toc233642353" w:history="1">
+          <w:hyperlink w:anchor="_Toc233668149" w:history="1">
             <w:r>
               <w:rPr>
                 <w:rStyle w:val="Hyperlink"/>
@@ -3900,7 +3914,7 @@
                 <w:noProof/>
                 <w:webHidden/>
               </w:rPr>
-              <w:instrText xml:space="preserve"> PAGEREF _Toc233642353 \h </w:instrText>
+              <w:instrText xml:space="preserve"> PAGEREF _Toc233668149 \h </w:instrText>
             </w:r>
             <w:r>
               <w:rPr>
@@ -3969,7 +3983,7 @@
           <w:lang w:val="en-GB"/>
         </w:rPr>
       </w:pPr>
-      <w:bookmarkStart w:id="2" w:name="_Toc233642318"/>
+      <w:bookmarkStart w:id="2" w:name="_Toc233668114"/>
       <w:r>
         <w:rPr>
           <w:rFonts w:ascii="Aptos Display" w:eastAsia="Aptos Display" w:hAnsi="Aptos Display"/>
@@ -4247,7 +4261,7 @@
           <w:lang w:val="en-GB"/>
         </w:rPr>
       </w:pPr>
-      <w:bookmarkStart w:id="3" w:name="_Toc233642319"/>
+      <w:bookmarkStart w:id="3" w:name="_Toc233668115"/>
       <w:r>
         <w:rPr>
           <w:rFonts w:ascii="Aptos Display" w:eastAsia="Aptos Display" w:hAnsi="Aptos Display"/>
@@ -4348,7 +4362,7 @@
           <w:lang w:val="en-GB"/>
         </w:rPr>
       </w:pPr>
-      <w:bookmarkStart w:id="4" w:name="_Toc233642320"/>
+      <w:bookmarkStart w:id="4" w:name="_Toc233668116"/>
       <w:r>
         <w:rPr>
           <w:rFonts w:ascii="Aptos Display" w:eastAsia="Aptos Display" w:hAnsi="Aptos Display"/>
@@ -4551,7 +4565,7 @@
           <w:lang w:val="en-GB"/>
         </w:rPr>
       </w:pPr>
-      <w:bookmarkStart w:id="5" w:name="_Toc233642321"/>
+      <w:bookmarkStart w:id="5" w:name="_Toc233668117"/>
       <w:r>
         <w:rPr>
           <w:rFonts w:ascii="Aptos Display" w:eastAsia="Aptos Display" w:hAnsi="Aptos Display"/>
@@ -4652,7 +4666,7 @@
           <w:lang w:val="en-GB"/>
         </w:rPr>
       </w:pPr>
-      <w:bookmarkStart w:id="6" w:name="_Toc233642322"/>
+      <w:bookmarkStart w:id="6" w:name="_Toc233668118"/>
       <w:r>
         <w:rPr>
           <w:rFonts w:ascii="Aptos Display" w:eastAsia="Aptos Display" w:hAnsi="Aptos Display"/>
@@ -4848,7 +4862,7 @@
           <w:lang w:val="en-GB"/>
         </w:rPr>
       </w:pPr>
-      <w:bookmarkStart w:id="7" w:name="_Toc233642323"/>
+      <w:bookmarkStart w:id="7" w:name="_Toc233668119"/>
       <w:r>
         <w:rPr>
           <w:rFonts w:ascii="Aptos Display" w:eastAsia="Aptos Display" w:hAnsi="Aptos Display"/>
@@ -5220,7 +5234,7 @@
           <w:lang w:val="en-GB"/>
         </w:rPr>
       </w:pPr>
-      <w:bookmarkStart w:id="8" w:name="_Toc233642324"/>
+      <w:bookmarkStart w:id="8" w:name="_Toc233668120"/>
       <w:r>
         <w:rPr>
           <w:rFonts w:ascii="Aptos Display" w:eastAsia="Aptos Display" w:hAnsi="Aptos Display"/>
@@ -5497,7 +5511,7 @@
           <w:lang w:val="en-GB"/>
         </w:rPr>
       </w:pPr>
-      <w:bookmarkStart w:id="9" w:name="_Toc233642325"/>
+      <w:bookmarkStart w:id="9" w:name="_Toc233668121"/>
       <w:r>
         <w:rPr>
           <w:rFonts w:ascii="Aptos Display" w:eastAsia="Aptos Display" w:hAnsi="Aptos Display"/>
@@ -5971,7 +5985,7 @@
           <w:lang w:val="en-GB"/>
         </w:rPr>
       </w:pPr>
-      <w:bookmarkStart w:id="10" w:name="_Toc233642326"/>
+      <w:bookmarkStart w:id="10" w:name="_Toc233668122"/>
       <w:r>
         <w:rPr>
           <w:rFonts w:ascii="Aptos Display" w:eastAsia="Aptos Display" w:hAnsi="Aptos Display"/>
@@ -6176,7 +6190,7 @@
           <w:lang w:val="en-GB"/>
         </w:rPr>
       </w:pPr>
-      <w:bookmarkStart w:id="11" w:name="_Toc233642327"/>
+      <w:bookmarkStart w:id="11" w:name="_Toc233668123"/>
       <w:r>
         <w:rPr>
           <w:rFonts w:ascii="Aptos Display" w:eastAsia="Aptos Display" w:hAnsi="Aptos Display"/>
@@ -6322,7 +6336,7 @@
           <w:lang w:val="en-GB"/>
         </w:rPr>
       </w:pPr>
-      <w:bookmarkStart w:id="12" w:name="_Toc233642328"/>
+      <w:bookmarkStart w:id="12" w:name="_Toc233668124"/>
       <w:r>
         <w:rPr>
           <w:rFonts w:ascii="Aptos Display" w:eastAsia="Aptos Display" w:hAnsi="Aptos Display"/>
@@ -7685,7 +7699,7 @@
           <w:lang w:val="en-GB"/>
         </w:rPr>
       </w:pPr>
-      <w:bookmarkStart w:id="13" w:name="_Toc233642329"/>
+      <w:bookmarkStart w:id="13" w:name="_Toc233668125"/>
       <w:r>
         <w:rPr>
           <w:rFonts w:ascii="Aptos Display" w:eastAsia="Aptos Display" w:hAnsi="Aptos Display"/>
@@ -7830,7 +7844,7 @@
           <w:lang w:val="en-GB"/>
         </w:rPr>
       </w:pPr>
-      <w:bookmarkStart w:id="14" w:name="_Toc233642330"/>
+      <w:bookmarkStart w:id="14" w:name="_Toc233668126"/>
       <w:r>
         <w:rPr>
           <w:rFonts w:ascii="Aptos Display" w:eastAsia="Aptos Display" w:hAnsi="Aptos Display"/>
@@ -7957,7 +7971,7 @@
           <w:lang w:val="en-GB"/>
         </w:rPr>
       </w:pPr>
-      <w:bookmarkStart w:id="15" w:name="_Toc233642331"/>
+      <w:bookmarkStart w:id="15" w:name="_Toc233668127"/>
       <w:r>
         <w:rPr>
           <w:rFonts w:ascii="Aptos Display" w:eastAsia="Aptos Display" w:hAnsi="Aptos Display"/>
@@ -8079,7 +8093,7 @@
           <w:lang w:val="en-GB"/>
         </w:rPr>
       </w:pPr>
-      <w:bookmarkStart w:id="16" w:name="_Toc233642332"/>
+      <w:bookmarkStart w:id="16" w:name="_Toc233668128"/>
       <w:r>
         <w:rPr>
           <w:rFonts w:ascii="Aptos Display" w:eastAsia="Aptos Display" w:hAnsi="Aptos Display"/>
@@ -8544,7 +8558,7 @@
           <w:lang w:val="en-GB"/>
         </w:rPr>
       </w:pPr>
-      <w:bookmarkStart w:id="17" w:name="_Toc233642333"/>
+      <w:bookmarkStart w:id="17" w:name="_Toc233668129"/>
       <w:r>
         <w:rPr>
           <w:rFonts w:ascii="Aptos Display" w:eastAsia="Aptos Display" w:hAnsi="Aptos Display"/>
@@ -8565,7 +8579,7 @@
         <w:pStyle w:val="Kop3"/>
         <w:spacing w:line="252" w:lineRule="auto"/>
       </w:pPr>
-      <w:bookmarkStart w:id="18" w:name="_Toc233642334"/>
+      <w:bookmarkStart w:id="18" w:name="_Toc233668130"/>
       <w:r>
         <w:rPr>
           <w:rFonts w:ascii="Aptos Display" w:eastAsia="Aptos Display" w:hAnsi="Aptos Display"/>
@@ -8895,7 +8909,7 @@
         <w:pStyle w:val="Kop3"/>
         <w:spacing w:line="252" w:lineRule="auto"/>
       </w:pPr>
-      <w:bookmarkStart w:id="19" w:name="_Toc233642335"/>
+      <w:bookmarkStart w:id="19" w:name="_Toc233668131"/>
       <w:r>
         <w:rPr>
           <w:rFonts w:ascii="Aptos Display" w:eastAsia="Aptos Display" w:hAnsi="Aptos Display"/>
@@ -9285,7 +9299,7 @@
         <w:pStyle w:val="Kop3"/>
         <w:spacing w:line="252" w:lineRule="auto"/>
       </w:pPr>
-      <w:bookmarkStart w:id="20" w:name="_Toc233642336"/>
+      <w:bookmarkStart w:id="20" w:name="_Toc233668132"/>
       <w:r>
         <w:rPr>
           <w:rFonts w:ascii="Aptos Display" w:eastAsia="Aptos Display" w:hAnsi="Aptos Display"/>
@@ -9440,7 +9454,7 @@
         <w:pStyle w:val="Kop3"/>
         <w:spacing w:line="252" w:lineRule="auto"/>
       </w:pPr>
-      <w:bookmarkStart w:id="21" w:name="_Toc233642337"/>
+      <w:bookmarkStart w:id="21" w:name="_Toc233668133"/>
       <w:r>
         <w:rPr>
           <w:rFonts w:ascii="Aptos Display" w:eastAsia="Aptos Display" w:hAnsi="Aptos Display"/>
@@ -9676,7 +9690,7 @@
           <w:lang w:val="en-GB"/>
         </w:rPr>
       </w:pPr>
-      <w:bookmarkStart w:id="22" w:name="_Toc233642338"/>
+      <w:bookmarkStart w:id="22" w:name="_Toc233668134"/>
       <w:r>
         <w:rPr>
           <w:rFonts w:ascii="Aptos Display" w:eastAsia="Aptos Display" w:hAnsi="Aptos Display"/>
@@ -9708,7 +9722,7 @@
           <w:lang w:val="en-GB"/>
         </w:rPr>
       </w:pPr>
-      <w:bookmarkStart w:id="23" w:name="_Toc233642339"/>
+      <w:bookmarkStart w:id="23" w:name="_Toc233668135"/>
       <w:r>
         <w:rPr>
           <w:rFonts w:ascii="Aptos Display" w:eastAsia="Aptos Display" w:hAnsi="Aptos Display"/>
@@ -9776,12 +9790,14 @@
             <w:pPr>
               <w:spacing w:after="40" w:line="240" w:lineRule="auto"/>
               <w:rPr>
+                <w:color w:val="FFFFFF" w:themeColor="background1"/>
                 <w:lang w:val="en-GB"/>
               </w:rPr>
             </w:pPr>
             <w:r>
               <w:rPr>
                 <w:b/>
+                <w:color w:val="FFFFFF" w:themeColor="background1"/>
                 <w:sz w:val="17"/>
                 <w:lang w:val="en-GB"/>
               </w:rPr>
@@ -9805,12 +9821,14 @@
             <w:pPr>
               <w:spacing w:after="40" w:line="240" w:lineRule="auto"/>
               <w:rPr>
+                <w:color w:val="FFFFFF" w:themeColor="background1"/>
                 <w:lang w:val="en-GB"/>
               </w:rPr>
             </w:pPr>
             <w:r>
               <w:rPr>
                 <w:b/>
+                <w:color w:val="FFFFFF" w:themeColor="background1"/>
                 <w:sz w:val="17"/>
                 <w:lang w:val="en-GB"/>
               </w:rPr>
@@ -13302,7 +13320,7 @@
           <w:lang w:val="en-GB"/>
         </w:rPr>
       </w:pPr>
-      <w:bookmarkStart w:id="24" w:name="_Toc233642340"/>
+      <w:bookmarkStart w:id="24" w:name="_Toc233668136"/>
       <w:r>
         <w:rPr>
           <w:rFonts w:ascii="Aptos Display" w:eastAsia="Aptos Display" w:hAnsi="Aptos Display"/>
@@ -13434,7 +13452,7 @@
           <w:lang w:val="en-GB"/>
         </w:rPr>
       </w:pPr>
-      <w:bookmarkStart w:id="25" w:name="_Toc233642341"/>
+      <w:bookmarkStart w:id="25" w:name="_Toc233668137"/>
       <w:r>
         <w:rPr>
           <w:rFonts w:ascii="Aptos Display" w:eastAsia="Aptos Display" w:hAnsi="Aptos Display"/>
@@ -13466,7 +13484,7 @@
           <w:lang w:val="en-GB"/>
         </w:rPr>
       </w:pPr>
-      <w:bookmarkStart w:id="26" w:name="_Toc233642342"/>
+      <w:bookmarkStart w:id="26" w:name="_Toc233668138"/>
       <w:r>
         <w:rPr>
           <w:rFonts w:ascii="Aptos Display" w:eastAsia="Aptos Display" w:hAnsi="Aptos Display"/>
@@ -13533,12 +13551,14 @@
             <w:pPr>
               <w:spacing w:after="40" w:line="240" w:lineRule="auto"/>
               <w:rPr>
+                <w:color w:val="FFFFFF" w:themeColor="background1"/>
                 <w:lang w:val="en-GB"/>
               </w:rPr>
             </w:pPr>
             <w:r>
               <w:rPr>
                 <w:b/>
+                <w:color w:val="FFFFFF" w:themeColor="background1"/>
                 <w:sz w:val="17"/>
                 <w:lang w:val="en-GB"/>
               </w:rPr>
@@ -13561,12 +13581,14 @@
             <w:pPr>
               <w:spacing w:after="40" w:line="240" w:lineRule="auto"/>
               <w:rPr>
+                <w:color w:val="FFFFFF" w:themeColor="background1"/>
                 <w:lang w:val="en-GB"/>
               </w:rPr>
             </w:pPr>
             <w:r>
               <w:rPr>
                 <w:b/>
+                <w:color w:val="FFFFFF" w:themeColor="background1"/>
                 <w:sz w:val="17"/>
                 <w:lang w:val="en-GB"/>
               </w:rPr>
@@ -13969,7 +13991,7 @@
           <w:lang w:val="en-GB"/>
         </w:rPr>
       </w:pPr>
-      <w:bookmarkStart w:id="27" w:name="_Toc233642343"/>
+      <w:bookmarkStart w:id="27" w:name="_Toc233668139"/>
       <w:r>
         <w:rPr>
           <w:rFonts w:ascii="Aptos Display" w:eastAsia="Aptos Display" w:hAnsi="Aptos Display"/>
@@ -14009,12 +14031,14 @@
             <w:pPr>
               <w:spacing w:after="40" w:line="240" w:lineRule="auto"/>
               <w:rPr>
+                <w:color w:val="FFFFFF" w:themeColor="background1"/>
                 <w:lang w:val="en-GB"/>
               </w:rPr>
             </w:pPr>
             <w:r>
               <w:rPr>
                 <w:b/>
+                <w:color w:val="FFFFFF" w:themeColor="background1"/>
                 <w:sz w:val="17"/>
                 <w:lang w:val="en-GB"/>
               </w:rPr>
@@ -14037,12 +14061,14 @@
             <w:pPr>
               <w:spacing w:after="40" w:line="240" w:lineRule="auto"/>
               <w:rPr>
+                <w:color w:val="FFFFFF" w:themeColor="background1"/>
                 <w:lang w:val="en-GB"/>
               </w:rPr>
             </w:pPr>
             <w:r>
               <w:rPr>
                 <w:b/>
+                <w:color w:val="FFFFFF" w:themeColor="background1"/>
                 <w:sz w:val="17"/>
                 <w:lang w:val="en-GB"/>
               </w:rPr>
@@ -14387,7 +14413,7 @@
           <w:lang w:val="en-GB"/>
         </w:rPr>
       </w:pPr>
-      <w:bookmarkStart w:id="28" w:name="_Toc233642344"/>
+      <w:bookmarkStart w:id="28" w:name="_Toc233668140"/>
       <w:r>
         <w:rPr>
           <w:rFonts w:ascii="Aptos Display" w:eastAsia="Aptos Display" w:hAnsi="Aptos Display"/>
@@ -14431,12 +14457,14 @@
             <w:pPr>
               <w:spacing w:after="40" w:line="240" w:lineRule="auto"/>
               <w:rPr>
+                <w:color w:val="FFFFFF" w:themeColor="background1"/>
                 <w:lang w:val="en-GB"/>
               </w:rPr>
             </w:pPr>
             <w:r>
               <w:rPr>
                 <w:b/>
+                <w:color w:val="FFFFFF" w:themeColor="background1"/>
                 <w:sz w:val="17"/>
                 <w:lang w:val="en-GB"/>
               </w:rPr>
@@ -14459,12 +14487,14 @@
             <w:pPr>
               <w:spacing w:after="40" w:line="240" w:lineRule="auto"/>
               <w:rPr>
+                <w:color w:val="FFFFFF" w:themeColor="background1"/>
                 <w:lang w:val="en-GB"/>
               </w:rPr>
             </w:pPr>
             <w:r>
               <w:rPr>
                 <w:b/>
+                <w:color w:val="FFFFFF" w:themeColor="background1"/>
                 <w:sz w:val="17"/>
                 <w:lang w:val="en-GB"/>
               </w:rPr>
@@ -14487,12 +14517,14 @@
             <w:pPr>
               <w:spacing w:after="40" w:line="240" w:lineRule="auto"/>
               <w:rPr>
+                <w:color w:val="FFFFFF" w:themeColor="background1"/>
                 <w:lang w:val="en-GB"/>
               </w:rPr>
             </w:pPr>
             <w:r>
               <w:rPr>
                 <w:b/>
+                <w:color w:val="FFFFFF" w:themeColor="background1"/>
                 <w:sz w:val="17"/>
                 <w:lang w:val="en-GB"/>
               </w:rPr>
@@ -14515,12 +14547,14 @@
             <w:pPr>
               <w:spacing w:after="40" w:line="240" w:lineRule="auto"/>
               <w:rPr>
+                <w:color w:val="FFFFFF" w:themeColor="background1"/>
                 <w:lang w:val="en-GB"/>
               </w:rPr>
             </w:pPr>
             <w:r>
               <w:rPr>
                 <w:b/>
+                <w:color w:val="FFFFFF" w:themeColor="background1"/>
                 <w:sz w:val="17"/>
                 <w:lang w:val="en-GB"/>
               </w:rPr>
@@ -14543,12 +14577,14 @@
             <w:pPr>
               <w:spacing w:after="40" w:line="240" w:lineRule="auto"/>
               <w:rPr>
+                <w:color w:val="FFFFFF" w:themeColor="background1"/>
                 <w:lang w:val="en-GB"/>
               </w:rPr>
             </w:pPr>
             <w:r>
               <w:rPr>
                 <w:b/>
+                <w:color w:val="FFFFFF" w:themeColor="background1"/>
                 <w:sz w:val="17"/>
                 <w:lang w:val="en-GB"/>
               </w:rPr>
@@ -15494,7 +15530,7 @@
           <w:lang w:val="en-GB"/>
         </w:rPr>
       </w:pPr>
-      <w:bookmarkStart w:id="29" w:name="_Toc233642345"/>
+      <w:bookmarkStart w:id="29" w:name="_Toc233668141"/>
       <w:r>
         <w:rPr>
           <w:rFonts w:ascii="Aptos Display" w:eastAsia="Aptos Display" w:hAnsi="Aptos Display"/>
@@ -15562,7 +15598,7 @@
           <w:lang w:val="en-GB"/>
         </w:rPr>
       </w:pPr>
-      <w:bookmarkStart w:id="30" w:name="_Toc233642346"/>
+      <w:bookmarkStart w:id="30" w:name="_Toc233668142"/>
       <w:r>
         <w:rPr>
           <w:rFonts w:ascii="Aptos Display" w:eastAsia="Aptos Display" w:hAnsi="Aptos Display"/>
@@ -15613,6 +15649,19 @@
           <w:lang w:val="en-GB"/>
         </w:rPr>
         <w:t xml:space="preserve"> workbooks remain available as separate Excel files.</w:t>
+      </w:r>
+    </w:p>
+    <w:p>
+      <w:pPr>
+        <w:rPr>
+          <w:lang w:val="en-GB"/>
+        </w:rPr>
+      </w:pPr>
+      <w:r>
+        <w:rPr>
+          <w:lang w:val="en-GB"/>
+        </w:rPr>
+        <w:t>These rows illustrate how the manually corrected gold standard represents the intended target interpretation for selected records.</w:t>
       </w:r>
     </w:p>
     <w:p>
@@ -15623,7 +15672,7 @@
           <w:lang w:val="en-GB"/>
         </w:rPr>
       </w:pPr>
-      <w:bookmarkStart w:id="31" w:name="_Toc233642347"/>
+      <w:bookmarkStart w:id="31" w:name="_Toc233668143"/>
       <w:r>
         <w:rPr>
           <w:rFonts w:ascii="Aptos Display" w:eastAsia="Aptos Display" w:hAnsi="Aptos Display"/>
@@ -15636,17 +15685,18 @@
     <w:tbl>
       <w:tblPr>
         <w:tblStyle w:val="Tabelraster"/>
-        <w:tblW w:w="0" w:type="auto"/>
+        <w:tblW w:w="9776" w:type="dxa"/>
+        <w:tblLayout w:type="fixed"/>
         <w:tblLook w:val="04A0" w:firstRow="1" w:lastRow="0" w:firstColumn="1" w:lastColumn="0" w:noHBand="0" w:noVBand="1"/>
       </w:tblPr>
       <w:tblGrid>
-        <w:gridCol w:w="801"/>
-        <w:gridCol w:w="1135"/>
-        <w:gridCol w:w="1281"/>
-        <w:gridCol w:w="2491"/>
-        <w:gridCol w:w="1619"/>
-        <w:gridCol w:w="1357"/>
-        <w:gridCol w:w="764"/>
+        <w:gridCol w:w="846"/>
+        <w:gridCol w:w="1276"/>
+        <w:gridCol w:w="1275"/>
+        <w:gridCol w:w="2311"/>
+        <w:gridCol w:w="1658"/>
+        <w:gridCol w:w="1276"/>
+        <w:gridCol w:w="1134"/>
       </w:tblGrid>
       <w:tr>
         <w:trPr>
@@ -15654,19 +15704,21 @@
         </w:trPr>
         <w:tc>
           <w:tcPr>
-            <w:tcW w:w="1399" w:type="dxa"/>
+            <w:tcW w:w="846" w:type="dxa"/>
             <w:shd w:val="clear" w:color="auto" w:fill="1F6B4F"/>
           </w:tcPr>
           <w:p>
             <w:pPr>
               <w:spacing w:after="40" w:line="240" w:lineRule="auto"/>
               <w:rPr>
+                <w:color w:val="FFFFFF" w:themeColor="background1"/>
                 <w:lang w:val="en-GB"/>
               </w:rPr>
             </w:pPr>
             <w:r>
               <w:rPr>
                 <w:b/>
+                <w:color w:val="FFFFFF" w:themeColor="background1"/>
                 <w:sz w:val="17"/>
                 <w:lang w:val="en-GB"/>
               </w:rPr>
@@ -15676,19 +15728,21 @@
         </w:tc>
         <w:tc>
           <w:tcPr>
-            <w:tcW w:w="1399" w:type="dxa"/>
+            <w:tcW w:w="1276" w:type="dxa"/>
             <w:shd w:val="clear" w:color="auto" w:fill="1F6B4F"/>
           </w:tcPr>
           <w:p>
             <w:pPr>
               <w:spacing w:after="40" w:line="240" w:lineRule="auto"/>
               <w:rPr>
+                <w:color w:val="FFFFFF" w:themeColor="background1"/>
                 <w:lang w:val="en-GB"/>
               </w:rPr>
             </w:pPr>
             <w:r>
               <w:rPr>
                 <w:b/>
+                <w:color w:val="FFFFFF" w:themeColor="background1"/>
                 <w:sz w:val="17"/>
                 <w:lang w:val="en-GB"/>
               </w:rPr>
@@ -15698,19 +15752,21 @@
         </w:tc>
         <w:tc>
           <w:tcPr>
-            <w:tcW w:w="1399" w:type="dxa"/>
+            <w:tcW w:w="1275" w:type="dxa"/>
             <w:shd w:val="clear" w:color="auto" w:fill="1F6B4F"/>
           </w:tcPr>
           <w:p>
             <w:pPr>
               <w:spacing w:after="40" w:line="240" w:lineRule="auto"/>
               <w:rPr>
+                <w:color w:val="FFFFFF" w:themeColor="background1"/>
                 <w:lang w:val="en-GB"/>
               </w:rPr>
             </w:pPr>
             <w:r>
               <w:rPr>
                 <w:b/>
+                <w:color w:val="FFFFFF" w:themeColor="background1"/>
                 <w:sz w:val="17"/>
                 <w:lang w:val="en-GB"/>
               </w:rPr>
@@ -15720,19 +15776,21 @@
         </w:tc>
         <w:tc>
           <w:tcPr>
-            <w:tcW w:w="1399" w:type="dxa"/>
+            <w:tcW w:w="2311" w:type="dxa"/>
             <w:shd w:val="clear" w:color="auto" w:fill="1F6B4F"/>
           </w:tcPr>
           <w:p>
             <w:pPr>
               <w:spacing w:after="40" w:line="240" w:lineRule="auto"/>
               <w:rPr>
+                <w:color w:val="FFFFFF" w:themeColor="background1"/>
                 <w:lang w:val="en-GB"/>
               </w:rPr>
             </w:pPr>
             <w:r>
               <w:rPr>
                 <w:b/>
+                <w:color w:val="FFFFFF" w:themeColor="background1"/>
                 <w:sz w:val="17"/>
                 <w:lang w:val="en-GB"/>
               </w:rPr>
@@ -15742,19 +15800,21 @@
         </w:tc>
         <w:tc>
           <w:tcPr>
-            <w:tcW w:w="1399" w:type="dxa"/>
+            <w:tcW w:w="1658" w:type="dxa"/>
             <w:shd w:val="clear" w:color="auto" w:fill="1F6B4F"/>
           </w:tcPr>
           <w:p>
             <w:pPr>
               <w:spacing w:after="40" w:line="240" w:lineRule="auto"/>
               <w:rPr>
+                <w:color w:val="FFFFFF" w:themeColor="background1"/>
                 <w:lang w:val="en-GB"/>
               </w:rPr>
             </w:pPr>
             <w:r>
               <w:rPr>
                 <w:b/>
+                <w:color w:val="FFFFFF" w:themeColor="background1"/>
                 <w:sz w:val="17"/>
                 <w:lang w:val="en-GB"/>
               </w:rPr>
@@ -15764,19 +15824,21 @@
         </w:tc>
         <w:tc>
           <w:tcPr>
-            <w:tcW w:w="1399" w:type="dxa"/>
+            <w:tcW w:w="1276" w:type="dxa"/>
             <w:shd w:val="clear" w:color="auto" w:fill="1F6B4F"/>
           </w:tcPr>
           <w:p>
             <w:pPr>
               <w:spacing w:after="40" w:line="240" w:lineRule="auto"/>
               <w:rPr>
+                <w:color w:val="FFFFFF" w:themeColor="background1"/>
                 <w:lang w:val="en-GB"/>
               </w:rPr>
             </w:pPr>
             <w:r>
               <w:rPr>
                 <w:b/>
+                <w:color w:val="FFFFFF" w:themeColor="background1"/>
                 <w:sz w:val="17"/>
                 <w:lang w:val="en-GB"/>
               </w:rPr>
@@ -15786,19 +15848,21 @@
         </w:tc>
         <w:tc>
           <w:tcPr>
-            <w:tcW w:w="1399" w:type="dxa"/>
+            <w:tcW w:w="1134" w:type="dxa"/>
             <w:shd w:val="clear" w:color="auto" w:fill="1F6B4F"/>
           </w:tcPr>
           <w:p>
             <w:pPr>
               <w:spacing w:after="40" w:line="240" w:lineRule="auto"/>
               <w:rPr>
+                <w:color w:val="FFFFFF" w:themeColor="background1"/>
                 <w:lang w:val="en-GB"/>
               </w:rPr>
             </w:pPr>
             <w:r>
               <w:rPr>
                 <w:b/>
+                <w:color w:val="FFFFFF" w:themeColor="background1"/>
                 <w:sz w:val="17"/>
                 <w:lang w:val="en-GB"/>
               </w:rPr>
@@ -15813,7 +15877,7 @@
         </w:trPr>
         <w:tc>
           <w:tcPr>
-            <w:tcW w:w="1399" w:type="dxa"/>
+            <w:tcW w:w="846" w:type="dxa"/>
             <w:shd w:val="clear" w:color="auto" w:fill="FFFFFF"/>
           </w:tcPr>
           <w:p>
@@ -15834,7 +15898,7 @@
         </w:tc>
         <w:tc>
           <w:tcPr>
-            <w:tcW w:w="1399" w:type="dxa"/>
+            <w:tcW w:w="1276" w:type="dxa"/>
             <w:shd w:val="clear" w:color="auto" w:fill="FFFFFF"/>
           </w:tcPr>
           <w:p>
@@ -15857,7 +15921,7 @@
         </w:tc>
         <w:tc>
           <w:tcPr>
-            <w:tcW w:w="1399" w:type="dxa"/>
+            <w:tcW w:w="1275" w:type="dxa"/>
             <w:shd w:val="clear" w:color="auto" w:fill="FFFFFF"/>
           </w:tcPr>
           <w:p>
@@ -15896,7 +15960,7 @@
         </w:tc>
         <w:tc>
           <w:tcPr>
-            <w:tcW w:w="1399" w:type="dxa"/>
+            <w:tcW w:w="2311" w:type="dxa"/>
             <w:shd w:val="clear" w:color="auto" w:fill="FFFFFF"/>
           </w:tcPr>
           <w:p>
@@ -15935,7 +15999,7 @@
         </w:tc>
         <w:tc>
           <w:tcPr>
-            <w:tcW w:w="1399" w:type="dxa"/>
+            <w:tcW w:w="1658" w:type="dxa"/>
             <w:shd w:val="clear" w:color="auto" w:fill="FFFFFF"/>
           </w:tcPr>
           <w:p>
@@ -15956,7 +16020,7 @@
         </w:tc>
         <w:tc>
           <w:tcPr>
-            <w:tcW w:w="1399" w:type="dxa"/>
+            <w:tcW w:w="1276" w:type="dxa"/>
             <w:shd w:val="clear" w:color="auto" w:fill="FFFFFF"/>
           </w:tcPr>
           <w:p>
@@ -15979,7 +16043,7 @@
         </w:tc>
         <w:tc>
           <w:tcPr>
-            <w:tcW w:w="1399" w:type="dxa"/>
+            <w:tcW w:w="1134" w:type="dxa"/>
             <w:shd w:val="clear" w:color="auto" w:fill="FFFFFF"/>
           </w:tcPr>
           <w:p>
@@ -16005,7 +16069,7 @@
         </w:trPr>
         <w:tc>
           <w:tcPr>
-            <w:tcW w:w="1399" w:type="dxa"/>
+            <w:tcW w:w="846" w:type="dxa"/>
             <w:shd w:val="clear" w:color="auto" w:fill="F7F4EA"/>
           </w:tcPr>
           <w:p>
@@ -16026,7 +16090,7 @@
         </w:tc>
         <w:tc>
           <w:tcPr>
-            <w:tcW w:w="1399" w:type="dxa"/>
+            <w:tcW w:w="1276" w:type="dxa"/>
             <w:shd w:val="clear" w:color="auto" w:fill="F7F4EA"/>
           </w:tcPr>
           <w:p>
@@ -16049,7 +16113,7 @@
         </w:tc>
         <w:tc>
           <w:tcPr>
-            <w:tcW w:w="1399" w:type="dxa"/>
+            <w:tcW w:w="1275" w:type="dxa"/>
             <w:shd w:val="clear" w:color="auto" w:fill="F7F4EA"/>
           </w:tcPr>
           <w:p>
@@ -16072,7 +16136,7 @@
         </w:tc>
         <w:tc>
           <w:tcPr>
-            <w:tcW w:w="1399" w:type="dxa"/>
+            <w:tcW w:w="2311" w:type="dxa"/>
             <w:shd w:val="clear" w:color="auto" w:fill="F7F4EA"/>
           </w:tcPr>
           <w:p>
@@ -16134,7 +16198,7 @@
         </w:tc>
         <w:tc>
           <w:tcPr>
-            <w:tcW w:w="1399" w:type="dxa"/>
+            <w:tcW w:w="1658" w:type="dxa"/>
             <w:shd w:val="clear" w:color="auto" w:fill="F7F4EA"/>
           </w:tcPr>
           <w:p>
@@ -16196,7 +16260,7 @@
         </w:tc>
         <w:tc>
           <w:tcPr>
-            <w:tcW w:w="1399" w:type="dxa"/>
+            <w:tcW w:w="1276" w:type="dxa"/>
             <w:shd w:val="clear" w:color="auto" w:fill="F7F4EA"/>
           </w:tcPr>
           <w:p>
@@ -16226,7 +16290,7 @@
         </w:tc>
         <w:tc>
           <w:tcPr>
-            <w:tcW w:w="1399" w:type="dxa"/>
+            <w:tcW w:w="1134" w:type="dxa"/>
             <w:shd w:val="clear" w:color="auto" w:fill="F7F4EA"/>
           </w:tcPr>
           <w:p>
@@ -16252,7 +16316,7 @@
         </w:trPr>
         <w:tc>
           <w:tcPr>
-            <w:tcW w:w="1399" w:type="dxa"/>
+            <w:tcW w:w="846" w:type="dxa"/>
             <w:shd w:val="clear" w:color="auto" w:fill="FFFFFF"/>
           </w:tcPr>
           <w:p>
@@ -16273,7 +16337,7 @@
         </w:tc>
         <w:tc>
           <w:tcPr>
-            <w:tcW w:w="1399" w:type="dxa"/>
+            <w:tcW w:w="1276" w:type="dxa"/>
             <w:shd w:val="clear" w:color="auto" w:fill="FFFFFF"/>
           </w:tcPr>
           <w:p>
@@ -16294,7 +16358,7 @@
         </w:tc>
         <w:tc>
           <w:tcPr>
-            <w:tcW w:w="1399" w:type="dxa"/>
+            <w:tcW w:w="1275" w:type="dxa"/>
             <w:shd w:val="clear" w:color="auto" w:fill="FFFFFF"/>
           </w:tcPr>
           <w:p>
@@ -16349,7 +16413,7 @@
         </w:tc>
         <w:tc>
           <w:tcPr>
-            <w:tcW w:w="1399" w:type="dxa"/>
+            <w:tcW w:w="2311" w:type="dxa"/>
             <w:shd w:val="clear" w:color="auto" w:fill="FFFFFF"/>
           </w:tcPr>
           <w:p>
@@ -16370,7 +16434,7 @@
         </w:tc>
         <w:tc>
           <w:tcPr>
-            <w:tcW w:w="1399" w:type="dxa"/>
+            <w:tcW w:w="1658" w:type="dxa"/>
             <w:shd w:val="clear" w:color="auto" w:fill="FFFFFF"/>
           </w:tcPr>
           <w:p>
@@ -16425,7 +16489,7 @@
         </w:tc>
         <w:tc>
           <w:tcPr>
-            <w:tcW w:w="1399" w:type="dxa"/>
+            <w:tcW w:w="1276" w:type="dxa"/>
             <w:shd w:val="clear" w:color="auto" w:fill="FFFFFF"/>
           </w:tcPr>
           <w:p>
@@ -16464,7 +16528,7 @@
         </w:tc>
         <w:tc>
           <w:tcPr>
-            <w:tcW w:w="1399" w:type="dxa"/>
+            <w:tcW w:w="1134" w:type="dxa"/>
             <w:shd w:val="clear" w:color="auto" w:fill="FFFFFF"/>
           </w:tcPr>
           <w:p>
@@ -16490,7 +16554,7 @@
         </w:trPr>
         <w:tc>
           <w:tcPr>
-            <w:tcW w:w="1399" w:type="dxa"/>
+            <w:tcW w:w="846" w:type="dxa"/>
             <w:shd w:val="clear" w:color="auto" w:fill="F7F4EA"/>
           </w:tcPr>
           <w:p>
@@ -16511,7 +16575,7 @@
         </w:tc>
         <w:tc>
           <w:tcPr>
-            <w:tcW w:w="1399" w:type="dxa"/>
+            <w:tcW w:w="1276" w:type="dxa"/>
             <w:shd w:val="clear" w:color="auto" w:fill="F7F4EA"/>
           </w:tcPr>
           <w:p>
@@ -16534,7 +16598,7 @@
         </w:tc>
         <w:tc>
           <w:tcPr>
-            <w:tcW w:w="1399" w:type="dxa"/>
+            <w:tcW w:w="1275" w:type="dxa"/>
             <w:shd w:val="clear" w:color="auto" w:fill="F7F4EA"/>
           </w:tcPr>
           <w:p>
@@ -16557,7 +16621,7 @@
         </w:tc>
         <w:tc>
           <w:tcPr>
-            <w:tcW w:w="1399" w:type="dxa"/>
+            <w:tcW w:w="2311" w:type="dxa"/>
             <w:shd w:val="clear" w:color="auto" w:fill="F7F4EA"/>
           </w:tcPr>
           <w:p>
@@ -16578,7 +16642,7 @@
         </w:tc>
         <w:tc>
           <w:tcPr>
-            <w:tcW w:w="1399" w:type="dxa"/>
+            <w:tcW w:w="1658" w:type="dxa"/>
             <w:shd w:val="clear" w:color="auto" w:fill="F7F4EA"/>
           </w:tcPr>
           <w:p>
@@ -16633,7 +16697,7 @@
         </w:tc>
         <w:tc>
           <w:tcPr>
-            <w:tcW w:w="1399" w:type="dxa"/>
+            <w:tcW w:w="1276" w:type="dxa"/>
             <w:shd w:val="clear" w:color="auto" w:fill="F7F4EA"/>
           </w:tcPr>
           <w:p>
@@ -16656,7 +16720,7 @@
         </w:tc>
         <w:tc>
           <w:tcPr>
-            <w:tcW w:w="1399" w:type="dxa"/>
+            <w:tcW w:w="1134" w:type="dxa"/>
             <w:shd w:val="clear" w:color="auto" w:fill="F7F4EA"/>
           </w:tcPr>
           <w:p>
@@ -16682,7 +16746,7 @@
         </w:trPr>
         <w:tc>
           <w:tcPr>
-            <w:tcW w:w="1399" w:type="dxa"/>
+            <w:tcW w:w="846" w:type="dxa"/>
             <w:shd w:val="clear" w:color="auto" w:fill="FFFFFF"/>
           </w:tcPr>
           <w:p>
@@ -16703,7 +16767,7 @@
         </w:tc>
         <w:tc>
           <w:tcPr>
-            <w:tcW w:w="1399" w:type="dxa"/>
+            <w:tcW w:w="1276" w:type="dxa"/>
             <w:shd w:val="clear" w:color="auto" w:fill="FFFFFF"/>
           </w:tcPr>
           <w:p>
@@ -16724,7 +16788,7 @@
         </w:tc>
         <w:tc>
           <w:tcPr>
-            <w:tcW w:w="1399" w:type="dxa"/>
+            <w:tcW w:w="1275" w:type="dxa"/>
             <w:shd w:val="clear" w:color="auto" w:fill="FFFFFF"/>
           </w:tcPr>
           <w:p>
@@ -16763,7 +16827,7 @@
         </w:tc>
         <w:tc>
           <w:tcPr>
-            <w:tcW w:w="1399" w:type="dxa"/>
+            <w:tcW w:w="2311" w:type="dxa"/>
             <w:shd w:val="clear" w:color="auto" w:fill="FFFFFF"/>
           </w:tcPr>
           <w:p>
@@ -16784,7 +16848,7 @@
         </w:tc>
         <w:tc>
           <w:tcPr>
-            <w:tcW w:w="1399" w:type="dxa"/>
+            <w:tcW w:w="1658" w:type="dxa"/>
             <w:shd w:val="clear" w:color="auto" w:fill="FFFFFF"/>
           </w:tcPr>
           <w:p>
@@ -16807,7 +16871,7 @@
         </w:tc>
         <w:tc>
           <w:tcPr>
-            <w:tcW w:w="1399" w:type="dxa"/>
+            <w:tcW w:w="1276" w:type="dxa"/>
             <w:shd w:val="clear" w:color="auto" w:fill="FFFFFF"/>
           </w:tcPr>
           <w:p>
@@ -16830,7 +16894,7 @@
         </w:tc>
         <w:tc>
           <w:tcPr>
-            <w:tcW w:w="1399" w:type="dxa"/>
+            <w:tcW w:w="1134" w:type="dxa"/>
             <w:shd w:val="clear" w:color="auto" w:fill="FFFFFF"/>
           </w:tcPr>
           <w:p>
@@ -16851,26 +16915,6 @@
         </w:tc>
       </w:tr>
     </w:tbl>
-    <w:p>
-      <w:pPr>
-        <w:rPr>
-          <w:lang w:val="en-GB"/>
-        </w:rPr>
-      </w:pPr>
-    </w:p>
-    <w:p>
-      <w:pPr>
-        <w:rPr>
-          <w:lang w:val="en-GB"/>
-        </w:rPr>
-      </w:pPr>
-      <w:r>
-        <w:rPr>
-          <w:lang w:val="en-GB"/>
-        </w:rPr>
-        <w:t>These rows illustrate how the manually corrected gold standard represents the intended target interpretation for selected records.</w:t>
-      </w:r>
-    </w:p>
     <w:p>
       <w:pPr>
         <w:rPr>
@@ -16894,10 +16938,11 @@
         <w:pStyle w:val="Kop3"/>
         <w:spacing w:line="252" w:lineRule="auto"/>
         <w:rPr>
+          <w:rFonts w:ascii="Aptos Display" w:eastAsia="Aptos Display" w:hAnsi="Aptos Display"/>
           <w:lang w:val="en-GB"/>
         </w:rPr>
       </w:pPr>
-      <w:bookmarkStart w:id="32" w:name="_Toc233642348"/>
+      <w:bookmarkStart w:id="32" w:name="_Toc233668144"/>
       <w:r>
         <w:rPr>
           <w:rFonts w:ascii="Aptos Display" w:eastAsia="Aptos Display" w:hAnsi="Aptos Display"/>
@@ -16923,6 +16968,33 @@
         <w:t xml:space="preserve"> sample rows</w:t>
       </w:r>
       <w:bookmarkEnd w:id="32"/>
+    </w:p>
+    <w:p>
+      <w:pPr>
+        <w:rPr>
+          <w:lang w:val="en-GB"/>
+        </w:rPr>
+      </w:pPr>
+      <w:r>
+        <w:rPr>
+          <w:lang w:val="en-GB"/>
+        </w:rPr>
+        <w:t xml:space="preserve">These rows illustrate the kind of structured output produced by </w:t>
+      </w:r>
+      <w:proofErr w:type="spellStart"/>
+      <w:r>
+        <w:rPr>
+          <w:lang w:val="en-GB"/>
+        </w:rPr>
+        <w:t>RefAI</w:t>
+      </w:r>
+      <w:proofErr w:type="spellEnd"/>
+      <w:r>
+        <w:rPr>
+          <w:lang w:val="en-GB"/>
+        </w:rPr>
+        <w:t xml:space="preserve"> before final human interpretation. The comparison between these samples should be read in combination with Chapter 7, where the evaluation is framed as signal detection and triage rather than exact row-level reproduction.</w:t>
+      </w:r>
     </w:p>
     <w:tbl>
       <w:tblPr>
@@ -16952,12 +17024,14 @@
             <w:pPr>
               <w:spacing w:after="40" w:line="240" w:lineRule="auto"/>
               <w:rPr>
+                <w:color w:val="FFFFFF" w:themeColor="background1"/>
                 <w:lang w:val="en-GB"/>
               </w:rPr>
             </w:pPr>
             <w:r>
               <w:rPr>
                 <w:b/>
+                <w:color w:val="FFFFFF" w:themeColor="background1"/>
                 <w:sz w:val="17"/>
                 <w:lang w:val="en-GB"/>
               </w:rPr>
@@ -16974,12 +17048,14 @@
             <w:pPr>
               <w:spacing w:after="40" w:line="240" w:lineRule="auto"/>
               <w:rPr>
+                <w:color w:val="FFFFFF" w:themeColor="background1"/>
                 <w:lang w:val="en-GB"/>
               </w:rPr>
             </w:pPr>
             <w:r>
               <w:rPr>
                 <w:b/>
+                <w:color w:val="FFFFFF" w:themeColor="background1"/>
                 <w:sz w:val="17"/>
                 <w:lang w:val="en-GB"/>
               </w:rPr>
@@ -16996,12 +17072,14 @@
             <w:pPr>
               <w:spacing w:after="40" w:line="240" w:lineRule="auto"/>
               <w:rPr>
+                <w:color w:val="FFFFFF" w:themeColor="background1"/>
                 <w:lang w:val="en-GB"/>
               </w:rPr>
             </w:pPr>
             <w:r>
               <w:rPr>
                 <w:b/>
+                <w:color w:val="FFFFFF" w:themeColor="background1"/>
                 <w:sz w:val="17"/>
                 <w:lang w:val="en-GB"/>
               </w:rPr>
@@ -17018,12 +17096,14 @@
             <w:pPr>
               <w:spacing w:after="40" w:line="240" w:lineRule="auto"/>
               <w:rPr>
+                <w:color w:val="FFFFFF" w:themeColor="background1"/>
                 <w:lang w:val="en-GB"/>
               </w:rPr>
             </w:pPr>
             <w:r>
               <w:rPr>
                 <w:b/>
+                <w:color w:val="FFFFFF" w:themeColor="background1"/>
                 <w:sz w:val="17"/>
                 <w:lang w:val="en-GB"/>
               </w:rPr>
@@ -17040,12 +17120,14 @@
             <w:pPr>
               <w:spacing w:after="40" w:line="240" w:lineRule="auto"/>
               <w:rPr>
+                <w:color w:val="FFFFFF" w:themeColor="background1"/>
                 <w:lang w:val="en-GB"/>
               </w:rPr>
             </w:pPr>
             <w:r>
               <w:rPr>
                 <w:b/>
+                <w:color w:val="FFFFFF" w:themeColor="background1"/>
                 <w:sz w:val="17"/>
                 <w:lang w:val="en-GB"/>
               </w:rPr>
@@ -17062,12 +17144,14 @@
             <w:pPr>
               <w:spacing w:after="40" w:line="240" w:lineRule="auto"/>
               <w:rPr>
+                <w:color w:val="FFFFFF" w:themeColor="background1"/>
                 <w:lang w:val="en-GB"/>
               </w:rPr>
             </w:pPr>
             <w:r>
               <w:rPr>
                 <w:b/>
+                <w:color w:val="FFFFFF" w:themeColor="background1"/>
                 <w:sz w:val="17"/>
                 <w:lang w:val="en-GB"/>
               </w:rPr>
@@ -17084,12 +17168,14 @@
             <w:pPr>
               <w:spacing w:after="40" w:line="240" w:lineRule="auto"/>
               <w:rPr>
+                <w:color w:val="FFFFFF" w:themeColor="background1"/>
                 <w:lang w:val="en-GB"/>
               </w:rPr>
             </w:pPr>
             <w:r>
               <w:rPr>
                 <w:b/>
+                <w:color w:val="FFFFFF" w:themeColor="background1"/>
                 <w:sz w:val="17"/>
                 <w:lang w:val="en-GB"/>
               </w:rPr>
@@ -18204,40 +18290,6 @@
         </w:tc>
       </w:tr>
     </w:tbl>
-    <w:p>
-      <w:pPr>
-        <w:rPr>
-          <w:lang w:val="en-GB"/>
-        </w:rPr>
-      </w:pPr>
-    </w:p>
-    <w:p>
-      <w:pPr>
-        <w:rPr>
-          <w:lang w:val="en-GB"/>
-        </w:rPr>
-      </w:pPr>
-      <w:r>
-        <w:rPr>
-          <w:lang w:val="en-GB"/>
-        </w:rPr>
-        <w:t xml:space="preserve">These rows illustrate the kind of structured output produced by </w:t>
-      </w:r>
-      <w:proofErr w:type="spellStart"/>
-      <w:r>
-        <w:rPr>
-          <w:lang w:val="en-GB"/>
-        </w:rPr>
-        <w:t>RefAI</w:t>
-      </w:r>
-      <w:proofErr w:type="spellEnd"/>
-      <w:r>
-        <w:rPr>
-          <w:lang w:val="en-GB"/>
-        </w:rPr>
-        <w:t xml:space="preserve"> before final human interpretation. The comparison between these samples should be read in combination with Chapter 7, where the evaluation is framed as signal detection and triage rather than exact row-level reproduction.</w:t>
-      </w:r>
-    </w:p>
     <w:p>
       <w:pPr>
         <w:rPr>
@@ -18265,7 +18317,7 @@
           <w:lang w:val="en-GB"/>
         </w:rPr>
       </w:pPr>
-      <w:bookmarkStart w:id="33" w:name="_Toc233642349"/>
+      <w:bookmarkStart w:id="33" w:name="_Toc233668145"/>
       <w:r>
         <w:rPr>
           <w:rFonts w:ascii="Aptos Display" w:eastAsia="Aptos Display" w:hAnsi="Aptos Display"/>
@@ -18340,12 +18392,14 @@
             <w:pPr>
               <w:spacing w:after="40" w:line="240" w:lineRule="auto"/>
               <w:rPr>
+                <w:color w:val="FFFFFF" w:themeColor="background1"/>
                 <w:lang w:val="en-GB"/>
               </w:rPr>
             </w:pPr>
             <w:r>
               <w:rPr>
                 <w:b/>
+                <w:color w:val="FFFFFF" w:themeColor="background1"/>
                 <w:sz w:val="17"/>
                 <w:lang w:val="en-GB"/>
               </w:rPr>
@@ -18368,12 +18422,14 @@
             <w:pPr>
               <w:spacing w:after="40" w:line="240" w:lineRule="auto"/>
               <w:rPr>
+                <w:color w:val="FFFFFF" w:themeColor="background1"/>
                 <w:lang w:val="en-GB"/>
               </w:rPr>
             </w:pPr>
             <w:r>
               <w:rPr>
                 <w:b/>
+                <w:color w:val="FFFFFF" w:themeColor="background1"/>
                 <w:sz w:val="17"/>
                 <w:lang w:val="en-GB"/>
               </w:rPr>
@@ -19315,7 +19371,7 @@
           <w:lang w:val="en-GB"/>
         </w:rPr>
       </w:pPr>
-      <w:bookmarkStart w:id="34" w:name="_Toc233642350"/>
+      <w:bookmarkStart w:id="34" w:name="_Toc233668146"/>
       <w:r>
         <w:rPr>
           <w:rFonts w:ascii="Aptos Display" w:eastAsia="Aptos Display" w:hAnsi="Aptos Display"/>
@@ -19370,12 +19426,14 @@
             <w:pPr>
               <w:spacing w:after="40" w:line="240" w:lineRule="auto"/>
               <w:rPr>
+                <w:color w:val="FFFFFF" w:themeColor="background1"/>
                 <w:lang w:val="en-GB"/>
               </w:rPr>
             </w:pPr>
             <w:r>
               <w:rPr>
                 <w:b/>
+                <w:color w:val="FFFFFF" w:themeColor="background1"/>
                 <w:sz w:val="17"/>
                 <w:lang w:val="en-GB"/>
               </w:rPr>
@@ -19398,12 +19456,14 @@
             <w:pPr>
               <w:spacing w:after="40" w:line="240" w:lineRule="auto"/>
               <w:rPr>
+                <w:color w:val="FFFFFF" w:themeColor="background1"/>
                 <w:lang w:val="en-GB"/>
               </w:rPr>
             </w:pPr>
             <w:r>
               <w:rPr>
                 <w:b/>
+                <w:color w:val="FFFFFF" w:themeColor="background1"/>
                 <w:sz w:val="17"/>
                 <w:lang w:val="en-GB"/>
               </w:rPr>
@@ -19426,12 +19486,14 @@
             <w:pPr>
               <w:spacing w:after="40" w:line="240" w:lineRule="auto"/>
               <w:rPr>
+                <w:color w:val="FFFFFF" w:themeColor="background1"/>
                 <w:lang w:val="en-GB"/>
               </w:rPr>
             </w:pPr>
             <w:r>
               <w:rPr>
                 <w:b/>
+                <w:color w:val="FFFFFF" w:themeColor="background1"/>
                 <w:sz w:val="17"/>
                 <w:lang w:val="en-GB"/>
               </w:rPr>
@@ -20028,7 +20090,31 @@
         <w:rPr>
           <w:lang w:val="en-GB"/>
         </w:rPr>
-        <w:t>Repository availability: [GitHub or archival repository URL to be inserted after deposition]. Persistent identifier/DOI: [to be inserted if assigned].</w:t>
+        <w:t>Repository availability: [</w:t>
+      </w:r>
+      <w:r>
+        <w:rPr>
+          <w:lang w:val="en-GB"/>
+        </w:rPr>
+        <w:t>https://github.com/Solovyer/RefAI_MSc_Thesis_Submission</w:t>
+      </w:r>
+      <w:r>
+        <w:rPr>
+          <w:lang w:val="en-GB"/>
+        </w:rPr>
+        <w:t>]. Persistent identifier/DOI: [</w:t>
+      </w:r>
+      <w:r>
+        <w:rPr>
+          <w:lang w:val="en-GB"/>
+        </w:rPr>
+        <w:t>TBA</w:t>
+      </w:r>
+      <w:r>
+        <w:rPr>
+          <w:lang w:val="en-GB"/>
+        </w:rPr>
+        <w:t>].</w:t>
       </w:r>
     </w:p>
     <w:p>
@@ -20058,7 +20144,7 @@
           <w:lang w:val="en-GB"/>
         </w:rPr>
       </w:pPr>
-      <w:bookmarkStart w:id="35" w:name="_Toc233642351"/>
+      <w:bookmarkStart w:id="35" w:name="_Toc233668147"/>
       <w:r>
         <w:rPr>
           <w:rFonts w:ascii="Aptos Display" w:eastAsia="Aptos Display" w:hAnsi="Aptos Display"/>
@@ -20094,6 +20180,110 @@
           <w:lang w:val="en-GB"/>
         </w:rPr>
         <w:t xml:space="preserve"> pipeline. It is not a line-by-line reproduction of the Python code or every regular expression. Its purpose is to show where decisions are made, what evidence they use and where limitations remain. The authoritative implementation is the deposited Python script and notebook, while editable domain decisions are stored primarily in the Excel reference resources, especially RefAI_Custom_Aliases.xlsx.</w:t>
+      </w:r>
+    </w:p>
+    <w:p>
+      <w:pPr>
+        <w:rPr>
+          <w:lang w:val="en-GB"/>
+        </w:rPr>
+      </w:pPr>
+      <w:r>
+        <w:rPr>
+          <w:lang w:val="en-GB"/>
+        </w:rPr>
+        <w:t>Several rule families are deliberately stored outside the Python logic. RefAI_Custom_Aliases.xlsx</w:t>
+      </w:r>
+      <w:r>
+        <w:rPr>
+          <w:lang w:val="en-GB"/>
+        </w:rPr>
+        <w:t xml:space="preserve"> </w:t>
+      </w:r>
+      <w:r>
+        <w:rPr>
+          <w:lang w:val="en-GB"/>
+        </w:rPr>
+        <w:t>contains term aliases, dating aliases, place aliases, rejection terms, field-type overrides, ambiguous-term evidence rules, bucket preferences, generic suppression rules and LLM auto-apply guards. Official</w:t>
+      </w:r>
+      <w:r>
+        <w:rPr>
+          <w:lang w:val="en-GB"/>
+        </w:rPr>
+        <w:t xml:space="preserve"> </w:t>
+      </w:r>
+      <w:r>
+        <w:rPr>
+          <w:lang w:val="en-GB"/>
+        </w:rPr>
+        <w:t>or broader reference workbooks provide ABR concepts, periods, vocabulary, materials, find</w:t>
+      </w:r>
+      <w:r>
+        <w:rPr>
+          <w:lang w:val="en-GB"/>
+        </w:rPr>
+        <w:t xml:space="preserve"> </w:t>
+      </w:r>
+      <w:r>
+        <w:rPr>
+          <w:lang w:val="en-GB"/>
+        </w:rPr>
+        <w:t>distributions, ground traces and related archaeological categories. This division allows recurring domain</w:t>
+      </w:r>
+      <w:r>
+        <w:rPr>
+          <w:lang w:val="en-GB"/>
+        </w:rPr>
+        <w:t xml:space="preserve"> </w:t>
+      </w:r>
+      <w:r>
+        <w:rPr>
+          <w:lang w:val="en-GB"/>
+        </w:rPr>
+        <w:t>corrections to be documented in editable tables rather than added only as hardcoded exceptions.</w:t>
+      </w:r>
+    </w:p>
+    <w:p>
+      <w:pPr>
+        <w:rPr>
+          <w:lang w:val="en-GB"/>
+        </w:rPr>
+      </w:pPr>
+      <w:r>
+        <w:rPr>
+          <w:lang w:val="en-GB"/>
+        </w:rPr>
+        <w:t>Together, these components implement the hybrid architecture. No individual tool is considered a</w:t>
+      </w:r>
+      <w:r>
+        <w:rPr>
+          <w:lang w:val="en-GB"/>
+        </w:rPr>
+        <w:t xml:space="preserve"> </w:t>
+      </w:r>
+      <w:r>
+        <w:rPr>
+          <w:lang w:val="en-GB"/>
+        </w:rPr>
+        <w:t>source of archaeological truth. Reliability comes from combining them, retaining evidence and requiring</w:t>
+      </w:r>
+      <w:r>
+        <w:rPr>
+          <w:lang w:val="en-GB"/>
+        </w:rPr>
+        <w:t xml:space="preserve"> </w:t>
+      </w:r>
+      <w:r>
+        <w:rPr>
+          <w:lang w:val="en-GB"/>
+        </w:rPr>
+        <w:t>human review where the available information does not support an unambiguous decision</w:t>
+      </w:r>
+      <w:r>
+        <w:rPr>
+          <w:lang w:val="en-GB"/>
+        </w:rPr>
+        <w:t>.</w:t>
       </w:r>
     </w:p>
     <w:p>
@@ -20104,7 +20294,7 @@
           <w:lang w:val="en-GB"/>
         </w:rPr>
       </w:pPr>
-      <w:bookmarkStart w:id="36" w:name="_Toc233642352"/>
+      <w:bookmarkStart w:id="36" w:name="_Toc233668148"/>
       <w:r>
         <w:rPr>
           <w:rFonts w:ascii="Aptos Display" w:eastAsia="Aptos Display" w:hAnsi="Aptos Display"/>
@@ -20141,12 +20331,14 @@
             <w:pPr>
               <w:spacing w:after="40" w:line="240" w:lineRule="auto"/>
               <w:rPr>
+                <w:color w:val="FFFFFF" w:themeColor="background1"/>
                 <w:lang w:val="en-GB"/>
               </w:rPr>
             </w:pPr>
             <w:r>
               <w:rPr>
                 <w:b/>
+                <w:color w:val="FFFFFF" w:themeColor="background1"/>
                 <w:sz w:val="17"/>
                 <w:lang w:val="en-GB"/>
               </w:rPr>
@@ -20164,12 +20356,14 @@
             <w:pPr>
               <w:spacing w:after="40" w:line="240" w:lineRule="auto"/>
               <w:rPr>
+                <w:color w:val="FFFFFF" w:themeColor="background1"/>
                 <w:lang w:val="en-GB"/>
               </w:rPr>
             </w:pPr>
             <w:r>
               <w:rPr>
                 <w:b/>
+                <w:color w:val="FFFFFF" w:themeColor="background1"/>
                 <w:sz w:val="17"/>
                 <w:lang w:val="en-GB"/>
               </w:rPr>
@@ -20187,12 +20381,14 @@
             <w:pPr>
               <w:spacing w:after="40" w:line="240" w:lineRule="auto"/>
               <w:rPr>
+                <w:color w:val="FFFFFF" w:themeColor="background1"/>
                 <w:lang w:val="en-GB"/>
               </w:rPr>
             </w:pPr>
             <w:r>
               <w:rPr>
                 <w:b/>
+                <w:color w:val="FFFFFF" w:themeColor="background1"/>
                 <w:sz w:val="17"/>
                 <w:lang w:val="en-GB"/>
               </w:rPr>
@@ -20210,12 +20406,14 @@
             <w:pPr>
               <w:spacing w:after="40" w:line="240" w:lineRule="auto"/>
               <w:rPr>
+                <w:color w:val="FFFFFF" w:themeColor="background1"/>
                 <w:lang w:val="en-GB"/>
               </w:rPr>
             </w:pPr>
             <w:r>
               <w:rPr>
                 <w:b/>
+                <w:color w:val="FFFFFF" w:themeColor="background1"/>
                 <w:sz w:val="17"/>
                 <w:lang w:val="en-GB"/>
               </w:rPr>
@@ -21052,6 +21250,7 @@
                 <w:sz w:val="17"/>
                 <w:lang w:val="en-GB"/>
               </w:rPr>
+              <w:lastRenderedPageBreak/>
               <w:t>ABR bucket and field governance</w:t>
             </w:r>
           </w:p>
@@ -21281,7 +21480,6 @@
                 <w:sz w:val="17"/>
                 <w:lang w:val="en-GB"/>
               </w:rPr>
-              <w:lastRenderedPageBreak/>
               <w:t>Review and confidence controls</w:t>
             </w:r>
           </w:p>
@@ -21576,19 +21774,6 @@
     </w:tbl>
     <w:p>
       <w:pPr>
-        <w:rPr>
-          <w:lang w:val="en-GB"/>
-        </w:rPr>
-      </w:pPr>
-      <w:r>
-        <w:rPr>
-          <w:lang w:val="en-GB"/>
-        </w:rPr>
-        <w:t>Several rule families are deliberately stored outside the Python logic. RefAI_Custom_Aliases.xlsx contains term aliases, dating aliases, place aliases, rejection terms, field-type overrides, ambiguous-term evidence rules, bucket preferences, generic suppression rules and LLM auto-apply guards. Official or broader reference workbooks provide ABR concepts, periods, vocabulary, materials, find distributions, ground traces and related archaeological categories. This division allows recurring domain corrections to be documented in editable tables rather than added only as hardcoded exceptions.</w:t>
-      </w:r>
-    </w:p>
-    <w:p>
-      <w:pPr>
         <w:pStyle w:val="Kop3"/>
         <w:pageBreakBefore/>
         <w:spacing w:line="252" w:lineRule="auto"/>
@@ -21596,7 +21781,7 @@
           <w:lang w:val="en-GB"/>
         </w:rPr>
       </w:pPr>
-      <w:bookmarkStart w:id="37" w:name="_Toc233642353"/>
+      <w:bookmarkStart w:id="37" w:name="_Toc233668149"/>
       <w:r>
         <w:rPr>
           <w:rFonts w:ascii="Aptos Display" w:eastAsia="Aptos Display" w:hAnsi="Aptos Display"/>
@@ -21633,12 +21818,14 @@
             <w:pPr>
               <w:spacing w:after="40" w:line="240" w:lineRule="auto"/>
               <w:rPr>
+                <w:color w:val="FFFFFF" w:themeColor="background1"/>
                 <w:lang w:val="en-GB"/>
               </w:rPr>
             </w:pPr>
             <w:r>
               <w:rPr>
                 <w:b/>
+                <w:color w:val="FFFFFF" w:themeColor="background1"/>
                 <w:sz w:val="17"/>
                 <w:lang w:val="en-GB"/>
               </w:rPr>
@@ -21656,12 +21843,14 @@
             <w:pPr>
               <w:spacing w:after="40" w:line="240" w:lineRule="auto"/>
               <w:rPr>
+                <w:color w:val="FFFFFF" w:themeColor="background1"/>
                 <w:lang w:val="en-GB"/>
               </w:rPr>
             </w:pPr>
             <w:r>
               <w:rPr>
                 <w:b/>
+                <w:color w:val="FFFFFF" w:themeColor="background1"/>
                 <w:sz w:val="17"/>
                 <w:lang w:val="en-GB"/>
               </w:rPr>
@@ -21671,6 +21860,7 @@
             <w:r>
               <w:rPr>
                 <w:b/>
+                <w:color w:val="FFFFFF" w:themeColor="background1"/>
                 <w:sz w:val="17"/>
                 <w:lang w:val="en-GB"/>
               </w:rPr>
@@ -21689,12 +21879,14 @@
             <w:pPr>
               <w:spacing w:after="40" w:line="240" w:lineRule="auto"/>
               <w:rPr>
+                <w:color w:val="FFFFFF" w:themeColor="background1"/>
                 <w:lang w:val="en-GB"/>
               </w:rPr>
             </w:pPr>
             <w:r>
               <w:rPr>
                 <w:b/>
+                <w:color w:val="FFFFFF" w:themeColor="background1"/>
                 <w:sz w:val="17"/>
                 <w:lang w:val="en-GB"/>
               </w:rPr>
@@ -22270,12 +22462,6 @@
           <w:lang w:val="en-GB"/>
         </w:rPr>
       </w:pPr>
-      <w:r>
-        <w:rPr>
-          <w:lang w:val="en-GB"/>
-        </w:rPr>
-        <w:t>Together, these components implement the hybrid architecture. No individual tool is considered a source of archaeological truth. Reliability comes from combining them, retaining evidence and requiring human review where the available information does not support an unambiguous decision.</w:t>
-      </w:r>
     </w:p>
     <w:sectPr>
       <w:footerReference w:type="default" r:id="rId17"/>
